--- a/docs/docx/01-architecture.docx
+++ b/docs/docx/01-architecture.docx
@@ -23,7 +23,7 @@
       </w:pPr>
       <w:r>
         <w:rPr/>
-        <w:t>Планировщик отпусков 0.3.0 · Платформа, компоненты, решения и план развития</w:t>
+        <w:t>Планировщик отпусков 0.4.0 · Платформа, компоненты, решения и план развития</w:t>
       </w:r>
     </w:p>
     <w:p>
@@ -93,7 +93,7 @@
             </w:rPr>
             <w:fldChar w:fldCharType="separate"/>
           </w:r>
-          <w:hyperlink w:anchor="__RefHeading___Toc3613_1756087021">
+          <w:hyperlink w:anchor="__RefHeading___Toc3722_1562542824">
             <w:r>
               <w:rPr>
                 <w:webHidden/>
@@ -114,7 +114,7 @@
             </w:tabs>
             <w:rPr/>
           </w:pPr>
-          <w:hyperlink w:anchor="__RefHeading___Toc3615_1756087021">
+          <w:hyperlink w:anchor="__RefHeading___Toc3724_1562542824">
             <w:r>
               <w:rPr>
                 <w:webHidden/>
@@ -135,7 +135,7 @@
             </w:tabs>
             <w:rPr/>
           </w:pPr>
-          <w:hyperlink w:anchor="__RefHeading___Toc3617_1756087021">
+          <w:hyperlink w:anchor="__RefHeading___Toc3726_1562542824">
             <w:r>
               <w:rPr>
                 <w:webHidden/>
@@ -156,7 +156,7 @@
             </w:tabs>
             <w:rPr/>
           </w:pPr>
-          <w:hyperlink w:anchor="__RefHeading___Toc3619_1756087021">
+          <w:hyperlink w:anchor="__RefHeading___Toc3728_1562542824">
             <w:r>
               <w:rPr>
                 <w:webHidden/>
@@ -177,7 +177,7 @@
             </w:tabs>
             <w:rPr/>
           </w:pPr>
-          <w:hyperlink w:anchor="__RefHeading___Toc3621_1756087021">
+          <w:hyperlink w:anchor="__RefHeading___Toc3730_1562542824">
             <w:r>
               <w:rPr>
                 <w:webHidden/>
@@ -198,7 +198,7 @@
             </w:tabs>
             <w:rPr/>
           </w:pPr>
-          <w:hyperlink w:anchor="__RefHeading___Toc3623_1756087021">
+          <w:hyperlink w:anchor="__RefHeading___Toc3732_1562542824">
             <w:r>
               <w:rPr>
                 <w:webHidden/>
@@ -219,7 +219,7 @@
             </w:tabs>
             <w:rPr/>
           </w:pPr>
-          <w:hyperlink w:anchor="__RefHeading___Toc3625_1756087021">
+          <w:hyperlink w:anchor="__RefHeading___Toc3734_1562542824">
             <w:r>
               <w:rPr>
                 <w:webHidden/>
@@ -240,7 +240,7 @@
             </w:tabs>
             <w:rPr/>
           </w:pPr>
-          <w:hyperlink w:anchor="__RefHeading___Toc3627_1756087021">
+          <w:hyperlink w:anchor="__RefHeading___Toc3736_1562542824">
             <w:r>
               <w:rPr>
                 <w:webHidden/>
@@ -261,7 +261,7 @@
             </w:tabs>
             <w:rPr/>
           </w:pPr>
-          <w:hyperlink w:anchor="__RefHeading___Toc3629_1756087021">
+          <w:hyperlink w:anchor="__RefHeading___Toc3738_1562542824">
             <w:r>
               <w:rPr>
                 <w:webHidden/>
@@ -282,7 +282,7 @@
             </w:tabs>
             <w:rPr/>
           </w:pPr>
-          <w:hyperlink w:anchor="__RefHeading___Toc3631_1756087021">
+          <w:hyperlink w:anchor="__RefHeading___Toc3740_1562542824">
             <w:r>
               <w:rPr>
                 <w:webHidden/>
@@ -303,7 +303,7 @@
             </w:tabs>
             <w:rPr/>
           </w:pPr>
-          <w:hyperlink w:anchor="__RefHeading___Toc3633_1756087021">
+          <w:hyperlink w:anchor="__RefHeading___Toc3742_1562542824">
             <w:r>
               <w:rPr>
                 <w:webHidden/>
@@ -324,7 +324,7 @@
             </w:tabs>
             <w:rPr/>
           </w:pPr>
-          <w:hyperlink w:anchor="__RefHeading___Toc3635_1756087021">
+          <w:hyperlink w:anchor="__RefHeading___Toc3744_1562542824">
             <w:r>
               <w:rPr>
                 <w:webHidden/>
@@ -345,7 +345,7 @@
             </w:tabs>
             <w:rPr/>
           </w:pPr>
-          <w:hyperlink w:anchor="__RefHeading___Toc3637_1756087021">
+          <w:hyperlink w:anchor="__RefHeading___Toc3746_1562542824">
             <w:r>
               <w:rPr>
                 <w:webHidden/>
@@ -366,7 +366,7 @@
             </w:tabs>
             <w:rPr/>
           </w:pPr>
-          <w:hyperlink w:anchor="__RefHeading___Toc3639_1756087021">
+          <w:hyperlink w:anchor="__RefHeading___Toc3748_1562542824">
             <w:r>
               <w:rPr>
                 <w:webHidden/>
@@ -387,7 +387,7 @@
             </w:tabs>
             <w:rPr/>
           </w:pPr>
-          <w:hyperlink w:anchor="__RefHeading___Toc3641_1756087021">
+          <w:hyperlink w:anchor="__RefHeading___Toc3750_1562542824">
             <w:r>
               <w:rPr>
                 <w:webHidden/>
@@ -408,7 +408,7 @@
             </w:tabs>
             <w:rPr/>
           </w:pPr>
-          <w:hyperlink w:anchor="__RefHeading___Toc3643_1756087021">
+          <w:hyperlink w:anchor="__RefHeading___Toc3752_1562542824">
             <w:r>
               <w:rPr>
                 <w:webHidden/>
@@ -429,7 +429,7 @@
             </w:tabs>
             <w:rPr/>
           </w:pPr>
-          <w:hyperlink w:anchor="__RefHeading___Toc3645_1756087021">
+          <w:hyperlink w:anchor="__RefHeading___Toc3754_1562542824">
             <w:r>
               <w:rPr>
                 <w:webHidden/>
@@ -450,7 +450,7 @@
             </w:tabs>
             <w:rPr/>
           </w:pPr>
-          <w:hyperlink w:anchor="__RefHeading___Toc3647_1756087021">
+          <w:hyperlink w:anchor="__RefHeading___Toc3756_1562542824">
             <w:r>
               <w:rPr>
                 <w:webHidden/>
@@ -471,7 +471,7 @@
             </w:tabs>
             <w:rPr/>
           </w:pPr>
-          <w:hyperlink w:anchor="__RefHeading___Toc3649_1756087021">
+          <w:hyperlink w:anchor="__RefHeading___Toc3758_1562542824">
             <w:r>
               <w:rPr>
                 <w:webHidden/>
@@ -492,7 +492,7 @@
             </w:tabs>
             <w:rPr/>
           </w:pPr>
-          <w:hyperlink w:anchor="__RefHeading___Toc3651_1756087021">
+          <w:hyperlink w:anchor="__RefHeading___Toc3760_1562542824">
             <w:r>
               <w:rPr>
                 <w:webHidden/>
@@ -513,7 +513,7 @@
             </w:tabs>
             <w:rPr/>
           </w:pPr>
-          <w:hyperlink w:anchor="__RefHeading___Toc3653_1756087021">
+          <w:hyperlink w:anchor="__RefHeading___Toc3762_1562542824">
             <w:r>
               <w:rPr>
                 <w:webHidden/>
@@ -534,7 +534,7 @@
             </w:tabs>
             <w:rPr/>
           </w:pPr>
-          <w:hyperlink w:anchor="__RefHeading___Toc3655_1756087021">
+          <w:hyperlink w:anchor="__RefHeading___Toc3764_1562542824">
             <w:r>
               <w:rPr>
                 <w:webHidden/>
@@ -555,7 +555,7 @@
             </w:tabs>
             <w:rPr/>
           </w:pPr>
-          <w:hyperlink w:anchor="__RefHeading___Toc3657_1756087021">
+          <w:hyperlink w:anchor="__RefHeading___Toc3766_1562542824">
             <w:r>
               <w:rPr>
                 <w:webHidden/>
@@ -576,7 +576,7 @@
             </w:tabs>
             <w:rPr/>
           </w:pPr>
-          <w:hyperlink w:anchor="__RefHeading___Toc3659_1756087021">
+          <w:hyperlink w:anchor="__RefHeading___Toc3768_1562542824">
             <w:r>
               <w:rPr>
                 <w:webHidden/>
@@ -597,7 +597,7 @@
             </w:tabs>
             <w:rPr/>
           </w:pPr>
-          <w:hyperlink w:anchor="__RefHeading___Toc3661_1756087021">
+          <w:hyperlink w:anchor="__RefHeading___Toc3770_1562542824">
             <w:r>
               <w:rPr>
                 <w:webHidden/>
@@ -618,7 +618,7 @@
             </w:tabs>
             <w:rPr/>
           </w:pPr>
-          <w:hyperlink w:anchor="__RefHeading___Toc3663_1756087021">
+          <w:hyperlink w:anchor="__RefHeading___Toc3772_1562542824">
             <w:r>
               <w:rPr>
                 <w:webHidden/>
@@ -639,7 +639,7 @@
             </w:tabs>
             <w:rPr/>
           </w:pPr>
-          <w:hyperlink w:anchor="__RefHeading___Toc3665_1756087021">
+          <w:hyperlink w:anchor="__RefHeading___Toc3774_1562542824">
             <w:r>
               <w:rPr>
                 <w:webHidden/>
@@ -660,7 +660,7 @@
             </w:tabs>
             <w:rPr/>
           </w:pPr>
-          <w:hyperlink w:anchor="__RefHeading___Toc3667_1756087021">
+          <w:hyperlink w:anchor="__RefHeading___Toc3776_1562542824">
             <w:r>
               <w:rPr>
                 <w:webHidden/>
@@ -681,7 +681,7 @@
             </w:tabs>
             <w:rPr/>
           </w:pPr>
-          <w:hyperlink w:anchor="__RefHeading___Toc3669_1756087021">
+          <w:hyperlink w:anchor="__RefHeading___Toc3778_1562542824">
             <w:r>
               <w:rPr>
                 <w:webHidden/>
@@ -689,7 +689,7 @@
               </w:rPr>
               <w:t>9.3 Модель авторизации</w:t>
               <w:tab/>
-              <w:t>25</w:t>
+              <w:t>26</w:t>
             </w:r>
           </w:hyperlink>
         </w:p>
@@ -702,7 +702,7 @@
             </w:tabs>
             <w:rPr/>
           </w:pPr>
-          <w:hyperlink w:anchor="__RefHeading___Toc3671_1756087021">
+          <w:hyperlink w:anchor="__RefHeading___Toc3780_1562542824">
             <w:r>
               <w:rPr>
                 <w:webHidden/>
@@ -723,7 +723,7 @@
             </w:tabs>
             <w:rPr/>
           </w:pPr>
-          <w:hyperlink w:anchor="__RefHeading___Toc3673_1756087021">
+          <w:hyperlink w:anchor="__RefHeading___Toc3782_1562542824">
             <w:r>
               <w:rPr>
                 <w:webHidden/>
@@ -744,7 +744,7 @@
             </w:tabs>
             <w:rPr/>
           </w:pPr>
-          <w:hyperlink w:anchor="__RefHeading___Toc3675_1756087021">
+          <w:hyperlink w:anchor="__RefHeading___Toc3784_1562542824">
             <w:r>
               <w:rPr>
                 <w:webHidden/>
@@ -765,7 +765,7 @@
             </w:tabs>
             <w:rPr/>
           </w:pPr>
-          <w:hyperlink w:anchor="__RefHeading___Toc3677_1756087021">
+          <w:hyperlink w:anchor="__RefHeading___Toc3786_1562542824">
             <w:r>
               <w:rPr>
                 <w:webHidden/>
@@ -786,7 +786,7 @@
             </w:tabs>
             <w:rPr/>
           </w:pPr>
-          <w:hyperlink w:anchor="__RefHeading___Toc3679_1756087021">
+          <w:hyperlink w:anchor="__RefHeading___Toc3788_1562542824">
             <w:r>
               <w:rPr>
                 <w:webHidden/>
@@ -807,7 +807,7 @@
             </w:tabs>
             <w:rPr/>
           </w:pPr>
-          <w:hyperlink w:anchor="__RefHeading___Toc3681_1756087021">
+          <w:hyperlink w:anchor="__RefHeading___Toc3790_1562542824">
             <w:r>
               <w:rPr>
                 <w:webHidden/>
@@ -832,7 +832,7 @@
         <w:pStyle w:val="Heading1"/>
         <w:rPr/>
       </w:pPr>
-      <w:bookmarkStart w:id="0" w:name="__RefHeading___Toc3613_1756087021"/>
+      <w:bookmarkStart w:id="0" w:name="__RefHeading___Toc3722_1562542824"/>
       <w:bookmarkStart w:id="1" w:name="о-документе"/>
       <w:bookmarkEnd w:id="0"/>
       <w:r>
@@ -1470,7 +1470,7 @@
         <w:rPr>
           <w:rStyle w:val="VerbatimChar"/>
         </w:rPr>
-        <w:t>v0.3.0</w:t>
+        <w:t>v0.4.0</w:t>
       </w:r>
       <w:r>
         <w:rPr/>
@@ -1493,7 +1493,7 @@
         <w:pStyle w:val="Heading1"/>
         <w:rPr/>
       </w:pPr>
-      <w:bookmarkStart w:id="2" w:name="__RefHeading___Toc3615_1756087021"/>
+      <w:bookmarkStart w:id="2" w:name="__RefHeading___Toc3724_1562542824"/>
       <w:bookmarkEnd w:id="2"/>
       <w:r>
         <w:rPr>
@@ -1512,7 +1512,7 @@
         <w:pStyle w:val="Heading2"/>
         <w:rPr/>
       </w:pPr>
-      <w:bookmarkStart w:id="3" w:name="__RefHeading___Toc3617_1756087021"/>
+      <w:bookmarkStart w:id="3" w:name="__RefHeading___Toc3726_1562542824"/>
       <w:bookmarkStart w:id="4" w:name="назначение-и-класс-системы"/>
       <w:bookmarkEnd w:id="3"/>
       <w:r>
@@ -1621,7 +1621,7 @@
         <w:pStyle w:val="Heading2"/>
         <w:rPr/>
       </w:pPr>
-      <w:bookmarkStart w:id="6" w:name="__RefHeading___Toc3619_1756087021"/>
+      <w:bookmarkStart w:id="6" w:name="__RefHeading___Toc3728_1562542824"/>
       <w:bookmarkStart w:id="7" w:name="архитектурные-принципы"/>
       <w:bookmarkEnd w:id="6"/>
       <w:r>
@@ -1819,7 +1819,7 @@
         <w:pStyle w:val="Heading2"/>
         <w:rPr/>
       </w:pPr>
-      <w:bookmarkStart w:id="8" w:name="__RefHeading___Toc3621_1756087021"/>
+      <w:bookmarkStart w:id="8" w:name="__RefHeading___Toc3730_1562542824"/>
       <w:bookmarkEnd w:id="8"/>
       <w:r>
         <w:rPr>
@@ -1993,7 +1993,7 @@
                 <w:szCs w:val="24"/>
                 <w:lang w:val="en-US" w:eastAsia="en-US" w:bidi="ar-SA"/>
               </w:rPr>
-              <w:t>43 / 3 249</w:t>
+              <w:t>55 / 4 635</w:t>
             </w:r>
           </w:p>
         </w:tc>
@@ -2062,7 +2062,7 @@
                 <w:szCs w:val="24"/>
                 <w:lang w:val="en-US" w:eastAsia="en-US" w:bidi="ar-SA"/>
               </w:rPr>
-              <w:t>12 / 47</w:t>
+              <w:t>14 / 55</w:t>
             </w:r>
           </w:p>
         </w:tc>
@@ -2131,7 +2131,7 @@
                 <w:szCs w:val="24"/>
                 <w:lang w:val="en-US" w:eastAsia="en-US" w:bidi="ar-SA"/>
               </w:rPr>
-              <w:t>14 / 1</w:t>
+              <w:t>16 / 5</w:t>
             </w:r>
           </w:p>
         </w:tc>
@@ -2200,7 +2200,7 @@
                 <w:szCs w:val="24"/>
                 <w:lang w:val="en-US" w:eastAsia="en-US" w:bidi="ar-SA"/>
               </w:rPr>
-              <w:t>37 / 9 059</w:t>
+              <w:t>39 / 10 311</w:t>
             </w:r>
           </w:p>
         </w:tc>
@@ -2338,7 +2338,7 @@
                 <w:szCs w:val="24"/>
                 <w:lang w:val="en-US" w:eastAsia="en-US" w:bidi="ar-SA"/>
               </w:rPr>
-              <w:t>7 / 54</w:t>
+              <w:t>12 / 104</w:t>
             </w:r>
           </w:p>
         </w:tc>
@@ -2407,7 +2407,7 @@
                 <w:szCs w:val="24"/>
                 <w:lang w:val="en-US" w:eastAsia="en-US" w:bidi="ar-SA"/>
               </w:rPr>
-              <w:t>4 / 24</w:t>
+              <w:t>6 / 33</w:t>
             </w:r>
             <w:bookmarkStart w:id="9" w:name="общие-сведения"/>
             <w:bookmarkStart w:id="10" w:name="показатели-кодовой-базы"/>
@@ -2422,7 +2422,7 @@
         <w:pStyle w:val="Heading1"/>
         <w:rPr/>
       </w:pPr>
-      <w:bookmarkStart w:id="11" w:name="__RefHeading___Toc3623_1756087021"/>
+      <w:bookmarkStart w:id="11" w:name="__RefHeading___Toc3732_1562542824"/>
       <w:bookmarkEnd w:id="11"/>
       <w:r>
         <w:rPr>
@@ -2987,7 +2987,7 @@
         <w:pStyle w:val="Heading1"/>
         <w:rPr/>
       </w:pPr>
-      <w:bookmarkStart w:id="12" w:name="__RefHeading___Toc3625_1756087021"/>
+      <w:bookmarkStart w:id="12" w:name="__RefHeading___Toc3734_1562542824"/>
       <w:bookmarkEnd w:id="12"/>
       <w:r>
         <w:rPr>
@@ -3006,7 +3006,7 @@
         <w:pStyle w:val="Heading2"/>
         <w:rPr/>
       </w:pPr>
-      <w:bookmarkStart w:id="13" w:name="__RefHeading___Toc3627_1756087021"/>
+      <w:bookmarkStart w:id="13" w:name="__RefHeading___Toc3736_1562542824"/>
       <w:bookmarkStart w:id="14" w:name="состав-контейнеров"/>
       <w:bookmarkEnd w:id="13"/>
       <w:r>
@@ -3718,7 +3718,7 @@
         <w:pStyle w:val="Heading2"/>
         <w:rPr/>
       </w:pPr>
-      <w:bookmarkStart w:id="16" w:name="__RefHeading___Toc3629_1756087021"/>
+      <w:bookmarkStart w:id="16" w:name="__RefHeading___Toc3738_1562542824"/>
       <w:bookmarkStart w:id="17" w:name="поставка-и-окружения"/>
       <w:bookmarkEnd w:id="16"/>
       <w:r>
@@ -3825,7 +3825,7 @@
         <w:pStyle w:val="Heading2"/>
         <w:rPr/>
       </w:pPr>
-      <w:bookmarkStart w:id="18" w:name="__RefHeading___Toc3631_1756087021"/>
+      <w:bookmarkStart w:id="18" w:name="__RefHeading___Toc3740_1562542824"/>
       <w:bookmarkEnd w:id="18"/>
       <w:r>
         <w:rPr>
@@ -4226,7 +4226,7 @@
         <w:pStyle w:val="Heading1"/>
         <w:rPr/>
       </w:pPr>
-      <w:bookmarkStart w:id="20" w:name="__RefHeading___Toc3633_1756087021"/>
+      <w:bookmarkStart w:id="20" w:name="__RefHeading___Toc3742_1562542824"/>
       <w:bookmarkEnd w:id="20"/>
       <w:r>
         <w:rPr>
@@ -4245,7 +4245,7 @@
         <w:pStyle w:val="Heading2"/>
         <w:rPr/>
       </w:pPr>
-      <w:bookmarkStart w:id="21" w:name="__RefHeading___Toc3635_1756087021"/>
+      <w:bookmarkStart w:id="21" w:name="__RefHeading___Toc3744_1562542824"/>
       <w:bookmarkEnd w:id="21"/>
       <w:r>
         <w:rPr>
@@ -4496,7 +4496,7 @@
                 <w:szCs w:val="24"/>
                 <w:lang w:val="en-US" w:eastAsia="en-US" w:bidi="ar-SA"/>
               </w:rPr>
-              <w:t xml:space="preserve">Вход, выход, обновление и смена пароля; </w:t>
+              <w:t>Вход по паролю и через единый вход OIDC (</w:t>
             </w:r>
             <w:r>
               <w:rPr>
@@ -4506,6 +4506,25 @@
                 <w:szCs w:val="24"/>
                 <w:lang w:val="en-US" w:eastAsia="en-US" w:bidi="ar-SA"/>
               </w:rPr>
+              <w:t>oidc.ts</w:t>
+            </w:r>
+            <w:r>
+              <w:rPr>
+                <w:kern w:val="0"/>
+                <w:sz w:val="18"/>
+                <w:szCs w:val="24"/>
+                <w:lang w:val="en-US" w:eastAsia="en-US" w:bidi="ar-SA"/>
+              </w:rPr>
+              <w:t xml:space="preserve">), выход, обновление и смена пароля, личные настройки; </w:t>
+            </w:r>
+            <w:r>
+              <w:rPr>
+                <w:rStyle w:val="VerbatimChar"/>
+                <w:kern w:val="0"/>
+                <w:sz w:val="18"/>
+                <w:szCs w:val="24"/>
+                <w:lang w:val="en-US" w:eastAsia="en-US" w:bidi="ar-SA"/>
+              </w:rPr>
               <w:t>TokenService</w:t>
             </w:r>
             <w:r>
@@ -4515,7 +4534,7 @@
                 <w:szCs w:val="24"/>
                 <w:lang w:val="en-US" w:eastAsia="en-US" w:bidi="ar-SA"/>
               </w:rPr>
-              <w:t xml:space="preserve"> (JWT HS256), глобальные guards </w:t>
+              <w:t xml:space="preserve"> (JWT HS256), глобальные guards, ограничение частоты входа; </w:t>
             </w:r>
             <w:r>
               <w:rPr>
@@ -4525,35 +4544,16 @@
                 <w:szCs w:val="24"/>
                 <w:lang w:val="en-US" w:eastAsia="en-US" w:bidi="ar-SA"/>
               </w:rPr>
-              <w:t>JwtAuthGuard</w:t>
-            </w:r>
-            <w:r>
-              <w:rPr>
-                <w:kern w:val="0"/>
-                <w:sz w:val="18"/>
-                <w:szCs w:val="24"/>
-                <w:lang w:val="en-US" w:eastAsia="en-US" w:bidi="ar-SA"/>
-              </w:rPr>
-              <w:t xml:space="preserve"> и </w:t>
-            </w:r>
-            <w:r>
-              <w:rPr>
-                <w:rStyle w:val="VerbatimChar"/>
-                <w:kern w:val="0"/>
-                <w:sz w:val="18"/>
-                <w:szCs w:val="24"/>
-                <w:lang w:val="en-US" w:eastAsia="en-US" w:bidi="ar-SA"/>
-              </w:rPr>
-              <w:t>RolesGuard</w:t>
-            </w:r>
-            <w:r>
-              <w:rPr>
-                <w:kern w:val="0"/>
-                <w:sz w:val="18"/>
-                <w:szCs w:val="24"/>
-                <w:lang w:val="en-US" w:eastAsia="en-US" w:bidi="ar-SA"/>
-              </w:rPr>
-              <w:t>, ограничение частоты входа</w:t>
+              <w:t>access.ts</w:t>
+            </w:r>
+            <w:r>
+              <w:rPr>
+                <w:kern w:val="0"/>
+                <w:sz w:val="18"/>
+                <w:szCs w:val="24"/>
+                <w:lang w:val="en-US" w:eastAsia="en-US" w:bidi="ar-SA"/>
+              </w:rPr>
+              <w:t xml:space="preserve"> — служебные роли (администратор, кадровая служба)</w:t>
             </w:r>
           </w:p>
         </w:tc>
@@ -5081,7 +5081,7 @@
                 <w:szCs w:val="24"/>
                 <w:lang w:val="en-US" w:eastAsia="en-US" w:bidi="ar-SA"/>
               </w:rPr>
-              <w:t>Производственный календарь по годам</w:t>
+              <w:t>Производственный календарь: праздники ст. 112 и переносы выходных; правка кадровой службой</w:t>
             </w:r>
           </w:p>
         </w:tc>
@@ -5118,7 +5118,7 @@
                 <w:szCs w:val="24"/>
                 <w:lang w:val="en-US" w:eastAsia="en-US" w:bidi="ar-SA"/>
               </w:rPr>
-              <w:t>settings</w:t>
+              <w:t>imports</w:t>
             </w:r>
           </w:p>
         </w:tc>
@@ -5151,7 +5151,26 @@
                 <w:szCs w:val="24"/>
                 <w:lang w:val="en-US" w:eastAsia="en-US" w:bidi="ar-SA"/>
               </w:rPr>
-              <w:t>Правила организации: порог конфликта, политика лимита, норма дней</w:t>
+              <w:t xml:space="preserve">Импорт сотрудников и остатков из XLSX/CSV и JSON; </w:t>
+            </w:r>
+            <w:r>
+              <w:rPr>
+                <w:rStyle w:val="VerbatimChar"/>
+                <w:kern w:val="0"/>
+                <w:sz w:val="18"/>
+                <w:szCs w:val="24"/>
+                <w:lang w:val="en-US" w:eastAsia="en-US" w:bidi="ar-SA"/>
+              </w:rPr>
+              <w:t>plan.ts</w:t>
+            </w:r>
+            <w:r>
+              <w:rPr>
+                <w:kern w:val="0"/>
+                <w:sz w:val="18"/>
+                <w:szCs w:val="24"/>
+                <w:lang w:val="en-US" w:eastAsia="en-US" w:bidi="ar-SA"/>
+              </w:rPr>
+              <w:t xml:space="preserve"> — чистая функция плана</w:t>
             </w:r>
           </w:p>
         </w:tc>
@@ -5188,6 +5207,146 @@
                 <w:szCs w:val="24"/>
                 <w:lang w:val="en-US" w:eastAsia="en-US" w:bidi="ar-SA"/>
               </w:rPr>
+              <w:t>mail</w:t>
+            </w:r>
+          </w:p>
+        </w:tc>
+        <w:tc>
+          <w:tcPr>
+            <w:tcW w:w="4680" w:type="dxa"/>
+            <w:tcBorders>
+              <w:top w:val="single" w:sz="4" w:space="0" w:color="D6DCEA"/>
+              <w:left w:val="single" w:sz="4" w:space="0" w:color="D6DCEA"/>
+              <w:bottom w:val="single" w:sz="4" w:space="0" w:color="D6DCEA"/>
+              <w:right w:val="single" w:sz="4" w:space="0" w:color="D6DCEA"/>
+            </w:tcBorders>
+          </w:tcPr>
+          <w:p>
+            <w:pPr>
+              <w:pStyle w:val="Compact"/>
+              <w:widowControl/>
+              <w:spacing w:before="36" w:after="40"/>
+              <w:jc w:val="left"/>
+              <w:rPr>
+                <w:kern w:val="0"/>
+                <w:szCs w:val="24"/>
+                <w:lang w:val="en-US" w:eastAsia="en-US" w:bidi="ar-SA"/>
+              </w:rPr>
+            </w:pPr>
+            <w:r>
+              <w:rPr>
+                <w:kern w:val="0"/>
+                <w:sz w:val="18"/>
+                <w:szCs w:val="24"/>
+                <w:lang w:val="en-US" w:eastAsia="en-US" w:bidi="ar-SA"/>
+              </w:rPr>
+              <w:t>Письма о заявках (outbox в транзакции события), фоновая отправка с повторами, еженедельная сводка руководителям</w:t>
+            </w:r>
+          </w:p>
+        </w:tc>
+      </w:tr>
+      <w:tr>
+        <w:trPr/>
+        <w:tc>
+          <w:tcPr>
+            <w:tcW w:w="4679" w:type="dxa"/>
+            <w:tcBorders>
+              <w:top w:val="single" w:sz="4" w:space="0" w:color="D6DCEA"/>
+              <w:left w:val="single" w:sz="4" w:space="0" w:color="D6DCEA"/>
+              <w:bottom w:val="single" w:sz="4" w:space="0" w:color="D6DCEA"/>
+              <w:right w:val="single" w:sz="4" w:space="0" w:color="D6DCEA"/>
+            </w:tcBorders>
+          </w:tcPr>
+          <w:p>
+            <w:pPr>
+              <w:pStyle w:val="Compact"/>
+              <w:widowControl/>
+              <w:spacing w:before="36" w:after="40"/>
+              <w:jc w:val="left"/>
+              <w:rPr>
+                <w:kern w:val="0"/>
+                <w:szCs w:val="24"/>
+                <w:lang w:val="en-US" w:eastAsia="en-US" w:bidi="ar-SA"/>
+              </w:rPr>
+            </w:pPr>
+            <w:r>
+              <w:rPr>
+                <w:rStyle w:val="VerbatimChar"/>
+                <w:kern w:val="0"/>
+                <w:sz w:val="18"/>
+                <w:szCs w:val="24"/>
+                <w:lang w:val="en-US" w:eastAsia="en-US" w:bidi="ar-SA"/>
+              </w:rPr>
+              <w:t>settings</w:t>
+            </w:r>
+          </w:p>
+        </w:tc>
+        <w:tc>
+          <w:tcPr>
+            <w:tcW w:w="4680" w:type="dxa"/>
+            <w:tcBorders>
+              <w:top w:val="single" w:sz="4" w:space="0" w:color="D6DCEA"/>
+              <w:left w:val="single" w:sz="4" w:space="0" w:color="D6DCEA"/>
+              <w:bottom w:val="single" w:sz="4" w:space="0" w:color="D6DCEA"/>
+              <w:right w:val="single" w:sz="4" w:space="0" w:color="D6DCEA"/>
+            </w:tcBorders>
+          </w:tcPr>
+          <w:p>
+            <w:pPr>
+              <w:pStyle w:val="Compact"/>
+              <w:widowControl/>
+              <w:spacing w:before="36" w:after="40"/>
+              <w:jc w:val="left"/>
+              <w:rPr>
+                <w:kern w:val="0"/>
+                <w:szCs w:val="24"/>
+                <w:lang w:val="en-US" w:eastAsia="en-US" w:bidi="ar-SA"/>
+              </w:rPr>
+            </w:pPr>
+            <w:r>
+              <w:rPr>
+                <w:kern w:val="0"/>
+                <w:sz w:val="18"/>
+                <w:szCs w:val="24"/>
+                <w:lang w:val="en-US" w:eastAsia="en-US" w:bidi="ar-SA"/>
+              </w:rPr>
+              <w:t>Правила организации: порог конфликта, политика лимита, норма дней</w:t>
+            </w:r>
+          </w:p>
+        </w:tc>
+      </w:tr>
+      <w:tr>
+        <w:trPr/>
+        <w:tc>
+          <w:tcPr>
+            <w:tcW w:w="4679" w:type="dxa"/>
+            <w:tcBorders>
+              <w:top w:val="single" w:sz="4" w:space="0" w:color="D6DCEA"/>
+              <w:left w:val="single" w:sz="4" w:space="0" w:color="D6DCEA"/>
+              <w:bottom w:val="single" w:sz="4" w:space="0" w:color="D6DCEA"/>
+              <w:right w:val="single" w:sz="4" w:space="0" w:color="D6DCEA"/>
+            </w:tcBorders>
+          </w:tcPr>
+          <w:p>
+            <w:pPr>
+              <w:pStyle w:val="Compact"/>
+              <w:widowControl/>
+              <w:spacing w:before="36" w:after="40"/>
+              <w:jc w:val="left"/>
+              <w:rPr>
+                <w:kern w:val="0"/>
+                <w:szCs w:val="24"/>
+                <w:lang w:val="en-US" w:eastAsia="en-US" w:bidi="ar-SA"/>
+              </w:rPr>
+            </w:pPr>
+            <w:r>
+              <w:rPr>
+                <w:rStyle w:val="VerbatimChar"/>
+                <w:kern w:val="0"/>
+                <w:sz w:val="18"/>
+                <w:szCs w:val="24"/>
+                <w:lang w:val="en-US" w:eastAsia="en-US" w:bidi="ar-SA"/>
+              </w:rPr>
               <w:t>notifications</w:t>
             </w:r>
           </w:p>
@@ -5221,7 +5380,7 @@
                 <w:szCs w:val="24"/>
                 <w:lang w:val="en-US" w:eastAsia="en-US" w:bidi="ar-SA"/>
               </w:rPr>
-              <w:t>Уведомления пользователей</w:t>
+              <w:t>Уведомления в интерфейсе и постановка писем в очередь</w:t>
             </w:r>
           </w:p>
         </w:tc>
@@ -5572,7 +5731,7 @@
         <w:pStyle w:val="Heading2"/>
         <w:rPr/>
       </w:pPr>
-      <w:bookmarkStart w:id="23" w:name="__RefHeading___Toc3637_1756087021"/>
+      <w:bookmarkStart w:id="23" w:name="__RefHeading___Toc3746_1562542824"/>
       <w:bookmarkEnd w:id="23"/>
       <w:r>
         <w:rPr>
@@ -5742,10 +5901,74 @@
     </w:p>
     <w:p>
       <w:pPr>
+        <w:pStyle w:val="FirstParagraph"/>
+        <w:rPr/>
+      </w:pPr>
+      <w:r>
+        <w:rPr>
+          <w:b/>
+          <w:bCs/>
+        </w:rPr>
+        <w:t>ImportsService</w:t>
+      </w:r>
+      <w:r>
+        <w:rPr/>
+        <w:t xml:space="preserve"> строит план импорта той же чистой функцией для предпросмотра и применения: строка сопоставляется с сотрудником по логину, без логина — по ФИО; новые сотрудники получают логин транслитом, новые отделы создаются, руководитель может быть создан этим же файлом. Пустая ячейка значение не меняет, поэтому повторная загрузка того же файла ничего не меняет. Применение — одна транзакция с аудитом каждой записи и только при отсутствии ошибок в плане.</w:t>
+      </w:r>
+    </w:p>
+    <w:p>
+      <w:pPr>
+        <w:pStyle w:val="BodyText"/>
+        <w:rPr/>
+      </w:pPr>
+      <w:r>
+        <w:rPr>
+          <w:b/>
+          <w:bCs/>
+        </w:rPr>
+        <w:t>MailService</w:t>
+      </w:r>
+      <w:r>
+        <w:rPr/>
+        <w:t xml:space="preserve"> реализует шаблон outbox: письмо пишется в таблицу </w:t>
+      </w:r>
+      <w:r>
+        <w:rPr>
+          <w:rStyle w:val="VerbatimChar"/>
+        </w:rPr>
+        <w:t>email_outbox</w:t>
+      </w:r>
+      <w:r>
+        <w:rPr/>
+        <w:t xml:space="preserve"> в той же транзакции, что и уведомление, и отправляется фоном. Письма разбираются с </w:t>
+      </w:r>
+      <w:r>
+        <w:rPr>
+          <w:rStyle w:val="VerbatimChar"/>
+        </w:rPr>
+        <w:t>FOR UPDATE SKIP LOCKED</w:t>
+      </w:r>
+      <w:r>
+        <w:rPr/>
+        <w:t xml:space="preserve"> и арендой на 5 минут, поэтому несколько экземпляров сервера не отправят письмо дважды, а упавший процесс не удерживает его. Неудачная отправка повторяется через 1, 5, 30 минут, 2 и 12 часов. Еженедельная сводка запускается один раз за неделю — по строке </w:t>
+      </w:r>
+      <w:r>
+        <w:rPr>
+          <w:rStyle w:val="VerbatimChar"/>
+        </w:rPr>
+        <w:t>job_runs</w:t>
+      </w:r>
+      <w:r>
+        <w:rPr/>
+        <w:t>.</w:t>
+      </w:r>
+    </w:p>
+    <w:p>
+      <w:pPr>
         <w:pStyle w:val="Heading2"/>
         <w:rPr/>
       </w:pPr>
-      <w:bookmarkStart w:id="24" w:name="__RefHeading___Toc3639_1756087021"/>
+      <w:bookmarkStart w:id="24" w:name="__RefHeading___Toc3748_1562542824"/>
       <w:bookmarkStart w:id="25" w:name="обработка-запроса"/>
       <w:bookmarkEnd w:id="24"/>
       <w:r>
@@ -5872,7 +6095,7 @@
         <w:pStyle w:val="Heading1"/>
         <w:rPr/>
       </w:pPr>
-      <w:bookmarkStart w:id="26" w:name="__RefHeading___Toc3641_1756087021"/>
+      <w:bookmarkStart w:id="26" w:name="__RefHeading___Toc3750_1562542824"/>
       <w:bookmarkStart w:id="27" w:name="клиентская-часть"/>
       <w:bookmarkEnd w:id="26"/>
       <w:r>
@@ -6511,7 +6734,7 @@
         <w:pStyle w:val="Heading1"/>
         <w:rPr/>
       </w:pPr>
-      <w:bookmarkStart w:id="29" w:name="__RefHeading___Toc3643_1756087021"/>
+      <w:bookmarkStart w:id="29" w:name="__RefHeading___Toc3752_1562542824"/>
       <w:bookmarkStart w:id="30" w:name="модель-данных"/>
       <w:bookmarkEnd w:id="29"/>
       <w:r>
@@ -6551,7 +6774,7 @@
         <w:pStyle w:val="Heading2"/>
         <w:rPr/>
       </w:pPr>
-      <w:bookmarkStart w:id="31" w:name="__RefHeading___Toc3645_1756087021"/>
+      <w:bookmarkStart w:id="31" w:name="__RefHeading___Toc3754_1562542824"/>
       <w:bookmarkStart w:id="32" w:name="организация"/>
       <w:bookmarkEnd w:id="31"/>
       <w:r>
@@ -6575,7 +6798,7 @@
         <w:rPr/>
         <w:drawing>
           <wp:inline distT="0" distB="0" distL="0" distR="0">
-            <wp:extent cx="5334000" cy="7997190"/>
+            <wp:extent cx="5334000" cy="8554720"/>
             <wp:effectExtent l="0" t="0" r="0" b="0"/>
             <wp:docPr id="8" name="Image8" descr="ER: сотрудники, отделы, проекты, группы"/>
             <wp:cNvGraphicFramePr>
@@ -6599,7 +6822,7 @@
                   <pic:spPr bwMode="auto">
                     <a:xfrm>
                       <a:off x="0" y="0"/>
-                      <a:ext cx="5334000" cy="7997190"/>
+                      <a:ext cx="5334000" cy="8554720"/>
                     </a:xfrm>
                     <a:prstGeom prst="rect">
                       <a:avLst/>
@@ -6629,7 +6852,7 @@
         <w:pStyle w:val="Heading2"/>
         <w:rPr/>
       </w:pPr>
-      <w:bookmarkStart w:id="34" w:name="__RefHeading___Toc3647_1756087021"/>
+      <w:bookmarkStart w:id="34" w:name="__RefHeading___Toc3756_1562542824"/>
       <w:bookmarkStart w:id="35" w:name="отпуска-и-режим-работы"/>
       <w:bookmarkEnd w:id="34"/>
       <w:r>
@@ -6707,7 +6930,7 @@
         <w:pStyle w:val="Heading2"/>
         <w:rPr/>
       </w:pPr>
-      <w:bookmarkStart w:id="37" w:name="__RefHeading___Toc3649_1756087021"/>
+      <w:bookmarkStart w:id="37" w:name="__RefHeading___Toc3758_1562542824"/>
       <w:bookmarkStart w:id="38" w:name="служебные-данные"/>
       <w:bookmarkEnd w:id="37"/>
       <w:r>
@@ -6731,7 +6954,7 @@
         <w:rPr/>
         <w:drawing>
           <wp:inline distT="0" distB="0" distL="0" distR="0">
-            <wp:extent cx="5334000" cy="2313940"/>
+            <wp:extent cx="5334000" cy="1848485"/>
             <wp:effectExtent l="0" t="0" r="0" b="0"/>
             <wp:docPr id="10" name="Image10" descr="ER: аудит, сессии, настройки, календарь"/>
             <wp:cNvGraphicFramePr>
@@ -6755,7 +6978,7 @@
                   <pic:spPr bwMode="auto">
                     <a:xfrm>
                       <a:off x="0" y="0"/>
-                      <a:ext cx="5334000" cy="2313940"/>
+                      <a:ext cx="5334000" cy="1848485"/>
                     </a:xfrm>
                     <a:prstGeom prst="rect">
                       <a:avLst/>
@@ -6785,7 +7008,7 @@
         <w:pStyle w:val="Heading2"/>
         <w:rPr/>
       </w:pPr>
-      <w:bookmarkStart w:id="40" w:name="__RefHeading___Toc3651_1756087021"/>
+      <w:bookmarkStart w:id="40" w:name="__RefHeading___Toc3760_1562542824"/>
       <w:bookmarkStart w:id="41" w:name="жизненный-цикл-заявки"/>
       <w:bookmarkEnd w:id="40"/>
       <w:r>
@@ -6865,7 +7088,7 @@
         <w:pStyle w:val="Heading1"/>
         <w:rPr/>
       </w:pPr>
-      <w:bookmarkStart w:id="44" w:name="__RefHeading___Toc3653_1756087021"/>
+      <w:bookmarkStart w:id="44" w:name="__RefHeading___Toc3762_1562542824"/>
       <w:bookmarkStart w:id="45" w:name="ключевые-сценарии"/>
       <w:bookmarkEnd w:id="44"/>
       <w:r>
@@ -6885,7 +7108,7 @@
         <w:pStyle w:val="Heading2"/>
         <w:rPr/>
       </w:pPr>
-      <w:bookmarkStart w:id="46" w:name="__RefHeading___Toc3655_1756087021"/>
+      <w:bookmarkStart w:id="46" w:name="__RefHeading___Toc3764_1562542824"/>
       <w:bookmarkStart w:id="47" w:name="вход-и-продление-сессии"/>
       <w:bookmarkEnd w:id="46"/>
       <w:r>
@@ -6963,7 +7186,7 @@
         <w:pStyle w:val="Heading2"/>
         <w:rPr/>
       </w:pPr>
-      <w:bookmarkStart w:id="49" w:name="__RefHeading___Toc3657_1756087021"/>
+      <w:bookmarkStart w:id="49" w:name="__RefHeading___Toc3766_1562542824"/>
       <w:bookmarkStart w:id="50" w:name="подача-заявки"/>
       <w:bookmarkEnd w:id="49"/>
       <w:r>
@@ -7041,7 +7264,7 @@
         <w:pStyle w:val="Heading2"/>
         <w:rPr/>
       </w:pPr>
-      <w:bookmarkStart w:id="52" w:name="__RefHeading___Toc3659_1756087021"/>
+      <w:bookmarkStart w:id="52" w:name="__RefHeading___Toc3768_1562542824"/>
       <w:bookmarkStart w:id="53" w:name="согласование-и-отклонение"/>
       <w:bookmarkEnd w:id="52"/>
       <w:r>
@@ -7119,7 +7342,7 @@
         <w:pStyle w:val="Heading2"/>
         <w:rPr/>
       </w:pPr>
-      <w:bookmarkStart w:id="55" w:name="__RefHeading___Toc3661_1756087021"/>
+      <w:bookmarkStart w:id="55" w:name="__RefHeading___Toc3770_1562542824"/>
       <w:bookmarkStart w:id="56" w:name="построение-графика"/>
       <w:bookmarkEnd w:id="55"/>
       <w:r>
@@ -7199,7 +7422,7 @@
         <w:pStyle w:val="Heading1"/>
         <w:rPr/>
       </w:pPr>
-      <w:bookmarkStart w:id="59" w:name="__RefHeading___Toc3663_1756087021"/>
+      <w:bookmarkStart w:id="59" w:name="__RefHeading___Toc3772_1562542824"/>
       <w:bookmarkStart w:id="60" w:name="безопасность"/>
       <w:bookmarkEnd w:id="59"/>
       <w:r>
@@ -7219,7 +7442,7 @@
         <w:pStyle w:val="Heading2"/>
         <w:rPr/>
       </w:pPr>
-      <w:bookmarkStart w:id="61" w:name="__RefHeading___Toc3665_1756087021"/>
+      <w:bookmarkStart w:id="61" w:name="__RefHeading___Toc3774_1562542824"/>
       <w:bookmarkEnd w:id="61"/>
       <w:r>
         <w:rPr>
@@ -7980,6 +8203,154 @@
               </w:rPr>
               <w:t xml:space="preserve"> без указания причины</w:t>
             </w:r>
+          </w:p>
+        </w:tc>
+      </w:tr>
+      <w:tr>
+        <w:trPr/>
+        <w:tc>
+          <w:tcPr>
+            <w:tcW w:w="4679" w:type="dxa"/>
+            <w:tcBorders>
+              <w:top w:val="single" w:sz="4" w:space="0" w:color="D6DCEA"/>
+              <w:left w:val="single" w:sz="4" w:space="0" w:color="D6DCEA"/>
+              <w:bottom w:val="single" w:sz="4" w:space="0" w:color="D6DCEA"/>
+              <w:right w:val="single" w:sz="4" w:space="0" w:color="D6DCEA"/>
+            </w:tcBorders>
+          </w:tcPr>
+          <w:p>
+            <w:pPr>
+              <w:pStyle w:val="Compact"/>
+              <w:widowControl/>
+              <w:spacing w:before="36" w:after="40"/>
+              <w:jc w:val="left"/>
+              <w:rPr>
+                <w:kern w:val="0"/>
+                <w:szCs w:val="24"/>
+                <w:lang w:val="en-US" w:eastAsia="en-US" w:bidi="ar-SA"/>
+              </w:rPr>
+            </w:pPr>
+            <w:r>
+              <w:rPr>
+                <w:kern w:val="0"/>
+                <w:sz w:val="18"/>
+                <w:szCs w:val="24"/>
+                <w:lang w:val="en-US" w:eastAsia="en-US" w:bidi="ar-SA"/>
+              </w:rPr>
+              <w:t>Единый вход (OIDC)</w:t>
+            </w:r>
+          </w:p>
+        </w:tc>
+        <w:tc>
+          <w:tcPr>
+            <w:tcW w:w="4680" w:type="dxa"/>
+            <w:tcBorders>
+              <w:top w:val="single" w:sz="4" w:space="0" w:color="D6DCEA"/>
+              <w:left w:val="single" w:sz="4" w:space="0" w:color="D6DCEA"/>
+              <w:bottom w:val="single" w:sz="4" w:space="0" w:color="D6DCEA"/>
+              <w:right w:val="single" w:sz="4" w:space="0" w:color="D6DCEA"/>
+            </w:tcBorders>
+          </w:tcPr>
+          <w:p>
+            <w:pPr>
+              <w:pStyle w:val="Compact"/>
+              <w:widowControl/>
+              <w:spacing w:before="36" w:after="40"/>
+              <w:jc w:val="left"/>
+              <w:rPr>
+                <w:kern w:val="0"/>
+                <w:szCs w:val="24"/>
+                <w:lang w:val="en-US" w:eastAsia="en-US" w:bidi="ar-SA"/>
+              </w:rPr>
+            </w:pPr>
+            <w:r>
+              <w:rPr>
+                <w:kern w:val="0"/>
+                <w:sz w:val="18"/>
+                <w:szCs w:val="24"/>
+                <w:lang w:val="en-US" w:eastAsia="en-US" w:bidi="ar-SA"/>
+              </w:rPr>
+              <w:t>Authorization code + PKCE (S256); state, nonce и verifier — в подписанной httpOnly-cookie на 10 минут; id_token проверяется по JWKS (подпись, издатель, получатель, срок, nonce); сотрудник — по логину из утверждения; после входа — та же refresh-cookie</w:t>
+            </w:r>
+          </w:p>
+        </w:tc>
+      </w:tr>
+      <w:tr>
+        <w:trPr/>
+        <w:tc>
+          <w:tcPr>
+            <w:tcW w:w="4679" w:type="dxa"/>
+            <w:tcBorders>
+              <w:top w:val="single" w:sz="4" w:space="0" w:color="D6DCEA"/>
+              <w:left w:val="single" w:sz="4" w:space="0" w:color="D6DCEA"/>
+              <w:bottom w:val="single" w:sz="4" w:space="0" w:color="D6DCEA"/>
+              <w:right w:val="single" w:sz="4" w:space="0" w:color="D6DCEA"/>
+            </w:tcBorders>
+          </w:tcPr>
+          <w:p>
+            <w:pPr>
+              <w:pStyle w:val="Compact"/>
+              <w:widowControl/>
+              <w:spacing w:before="36" w:after="40"/>
+              <w:jc w:val="left"/>
+              <w:rPr>
+                <w:kern w:val="0"/>
+                <w:szCs w:val="24"/>
+                <w:lang w:val="en-US" w:eastAsia="en-US" w:bidi="ar-SA"/>
+              </w:rPr>
+            </w:pPr>
+            <w:r>
+              <w:rPr>
+                <w:kern w:val="0"/>
+                <w:sz w:val="18"/>
+                <w:szCs w:val="24"/>
+                <w:lang w:val="en-US" w:eastAsia="en-US" w:bidi="ar-SA"/>
+              </w:rPr>
+              <w:t>Отключение пароля</w:t>
+            </w:r>
+          </w:p>
+        </w:tc>
+        <w:tc>
+          <w:tcPr>
+            <w:tcW w:w="4680" w:type="dxa"/>
+            <w:tcBorders>
+              <w:top w:val="single" w:sz="4" w:space="0" w:color="D6DCEA"/>
+              <w:left w:val="single" w:sz="4" w:space="0" w:color="D6DCEA"/>
+              <w:bottom w:val="single" w:sz="4" w:space="0" w:color="D6DCEA"/>
+              <w:right w:val="single" w:sz="4" w:space="0" w:color="D6DCEA"/>
+            </w:tcBorders>
+          </w:tcPr>
+          <w:p>
+            <w:pPr>
+              <w:pStyle w:val="Compact"/>
+              <w:widowControl/>
+              <w:spacing w:before="36" w:after="40"/>
+              <w:jc w:val="left"/>
+              <w:rPr>
+                <w:kern w:val="0"/>
+                <w:szCs w:val="24"/>
+                <w:lang w:val="en-US" w:eastAsia="en-US" w:bidi="ar-SA"/>
+              </w:rPr>
+            </w:pPr>
+            <w:r>
+              <w:rPr>
+                <w:rStyle w:val="VerbatimChar"/>
+                <w:kern w:val="0"/>
+                <w:sz w:val="18"/>
+                <w:szCs w:val="24"/>
+                <w:lang w:val="en-US" w:eastAsia="en-US" w:bidi="ar-SA"/>
+              </w:rPr>
+              <w:t>LOCAL_LOGIN=false</w:t>
+            </w:r>
+            <w:r>
+              <w:rPr>
+                <w:kern w:val="0"/>
+                <w:sz w:val="18"/>
+                <w:szCs w:val="24"/>
+                <w:lang w:val="en-US" w:eastAsia="en-US" w:bidi="ar-SA"/>
+              </w:rPr>
+              <w:t>: пароль остаётся только у администраторов — аварийный вход при недоступности провайдера</w:t>
+            </w:r>
             <w:bookmarkStart w:id="62" w:name="аутентификация-и-сессии"/>
             <w:bookmarkEnd w:id="62"/>
           </w:p>
@@ -7991,7 +8362,7 @@
         <w:pStyle w:val="Heading2"/>
         <w:rPr/>
       </w:pPr>
-      <w:bookmarkStart w:id="63" w:name="__RefHeading___Toc3667_1756087021"/>
+      <w:bookmarkStart w:id="63" w:name="__RefHeading___Toc3776_1562542824"/>
       <w:bookmarkEnd w:id="63"/>
       <w:r>
         <w:rPr>
@@ -8110,7 +8481,8 @@
         <w:pStyle w:val="Heading2"/>
         <w:rPr/>
       </w:pPr>
-      <w:bookmarkStart w:id="64" w:name="__RefHeading___Toc3669_1756087021"/>
+      <w:bookmarkStart w:id="64" w:name="__RefHeading___Toc3778_1562542824"/>
+      <w:bookmarkStart w:id="65" w:name="модель-авторизации"/>
       <w:bookmarkEnd w:id="64"/>
       <w:r>
         <w:rPr>
@@ -8389,6 +8761,75 @@
                 <w:szCs w:val="24"/>
                 <w:lang w:val="en-US" w:eastAsia="en-US" w:bidi="ar-SA"/>
               </w:rPr>
+              <w:t>Кадровая служба</w:t>
+            </w:r>
+          </w:p>
+        </w:tc>
+        <w:tc>
+          <w:tcPr>
+            <w:tcW w:w="4680" w:type="dxa"/>
+            <w:tcBorders>
+              <w:top w:val="single" w:sz="4" w:space="0" w:color="D6DCEA"/>
+              <w:left w:val="single" w:sz="4" w:space="0" w:color="D6DCEA"/>
+              <w:bottom w:val="single" w:sz="4" w:space="0" w:color="D6DCEA"/>
+              <w:right w:val="single" w:sz="4" w:space="0" w:color="D6DCEA"/>
+            </w:tcBorders>
+          </w:tcPr>
+          <w:p>
+            <w:pPr>
+              <w:pStyle w:val="Compact"/>
+              <w:widowControl/>
+              <w:spacing w:before="36" w:after="40"/>
+              <w:jc w:val="left"/>
+              <w:rPr>
+                <w:kern w:val="0"/>
+                <w:szCs w:val="24"/>
+                <w:lang w:val="en-US" w:eastAsia="en-US" w:bidi="ar-SA"/>
+              </w:rPr>
+            </w:pPr>
+            <w:r>
+              <w:rPr>
+                <w:kern w:val="0"/>
+                <w:sz w:val="18"/>
+                <w:szCs w:val="24"/>
+                <w:lang w:val="en-US" w:eastAsia="en-US" w:bidi="ar-SA"/>
+              </w:rPr>
+              <w:t>Сотрудники, импорт, оргструктура, производственный календарь, выгрузки и аналитика всей организации, журнал аудита. Не меняет правила организации, не согласует заявки, не меняет учётные записи администраторов и коллег по службе</w:t>
+            </w:r>
+          </w:p>
+        </w:tc>
+      </w:tr>
+      <w:tr>
+        <w:trPr/>
+        <w:tc>
+          <w:tcPr>
+            <w:tcW w:w="4679" w:type="dxa"/>
+            <w:tcBorders>
+              <w:top w:val="single" w:sz="4" w:space="0" w:color="D6DCEA"/>
+              <w:left w:val="single" w:sz="4" w:space="0" w:color="D6DCEA"/>
+              <w:bottom w:val="single" w:sz="4" w:space="0" w:color="D6DCEA"/>
+              <w:right w:val="single" w:sz="4" w:space="0" w:color="D6DCEA"/>
+            </w:tcBorders>
+          </w:tcPr>
+          <w:p>
+            <w:pPr>
+              <w:pStyle w:val="Compact"/>
+              <w:widowControl/>
+              <w:spacing w:before="36" w:after="40"/>
+              <w:jc w:val="left"/>
+              <w:rPr>
+                <w:kern w:val="0"/>
+                <w:szCs w:val="24"/>
+                <w:lang w:val="en-US" w:eastAsia="en-US" w:bidi="ar-SA"/>
+              </w:rPr>
+            </w:pPr>
+            <w:r>
+              <w:rPr>
+                <w:kern w:val="0"/>
+                <w:sz w:val="18"/>
+                <w:szCs w:val="24"/>
+                <w:lang w:val="en-US" w:eastAsia="en-US" w:bidi="ar-SA"/>
+              </w:rPr>
               <w:t>Администратор</w:t>
             </w:r>
           </w:p>
@@ -8422,20 +8863,40 @@
                 <w:szCs w:val="24"/>
                 <w:lang w:val="en-US" w:eastAsia="en-US" w:bidi="ar-SA"/>
               </w:rPr>
-              <w:t>Всё: сотрудники, справочники, календарь, правила, аудит, выгрузки организации; согласование любых заявок; последнего администратора разжаловать нельзя</w:t>
-            </w:r>
-            <w:bookmarkStart w:id="65" w:name="модель-авторизации"/>
-            <w:bookmarkEnd w:id="65"/>
+              <w:t>Всё: дополнительно правила организации, выдача служебных ролей, согласование любых заявок; последнего администратора разжаловать нельзя</w:t>
+            </w:r>
           </w:p>
         </w:tc>
       </w:tr>
     </w:tbl>
     <w:p>
       <w:pPr>
+        <w:pStyle w:val="BodyText"/>
+        <w:rPr/>
+      </w:pPr>
+      <w:r>
+        <w:rPr/>
+        <w:t>Права служебных ролей читаются из БД на каждый запрос (</w:t>
+      </w:r>
+      <w:r>
+        <w:rPr>
+          <w:rStyle w:val="VerbatimChar"/>
+        </w:rPr>
+        <w:t>auth/access.ts</w:t>
+      </w:r>
+      <w:r>
+        <w:rPr/>
+        <w:t>), а не из токена: снятие роли действует сразу.</w:t>
+      </w:r>
+      <w:bookmarkEnd w:id="65"/>
+    </w:p>
+    <w:p>
+      <w:pPr>
         <w:pStyle w:val="Heading2"/>
         <w:rPr/>
       </w:pPr>
-      <w:bookmarkStart w:id="66" w:name="__RefHeading___Toc3671_1756087021"/>
+      <w:bookmarkStart w:id="66" w:name="__RefHeading___Toc3780_1562542824"/>
+      <w:bookmarkStart w:id="67" w:name="журналирование-и-аудит"/>
       <w:bookmarkEnd w:id="66"/>
       <w:r>
         <w:rPr>
@@ -8469,14 +8930,15 @@
         <w:t xml:space="preserve"> (кто, когда, действие, объект, значения до и после) в той же транзакции, что и само изменение: запись журнала не может потеряться или появиться без изменения. Журнал только дополняется. Администратор просматривает его с фильтром по объектам и раскрытием изменённых полей.</w:t>
       </w:r>
       <w:bookmarkEnd w:id="60"/>
+      <w:bookmarkEnd w:id="67"/>
     </w:p>
     <w:p>
       <w:pPr>
         <w:pStyle w:val="Heading1"/>
         <w:rPr/>
       </w:pPr>
-      <w:bookmarkStart w:id="67" w:name="__RefHeading___Toc3673_1756087021"/>
-      <w:bookmarkEnd w:id="67"/>
+      <w:bookmarkStart w:id="68" w:name="__RefHeading___Toc3782_1562542824"/>
+      <w:bookmarkEnd w:id="68"/>
       <w:r>
         <w:rPr>
           <w:rStyle w:val="SectionNumber"/>
@@ -8689,7 +9151,7 @@
                 <w:szCs w:val="24"/>
                 <w:lang w:val="en-US" w:eastAsia="en-US" w:bidi="ar-SA"/>
               </w:rPr>
-              <w:t>вход, обновление, выход, профиль, смена пароля</w:t>
+              <w:t>вход по паролю и через единый вход, обновление, выход, профиль и личные настройки, смена пароля</w:t>
             </w:r>
           </w:p>
         </w:tc>
@@ -8965,7 +9427,7 @@
                 <w:szCs w:val="24"/>
                 <w:lang w:val="en-US" w:eastAsia="en-US" w:bidi="ar-SA"/>
               </w:rPr>
-              <w:t>отделы, проекты, группы, календарь, правила организации</w:t>
+              <w:t>отделы, проекты, группы, календарь (чтение и правка), правила организации, проверочное письмо</w:t>
             </w:r>
           </w:p>
         </w:tc>
@@ -9001,6 +9463,75 @@
                 <w:szCs w:val="24"/>
                 <w:lang w:val="en-US" w:eastAsia="en-US" w:bidi="ar-SA"/>
               </w:rPr>
+              <w:t>Импорт</w:t>
+            </w:r>
+          </w:p>
+        </w:tc>
+        <w:tc>
+          <w:tcPr>
+            <w:tcW w:w="4680" w:type="dxa"/>
+            <w:tcBorders>
+              <w:top w:val="single" w:sz="4" w:space="0" w:color="D6DCEA"/>
+              <w:left w:val="single" w:sz="4" w:space="0" w:color="D6DCEA"/>
+              <w:bottom w:val="single" w:sz="4" w:space="0" w:color="D6DCEA"/>
+              <w:right w:val="single" w:sz="4" w:space="0" w:color="D6DCEA"/>
+            </w:tcBorders>
+          </w:tcPr>
+          <w:p>
+            <w:pPr>
+              <w:pStyle w:val="Compact"/>
+              <w:widowControl/>
+              <w:spacing w:before="36" w:after="40"/>
+              <w:jc w:val="left"/>
+              <w:rPr>
+                <w:kern w:val="0"/>
+                <w:szCs w:val="24"/>
+                <w:lang w:val="en-US" w:eastAsia="en-US" w:bidi="ar-SA"/>
+              </w:rPr>
+            </w:pPr>
+            <w:r>
+              <w:rPr>
+                <w:kern w:val="0"/>
+                <w:sz w:val="18"/>
+                <w:szCs w:val="24"/>
+                <w:lang w:val="en-US" w:eastAsia="en-US" w:bidi="ar-SA"/>
+              </w:rPr>
+              <w:t>сотрудники и остатки из XLSX/CSV и JSON, шаблон</w:t>
+            </w:r>
+          </w:p>
+        </w:tc>
+      </w:tr>
+      <w:tr>
+        <w:trPr/>
+        <w:tc>
+          <w:tcPr>
+            <w:tcW w:w="4679" w:type="dxa"/>
+            <w:tcBorders>
+              <w:top w:val="single" w:sz="4" w:space="0" w:color="D6DCEA"/>
+              <w:left w:val="single" w:sz="4" w:space="0" w:color="D6DCEA"/>
+              <w:bottom w:val="single" w:sz="4" w:space="0" w:color="D6DCEA"/>
+              <w:right w:val="single" w:sz="4" w:space="0" w:color="D6DCEA"/>
+            </w:tcBorders>
+          </w:tcPr>
+          <w:p>
+            <w:pPr>
+              <w:pStyle w:val="Compact"/>
+              <w:widowControl/>
+              <w:spacing w:before="36" w:after="40"/>
+              <w:jc w:val="left"/>
+              <w:rPr>
+                <w:kern w:val="0"/>
+                <w:szCs w:val="24"/>
+                <w:lang w:val="en-US" w:eastAsia="en-US" w:bidi="ar-SA"/>
+              </w:rPr>
+            </w:pPr>
+            <w:r>
+              <w:rPr>
+                <w:kern w:val="0"/>
+                <w:sz w:val="18"/>
+                <w:szCs w:val="24"/>
+                <w:lang w:val="en-US" w:eastAsia="en-US" w:bidi="ar-SA"/>
+              </w:rPr>
               <w:t>Сервис</w:t>
             </w:r>
           </w:p>
@@ -9036,8 +9567,8 @@
               </w:rPr>
               <w:t>уведомления, журнал аудита, выгрузка XLSX, пробы</w:t>
             </w:r>
-            <w:bookmarkStart w:id="68" w:name="программный-интерфейс"/>
-            <w:bookmarkEnd w:id="68"/>
+            <w:bookmarkStart w:id="69" w:name="программный-интерфейс"/>
+            <w:bookmarkEnd w:id="69"/>
           </w:p>
         </w:tc>
       </w:tr>
@@ -9047,8 +9578,8 @@
         <w:pStyle w:val="Heading1"/>
         <w:rPr/>
       </w:pPr>
-      <w:bookmarkStart w:id="69" w:name="__RefHeading___Toc3675_1756087021"/>
-      <w:bookmarkEnd w:id="69"/>
+      <w:bookmarkStart w:id="70" w:name="__RefHeading___Toc3784_1562542824"/>
+      <w:bookmarkEnd w:id="70"/>
       <w:r>
         <w:rPr>
           <w:rStyle w:val="SectionNumber"/>
@@ -9652,8 +10183,8 @@
         <w:pStyle w:val="Heading1"/>
         <w:rPr/>
       </w:pPr>
-      <w:bookmarkStart w:id="70" w:name="__RefHeading___Toc3677_1756087021"/>
-      <w:bookmarkEnd w:id="70"/>
+      <w:bookmarkStart w:id="71" w:name="__RefHeading___Toc3786_1562542824"/>
+      <w:bookmarkEnd w:id="71"/>
       <w:r>
         <w:rPr>
           <w:rStyle w:val="SectionNumber"/>
@@ -10251,8 +10782,8 @@
         <w:pStyle w:val="Heading1"/>
         <w:rPr/>
       </w:pPr>
-      <w:bookmarkStart w:id="71" w:name="__RefHeading___Toc3679_1756087021"/>
-      <w:bookmarkEnd w:id="71"/>
+      <w:bookmarkStart w:id="72" w:name="__RefHeading___Toc3788_1562542824"/>
+      <w:bookmarkEnd w:id="72"/>
       <w:r>
         <w:rPr>
           <w:rStyle w:val="SectionNumber"/>
@@ -11250,8 +11781,8 @@
         <w:pStyle w:val="Heading1"/>
         <w:rPr/>
       </w:pPr>
-      <w:bookmarkStart w:id="72" w:name="__RefHeading___Toc3681_1756087021"/>
-      <w:bookmarkEnd w:id="72"/>
+      <w:bookmarkStart w:id="73" w:name="__RefHeading___Toc3790_1562542824"/>
+      <w:bookmarkEnd w:id="73"/>
       <w:r>
         <w:rPr>
           <w:rStyle w:val="SectionNumber"/>
@@ -11627,8 +12158,6 @@
             </w:pPr>
             <w:r>
               <w:rPr>
-                <w:b/>
-                <w:bCs/>
                 <w:kern w:val="0"/>
                 <w:sz w:val="18"/>
                 <w:szCs w:val="24"/>
@@ -11700,7 +12229,7 @@
                 <w:szCs w:val="24"/>
                 <w:lang w:val="en-US" w:eastAsia="en-US" w:bidi="ar-SA"/>
               </w:rPr>
-              <w:t>текущая</w:t>
+              <w:t>выпущена</w:t>
             </w:r>
           </w:p>
         </w:tc>
@@ -11731,6 +12260,8 @@
             </w:pPr>
             <w:r>
               <w:rPr>
+                <w:b/>
+                <w:bCs/>
                 <w:kern w:val="0"/>
                 <w:sz w:val="18"/>
                 <w:szCs w:val="24"/>
@@ -11769,7 +12300,7 @@
                 <w:szCs w:val="24"/>
                 <w:lang w:val="en-US" w:eastAsia="en-US" w:bidi="ar-SA"/>
               </w:rPr>
-              <w:t>Интеграции: импорт из кадровой системы, единый вход (OIDC/AD), письма о решениях, отдельная роль кадровика</w:t>
+              <w:t>Интеграции: импорт сотрудников и остатков, единый вход OIDC, письма о заявках и еженедельная сводка, роль кадровой службы, календарь в интерфейсе</w:t>
             </w:r>
           </w:p>
         </w:tc>
@@ -11802,7 +12333,7 @@
                 <w:szCs w:val="24"/>
                 <w:lang w:val="en-US" w:eastAsia="en-US" w:bidi="ar-SA"/>
               </w:rPr>
-              <w:t>план</w:t>
+              <w:t>текущая</w:t>
             </w:r>
           </w:p>
         </w:tc>
@@ -12008,8 +12539,8 @@
               </w:rPr>
               <w:t>план</w:t>
             </w:r>
-            <w:bookmarkStart w:id="73" w:name="план-развития"/>
-            <w:bookmarkEnd w:id="73"/>
+            <w:bookmarkStart w:id="74" w:name="план-развития"/>
+            <w:bookmarkEnd w:id="74"/>
           </w:p>
         </w:tc>
       </w:tr>
@@ -12058,7 +12589,7 @@
         <w:color w:val="8A92A6"/>
         <w:sz w:val="16"/>
       </w:rPr>
-      <w:t xml:space="preserve">Планировщик отпусков 0.3.0 · Описание архитектуры · стр. </w:t>
+      <w:t xml:space="preserve">Планировщик отпусков 0.4.0 · Описание архитектуры · стр. </w:t>
     </w:r>
     <w:r>
       <w:rPr/>
@@ -12097,7 +12628,7 @@
         <w:color w:val="8A92A6"/>
         <w:sz w:val="16"/>
       </w:rPr>
-      <w:t xml:space="preserve">Планировщик отпусков 0.3.0 · Описание архитектуры · стр. </w:t>
+      <w:t xml:space="preserve">Планировщик отпусков 0.4.0 · Описание архитектуры · стр. </w:t>
     </w:r>
     <w:r>
       <w:rPr/>

--- a/docs/docx/01-architecture.docx
+++ b/docs/docx/01-architecture.docx
@@ -23,7 +23,7 @@
       </w:pPr>
       <w:r>
         <w:rPr/>
-        <w:t>Планировщик отпусков 0.4.0 · Платформа, компоненты, решения и план развития</w:t>
+        <w:t>Планировщик отпусков 0.5.0 · Платформа, компоненты, решения и план развития</w:t>
       </w:r>
     </w:p>
     <w:p>
@@ -93,7 +93,7 @@
             </w:rPr>
             <w:fldChar w:fldCharType="separate"/>
           </w:r>
-          <w:hyperlink w:anchor="__RefHeading___Toc3722_1562542824">
+          <w:hyperlink w:anchor="__RefHeading___Toc4183_2275915807">
             <w:r>
               <w:rPr>
                 <w:webHidden/>
@@ -114,7 +114,7 @@
             </w:tabs>
             <w:rPr/>
           </w:pPr>
-          <w:hyperlink w:anchor="__RefHeading___Toc3724_1562542824">
+          <w:hyperlink w:anchor="__RefHeading___Toc4185_2275915807">
             <w:r>
               <w:rPr>
                 <w:webHidden/>
@@ -135,7 +135,7 @@
             </w:tabs>
             <w:rPr/>
           </w:pPr>
-          <w:hyperlink w:anchor="__RefHeading___Toc3726_1562542824">
+          <w:hyperlink w:anchor="__RefHeading___Toc4187_2275915807">
             <w:r>
               <w:rPr>
                 <w:webHidden/>
@@ -156,7 +156,7 @@
             </w:tabs>
             <w:rPr/>
           </w:pPr>
-          <w:hyperlink w:anchor="__RefHeading___Toc3728_1562542824">
+          <w:hyperlink w:anchor="__RefHeading___Toc4189_2275915807">
             <w:r>
               <w:rPr>
                 <w:webHidden/>
@@ -177,7 +177,7 @@
             </w:tabs>
             <w:rPr/>
           </w:pPr>
-          <w:hyperlink w:anchor="__RefHeading___Toc3730_1562542824">
+          <w:hyperlink w:anchor="__RefHeading___Toc4191_2275915807">
             <w:r>
               <w:rPr>
                 <w:webHidden/>
@@ -198,7 +198,7 @@
             </w:tabs>
             <w:rPr/>
           </w:pPr>
-          <w:hyperlink w:anchor="__RefHeading___Toc3732_1562542824">
+          <w:hyperlink w:anchor="__RefHeading___Toc4193_2275915807">
             <w:r>
               <w:rPr>
                 <w:webHidden/>
@@ -219,7 +219,7 @@
             </w:tabs>
             <w:rPr/>
           </w:pPr>
-          <w:hyperlink w:anchor="__RefHeading___Toc3734_1562542824">
+          <w:hyperlink w:anchor="__RefHeading___Toc4195_2275915807">
             <w:r>
               <w:rPr>
                 <w:webHidden/>
@@ -240,7 +240,7 @@
             </w:tabs>
             <w:rPr/>
           </w:pPr>
-          <w:hyperlink w:anchor="__RefHeading___Toc3736_1562542824">
+          <w:hyperlink w:anchor="__RefHeading___Toc4197_2275915807">
             <w:r>
               <w:rPr>
                 <w:webHidden/>
@@ -261,7 +261,7 @@
             </w:tabs>
             <w:rPr/>
           </w:pPr>
-          <w:hyperlink w:anchor="__RefHeading___Toc3738_1562542824">
+          <w:hyperlink w:anchor="__RefHeading___Toc4199_2275915807">
             <w:r>
               <w:rPr>
                 <w:webHidden/>
@@ -269,7 +269,7 @@
               </w:rPr>
               <w:t>4.2 Поставка и окружения</w:t>
               <w:tab/>
-              <w:t>10</w:t>
+              <w:t>9</w:t>
             </w:r>
           </w:hyperlink>
         </w:p>
@@ -282,7 +282,7 @@
             </w:tabs>
             <w:rPr/>
           </w:pPr>
-          <w:hyperlink w:anchor="__RefHeading___Toc3740_1562542824">
+          <w:hyperlink w:anchor="__RefHeading___Toc4201_2275915807">
             <w:r>
               <w:rPr>
                 <w:webHidden/>
@@ -303,7 +303,7 @@
             </w:tabs>
             <w:rPr/>
           </w:pPr>
-          <w:hyperlink w:anchor="__RefHeading___Toc3742_1562542824">
+          <w:hyperlink w:anchor="__RefHeading___Toc4203_2275915807">
             <w:r>
               <w:rPr>
                 <w:webHidden/>
@@ -311,7 +311,7 @@
               </w:rPr>
               <w:t>5 Серверная часть</w:t>
               <w:tab/>
-              <w:t>12</w:t>
+              <w:t>11</w:t>
             </w:r>
           </w:hyperlink>
         </w:p>
@@ -324,7 +324,7 @@
             </w:tabs>
             <w:rPr/>
           </w:pPr>
-          <w:hyperlink w:anchor="__RefHeading___Toc3744_1562542824">
+          <w:hyperlink w:anchor="__RefHeading___Toc4205_2275915807">
             <w:r>
               <w:rPr>
                 <w:webHidden/>
@@ -332,7 +332,7 @@
               </w:rPr>
               <w:t>5.1 Слои и компоненты</w:t>
               <w:tab/>
-              <w:t>12</w:t>
+              <w:t>11</w:t>
             </w:r>
           </w:hyperlink>
         </w:p>
@@ -345,7 +345,7 @@
             </w:tabs>
             <w:rPr/>
           </w:pPr>
-          <w:hyperlink w:anchor="__RefHeading___Toc3746_1562542824">
+          <w:hyperlink w:anchor="__RefHeading___Toc4207_2275915807">
             <w:r>
               <w:rPr>
                 <w:webHidden/>
@@ -353,7 +353,7 @@
               </w:rPr>
               <w:t>5.2 Ключевые сервисы</w:t>
               <w:tab/>
-              <w:t>13</w:t>
+              <w:t>12</w:t>
             </w:r>
           </w:hyperlink>
         </w:p>
@@ -366,7 +366,7 @@
             </w:tabs>
             <w:rPr/>
           </w:pPr>
-          <w:hyperlink w:anchor="__RefHeading___Toc3748_1562542824">
+          <w:hyperlink w:anchor="__RefHeading___Toc4209_2275915807">
             <w:r>
               <w:rPr>
                 <w:webHidden/>
@@ -387,7 +387,7 @@
             </w:tabs>
             <w:rPr/>
           </w:pPr>
-          <w:hyperlink w:anchor="__RefHeading___Toc3750_1562542824">
+          <w:hyperlink w:anchor="__RefHeading___Toc4211_2275915807">
             <w:r>
               <w:rPr>
                 <w:webHidden/>
@@ -408,7 +408,7 @@
             </w:tabs>
             <w:rPr/>
           </w:pPr>
-          <w:hyperlink w:anchor="__RefHeading___Toc3752_1562542824">
+          <w:hyperlink w:anchor="__RefHeading___Toc4213_2275915807">
             <w:r>
               <w:rPr>
                 <w:webHidden/>
@@ -429,7 +429,7 @@
             </w:tabs>
             <w:rPr/>
           </w:pPr>
-          <w:hyperlink w:anchor="__RefHeading___Toc3754_1562542824">
+          <w:hyperlink w:anchor="__RefHeading___Toc4215_2275915807">
             <w:r>
               <w:rPr>
                 <w:webHidden/>
@@ -450,7 +450,7 @@
             </w:tabs>
             <w:rPr/>
           </w:pPr>
-          <w:hyperlink w:anchor="__RefHeading___Toc3756_1562542824">
+          <w:hyperlink w:anchor="__RefHeading___Toc4217_2275915807">
             <w:r>
               <w:rPr>
                 <w:webHidden/>
@@ -471,7 +471,7 @@
             </w:tabs>
             <w:rPr/>
           </w:pPr>
-          <w:hyperlink w:anchor="__RefHeading___Toc3758_1562542824">
+          <w:hyperlink w:anchor="__RefHeading___Toc4219_2275915807">
             <w:r>
               <w:rPr>
                 <w:webHidden/>
@@ -492,7 +492,7 @@
             </w:tabs>
             <w:rPr/>
           </w:pPr>
-          <w:hyperlink w:anchor="__RefHeading___Toc3760_1562542824">
+          <w:hyperlink w:anchor="__RefHeading___Toc4221_2275915807">
             <w:r>
               <w:rPr>
                 <w:webHidden/>
@@ -513,7 +513,7 @@
             </w:tabs>
             <w:rPr/>
           </w:pPr>
-          <w:hyperlink w:anchor="__RefHeading___Toc3762_1562542824">
+          <w:hyperlink w:anchor="__RefHeading___Toc4223_2275915807">
             <w:r>
               <w:rPr>
                 <w:webHidden/>
@@ -534,7 +534,7 @@
             </w:tabs>
             <w:rPr/>
           </w:pPr>
-          <w:hyperlink w:anchor="__RefHeading___Toc3764_1562542824">
+          <w:hyperlink w:anchor="__RefHeading___Toc4225_2275915807">
             <w:r>
               <w:rPr>
                 <w:webHidden/>
@@ -555,7 +555,7 @@
             </w:tabs>
             <w:rPr/>
           </w:pPr>
-          <w:hyperlink w:anchor="__RefHeading___Toc3766_1562542824">
+          <w:hyperlink w:anchor="__RefHeading___Toc4227_2275915807">
             <w:r>
               <w:rPr>
                 <w:webHidden/>
@@ -576,7 +576,7 @@
             </w:tabs>
             <w:rPr/>
           </w:pPr>
-          <w:hyperlink w:anchor="__RefHeading___Toc3768_1562542824">
+          <w:hyperlink w:anchor="__RefHeading___Toc4229_2275915807">
             <w:r>
               <w:rPr>
                 <w:webHidden/>
@@ -597,7 +597,7 @@
             </w:tabs>
             <w:rPr/>
           </w:pPr>
-          <w:hyperlink w:anchor="__RefHeading___Toc3770_1562542824">
+          <w:hyperlink w:anchor="__RefHeading___Toc4231_2275915807">
             <w:r>
               <w:rPr>
                 <w:webHidden/>
@@ -618,7 +618,7 @@
             </w:tabs>
             <w:rPr/>
           </w:pPr>
-          <w:hyperlink w:anchor="__RefHeading___Toc3772_1562542824">
+          <w:hyperlink w:anchor="__RefHeading___Toc4233_2275915807">
             <w:r>
               <w:rPr>
                 <w:webHidden/>
@@ -639,7 +639,7 @@
             </w:tabs>
             <w:rPr/>
           </w:pPr>
-          <w:hyperlink w:anchor="__RefHeading___Toc3774_1562542824">
+          <w:hyperlink w:anchor="__RefHeading___Toc4235_2275915807">
             <w:r>
               <w:rPr>
                 <w:webHidden/>
@@ -660,7 +660,7 @@
             </w:tabs>
             <w:rPr/>
           </w:pPr>
-          <w:hyperlink w:anchor="__RefHeading___Toc3776_1562542824">
+          <w:hyperlink w:anchor="__RefHeading___Toc4237_2275915807">
             <w:r>
               <w:rPr>
                 <w:webHidden/>
@@ -681,7 +681,7 @@
             </w:tabs>
             <w:rPr/>
           </w:pPr>
-          <w:hyperlink w:anchor="__RefHeading___Toc3778_1562542824">
+          <w:hyperlink w:anchor="__RefHeading___Toc4239_2275915807">
             <w:r>
               <w:rPr>
                 <w:webHidden/>
@@ -702,7 +702,7 @@
             </w:tabs>
             <w:rPr/>
           </w:pPr>
-          <w:hyperlink w:anchor="__RefHeading___Toc3780_1562542824">
+          <w:hyperlink w:anchor="__RefHeading___Toc4241_2275915807">
             <w:r>
               <w:rPr>
                 <w:webHidden/>
@@ -723,7 +723,7 @@
             </w:tabs>
             <w:rPr/>
           </w:pPr>
-          <w:hyperlink w:anchor="__RefHeading___Toc3782_1562542824">
+          <w:hyperlink w:anchor="__RefHeading___Toc4243_2275915807">
             <w:r>
               <w:rPr>
                 <w:webHidden/>
@@ -744,7 +744,7 @@
             </w:tabs>
             <w:rPr/>
           </w:pPr>
-          <w:hyperlink w:anchor="__RefHeading___Toc3784_1562542824">
+          <w:hyperlink w:anchor="__RefHeading___Toc4245_2275915807">
             <w:r>
               <w:rPr>
                 <w:webHidden/>
@@ -765,7 +765,7 @@
             </w:tabs>
             <w:rPr/>
           </w:pPr>
-          <w:hyperlink w:anchor="__RefHeading___Toc3786_1562542824">
+          <w:hyperlink w:anchor="__RefHeading___Toc4247_2275915807">
             <w:r>
               <w:rPr>
                 <w:webHidden/>
@@ -786,7 +786,7 @@
             </w:tabs>
             <w:rPr/>
           </w:pPr>
-          <w:hyperlink w:anchor="__RefHeading___Toc3788_1562542824">
+          <w:hyperlink w:anchor="__RefHeading___Toc4249_2275915807">
             <w:r>
               <w:rPr>
                 <w:webHidden/>
@@ -807,7 +807,7 @@
             </w:tabs>
             <w:rPr/>
           </w:pPr>
-          <w:hyperlink w:anchor="__RefHeading___Toc3790_1562542824">
+          <w:hyperlink w:anchor="__RefHeading___Toc4251_2275915807">
             <w:r>
               <w:rPr>
                 <w:webHidden/>
@@ -832,7 +832,7 @@
         <w:pStyle w:val="Heading1"/>
         <w:rPr/>
       </w:pPr>
-      <w:bookmarkStart w:id="0" w:name="__RefHeading___Toc3722_1562542824"/>
+      <w:bookmarkStart w:id="0" w:name="__RefHeading___Toc4183_2275915807"/>
       <w:bookmarkStart w:id="1" w:name="о-документе"/>
       <w:bookmarkEnd w:id="0"/>
       <w:r>
@@ -854,7 +854,7 @@
       </w:pPr>
       <w:r>
         <w:rPr/>
-        <w:t>Документ описывает архитектуру «Планировщика отпусков» версии 0.3.0: назначение и границы системы, состав компонентов и их взаимодействие, модель данных, программный интерфейс, механизмы безопасности, развёртывание, эксплуатацию и план развития. Документ предназначен для архитекторов, разработчиков, инженеров сопровождения и службы информационной безопасности.</w:t>
+        <w:t>Документ описывает архитектуру «Планировщика отпусков» версии 0.5.0: назначение и границы системы, состав компонентов и их взаимодействие, модель данных, программный интерфейс, механизмы безопасности, развёртывание, эксплуатацию и план развития. Документ предназначен для архитекторов, разработчиков, инженеров сопровождения и службы информационной безопасности.</w:t>
       </w:r>
     </w:p>
     <w:tbl>
@@ -1470,7 +1470,17 @@
         <w:rPr>
           <w:rStyle w:val="VerbatimChar"/>
         </w:rPr>
-        <w:t>v0.4.0</w:t>
+        <w:t>v0.5.0</w:t>
+      </w:r>
+      <w:r>
+        <w:rPr/>
+        <w:t xml:space="preserve">. Решения, принятые с обоснованием и альтернативами, — </w:t>
+      </w:r>
+      <w:r>
+        <w:rPr>
+          <w:rStyle w:val="VerbatimChar"/>
+        </w:rPr>
+        <w:t>docs/adr/</w:t>
       </w:r>
       <w:r>
         <w:rPr/>
@@ -1493,7 +1503,7 @@
         <w:pStyle w:val="Heading1"/>
         <w:rPr/>
       </w:pPr>
-      <w:bookmarkStart w:id="2" w:name="__RefHeading___Toc3724_1562542824"/>
+      <w:bookmarkStart w:id="2" w:name="__RefHeading___Toc4185_2275915807"/>
       <w:bookmarkEnd w:id="2"/>
       <w:r>
         <w:rPr>
@@ -1512,7 +1522,7 @@
         <w:pStyle w:val="Heading2"/>
         <w:rPr/>
       </w:pPr>
-      <w:bookmarkStart w:id="3" w:name="__RefHeading___Toc3726_1562542824"/>
+      <w:bookmarkStart w:id="3" w:name="__RefHeading___Toc4187_2275915807"/>
       <w:bookmarkStart w:id="4" w:name="назначение-и-класс-системы"/>
       <w:bookmarkEnd w:id="3"/>
       <w:r>
@@ -1621,7 +1631,7 @@
         <w:pStyle w:val="Heading2"/>
         <w:rPr/>
       </w:pPr>
-      <w:bookmarkStart w:id="6" w:name="__RefHeading___Toc3728_1562542824"/>
+      <w:bookmarkStart w:id="6" w:name="__RefHeading___Toc4189_2275915807"/>
       <w:bookmarkStart w:id="7" w:name="архитектурные-принципы"/>
       <w:bookmarkEnd w:id="6"/>
       <w:r>
@@ -1819,7 +1829,7 @@
         <w:pStyle w:val="Heading2"/>
         <w:rPr/>
       </w:pPr>
-      <w:bookmarkStart w:id="8" w:name="__RefHeading___Toc3730_1562542824"/>
+      <w:bookmarkStart w:id="8" w:name="__RefHeading___Toc4191_2275915807"/>
       <w:bookmarkEnd w:id="8"/>
       <w:r>
         <w:rPr>
@@ -1993,7 +2003,7 @@
                 <w:szCs w:val="24"/>
                 <w:lang w:val="en-US" w:eastAsia="en-US" w:bidi="ar-SA"/>
               </w:rPr>
-              <w:t>55 / 4 635</w:t>
+              <w:t>63 / 5 600</w:t>
             </w:r>
           </w:p>
         </w:tc>
@@ -2062,7 +2072,7 @@
                 <w:szCs w:val="24"/>
                 <w:lang w:val="en-US" w:eastAsia="en-US" w:bidi="ar-SA"/>
               </w:rPr>
-              <w:t>14 / 55</w:t>
+              <w:t>16 / 58</w:t>
             </w:r>
           </w:p>
         </w:tc>
@@ -2131,7 +2141,7 @@
                 <w:szCs w:val="24"/>
                 <w:lang w:val="en-US" w:eastAsia="en-US" w:bidi="ar-SA"/>
               </w:rPr>
-              <w:t>16 / 5</w:t>
+              <w:t>18 / 8</w:t>
             </w:r>
           </w:p>
         </w:tc>
@@ -2200,7 +2210,7 @@
                 <w:szCs w:val="24"/>
                 <w:lang w:val="en-US" w:eastAsia="en-US" w:bidi="ar-SA"/>
               </w:rPr>
-              <w:t>39 / 10 311</w:t>
+              <w:t>41 / 10 805</w:t>
             </w:r>
           </w:p>
         </w:tc>
@@ -2338,7 +2348,7 @@
                 <w:szCs w:val="24"/>
                 <w:lang w:val="en-US" w:eastAsia="en-US" w:bidi="ar-SA"/>
               </w:rPr>
-              <w:t>12 / 104</w:t>
+              <w:t>18 / 139</w:t>
             </w:r>
           </w:p>
         </w:tc>
@@ -2407,7 +2417,7 @@
                 <w:szCs w:val="24"/>
                 <w:lang w:val="en-US" w:eastAsia="en-US" w:bidi="ar-SA"/>
               </w:rPr>
-              <w:t>6 / 33</w:t>
+              <w:t>6 / 39</w:t>
             </w:r>
             <w:bookmarkStart w:id="9" w:name="общие-сведения"/>
             <w:bookmarkStart w:id="10" w:name="показатели-кодовой-базы"/>
@@ -2422,7 +2432,7 @@
         <w:pStyle w:val="Heading1"/>
         <w:rPr/>
       </w:pPr>
-      <w:bookmarkStart w:id="11" w:name="__RefHeading___Toc3732_1562542824"/>
+      <w:bookmarkStart w:id="11" w:name="__RefHeading___Toc4193_2275915807"/>
       <w:bookmarkEnd w:id="11"/>
       <w:r>
         <w:rPr>
@@ -2443,7 +2453,7 @@
       </w:pPr>
       <w:r>
         <w:rPr/>
-        <w:t>Пользователи работают с системой через браузер по HTTPS. Внешние системы организации подключаются по мере развития (пунктир — плановые интеграции версии 0.4).</w:t>
+        <w:t>Пользователи работают с системой через браузер по HTTPS. Внешние системы организации подключаются через стандартные протоколы: SMTP, OpenID Connect, файлы выгрузки.</w:t>
       </w:r>
     </w:p>
     <w:p>
@@ -2907,7 +2917,17 @@
                 <w:szCs w:val="24"/>
                 <w:lang w:val="en-US" w:eastAsia="en-US" w:bidi="ar-SA"/>
               </w:rPr>
-              <w:t xml:space="preserve"> (доступна БД)</w:t>
+              <w:t xml:space="preserve"> (доступна БД); Prometheus собирает </w:t>
+            </w:r>
+            <w:r>
+              <w:rPr>
+                <w:rStyle w:val="VerbatimChar"/>
+                <w:kern w:val="0"/>
+                <w:sz w:val="18"/>
+                <w:szCs w:val="24"/>
+                <w:lang w:val="en-US" w:eastAsia="en-US" w:bidi="ar-SA"/>
+              </w:rPr>
+              <w:t>/metrics</w:t>
             </w:r>
           </w:p>
         </w:tc>
@@ -2943,7 +2963,7 @@
                 <w:szCs w:val="24"/>
                 <w:lang w:val="en-US" w:eastAsia="en-US" w:bidi="ar-SA"/>
               </w:rPr>
-              <w:t>Почтовый релей, кадровая система, AD/OIDC</w:t>
+              <w:t>Почтовый релей</w:t>
             </w:r>
           </w:p>
         </w:tc>
@@ -2976,7 +2996,145 @@
                 <w:szCs w:val="24"/>
                 <w:lang w:val="en-US" w:eastAsia="en-US" w:bidi="ar-SA"/>
               </w:rPr>
-              <w:t>Плановые интеграции: письма о решениях, импорт сотрудников и остатков, единый вход</w:t>
+              <w:t>Письма о заявках и еженедельные сводки (SMTP)</w:t>
+            </w:r>
+          </w:p>
+        </w:tc>
+      </w:tr>
+      <w:tr>
+        <w:trPr/>
+        <w:tc>
+          <w:tcPr>
+            <w:tcW w:w="4679" w:type="dxa"/>
+            <w:tcBorders>
+              <w:top w:val="single" w:sz="4" w:space="0" w:color="D6DCEA"/>
+              <w:left w:val="single" w:sz="4" w:space="0" w:color="D6DCEA"/>
+              <w:bottom w:val="single" w:sz="4" w:space="0" w:color="D6DCEA"/>
+              <w:right w:val="single" w:sz="4" w:space="0" w:color="D6DCEA"/>
+            </w:tcBorders>
+          </w:tcPr>
+          <w:p>
+            <w:pPr>
+              <w:pStyle w:val="Compact"/>
+              <w:widowControl/>
+              <w:spacing w:before="36" w:after="40"/>
+              <w:jc w:val="left"/>
+              <w:rPr>
+                <w:kern w:val="0"/>
+                <w:szCs w:val="24"/>
+                <w:lang w:val="en-US" w:eastAsia="en-US" w:bidi="ar-SA"/>
+              </w:rPr>
+            </w:pPr>
+            <w:r>
+              <w:rPr>
+                <w:kern w:val="0"/>
+                <w:sz w:val="18"/>
+                <w:szCs w:val="24"/>
+                <w:lang w:val="en-US" w:eastAsia="en-US" w:bidi="ar-SA"/>
+              </w:rPr>
+              <w:t>Провайдер единого входа</w:t>
+            </w:r>
+          </w:p>
+        </w:tc>
+        <w:tc>
+          <w:tcPr>
+            <w:tcW w:w="4680" w:type="dxa"/>
+            <w:tcBorders>
+              <w:top w:val="single" w:sz="4" w:space="0" w:color="D6DCEA"/>
+              <w:left w:val="single" w:sz="4" w:space="0" w:color="D6DCEA"/>
+              <w:bottom w:val="single" w:sz="4" w:space="0" w:color="D6DCEA"/>
+              <w:right w:val="single" w:sz="4" w:space="0" w:color="D6DCEA"/>
+            </w:tcBorders>
+          </w:tcPr>
+          <w:p>
+            <w:pPr>
+              <w:pStyle w:val="Compact"/>
+              <w:widowControl/>
+              <w:spacing w:before="36" w:after="40"/>
+              <w:jc w:val="left"/>
+              <w:rPr>
+                <w:kern w:val="0"/>
+                <w:szCs w:val="24"/>
+                <w:lang w:val="en-US" w:eastAsia="en-US" w:bidi="ar-SA"/>
+              </w:rPr>
+            </w:pPr>
+            <w:r>
+              <w:rPr>
+                <w:kern w:val="0"/>
+                <w:sz w:val="18"/>
+                <w:szCs w:val="24"/>
+                <w:lang w:val="en-US" w:eastAsia="en-US" w:bidi="ar-SA"/>
+              </w:rPr>
+              <w:t>OpenID Connect: Keycloak, ADFS, Blitz Identity и др.</w:t>
+            </w:r>
+          </w:p>
+        </w:tc>
+      </w:tr>
+      <w:tr>
+        <w:trPr/>
+        <w:tc>
+          <w:tcPr>
+            <w:tcW w:w="4679" w:type="dxa"/>
+            <w:tcBorders>
+              <w:top w:val="single" w:sz="4" w:space="0" w:color="D6DCEA"/>
+              <w:left w:val="single" w:sz="4" w:space="0" w:color="D6DCEA"/>
+              <w:bottom w:val="single" w:sz="4" w:space="0" w:color="D6DCEA"/>
+              <w:right w:val="single" w:sz="4" w:space="0" w:color="D6DCEA"/>
+            </w:tcBorders>
+          </w:tcPr>
+          <w:p>
+            <w:pPr>
+              <w:pStyle w:val="Compact"/>
+              <w:widowControl/>
+              <w:spacing w:before="36" w:after="40"/>
+              <w:jc w:val="left"/>
+              <w:rPr>
+                <w:kern w:val="0"/>
+                <w:szCs w:val="24"/>
+                <w:lang w:val="en-US" w:eastAsia="en-US" w:bidi="ar-SA"/>
+              </w:rPr>
+            </w:pPr>
+            <w:r>
+              <w:rPr>
+                <w:kern w:val="0"/>
+                <w:sz w:val="18"/>
+                <w:szCs w:val="24"/>
+                <w:lang w:val="en-US" w:eastAsia="en-US" w:bidi="ar-SA"/>
+              </w:rPr>
+              <w:t>Кадровая система</w:t>
+            </w:r>
+          </w:p>
+        </w:tc>
+        <w:tc>
+          <w:tcPr>
+            <w:tcW w:w="4680" w:type="dxa"/>
+            <w:tcBorders>
+              <w:top w:val="single" w:sz="4" w:space="0" w:color="D6DCEA"/>
+              <w:left w:val="single" w:sz="4" w:space="0" w:color="D6DCEA"/>
+              <w:bottom w:val="single" w:sz="4" w:space="0" w:color="D6DCEA"/>
+              <w:right w:val="single" w:sz="4" w:space="0" w:color="D6DCEA"/>
+            </w:tcBorders>
+          </w:tcPr>
+          <w:p>
+            <w:pPr>
+              <w:pStyle w:val="Compact"/>
+              <w:widowControl/>
+              <w:spacing w:before="36" w:after="40"/>
+              <w:jc w:val="left"/>
+              <w:rPr>
+                <w:kern w:val="0"/>
+                <w:szCs w:val="24"/>
+                <w:lang w:val="en-US" w:eastAsia="en-US" w:bidi="ar-SA"/>
+              </w:rPr>
+            </w:pPr>
+            <w:r>
+              <w:rPr>
+                <w:kern w:val="0"/>
+                <w:sz w:val="18"/>
+                <w:szCs w:val="24"/>
+                <w:lang w:val="en-US" w:eastAsia="en-US" w:bidi="ar-SA"/>
+              </w:rPr>
+              <w:t>Выгрузки сотрудников и остатков для импорта (XLSX, CSV, JSON)</w:t>
             </w:r>
           </w:p>
         </w:tc>
@@ -2987,7 +3145,7 @@
         <w:pStyle w:val="Heading1"/>
         <w:rPr/>
       </w:pPr>
-      <w:bookmarkStart w:id="12" w:name="__RefHeading___Toc3734_1562542824"/>
+      <w:bookmarkStart w:id="12" w:name="__RefHeading___Toc4195_2275915807"/>
       <w:bookmarkEnd w:id="12"/>
       <w:r>
         <w:rPr>
@@ -3006,7 +3164,7 @@
         <w:pStyle w:val="Heading2"/>
         <w:rPr/>
       </w:pPr>
-      <w:bookmarkStart w:id="13" w:name="__RefHeading___Toc3736_1562542824"/>
+      <w:bookmarkStart w:id="13" w:name="__RefHeading___Toc4197_2275915807"/>
       <w:bookmarkStart w:id="14" w:name="состав-контейнеров"/>
       <w:bookmarkEnd w:id="13"/>
       <w:r>
@@ -3030,7 +3188,7 @@
         <w:rPr/>
         <w:drawing>
           <wp:inline distT="0" distB="0" distL="0" distR="0">
-            <wp:extent cx="5334000" cy="8089265"/>
+            <wp:extent cx="5334000" cy="4942840"/>
             <wp:effectExtent l="0" t="0" r="0" b="0"/>
             <wp:docPr id="3" name="Image3" descr="Диаграмма контейнеров (уровень 2 C4)"/>
             <wp:cNvGraphicFramePr>
@@ -3054,7 +3212,7 @@
                   <pic:spPr bwMode="auto">
                     <a:xfrm>
                       <a:off x="0" y="0"/>
-                      <a:ext cx="5334000" cy="8089265"/>
+                      <a:ext cx="5334000" cy="4942840"/>
                     </a:xfrm>
                     <a:prstGeom prst="rect">
                       <a:avLst/>
@@ -3358,6 +3516,34 @@
               </w:rPr>
               <w:t>X-Forwarded-For</w:t>
             </w:r>
+            <w:r>
+              <w:rPr>
+                <w:kern w:val="0"/>
+                <w:sz w:val="18"/>
+                <w:szCs w:val="24"/>
+                <w:lang w:val="en-US" w:eastAsia="en-US" w:bidi="ar-SA"/>
+              </w:rPr>
+              <w:t xml:space="preserve">; поток событий — без буферизации; адрес </w:t>
+            </w:r>
+            <w:r>
+              <w:rPr>
+                <w:rStyle w:val="VerbatimChar"/>
+                <w:kern w:val="0"/>
+                <w:sz w:val="18"/>
+                <w:szCs w:val="24"/>
+                <w:lang w:val="en-US" w:eastAsia="en-US" w:bidi="ar-SA"/>
+              </w:rPr>
+              <w:t>server</w:t>
+            </w:r>
+            <w:r>
+              <w:rPr>
+                <w:kern w:val="0"/>
+                <w:sz w:val="18"/>
+                <w:szCs w:val="24"/>
+                <w:lang w:val="en-US" w:eastAsia="en-US" w:bidi="ar-SA"/>
+              </w:rPr>
+              <w:t xml:space="preserve"> разрешается заново каждые 10 с</w:t>
+            </w:r>
           </w:p>
         </w:tc>
       </w:tr>
@@ -3459,7 +3645,26 @@
                 <w:szCs w:val="24"/>
                 <w:lang w:val="en-US" w:eastAsia="en-US" w:bidi="ar-SA"/>
               </w:rPr>
-              <w:t>REST API v1, бизнес-логика, миграции Prisma при старте контейнера</w:t>
+              <w:t xml:space="preserve">REST API v1, бизнес-логика, поток событий, метрики; </w:t>
+            </w:r>
+            <w:r>
+              <w:rPr>
+                <w:rStyle w:val="VerbatimChar"/>
+                <w:kern w:val="0"/>
+                <w:sz w:val="18"/>
+                <w:szCs w:val="24"/>
+                <w:lang w:val="en-US" w:eastAsia="en-US" w:bidi="ar-SA"/>
+              </w:rPr>
+              <w:t>WEB_CONCURRENCY</w:t>
+            </w:r>
+            <w:r>
+              <w:rPr>
+                <w:kern w:val="0"/>
+                <w:sz w:val="18"/>
+                <w:szCs w:val="24"/>
+                <w:lang w:val="en-US" w:eastAsia="en-US" w:bidi="ar-SA"/>
+              </w:rPr>
+              <w:t xml:space="preserve"> процессов; миграции Prisma при старте контейнера</w:t>
             </w:r>
           </w:p>
         </w:tc>
@@ -3696,6 +3901,391 @@
                 <w:lang w:val="en-US" w:eastAsia="en-US" w:bidi="ar-SA"/>
               </w:rPr>
               <w:t>db-backups</w:t>
+            </w:r>
+          </w:p>
+        </w:tc>
+      </w:tr>
+      <w:tr>
+        <w:trPr/>
+        <w:tc>
+          <w:tcPr>
+            <w:tcW w:w="3120" w:type="dxa"/>
+            <w:tcBorders>
+              <w:top w:val="single" w:sz="4" w:space="0" w:color="D6DCEA"/>
+              <w:left w:val="single" w:sz="4" w:space="0" w:color="D6DCEA"/>
+              <w:bottom w:val="single" w:sz="4" w:space="0" w:color="D6DCEA"/>
+              <w:right w:val="single" w:sz="4" w:space="0" w:color="D6DCEA"/>
+            </w:tcBorders>
+          </w:tcPr>
+          <w:p>
+            <w:pPr>
+              <w:pStyle w:val="Compact"/>
+              <w:widowControl/>
+              <w:spacing w:before="36" w:after="40"/>
+              <w:jc w:val="left"/>
+              <w:rPr>
+                <w:kern w:val="0"/>
+                <w:szCs w:val="24"/>
+                <w:lang w:val="en-US" w:eastAsia="en-US" w:bidi="ar-SA"/>
+              </w:rPr>
+            </w:pPr>
+            <w:r>
+              <w:rPr>
+                <w:rStyle w:val="VerbatimChar"/>
+                <w:kern w:val="0"/>
+                <w:sz w:val="18"/>
+                <w:szCs w:val="24"/>
+                <w:lang w:val="en-US" w:eastAsia="en-US" w:bidi="ar-SA"/>
+              </w:rPr>
+              <w:t>postgres-replica</w:t>
+            </w:r>
+          </w:p>
+        </w:tc>
+        <w:tc>
+          <w:tcPr>
+            <w:tcW w:w="3120" w:type="dxa"/>
+            <w:tcBorders>
+              <w:top w:val="single" w:sz="4" w:space="0" w:color="D6DCEA"/>
+              <w:left w:val="single" w:sz="4" w:space="0" w:color="D6DCEA"/>
+              <w:bottom w:val="single" w:sz="4" w:space="0" w:color="D6DCEA"/>
+              <w:right w:val="single" w:sz="4" w:space="0" w:color="D6DCEA"/>
+            </w:tcBorders>
+          </w:tcPr>
+          <w:p>
+            <w:pPr>
+              <w:pStyle w:val="Compact"/>
+              <w:widowControl/>
+              <w:spacing w:before="36" w:after="40"/>
+              <w:jc w:val="left"/>
+              <w:rPr>
+                <w:kern w:val="0"/>
+                <w:szCs w:val="24"/>
+                <w:lang w:val="en-US" w:eastAsia="en-US" w:bidi="ar-SA"/>
+              </w:rPr>
+            </w:pPr>
+            <w:r>
+              <w:rPr>
+                <w:kern w:val="0"/>
+                <w:sz w:val="18"/>
+                <w:szCs w:val="24"/>
+                <w:lang w:val="en-US" w:eastAsia="en-US" w:bidi="ar-SA"/>
+              </w:rPr>
+              <w:t>PostgreSQL 17</w:t>
+            </w:r>
+          </w:p>
+        </w:tc>
+        <w:tc>
+          <w:tcPr>
+            <w:tcW w:w="3120" w:type="dxa"/>
+            <w:tcBorders>
+              <w:top w:val="single" w:sz="4" w:space="0" w:color="D6DCEA"/>
+              <w:left w:val="single" w:sz="4" w:space="0" w:color="D6DCEA"/>
+              <w:bottom w:val="single" w:sz="4" w:space="0" w:color="D6DCEA"/>
+              <w:right w:val="single" w:sz="4" w:space="0" w:color="D6DCEA"/>
+            </w:tcBorders>
+          </w:tcPr>
+          <w:p>
+            <w:pPr>
+              <w:pStyle w:val="Compact"/>
+              <w:widowControl/>
+              <w:spacing w:before="36" w:after="40"/>
+              <w:jc w:val="left"/>
+              <w:rPr>
+                <w:kern w:val="0"/>
+                <w:szCs w:val="24"/>
+                <w:lang w:val="en-US" w:eastAsia="en-US" w:bidi="ar-SA"/>
+              </w:rPr>
+            </w:pPr>
+            <w:r>
+              <w:rPr>
+                <w:kern w:val="0"/>
+                <w:sz w:val="18"/>
+                <w:szCs w:val="24"/>
+                <w:lang w:val="en-US" w:eastAsia="en-US" w:bidi="ar-SA"/>
+              </w:rPr>
+              <w:t>Горячий резерв: потоковая репликация по слоту, чтение; при аварии повышается до основного (</w:t>
+            </w:r>
+            <w:r>
+              <w:rPr>
+                <w:rStyle w:val="VerbatimChar"/>
+                <w:kern w:val="0"/>
+                <w:sz w:val="18"/>
+                <w:szCs w:val="24"/>
+                <w:lang w:val="en-US" w:eastAsia="en-US" w:bidi="ar-SA"/>
+              </w:rPr>
+              <w:t>docker-compose.replica.yml</w:t>
+            </w:r>
+            <w:r>
+              <w:rPr>
+                <w:kern w:val="0"/>
+                <w:sz w:val="18"/>
+                <w:szCs w:val="24"/>
+                <w:lang w:val="en-US" w:eastAsia="en-US" w:bidi="ar-SA"/>
+              </w:rPr>
+              <w:t>)</w:t>
+            </w:r>
+          </w:p>
+        </w:tc>
+      </w:tr>
+      <w:tr>
+        <w:trPr/>
+        <w:tc>
+          <w:tcPr>
+            <w:tcW w:w="3120" w:type="dxa"/>
+            <w:tcBorders>
+              <w:top w:val="single" w:sz="4" w:space="0" w:color="D6DCEA"/>
+              <w:left w:val="single" w:sz="4" w:space="0" w:color="D6DCEA"/>
+              <w:bottom w:val="single" w:sz="4" w:space="0" w:color="D6DCEA"/>
+              <w:right w:val="single" w:sz="4" w:space="0" w:color="D6DCEA"/>
+            </w:tcBorders>
+          </w:tcPr>
+          <w:p>
+            <w:pPr>
+              <w:pStyle w:val="Compact"/>
+              <w:widowControl/>
+              <w:spacing w:before="36" w:after="40"/>
+              <w:jc w:val="left"/>
+              <w:rPr>
+                <w:kern w:val="0"/>
+                <w:szCs w:val="24"/>
+                <w:lang w:val="en-US" w:eastAsia="en-US" w:bidi="ar-SA"/>
+              </w:rPr>
+            </w:pPr>
+            <w:r>
+              <w:rPr>
+                <w:rStyle w:val="VerbatimChar"/>
+                <w:kern w:val="0"/>
+                <w:sz w:val="18"/>
+                <w:szCs w:val="24"/>
+                <w:lang w:val="en-US" w:eastAsia="en-US" w:bidi="ar-SA"/>
+              </w:rPr>
+              <w:t>basebackup</w:t>
+            </w:r>
+          </w:p>
+        </w:tc>
+        <w:tc>
+          <w:tcPr>
+            <w:tcW w:w="3120" w:type="dxa"/>
+            <w:tcBorders>
+              <w:top w:val="single" w:sz="4" w:space="0" w:color="D6DCEA"/>
+              <w:left w:val="single" w:sz="4" w:space="0" w:color="D6DCEA"/>
+              <w:bottom w:val="single" w:sz="4" w:space="0" w:color="D6DCEA"/>
+              <w:right w:val="single" w:sz="4" w:space="0" w:color="D6DCEA"/>
+            </w:tcBorders>
+          </w:tcPr>
+          <w:p>
+            <w:pPr>
+              <w:pStyle w:val="Compact"/>
+              <w:widowControl/>
+              <w:spacing w:before="36" w:after="40"/>
+              <w:jc w:val="left"/>
+              <w:rPr>
+                <w:kern w:val="0"/>
+                <w:szCs w:val="24"/>
+                <w:lang w:val="en-US" w:eastAsia="en-US" w:bidi="ar-SA"/>
+              </w:rPr>
+            </w:pPr>
+            <w:r>
+              <w:rPr>
+                <w:kern w:val="0"/>
+                <w:sz w:val="18"/>
+                <w:szCs w:val="24"/>
+                <w:lang w:val="en-US" w:eastAsia="en-US" w:bidi="ar-SA"/>
+              </w:rPr>
+              <w:t>postgres:17-alpine</w:t>
+            </w:r>
+          </w:p>
+        </w:tc>
+        <w:tc>
+          <w:tcPr>
+            <w:tcW w:w="3120" w:type="dxa"/>
+            <w:tcBorders>
+              <w:top w:val="single" w:sz="4" w:space="0" w:color="D6DCEA"/>
+              <w:left w:val="single" w:sz="4" w:space="0" w:color="D6DCEA"/>
+              <w:bottom w:val="single" w:sz="4" w:space="0" w:color="D6DCEA"/>
+              <w:right w:val="single" w:sz="4" w:space="0" w:color="D6DCEA"/>
+            </w:tcBorders>
+          </w:tcPr>
+          <w:p>
+            <w:pPr>
+              <w:pStyle w:val="Compact"/>
+              <w:widowControl/>
+              <w:spacing w:before="36" w:after="40"/>
+              <w:jc w:val="left"/>
+              <w:rPr>
+                <w:kern w:val="0"/>
+                <w:szCs w:val="24"/>
+                <w:lang w:val="en-US" w:eastAsia="en-US" w:bidi="ar-SA"/>
+              </w:rPr>
+            </w:pPr>
+            <w:r>
+              <w:rPr>
+                <w:kern w:val="0"/>
+                <w:sz w:val="18"/>
+                <w:szCs w:val="24"/>
+                <w:lang w:val="en-US" w:eastAsia="en-US" w:bidi="ar-SA"/>
+              </w:rPr>
+              <w:t>Ежедневные физические копии и очистка архива WAL — восстановление на момент времени (</w:t>
+            </w:r>
+            <w:r>
+              <w:rPr>
+                <w:rStyle w:val="VerbatimChar"/>
+                <w:kern w:val="0"/>
+                <w:sz w:val="18"/>
+                <w:szCs w:val="24"/>
+                <w:lang w:val="en-US" w:eastAsia="en-US" w:bidi="ar-SA"/>
+              </w:rPr>
+              <w:t>docker-compose.replica.yml</w:t>
+            </w:r>
+            <w:r>
+              <w:rPr>
+                <w:kern w:val="0"/>
+                <w:sz w:val="18"/>
+                <w:szCs w:val="24"/>
+                <w:lang w:val="en-US" w:eastAsia="en-US" w:bidi="ar-SA"/>
+              </w:rPr>
+              <w:t>)</w:t>
+            </w:r>
+          </w:p>
+        </w:tc>
+      </w:tr>
+      <w:tr>
+        <w:trPr/>
+        <w:tc>
+          <w:tcPr>
+            <w:tcW w:w="3120" w:type="dxa"/>
+            <w:tcBorders>
+              <w:top w:val="single" w:sz="4" w:space="0" w:color="D6DCEA"/>
+              <w:left w:val="single" w:sz="4" w:space="0" w:color="D6DCEA"/>
+              <w:bottom w:val="single" w:sz="4" w:space="0" w:color="D6DCEA"/>
+              <w:right w:val="single" w:sz="4" w:space="0" w:color="D6DCEA"/>
+            </w:tcBorders>
+          </w:tcPr>
+          <w:p>
+            <w:pPr>
+              <w:pStyle w:val="Compact"/>
+              <w:widowControl/>
+              <w:spacing w:before="36" w:after="40"/>
+              <w:jc w:val="left"/>
+              <w:rPr>
+                <w:kern w:val="0"/>
+                <w:szCs w:val="24"/>
+                <w:lang w:val="en-US" w:eastAsia="en-US" w:bidi="ar-SA"/>
+              </w:rPr>
+            </w:pPr>
+            <w:r>
+              <w:rPr>
+                <w:rStyle w:val="VerbatimChar"/>
+                <w:kern w:val="0"/>
+                <w:sz w:val="18"/>
+                <w:szCs w:val="24"/>
+                <w:lang w:val="en-US" w:eastAsia="en-US" w:bidi="ar-SA"/>
+              </w:rPr>
+              <w:t>prometheus</w:t>
+            </w:r>
+          </w:p>
+        </w:tc>
+        <w:tc>
+          <w:tcPr>
+            <w:tcW w:w="3120" w:type="dxa"/>
+            <w:tcBorders>
+              <w:top w:val="single" w:sz="4" w:space="0" w:color="D6DCEA"/>
+              <w:left w:val="single" w:sz="4" w:space="0" w:color="D6DCEA"/>
+              <w:bottom w:val="single" w:sz="4" w:space="0" w:color="D6DCEA"/>
+              <w:right w:val="single" w:sz="4" w:space="0" w:color="D6DCEA"/>
+            </w:tcBorders>
+          </w:tcPr>
+          <w:p>
+            <w:pPr>
+              <w:pStyle w:val="Compact"/>
+              <w:widowControl/>
+              <w:spacing w:before="36" w:after="40"/>
+              <w:jc w:val="left"/>
+              <w:rPr>
+                <w:kern w:val="0"/>
+                <w:szCs w:val="24"/>
+                <w:lang w:val="en-US" w:eastAsia="en-US" w:bidi="ar-SA"/>
+              </w:rPr>
+            </w:pPr>
+            <w:r>
+              <w:rPr>
+                <w:kern w:val="0"/>
+                <w:sz w:val="18"/>
+                <w:szCs w:val="24"/>
+                <w:lang w:val="en-US" w:eastAsia="en-US" w:bidi="ar-SA"/>
+              </w:rPr>
+              <w:t>Prometheus 3</w:t>
+            </w:r>
+          </w:p>
+        </w:tc>
+        <w:tc>
+          <w:tcPr>
+            <w:tcW w:w="3120" w:type="dxa"/>
+            <w:tcBorders>
+              <w:top w:val="single" w:sz="4" w:space="0" w:color="D6DCEA"/>
+              <w:left w:val="single" w:sz="4" w:space="0" w:color="D6DCEA"/>
+              <w:bottom w:val="single" w:sz="4" w:space="0" w:color="D6DCEA"/>
+              <w:right w:val="single" w:sz="4" w:space="0" w:color="D6DCEA"/>
+            </w:tcBorders>
+          </w:tcPr>
+          <w:p>
+            <w:pPr>
+              <w:pStyle w:val="Compact"/>
+              <w:widowControl/>
+              <w:spacing w:before="36" w:after="40"/>
+              <w:jc w:val="left"/>
+              <w:rPr>
+                <w:kern w:val="0"/>
+                <w:szCs w:val="24"/>
+                <w:lang w:val="en-US" w:eastAsia="en-US" w:bidi="ar-SA"/>
+              </w:rPr>
+            </w:pPr>
+            <w:r>
+              <w:rPr>
+                <w:kern w:val="0"/>
+                <w:sz w:val="18"/>
+                <w:szCs w:val="24"/>
+                <w:lang w:val="en-US" w:eastAsia="en-US" w:bidi="ar-SA"/>
+              </w:rPr>
+              <w:t xml:space="preserve">Сбор </w:t>
+            </w:r>
+            <w:r>
+              <w:rPr>
+                <w:rStyle w:val="VerbatimChar"/>
+                <w:kern w:val="0"/>
+                <w:sz w:val="18"/>
+                <w:szCs w:val="24"/>
+                <w:lang w:val="en-US" w:eastAsia="en-US" w:bidi="ar-SA"/>
+              </w:rPr>
+              <w:t>/metrics</w:t>
+            </w:r>
+            <w:r>
+              <w:rPr>
+                <w:kern w:val="0"/>
+                <w:sz w:val="18"/>
+                <w:szCs w:val="24"/>
+                <w:lang w:val="en-US" w:eastAsia="en-US" w:bidi="ar-SA"/>
+              </w:rPr>
+              <w:t xml:space="preserve"> и правила оповещений (профиль </w:t>
+            </w:r>
+            <w:r>
+              <w:rPr>
+                <w:rStyle w:val="VerbatimChar"/>
+                <w:kern w:val="0"/>
+                <w:sz w:val="18"/>
+                <w:szCs w:val="24"/>
+                <w:lang w:val="en-US" w:eastAsia="en-US" w:bidi="ar-SA"/>
+              </w:rPr>
+              <w:t>monitoring</w:t>
+            </w:r>
+            <w:r>
+              <w:rPr>
+                <w:kern w:val="0"/>
+                <w:sz w:val="18"/>
+                <w:szCs w:val="24"/>
+                <w:lang w:val="en-US" w:eastAsia="en-US" w:bidi="ar-SA"/>
+              </w:rPr>
+              <w:t>); панель — в Grafana организации</w:t>
             </w:r>
           </w:p>
         </w:tc>
@@ -3709,7 +4299,7 @@
       <w:bookmarkStart w:id="15" w:name="состав-контейнеров"/>
       <w:r>
         <w:rPr/>
-        <w:t>Перед стендом ставится обратный прокси организации с TLS (nginx или Caddy). Состояние сессий в сервере не хранится: access-токен — JWT, refresh-токены — в таблице PostgreSQL, поэтому сервер масштабируется горизонтально без «липких» сессий.</w:t>
+        <w:t>Перед стендом ставится обратный прокси организации с TLS (nginx или Caddy). Состояние сессий в сервере не хранится: access-токен — JWT, refresh-токены — в таблице PostgreSQL. Всё общее для процессов и экземпляров — лимит входа, версия данных графика, очередь писем, отметки фоновых задач — тоже в PostgreSQL (ADR-012), поэтому сервер масштабируется процессами и экземплярами без «липких» сессий и без отдельного хранилища.</w:t>
       </w:r>
       <w:bookmarkEnd w:id="15"/>
     </w:p>
@@ -3718,7 +4308,7 @@
         <w:pStyle w:val="Heading2"/>
         <w:rPr/>
       </w:pPr>
-      <w:bookmarkStart w:id="16" w:name="__RefHeading___Toc3738_1562542824"/>
+      <w:bookmarkStart w:id="16" w:name="__RefHeading___Toc4199_2275915807"/>
       <w:bookmarkStart w:id="17" w:name="поставка-и-окружения"/>
       <w:bookmarkEnd w:id="16"/>
       <w:r>
@@ -3825,7 +4415,7 @@
         <w:pStyle w:val="Heading2"/>
         <w:rPr/>
       </w:pPr>
-      <w:bookmarkStart w:id="18" w:name="__RefHeading___Toc3740_1562542824"/>
+      <w:bookmarkStart w:id="18" w:name="__RefHeading___Toc4201_2275915807"/>
       <w:bookmarkEnd w:id="18"/>
       <w:r>
         <w:rPr>
@@ -3999,7 +4589,17 @@
                 <w:szCs w:val="24"/>
                 <w:lang w:val="en-US" w:eastAsia="en-US" w:bidi="ar-SA"/>
               </w:rPr>
-              <w:t>Один сервер: 2 vCPU, 4 ГБ ОЗУ, PostgreSQL в том же compose</w:t>
+              <w:t xml:space="preserve">Один сервер: 2 vCPU, 4 ГБ ОЗУ, PostgreSQL в том же compose, </w:t>
+            </w:r>
+            <w:r>
+              <w:rPr>
+                <w:rStyle w:val="VerbatimChar"/>
+                <w:kern w:val="0"/>
+                <w:sz w:val="18"/>
+                <w:szCs w:val="24"/>
+                <w:lang w:val="en-US" w:eastAsia="en-US" w:bidi="ar-SA"/>
+              </w:rPr>
+              <w:t>WEB_CONCURRENCY=auto</w:t>
             </w:r>
           </w:p>
         </w:tc>
@@ -4068,7 +4668,7 @@
                 <w:szCs w:val="24"/>
                 <w:lang w:val="en-US" w:eastAsia="en-US" w:bidi="ar-SA"/>
               </w:rPr>
-              <w:t xml:space="preserve">Вынести PostgreSQL на отдельный узел; 2 экземпляра </w:t>
+              <w:t xml:space="preserve">4 vCPU и 8 ГБ ОЗУ под </w:t>
             </w:r>
             <w:r>
               <w:rPr>
@@ -4087,7 +4687,7 @@
                 <w:szCs w:val="24"/>
                 <w:lang w:val="en-US" w:eastAsia="en-US" w:bidi="ar-SA"/>
               </w:rPr>
-              <w:t xml:space="preserve"> за балансировщиком; размер пула Prisma задаётся </w:t>
+              <w:t xml:space="preserve">, PostgreSQL — на отдельном узле или с репликой; при необходимости второй экземпляр </w:t>
             </w:r>
             <w:r>
               <w:rPr>
@@ -4097,16 +4697,16 @@
                 <w:szCs w:val="24"/>
                 <w:lang w:val="en-US" w:eastAsia="en-US" w:bidi="ar-SA"/>
               </w:rPr>
-              <w:t>connection_limit</w:t>
-            </w:r>
-            <w:r>
-              <w:rPr>
-                <w:kern w:val="0"/>
-                <w:sz w:val="18"/>
-                <w:szCs w:val="24"/>
-                <w:lang w:val="en-US" w:eastAsia="en-US" w:bidi="ar-SA"/>
-              </w:rPr>
-              <w:t xml:space="preserve"> в </w:t>
+              <w:t>server</w:t>
+            </w:r>
+            <w:r>
+              <w:rPr>
+                <w:kern w:val="0"/>
+                <w:sz w:val="18"/>
+                <w:szCs w:val="24"/>
+                <w:lang w:val="en-US" w:eastAsia="en-US" w:bidi="ar-SA"/>
+              </w:rPr>
+              <w:t xml:space="preserve"> за балансировщиком. Проверено нагрузкой: 500 одновременных пользователей при 5000 в базе (</w:t>
             </w:r>
             <w:r>
               <w:rPr>
@@ -4116,16 +4716,16 @@
                 <w:szCs w:val="24"/>
                 <w:lang w:val="en-US" w:eastAsia="en-US" w:bidi="ar-SA"/>
               </w:rPr>
-              <w:t>DATABASE_URL</w:t>
-            </w:r>
-            <w:r>
-              <w:rPr>
-                <w:kern w:val="0"/>
-                <w:sz w:val="18"/>
-                <w:szCs w:val="24"/>
-                <w:lang w:val="en-US" w:eastAsia="en-US" w:bidi="ar-SA"/>
-              </w:rPr>
-              <w:t>; счётчики лимита входа — в общий стор (v0.5)</w:t>
+              <w:t>docs/progress/load-v0.5.0.md</w:t>
+            </w:r>
+            <w:r>
+              <w:rPr>
+                <w:kern w:val="0"/>
+                <w:sz w:val="18"/>
+                <w:szCs w:val="24"/>
+                <w:lang w:val="en-US" w:eastAsia="en-US" w:bidi="ar-SA"/>
+              </w:rPr>
+              <w:t>)</w:t>
             </w:r>
           </w:p>
         </w:tc>
@@ -4194,7 +4794,7 @@
                 <w:szCs w:val="24"/>
                 <w:lang w:val="en-US" w:eastAsia="en-US" w:bidi="ar-SA"/>
               </w:rPr>
-              <w:t>Тяжёлые чтения (</w:t>
+              <w:t xml:space="preserve">Ответ графика кэшируется по версии данных (ETag, </w:t>
             </w:r>
             <w:r>
               <w:rPr>
@@ -4204,6 +4804,426 @@
                 <w:szCs w:val="24"/>
                 <w:lang w:val="en-US" w:eastAsia="en-US" w:bidi="ar-SA"/>
               </w:rPr>
+              <w:t>304 Not Modified</w:t>
+            </w:r>
+            <w:r>
+              <w:rPr>
+                <w:kern w:val="0"/>
+                <w:sz w:val="18"/>
+                <w:szCs w:val="24"/>
+                <w:lang w:val="en-US" w:eastAsia="en-US" w:bidi="ar-SA"/>
+              </w:rPr>
+              <w:t>); тяжёлые чтения ограничены периодом и фильтром по отделу; выгрузка XLSX пишется потоком и уступает процессор другим запросам</w:t>
+            </w:r>
+          </w:p>
+        </w:tc>
+      </w:tr>
+    </w:tbl>
+    <w:p>
+      <w:pPr>
+        <w:pStyle w:val="Normal"/>
+        <w:rPr/>
+      </w:pPr>
+      <w:r>
+        <w:rPr/>
+      </w:r>
+    </w:p>
+    <w:tbl>
+      <w:tblPr>
+        <w:tblStyle w:val="Table"/>
+        <w:tblW w:w="5000" w:type="pct"/>
+        <w:jc w:val="center"/>
+        <w:tblInd w:w="0" w:type="dxa"/>
+        <w:tblLayout w:type="fixed"/>
+        <w:tblCellMar>
+          <w:top w:w="0" w:type="dxa"/>
+          <w:left w:w="108" w:type="dxa"/>
+          <w:bottom w:w="0" w:type="dxa"/>
+          <w:right w:w="108" w:type="dxa"/>
+        </w:tblCellMar>
+        <w:tblLook w:val="0020" w:noHBand="0" w:noVBand="0" w:firstColumn="0" w:lastRow="0" w:lastColumn="0" w:firstRow="1"/>
+      </w:tblPr>
+      <w:tblGrid>
+        <w:gridCol w:w="4679"/>
+        <w:gridCol w:w="4680"/>
+      </w:tblGrid>
+      <w:tr>
+        <w:trPr>
+          <w:tblHeader w:val="true"/>
+        </w:trPr>
+        <w:tc>
+          <w:tcPr>
+            <w:tcW w:w="4679" w:type="dxa"/>
+            <w:tcBorders>
+              <w:top w:val="single" w:sz="4" w:space="0" w:color="D6DCEA"/>
+              <w:left w:val="single" w:sz="4" w:space="0" w:color="D6DCEA"/>
+              <w:bottom w:val="single" w:sz="6" w:space="0" w:color="000000"/>
+              <w:right w:val="single" w:sz="4" w:space="0" w:color="D6DCEA"/>
+            </w:tcBorders>
+            <w:shd w:color="auto" w:fill="EEF2FB" w:val="clear"/>
+            <w:vAlign w:val="bottom"/>
+          </w:tcPr>
+          <w:p>
+            <w:pPr>
+              <w:pStyle w:val="Compact"/>
+              <w:widowControl/>
+              <w:spacing w:before="36" w:after="40"/>
+              <w:jc w:val="left"/>
+              <w:rPr>
+                <w:kern w:val="0"/>
+                <w:szCs w:val="24"/>
+                <w:lang w:val="en-US" w:eastAsia="en-US" w:bidi="ar-SA"/>
+              </w:rPr>
+            </w:pPr>
+            <w:r>
+              <w:rPr>
+                <w:b/>
+                <w:kern w:val="0"/>
+                <w:sz w:val="18"/>
+                <w:szCs w:val="24"/>
+                <w:lang w:val="en-US" w:eastAsia="en-US" w:bidi="ar-SA"/>
+              </w:rPr>
+              <w:t>Механизм</w:t>
+            </w:r>
+          </w:p>
+        </w:tc>
+        <w:tc>
+          <w:tcPr>
+            <w:tcW w:w="4680" w:type="dxa"/>
+            <w:tcBorders>
+              <w:top w:val="single" w:sz="4" w:space="0" w:color="D6DCEA"/>
+              <w:left w:val="single" w:sz="4" w:space="0" w:color="D6DCEA"/>
+              <w:bottom w:val="single" w:sz="6" w:space="0" w:color="000000"/>
+              <w:right w:val="single" w:sz="4" w:space="0" w:color="D6DCEA"/>
+            </w:tcBorders>
+            <w:shd w:color="auto" w:fill="EEF2FB" w:val="clear"/>
+            <w:vAlign w:val="bottom"/>
+          </w:tcPr>
+          <w:p>
+            <w:pPr>
+              <w:pStyle w:val="Compact"/>
+              <w:widowControl/>
+              <w:spacing w:before="36" w:after="40"/>
+              <w:jc w:val="left"/>
+              <w:rPr>
+                <w:kern w:val="0"/>
+                <w:szCs w:val="24"/>
+                <w:lang w:val="en-US" w:eastAsia="en-US" w:bidi="ar-SA"/>
+              </w:rPr>
+            </w:pPr>
+            <w:r>
+              <w:rPr>
+                <w:b/>
+                <w:kern w:val="0"/>
+                <w:sz w:val="18"/>
+                <w:szCs w:val="24"/>
+                <w:lang w:val="en-US" w:eastAsia="en-US" w:bidi="ar-SA"/>
+              </w:rPr>
+              <w:t>Зачем</w:t>
+            </w:r>
+          </w:p>
+        </w:tc>
+      </w:tr>
+      <w:tr>
+        <w:trPr/>
+        <w:tc>
+          <w:tcPr>
+            <w:tcW w:w="4679" w:type="dxa"/>
+            <w:tcBorders>
+              <w:top w:val="single" w:sz="4" w:space="0" w:color="D6DCEA"/>
+              <w:left w:val="single" w:sz="4" w:space="0" w:color="D6DCEA"/>
+              <w:bottom w:val="single" w:sz="4" w:space="0" w:color="D6DCEA"/>
+              <w:right w:val="single" w:sz="4" w:space="0" w:color="D6DCEA"/>
+            </w:tcBorders>
+          </w:tcPr>
+          <w:p>
+            <w:pPr>
+              <w:pStyle w:val="Compact"/>
+              <w:widowControl/>
+              <w:spacing w:before="36" w:after="40"/>
+              <w:jc w:val="left"/>
+              <w:rPr>
+                <w:kern w:val="0"/>
+                <w:szCs w:val="24"/>
+                <w:lang w:val="en-US" w:eastAsia="en-US" w:bidi="ar-SA"/>
+              </w:rPr>
+            </w:pPr>
+            <w:r>
+              <w:rPr>
+                <w:kern w:val="0"/>
+                <w:sz w:val="18"/>
+                <w:szCs w:val="24"/>
+                <w:lang w:val="en-US" w:eastAsia="en-US" w:bidi="ar-SA"/>
+              </w:rPr>
+              <w:t>Кластер процессов (</w:t>
+            </w:r>
+            <w:r>
+              <w:rPr>
+                <w:rStyle w:val="VerbatimChar"/>
+                <w:kern w:val="0"/>
+                <w:sz w:val="18"/>
+                <w:szCs w:val="24"/>
+                <w:lang w:val="en-US" w:eastAsia="en-US" w:bidi="ar-SA"/>
+              </w:rPr>
+              <w:t>WEB_CONCURRENCY</w:t>
+            </w:r>
+            <w:r>
+              <w:rPr>
+                <w:kern w:val="0"/>
+                <w:sz w:val="18"/>
+                <w:szCs w:val="24"/>
+                <w:lang w:val="en-US" w:eastAsia="en-US" w:bidi="ar-SA"/>
+              </w:rPr>
+              <w:t>)</w:t>
+            </w:r>
+          </w:p>
+        </w:tc>
+        <w:tc>
+          <w:tcPr>
+            <w:tcW w:w="4680" w:type="dxa"/>
+            <w:tcBorders>
+              <w:top w:val="single" w:sz="4" w:space="0" w:color="D6DCEA"/>
+              <w:left w:val="single" w:sz="4" w:space="0" w:color="D6DCEA"/>
+              <w:bottom w:val="single" w:sz="4" w:space="0" w:color="D6DCEA"/>
+              <w:right w:val="single" w:sz="4" w:space="0" w:color="D6DCEA"/>
+            </w:tcBorders>
+          </w:tcPr>
+          <w:p>
+            <w:pPr>
+              <w:pStyle w:val="Compact"/>
+              <w:widowControl/>
+              <w:spacing w:before="36" w:after="40"/>
+              <w:jc w:val="left"/>
+              <w:rPr>
+                <w:kern w:val="0"/>
+                <w:szCs w:val="24"/>
+                <w:lang w:val="en-US" w:eastAsia="en-US" w:bidi="ar-SA"/>
+              </w:rPr>
+            </w:pPr>
+            <w:r>
+              <w:rPr>
+                <w:kern w:val="0"/>
+                <w:sz w:val="18"/>
+                <w:szCs w:val="24"/>
+                <w:lang w:val="en-US" w:eastAsia="en-US" w:bidi="ar-SA"/>
+              </w:rPr>
+              <w:t>Node.js обслуживает запросы одним ядром; главный процесс запускает по процессу на ядро и перезапускает упавшие</w:t>
+            </w:r>
+          </w:p>
+        </w:tc>
+      </w:tr>
+      <w:tr>
+        <w:trPr/>
+        <w:tc>
+          <w:tcPr>
+            <w:tcW w:w="4679" w:type="dxa"/>
+            <w:tcBorders>
+              <w:top w:val="single" w:sz="4" w:space="0" w:color="D6DCEA"/>
+              <w:left w:val="single" w:sz="4" w:space="0" w:color="D6DCEA"/>
+              <w:bottom w:val="single" w:sz="4" w:space="0" w:color="D6DCEA"/>
+              <w:right w:val="single" w:sz="4" w:space="0" w:color="D6DCEA"/>
+            </w:tcBorders>
+          </w:tcPr>
+          <w:p>
+            <w:pPr>
+              <w:pStyle w:val="Compact"/>
+              <w:widowControl/>
+              <w:spacing w:before="36" w:after="40"/>
+              <w:jc w:val="left"/>
+              <w:rPr>
+                <w:kern w:val="0"/>
+                <w:szCs w:val="24"/>
+                <w:lang w:val="en-US" w:eastAsia="en-US" w:bidi="ar-SA"/>
+              </w:rPr>
+            </w:pPr>
+            <w:r>
+              <w:rPr>
+                <w:kern w:val="0"/>
+                <w:sz w:val="18"/>
+                <w:szCs w:val="24"/>
+                <w:lang w:val="en-US" w:eastAsia="en-US" w:bidi="ar-SA"/>
+              </w:rPr>
+              <w:t>Асинхронный scrypt</w:t>
+            </w:r>
+          </w:p>
+        </w:tc>
+        <w:tc>
+          <w:tcPr>
+            <w:tcW w:w="4680" w:type="dxa"/>
+            <w:tcBorders>
+              <w:top w:val="single" w:sz="4" w:space="0" w:color="D6DCEA"/>
+              <w:left w:val="single" w:sz="4" w:space="0" w:color="D6DCEA"/>
+              <w:bottom w:val="single" w:sz="4" w:space="0" w:color="D6DCEA"/>
+              <w:right w:val="single" w:sz="4" w:space="0" w:color="D6DCEA"/>
+            </w:tcBorders>
+          </w:tcPr>
+          <w:p>
+            <w:pPr>
+              <w:pStyle w:val="Compact"/>
+              <w:widowControl/>
+              <w:spacing w:before="36" w:after="40"/>
+              <w:jc w:val="left"/>
+              <w:rPr>
+                <w:kern w:val="0"/>
+                <w:szCs w:val="24"/>
+                <w:lang w:val="en-US" w:eastAsia="en-US" w:bidi="ar-SA"/>
+              </w:rPr>
+            </w:pPr>
+            <w:r>
+              <w:rPr>
+                <w:kern w:val="0"/>
+                <w:sz w:val="18"/>
+                <w:szCs w:val="24"/>
+                <w:lang w:val="en-US" w:eastAsia="en-US" w:bidi="ar-SA"/>
+              </w:rPr>
+              <w:t>Хеширование пароля — в пуле потоков libuv: 100 мс расчёта не останавливают остальные запросы процесса</w:t>
+            </w:r>
+          </w:p>
+        </w:tc>
+      </w:tr>
+      <w:tr>
+        <w:trPr/>
+        <w:tc>
+          <w:tcPr>
+            <w:tcW w:w="4679" w:type="dxa"/>
+            <w:tcBorders>
+              <w:top w:val="single" w:sz="4" w:space="0" w:color="D6DCEA"/>
+              <w:left w:val="single" w:sz="4" w:space="0" w:color="D6DCEA"/>
+              <w:bottom w:val="single" w:sz="4" w:space="0" w:color="D6DCEA"/>
+              <w:right w:val="single" w:sz="4" w:space="0" w:color="D6DCEA"/>
+            </w:tcBorders>
+          </w:tcPr>
+          <w:p>
+            <w:pPr>
+              <w:pStyle w:val="Compact"/>
+              <w:widowControl/>
+              <w:spacing w:before="36" w:after="40"/>
+              <w:jc w:val="left"/>
+              <w:rPr>
+                <w:kern w:val="0"/>
+                <w:szCs w:val="24"/>
+                <w:lang w:val="en-US" w:eastAsia="en-US" w:bidi="ar-SA"/>
+              </w:rPr>
+            </w:pPr>
+            <w:r>
+              <w:rPr>
+                <w:kern w:val="0"/>
+                <w:sz w:val="18"/>
+                <w:szCs w:val="24"/>
+                <w:lang w:val="en-US" w:eastAsia="en-US" w:bidi="ar-SA"/>
+              </w:rPr>
+              <w:t>Пул соединений на процесс</w:t>
+            </w:r>
+          </w:p>
+        </w:tc>
+        <w:tc>
+          <w:tcPr>
+            <w:tcW w:w="4680" w:type="dxa"/>
+            <w:tcBorders>
+              <w:top w:val="single" w:sz="4" w:space="0" w:color="D6DCEA"/>
+              <w:left w:val="single" w:sz="4" w:space="0" w:color="D6DCEA"/>
+              <w:bottom w:val="single" w:sz="4" w:space="0" w:color="D6DCEA"/>
+              <w:right w:val="single" w:sz="4" w:space="0" w:color="D6DCEA"/>
+            </w:tcBorders>
+          </w:tcPr>
+          <w:p>
+            <w:pPr>
+              <w:pStyle w:val="Compact"/>
+              <w:widowControl/>
+              <w:spacing w:before="36" w:after="40"/>
+              <w:jc w:val="left"/>
+              <w:rPr>
+                <w:kern w:val="0"/>
+                <w:szCs w:val="24"/>
+                <w:lang w:val="en-US" w:eastAsia="en-US" w:bidi="ar-SA"/>
+              </w:rPr>
+            </w:pPr>
+            <w:r>
+              <w:rPr>
+                <w:kern w:val="0"/>
+                <w:sz w:val="18"/>
+                <w:szCs w:val="24"/>
+                <w:lang w:val="en-US" w:eastAsia="en-US" w:bidi="ar-SA"/>
+              </w:rPr>
+              <w:t>min(10, 40 / процессов), не меньше 3: процессы одного экземпляра держат не больше ~40 соединений с БД</w:t>
+            </w:r>
+          </w:p>
+        </w:tc>
+      </w:tr>
+      <w:tr>
+        <w:trPr/>
+        <w:tc>
+          <w:tcPr>
+            <w:tcW w:w="4679" w:type="dxa"/>
+            <w:tcBorders>
+              <w:top w:val="single" w:sz="4" w:space="0" w:color="D6DCEA"/>
+              <w:left w:val="single" w:sz="4" w:space="0" w:color="D6DCEA"/>
+              <w:bottom w:val="single" w:sz="4" w:space="0" w:color="D6DCEA"/>
+              <w:right w:val="single" w:sz="4" w:space="0" w:color="D6DCEA"/>
+            </w:tcBorders>
+          </w:tcPr>
+          <w:p>
+            <w:pPr>
+              <w:pStyle w:val="Compact"/>
+              <w:widowControl/>
+              <w:spacing w:before="36" w:after="40"/>
+              <w:jc w:val="left"/>
+              <w:rPr>
+                <w:kern w:val="0"/>
+                <w:szCs w:val="24"/>
+                <w:lang w:val="en-US" w:eastAsia="en-US" w:bidi="ar-SA"/>
+              </w:rPr>
+            </w:pPr>
+            <w:r>
+              <w:rPr>
+                <w:kern w:val="0"/>
+                <w:sz w:val="18"/>
+                <w:szCs w:val="24"/>
+                <w:lang w:val="en-US" w:eastAsia="en-US" w:bidi="ar-SA"/>
+              </w:rPr>
+              <w:t>Версия данных графика</w:t>
+            </w:r>
+          </w:p>
+        </w:tc>
+        <w:tc>
+          <w:tcPr>
+            <w:tcW w:w="4680" w:type="dxa"/>
+            <w:tcBorders>
+              <w:top w:val="single" w:sz="4" w:space="0" w:color="D6DCEA"/>
+              <w:left w:val="single" w:sz="4" w:space="0" w:color="D6DCEA"/>
+              <w:bottom w:val="single" w:sz="4" w:space="0" w:color="D6DCEA"/>
+              <w:right w:val="single" w:sz="4" w:space="0" w:color="D6DCEA"/>
+            </w:tcBorders>
+          </w:tcPr>
+          <w:p>
+            <w:pPr>
+              <w:pStyle w:val="Compact"/>
+              <w:widowControl/>
+              <w:spacing w:before="36" w:after="40"/>
+              <w:jc w:val="left"/>
+              <w:rPr>
+                <w:kern w:val="0"/>
+                <w:szCs w:val="24"/>
+                <w:lang w:val="en-US" w:eastAsia="en-US" w:bidi="ar-SA"/>
+              </w:rPr>
+            </w:pPr>
+            <w:r>
+              <w:rPr>
+                <w:kern w:val="0"/>
+                <w:sz w:val="18"/>
+                <w:szCs w:val="24"/>
+                <w:lang w:val="en-US" w:eastAsia="en-US" w:bidi="ar-SA"/>
+              </w:rPr>
+              <w:t xml:space="preserve">Отложенные триггеры таблиц графика увеличивают счётчик при фиксации, один раз за транзакцию (16 строк — без конкуренции за одну); ответ </w:t>
+            </w:r>
+            <w:r>
+              <w:rPr>
+                <w:rStyle w:val="VerbatimChar"/>
+                <w:kern w:val="0"/>
+                <w:sz w:val="18"/>
+                <w:szCs w:val="24"/>
+                <w:lang w:val="en-US" w:eastAsia="en-US" w:bidi="ar-SA"/>
+              </w:rPr>
               <w:t>/schedule</w:t>
             </w:r>
             <w:r>
@@ -4213,7 +5233,233 @@
                 <w:szCs w:val="24"/>
                 <w:lang w:val="en-US" w:eastAsia="en-US" w:bidi="ar-SA"/>
               </w:rPr>
-              <w:t>, аналитика) ограничены периодом ≤ 370–400 дней и фильтром по отделу; клиент кэширует праздники на сессию</w:t>
+              <w:t xml:space="preserve"> кэшируется по версии и отдаётся </w:t>
+            </w:r>
+            <w:r>
+              <w:rPr>
+                <w:rStyle w:val="VerbatimChar"/>
+                <w:kern w:val="0"/>
+                <w:sz w:val="18"/>
+                <w:szCs w:val="24"/>
+                <w:lang w:val="en-US" w:eastAsia="en-US" w:bidi="ar-SA"/>
+              </w:rPr>
+              <w:t>304</w:t>
+            </w:r>
+            <w:r>
+              <w:rPr>
+                <w:kern w:val="0"/>
+                <w:sz w:val="18"/>
+                <w:szCs w:val="24"/>
+                <w:lang w:val="en-US" w:eastAsia="en-US" w:bidi="ar-SA"/>
+              </w:rPr>
+              <w:t xml:space="preserve"> по ETag</w:t>
+            </w:r>
+          </w:p>
+        </w:tc>
+      </w:tr>
+      <w:tr>
+        <w:trPr/>
+        <w:tc>
+          <w:tcPr>
+            <w:tcW w:w="4679" w:type="dxa"/>
+            <w:tcBorders>
+              <w:top w:val="single" w:sz="4" w:space="0" w:color="D6DCEA"/>
+              <w:left w:val="single" w:sz="4" w:space="0" w:color="D6DCEA"/>
+              <w:bottom w:val="single" w:sz="4" w:space="0" w:color="D6DCEA"/>
+              <w:right w:val="single" w:sz="4" w:space="0" w:color="D6DCEA"/>
+            </w:tcBorders>
+          </w:tcPr>
+          <w:p>
+            <w:pPr>
+              <w:pStyle w:val="Compact"/>
+              <w:widowControl/>
+              <w:spacing w:before="36" w:after="40"/>
+              <w:jc w:val="left"/>
+              <w:rPr>
+                <w:kern w:val="0"/>
+                <w:szCs w:val="24"/>
+                <w:lang w:val="en-US" w:eastAsia="en-US" w:bidi="ar-SA"/>
+              </w:rPr>
+            </w:pPr>
+            <w:r>
+              <w:rPr>
+                <w:kern w:val="0"/>
+                <w:sz w:val="18"/>
+                <w:szCs w:val="24"/>
+                <w:lang w:val="en-US" w:eastAsia="en-US" w:bidi="ar-SA"/>
+              </w:rPr>
+              <w:t>Лимит входа в PostgreSQL</w:t>
+            </w:r>
+          </w:p>
+        </w:tc>
+        <w:tc>
+          <w:tcPr>
+            <w:tcW w:w="4680" w:type="dxa"/>
+            <w:tcBorders>
+              <w:top w:val="single" w:sz="4" w:space="0" w:color="D6DCEA"/>
+              <w:left w:val="single" w:sz="4" w:space="0" w:color="D6DCEA"/>
+              <w:bottom w:val="single" w:sz="4" w:space="0" w:color="D6DCEA"/>
+              <w:right w:val="single" w:sz="4" w:space="0" w:color="D6DCEA"/>
+            </w:tcBorders>
+          </w:tcPr>
+          <w:p>
+            <w:pPr>
+              <w:pStyle w:val="Compact"/>
+              <w:widowControl/>
+              <w:spacing w:before="36" w:after="40"/>
+              <w:jc w:val="left"/>
+              <w:rPr>
+                <w:kern w:val="0"/>
+                <w:szCs w:val="24"/>
+                <w:lang w:val="en-US" w:eastAsia="en-US" w:bidi="ar-SA"/>
+              </w:rPr>
+            </w:pPr>
+            <w:r>
+              <w:rPr>
+                <w:kern w:val="0"/>
+                <w:sz w:val="18"/>
+                <w:szCs w:val="24"/>
+                <w:lang w:val="en-US" w:eastAsia="en-US" w:bidi="ar-SA"/>
+              </w:rPr>
+              <w:t>Окна по минутам в нежурналируемой таблице: одинаковый лимит при любом числе процессов и экземпляров</w:t>
+            </w:r>
+          </w:p>
+        </w:tc>
+      </w:tr>
+      <w:tr>
+        <w:trPr/>
+        <w:tc>
+          <w:tcPr>
+            <w:tcW w:w="4679" w:type="dxa"/>
+            <w:tcBorders>
+              <w:top w:val="single" w:sz="4" w:space="0" w:color="D6DCEA"/>
+              <w:left w:val="single" w:sz="4" w:space="0" w:color="D6DCEA"/>
+              <w:bottom w:val="single" w:sz="4" w:space="0" w:color="D6DCEA"/>
+              <w:right w:val="single" w:sz="4" w:space="0" w:color="D6DCEA"/>
+            </w:tcBorders>
+          </w:tcPr>
+          <w:p>
+            <w:pPr>
+              <w:pStyle w:val="Compact"/>
+              <w:widowControl/>
+              <w:spacing w:before="36" w:after="40"/>
+              <w:jc w:val="left"/>
+              <w:rPr>
+                <w:kern w:val="0"/>
+                <w:szCs w:val="24"/>
+                <w:lang w:val="en-US" w:eastAsia="en-US" w:bidi="ar-SA"/>
+              </w:rPr>
+            </w:pPr>
+            <w:r>
+              <w:rPr>
+                <w:kern w:val="0"/>
+                <w:sz w:val="18"/>
+                <w:szCs w:val="24"/>
+                <w:lang w:val="en-US" w:eastAsia="en-US" w:bidi="ar-SA"/>
+              </w:rPr>
+              <w:t>Поток событий вместо опроса</w:t>
+            </w:r>
+          </w:p>
+        </w:tc>
+        <w:tc>
+          <w:tcPr>
+            <w:tcW w:w="4680" w:type="dxa"/>
+            <w:tcBorders>
+              <w:top w:val="single" w:sz="4" w:space="0" w:color="D6DCEA"/>
+              <w:left w:val="single" w:sz="4" w:space="0" w:color="D6DCEA"/>
+              <w:bottom w:val="single" w:sz="4" w:space="0" w:color="D6DCEA"/>
+              <w:right w:val="single" w:sz="4" w:space="0" w:color="D6DCEA"/>
+            </w:tcBorders>
+          </w:tcPr>
+          <w:p>
+            <w:pPr>
+              <w:pStyle w:val="Compact"/>
+              <w:widowControl/>
+              <w:spacing w:before="36" w:after="40"/>
+              <w:jc w:val="left"/>
+              <w:rPr>
+                <w:kern w:val="0"/>
+                <w:szCs w:val="24"/>
+                <w:lang w:val="en-US" w:eastAsia="en-US" w:bidi="ar-SA"/>
+              </w:rPr>
+            </w:pPr>
+            <w:r>
+              <w:rPr>
+                <w:kern w:val="0"/>
+                <w:sz w:val="18"/>
+                <w:szCs w:val="24"/>
+                <w:lang w:val="en-US" w:eastAsia="en-US" w:bidi="ar-SA"/>
+              </w:rPr>
+              <w:t>Уведомления и «данные изменились» приходят по SSE; процесс опрашивает БД одним запросом раз в 2 с на всех своих подключённых (ADR-013)</w:t>
+            </w:r>
+          </w:p>
+        </w:tc>
+      </w:tr>
+      <w:tr>
+        <w:trPr/>
+        <w:tc>
+          <w:tcPr>
+            <w:tcW w:w="4679" w:type="dxa"/>
+            <w:tcBorders>
+              <w:top w:val="single" w:sz="4" w:space="0" w:color="D6DCEA"/>
+              <w:left w:val="single" w:sz="4" w:space="0" w:color="D6DCEA"/>
+              <w:bottom w:val="single" w:sz="4" w:space="0" w:color="D6DCEA"/>
+              <w:right w:val="single" w:sz="4" w:space="0" w:color="D6DCEA"/>
+            </w:tcBorders>
+          </w:tcPr>
+          <w:p>
+            <w:pPr>
+              <w:pStyle w:val="Compact"/>
+              <w:widowControl/>
+              <w:spacing w:before="36" w:after="40"/>
+              <w:jc w:val="left"/>
+              <w:rPr>
+                <w:kern w:val="0"/>
+                <w:szCs w:val="24"/>
+                <w:lang w:val="en-US" w:eastAsia="en-US" w:bidi="ar-SA"/>
+              </w:rPr>
+            </w:pPr>
+            <w:r>
+              <w:rPr>
+                <w:kern w:val="0"/>
+                <w:sz w:val="18"/>
+                <w:szCs w:val="24"/>
+                <w:lang w:val="en-US" w:eastAsia="en-US" w:bidi="ar-SA"/>
+              </w:rPr>
+              <w:t>Виртуальный список графика</w:t>
+            </w:r>
+          </w:p>
+        </w:tc>
+        <w:tc>
+          <w:tcPr>
+            <w:tcW w:w="4680" w:type="dxa"/>
+            <w:tcBorders>
+              <w:top w:val="single" w:sz="4" w:space="0" w:color="D6DCEA"/>
+              <w:left w:val="single" w:sz="4" w:space="0" w:color="D6DCEA"/>
+              <w:bottom w:val="single" w:sz="4" w:space="0" w:color="D6DCEA"/>
+              <w:right w:val="single" w:sz="4" w:space="0" w:color="D6DCEA"/>
+            </w:tcBorders>
+          </w:tcPr>
+          <w:p>
+            <w:pPr>
+              <w:pStyle w:val="Compact"/>
+              <w:widowControl/>
+              <w:spacing w:before="36" w:after="40"/>
+              <w:jc w:val="left"/>
+              <w:rPr>
+                <w:kern w:val="0"/>
+                <w:szCs w:val="24"/>
+                <w:lang w:val="en-US" w:eastAsia="en-US" w:bidi="ar-SA"/>
+              </w:rPr>
+            </w:pPr>
+            <w:r>
+              <w:rPr>
+                <w:kern w:val="0"/>
+                <w:sz w:val="18"/>
+                <w:szCs w:val="24"/>
+                <w:lang w:val="en-US" w:eastAsia="en-US" w:bidi="ar-SA"/>
+              </w:rPr>
+              <w:t>Браузер рисует только видимые строки: 5000 сотрудников — 1,8 тыс. узлов DOM вместо 65 тыс.</w:t>
             </w:r>
             <w:bookmarkStart w:id="19" w:name="масштабирование"/>
             <w:bookmarkEnd w:id="19"/>
@@ -4226,7 +5472,7 @@
         <w:pStyle w:val="Heading1"/>
         <w:rPr/>
       </w:pPr>
-      <w:bookmarkStart w:id="20" w:name="__RefHeading___Toc3742_1562542824"/>
+      <w:bookmarkStart w:id="20" w:name="__RefHeading___Toc4203_2275915807"/>
       <w:bookmarkEnd w:id="20"/>
       <w:r>
         <w:rPr>
@@ -4245,7 +5491,7 @@
         <w:pStyle w:val="Heading2"/>
         <w:rPr/>
       </w:pPr>
-      <w:bookmarkStart w:id="21" w:name="__RefHeading___Toc3744_1562542824"/>
+      <w:bookmarkStart w:id="21" w:name="__RefHeading___Toc4205_2275915807"/>
       <w:bookmarkEnd w:id="21"/>
       <w:r>
         <w:rPr>
@@ -4852,7 +6098,7 @@
                 <w:szCs w:val="24"/>
                 <w:lang w:val="en-US" w:eastAsia="en-US" w:bidi="ar-SA"/>
               </w:rPr>
-              <w:t>График отпусков за период с конфликтами отделов</w:t>
+              <w:t>График отпусков за период с конфликтами отделов: сборка простым SQL, кэш по версии данных, ETag</w:t>
             </w:r>
           </w:p>
         </w:tc>
@@ -4889,7 +6135,7 @@
                 <w:szCs w:val="24"/>
                 <w:lang w:val="en-US" w:eastAsia="en-US" w:bidi="ar-SA"/>
               </w:rPr>
-              <w:t>analytics</w:t>
+              <w:t>events</w:t>
             </w:r>
           </w:p>
         </w:tc>
@@ -4922,26 +6168,7 @@
                 <w:szCs w:val="24"/>
                 <w:lang w:val="en-US" w:eastAsia="en-US" w:bidi="ar-SA"/>
               </w:rPr>
-              <w:t xml:space="preserve">Нагрузка отделов, периоды конфликтов, выводы руководителю, подбор дат; </w:t>
-            </w:r>
-            <w:r>
-              <w:rPr>
-                <w:rStyle w:val="VerbatimChar"/>
-                <w:kern w:val="0"/>
-                <w:sz w:val="18"/>
-                <w:szCs w:val="24"/>
-                <w:lang w:val="en-US" w:eastAsia="en-US" w:bidi="ar-SA"/>
-              </w:rPr>
-              <w:t>coverage.ts</w:t>
-            </w:r>
-            <w:r>
-              <w:rPr>
-                <w:kern w:val="0"/>
-                <w:sz w:val="18"/>
-                <w:szCs w:val="24"/>
-                <w:lang w:val="en-US" w:eastAsia="en-US" w:bidi="ar-SA"/>
-              </w:rPr>
-              <w:t xml:space="preserve"> — чистые функции</w:t>
+              <w:t>Поток событий (SSE): билеты, подключения, опрос новых уведомлений и версии данных</w:t>
             </w:r>
           </w:p>
         </w:tc>
@@ -4978,7 +6205,7 @@
                 <w:szCs w:val="24"/>
                 <w:lang w:val="en-US" w:eastAsia="en-US" w:bidi="ar-SA"/>
               </w:rPr>
-              <w:t>directories</w:t>
+              <w:t>analytics</w:t>
             </w:r>
           </w:p>
         </w:tc>
@@ -5011,7 +6238,26 @@
                 <w:szCs w:val="24"/>
                 <w:lang w:val="en-US" w:eastAsia="en-US" w:bidi="ar-SA"/>
               </w:rPr>
-              <w:t>Отделы, проекты, личные группы</w:t>
+              <w:t xml:space="preserve">Нагрузка отделов, периоды конфликтов, выводы руководителю, подбор дат; </w:t>
+            </w:r>
+            <w:r>
+              <w:rPr>
+                <w:rStyle w:val="VerbatimChar"/>
+                <w:kern w:val="0"/>
+                <w:sz w:val="18"/>
+                <w:szCs w:val="24"/>
+                <w:lang w:val="en-US" w:eastAsia="en-US" w:bidi="ar-SA"/>
+              </w:rPr>
+              <w:t>coverage.ts</w:t>
+            </w:r>
+            <w:r>
+              <w:rPr>
+                <w:kern w:val="0"/>
+                <w:sz w:val="18"/>
+                <w:szCs w:val="24"/>
+                <w:lang w:val="en-US" w:eastAsia="en-US" w:bidi="ar-SA"/>
+              </w:rPr>
+              <w:t xml:space="preserve"> — чистые функции</w:t>
             </w:r>
           </w:p>
         </w:tc>
@@ -5048,7 +6294,7 @@
                 <w:szCs w:val="24"/>
                 <w:lang w:val="en-US" w:eastAsia="en-US" w:bidi="ar-SA"/>
               </w:rPr>
-              <w:t>calendar</w:t>
+              <w:t>directories</w:t>
             </w:r>
           </w:p>
         </w:tc>
@@ -5081,7 +6327,7 @@
                 <w:szCs w:val="24"/>
                 <w:lang w:val="en-US" w:eastAsia="en-US" w:bidi="ar-SA"/>
               </w:rPr>
-              <w:t>Производственный календарь: праздники ст. 112 и переносы выходных; правка кадровой службой</w:t>
+              <w:t>Отделы, проекты, личные группы</w:t>
             </w:r>
           </w:p>
         </w:tc>
@@ -5118,7 +6364,7 @@
                 <w:szCs w:val="24"/>
                 <w:lang w:val="en-US" w:eastAsia="en-US" w:bidi="ar-SA"/>
               </w:rPr>
-              <w:t>imports</w:t>
+              <w:t>calendar</w:t>
             </w:r>
           </w:p>
         </w:tc>
@@ -5151,26 +6397,7 @@
                 <w:szCs w:val="24"/>
                 <w:lang w:val="en-US" w:eastAsia="en-US" w:bidi="ar-SA"/>
               </w:rPr>
-              <w:t xml:space="preserve">Импорт сотрудников и остатков из XLSX/CSV и JSON; </w:t>
-            </w:r>
-            <w:r>
-              <w:rPr>
-                <w:rStyle w:val="VerbatimChar"/>
-                <w:kern w:val="0"/>
-                <w:sz w:val="18"/>
-                <w:szCs w:val="24"/>
-                <w:lang w:val="en-US" w:eastAsia="en-US" w:bidi="ar-SA"/>
-              </w:rPr>
-              <w:t>plan.ts</w:t>
-            </w:r>
-            <w:r>
-              <w:rPr>
-                <w:kern w:val="0"/>
-                <w:sz w:val="18"/>
-                <w:szCs w:val="24"/>
-                <w:lang w:val="en-US" w:eastAsia="en-US" w:bidi="ar-SA"/>
-              </w:rPr>
-              <w:t xml:space="preserve"> — чистая функция плана</w:t>
+              <w:t>Производственный календарь: праздники ст. 112 и переносы выходных; правка кадровой службой</w:t>
             </w:r>
           </w:p>
         </w:tc>
@@ -5207,7 +6434,7 @@
                 <w:szCs w:val="24"/>
                 <w:lang w:val="en-US" w:eastAsia="en-US" w:bidi="ar-SA"/>
               </w:rPr>
-              <w:t>mail</w:t>
+              <w:t>imports</w:t>
             </w:r>
           </w:p>
         </w:tc>
@@ -5240,7 +6467,26 @@
                 <w:szCs w:val="24"/>
                 <w:lang w:val="en-US" w:eastAsia="en-US" w:bidi="ar-SA"/>
               </w:rPr>
-              <w:t>Письма о заявках (outbox в транзакции события), фоновая отправка с повторами, еженедельная сводка руководителям</w:t>
+              <w:t xml:space="preserve">Импорт сотрудников и остатков из XLSX/CSV и JSON; </w:t>
+            </w:r>
+            <w:r>
+              <w:rPr>
+                <w:rStyle w:val="VerbatimChar"/>
+                <w:kern w:val="0"/>
+                <w:sz w:val="18"/>
+                <w:szCs w:val="24"/>
+                <w:lang w:val="en-US" w:eastAsia="en-US" w:bidi="ar-SA"/>
+              </w:rPr>
+              <w:t>plan.ts</w:t>
+            </w:r>
+            <w:r>
+              <w:rPr>
+                <w:kern w:val="0"/>
+                <w:sz w:val="18"/>
+                <w:szCs w:val="24"/>
+                <w:lang w:val="en-US" w:eastAsia="en-US" w:bidi="ar-SA"/>
+              </w:rPr>
+              <w:t xml:space="preserve"> — чистая функция плана</w:t>
             </w:r>
           </w:p>
         </w:tc>
@@ -5277,7 +6523,7 @@
                 <w:szCs w:val="24"/>
                 <w:lang w:val="en-US" w:eastAsia="en-US" w:bidi="ar-SA"/>
               </w:rPr>
-              <w:t>settings</w:t>
+              <w:t>mail</w:t>
             </w:r>
           </w:p>
         </w:tc>
@@ -5310,7 +6556,7 @@
                 <w:szCs w:val="24"/>
                 <w:lang w:val="en-US" w:eastAsia="en-US" w:bidi="ar-SA"/>
               </w:rPr>
-              <w:t>Правила организации: порог конфликта, политика лимита, норма дней</w:t>
+              <w:t>Письма о заявках (outbox в транзакции события), фоновая отправка с повторами, еженедельная сводка руководителям</w:t>
             </w:r>
           </w:p>
         </w:tc>
@@ -5347,7 +6593,7 @@
                 <w:szCs w:val="24"/>
                 <w:lang w:val="en-US" w:eastAsia="en-US" w:bidi="ar-SA"/>
               </w:rPr>
-              <w:t>notifications</w:t>
+              <w:t>settings</w:t>
             </w:r>
           </w:p>
         </w:tc>
@@ -5380,7 +6626,7 @@
                 <w:szCs w:val="24"/>
                 <w:lang w:val="en-US" w:eastAsia="en-US" w:bidi="ar-SA"/>
               </w:rPr>
-              <w:t>Уведомления в интерфейсе и постановка писем в очередь</w:t>
+              <w:t>Правила организации: порог конфликта, политика лимита, норма дней</w:t>
             </w:r>
           </w:p>
         </w:tc>
@@ -5417,7 +6663,7 @@
                 <w:szCs w:val="24"/>
                 <w:lang w:val="en-US" w:eastAsia="en-US" w:bidi="ar-SA"/>
               </w:rPr>
-              <w:t>audit</w:t>
+              <w:t>notifications</w:t>
             </w:r>
           </w:p>
         </w:tc>
@@ -5450,7 +6696,7 @@
                 <w:szCs w:val="24"/>
                 <w:lang w:val="en-US" w:eastAsia="en-US" w:bidi="ar-SA"/>
               </w:rPr>
-              <w:t>Неизменяемый журнал; запись только внутри транзакции изменения</w:t>
+              <w:t>Уведомления в интерфейсе и постановка писем в очередь</w:t>
             </w:r>
           </w:p>
         </w:tc>
@@ -5487,7 +6733,7 @@
                 <w:szCs w:val="24"/>
                 <w:lang w:val="en-US" w:eastAsia="en-US" w:bidi="ar-SA"/>
               </w:rPr>
-              <w:t>reports</w:t>
+              <w:t>audit</w:t>
             </w:r>
           </w:p>
         </w:tc>
@@ -5520,7 +6766,7 @@
                 <w:szCs w:val="24"/>
                 <w:lang w:val="en-US" w:eastAsia="en-US" w:bidi="ar-SA"/>
               </w:rPr>
-              <w:t>Выгрузка отпусков в XLSX</w:t>
+              <w:t>Неизменяемый журнал; запись только внутри транзакции изменения</w:t>
             </w:r>
           </w:p>
         </w:tc>
@@ -5557,7 +6803,7 @@
                 <w:szCs w:val="24"/>
                 <w:lang w:val="en-US" w:eastAsia="en-US" w:bidi="ar-SA"/>
               </w:rPr>
-              <w:t>health</w:t>
+              <w:t>reports</w:t>
             </w:r>
           </w:p>
         </w:tc>
@@ -5590,36 +6836,7 @@
                 <w:szCs w:val="24"/>
                 <w:lang w:val="en-US" w:eastAsia="en-US" w:bidi="ar-SA"/>
               </w:rPr>
-              <w:t xml:space="preserve">Пробы </w:t>
-            </w:r>
-            <w:r>
-              <w:rPr>
-                <w:rStyle w:val="VerbatimChar"/>
-                <w:kern w:val="0"/>
-                <w:sz w:val="18"/>
-                <w:szCs w:val="24"/>
-                <w:lang w:val="en-US" w:eastAsia="en-US" w:bidi="ar-SA"/>
-              </w:rPr>
-              <w:t>/healthz</w:t>
-            </w:r>
-            <w:r>
-              <w:rPr>
-                <w:kern w:val="0"/>
-                <w:sz w:val="18"/>
-                <w:szCs w:val="24"/>
-                <w:lang w:val="en-US" w:eastAsia="en-US" w:bidi="ar-SA"/>
-              </w:rPr>
-              <w:t xml:space="preserve"> и </w:t>
-            </w:r>
-            <w:r>
-              <w:rPr>
-                <w:rStyle w:val="VerbatimChar"/>
-                <w:kern w:val="0"/>
-                <w:sz w:val="18"/>
-                <w:szCs w:val="24"/>
-                <w:lang w:val="en-US" w:eastAsia="en-US" w:bidi="ar-SA"/>
-              </w:rPr>
-              <w:t>/readyz</w:t>
+              <w:t>Выгрузка отпусков в XLSX</w:t>
             </w:r>
           </w:p>
         </w:tc>
@@ -5656,6 +6873,124 @@
                 <w:szCs w:val="24"/>
                 <w:lang w:val="en-US" w:eastAsia="en-US" w:bidi="ar-SA"/>
               </w:rPr>
+              <w:t>health</w:t>
+            </w:r>
+          </w:p>
+        </w:tc>
+        <w:tc>
+          <w:tcPr>
+            <w:tcW w:w="4680" w:type="dxa"/>
+            <w:tcBorders>
+              <w:top w:val="single" w:sz="4" w:space="0" w:color="D6DCEA"/>
+              <w:left w:val="single" w:sz="4" w:space="0" w:color="D6DCEA"/>
+              <w:bottom w:val="single" w:sz="4" w:space="0" w:color="D6DCEA"/>
+              <w:right w:val="single" w:sz="4" w:space="0" w:color="D6DCEA"/>
+            </w:tcBorders>
+          </w:tcPr>
+          <w:p>
+            <w:pPr>
+              <w:pStyle w:val="Compact"/>
+              <w:widowControl/>
+              <w:spacing w:before="36" w:after="40"/>
+              <w:jc w:val="left"/>
+              <w:rPr>
+                <w:kern w:val="0"/>
+                <w:szCs w:val="24"/>
+                <w:lang w:val="en-US" w:eastAsia="en-US" w:bidi="ar-SA"/>
+              </w:rPr>
+            </w:pPr>
+            <w:r>
+              <w:rPr>
+                <w:kern w:val="0"/>
+                <w:sz w:val="18"/>
+                <w:szCs w:val="24"/>
+                <w:lang w:val="en-US" w:eastAsia="en-US" w:bidi="ar-SA"/>
+              </w:rPr>
+              <w:t xml:space="preserve">Пробы </w:t>
+            </w:r>
+            <w:r>
+              <w:rPr>
+                <w:rStyle w:val="VerbatimChar"/>
+                <w:kern w:val="0"/>
+                <w:sz w:val="18"/>
+                <w:szCs w:val="24"/>
+                <w:lang w:val="en-US" w:eastAsia="en-US" w:bidi="ar-SA"/>
+              </w:rPr>
+              <w:t>/healthz</w:t>
+            </w:r>
+            <w:r>
+              <w:rPr>
+                <w:kern w:val="0"/>
+                <w:sz w:val="18"/>
+                <w:szCs w:val="24"/>
+                <w:lang w:val="en-US" w:eastAsia="en-US" w:bidi="ar-SA"/>
+              </w:rPr>
+              <w:t xml:space="preserve"> и </w:t>
+            </w:r>
+            <w:r>
+              <w:rPr>
+                <w:rStyle w:val="VerbatimChar"/>
+                <w:kern w:val="0"/>
+                <w:sz w:val="18"/>
+                <w:szCs w:val="24"/>
+                <w:lang w:val="en-US" w:eastAsia="en-US" w:bidi="ar-SA"/>
+              </w:rPr>
+              <w:t>/readyz</w:t>
+            </w:r>
+            <w:r>
+              <w:rPr>
+                <w:kern w:val="0"/>
+                <w:sz w:val="18"/>
+                <w:szCs w:val="24"/>
+                <w:lang w:val="en-US" w:eastAsia="en-US" w:bidi="ar-SA"/>
+              </w:rPr>
+              <w:t xml:space="preserve">, метрики </w:t>
+            </w:r>
+            <w:r>
+              <w:rPr>
+                <w:rStyle w:val="VerbatimChar"/>
+                <w:kern w:val="0"/>
+                <w:sz w:val="18"/>
+                <w:szCs w:val="24"/>
+                <w:lang w:val="en-US" w:eastAsia="en-US" w:bidi="ar-SA"/>
+              </w:rPr>
+              <w:t>/metrics</w:t>
+            </w:r>
+          </w:p>
+        </w:tc>
+      </w:tr>
+      <w:tr>
+        <w:trPr/>
+        <w:tc>
+          <w:tcPr>
+            <w:tcW w:w="4679" w:type="dxa"/>
+            <w:tcBorders>
+              <w:top w:val="single" w:sz="4" w:space="0" w:color="D6DCEA"/>
+              <w:left w:val="single" w:sz="4" w:space="0" w:color="D6DCEA"/>
+              <w:bottom w:val="single" w:sz="4" w:space="0" w:color="D6DCEA"/>
+              <w:right w:val="single" w:sz="4" w:space="0" w:color="D6DCEA"/>
+            </w:tcBorders>
+          </w:tcPr>
+          <w:p>
+            <w:pPr>
+              <w:pStyle w:val="Compact"/>
+              <w:widowControl/>
+              <w:spacing w:before="36" w:after="40"/>
+              <w:jc w:val="left"/>
+              <w:rPr>
+                <w:kern w:val="0"/>
+                <w:szCs w:val="24"/>
+                <w:lang w:val="en-US" w:eastAsia="en-US" w:bidi="ar-SA"/>
+              </w:rPr>
+            </w:pPr>
+            <w:r>
+              <w:rPr>
+                <w:rStyle w:val="VerbatimChar"/>
+                <w:kern w:val="0"/>
+                <w:sz w:val="18"/>
+                <w:szCs w:val="24"/>
+                <w:lang w:val="en-US" w:eastAsia="en-US" w:bidi="ar-SA"/>
+              </w:rPr>
               <w:t>infra</w:t>
             </w:r>
           </w:p>
@@ -5718,7 +7053,64 @@
                 <w:szCs w:val="24"/>
                 <w:lang w:val="en-US" w:eastAsia="en-US" w:bidi="ar-SA"/>
               </w:rPr>
-              <w:t xml:space="preserve"> и фильтр RFC 9457</w:t>
+              <w:t xml:space="preserve"> и фильтр RFC 9457; </w:t>
+            </w:r>
+            <w:r>
+              <w:rPr>
+                <w:rStyle w:val="VerbatimChar"/>
+                <w:kern w:val="0"/>
+                <w:sz w:val="18"/>
+                <w:szCs w:val="24"/>
+                <w:lang w:val="en-US" w:eastAsia="en-US" w:bidi="ar-SA"/>
+              </w:rPr>
+              <w:t>metrics.ts</w:t>
+            </w:r>
+            <w:r>
+              <w:rPr>
+                <w:kern w:val="0"/>
+                <w:sz w:val="18"/>
+                <w:szCs w:val="24"/>
+                <w:lang w:val="en-US" w:eastAsia="en-US" w:bidi="ar-SA"/>
+              </w:rPr>
+              <w:t xml:space="preserve"> — реестр метрик и сложение процессов кластера; </w:t>
+            </w:r>
+            <w:r>
+              <w:rPr>
+                <w:rStyle w:val="VerbatimChar"/>
+                <w:kern w:val="0"/>
+                <w:sz w:val="18"/>
+                <w:szCs w:val="24"/>
+                <w:lang w:val="en-US" w:eastAsia="en-US" w:bidi="ar-SA"/>
+              </w:rPr>
+              <w:t>concurrency.ts</w:t>
+            </w:r>
+            <w:r>
+              <w:rPr>
+                <w:kern w:val="0"/>
+                <w:sz w:val="18"/>
+                <w:szCs w:val="24"/>
+                <w:lang w:val="en-US" w:eastAsia="en-US" w:bidi="ar-SA"/>
+              </w:rPr>
+              <w:t xml:space="preserve"> — число процессов и пул; </w:t>
+            </w:r>
+            <w:r>
+              <w:rPr>
+                <w:rStyle w:val="VerbatimChar"/>
+                <w:kern w:val="0"/>
+                <w:sz w:val="18"/>
+                <w:szCs w:val="24"/>
+                <w:lang w:val="en-US" w:eastAsia="en-US" w:bidi="ar-SA"/>
+              </w:rPr>
+              <w:t>data-version.ts</w:t>
+            </w:r>
+            <w:r>
+              <w:rPr>
+                <w:kern w:val="0"/>
+                <w:sz w:val="18"/>
+                <w:szCs w:val="24"/>
+                <w:lang w:val="en-US" w:eastAsia="en-US" w:bidi="ar-SA"/>
+              </w:rPr>
+              <w:t xml:space="preserve"> — версия данных и кэш ответов</w:t>
             </w:r>
             <w:bookmarkStart w:id="22" w:name="слои-и-компоненты"/>
             <w:bookmarkEnd w:id="22"/>
@@ -5731,7 +7123,7 @@
         <w:pStyle w:val="Heading2"/>
         <w:rPr/>
       </w:pPr>
-      <w:bookmarkStart w:id="23" w:name="__RefHeading___Toc3746_1562542824"/>
+      <w:bookmarkStart w:id="23" w:name="__RefHeading___Toc4207_2275915807"/>
       <w:bookmarkEnd w:id="23"/>
       <w:r>
         <w:rPr>
@@ -5965,10 +7357,84 @@
     </w:p>
     <w:p>
       <w:pPr>
+        <w:pStyle w:val="BodyText"/>
+        <w:rPr/>
+      </w:pPr>
+      <w:r>
+        <w:rPr>
+          <w:b/>
+          <w:bCs/>
+        </w:rPr>
+        <w:t>ScheduleService</w:t>
+      </w:r>
+      <w:r>
+        <w:rPr/>
+        <w:t xml:space="preserve"> собирает график четырьмя запросами SQL (сотрудники, отпуска, шаблоны и исключения режима работы) и считает конфликты отделов счётчиками по дням. Контроллер сначала читает версию данных, затем данные: так версия не может опередить данные. Готовый ответ кэшируется в памяти процесса (до 64 МБ) по ключу «версия + параметры»; запрос с </w:t>
+      </w:r>
+      <w:r>
+        <w:rPr>
+          <w:rStyle w:val="VerbatimChar"/>
+        </w:rPr>
+        <w:t>If-None-Match</w:t>
+      </w:r>
+      <w:r>
+        <w:rPr/>
+        <w:t xml:space="preserve"> текущей версии получает </w:t>
+      </w:r>
+      <w:r>
+        <w:rPr>
+          <w:rStyle w:val="VerbatimChar"/>
+        </w:rPr>
+        <w:t>304</w:t>
+      </w:r>
+      <w:r>
+        <w:rPr/>
+        <w:t xml:space="preserve"> без тела.</w:t>
+      </w:r>
+    </w:p>
+    <w:p>
+      <w:pPr>
+        <w:pStyle w:val="BodyText"/>
+        <w:rPr/>
+      </w:pPr>
+      <w:r>
+        <w:rPr>
+          <w:b/>
+          <w:bCs/>
+        </w:rPr>
+        <w:t>EventsService</w:t>
+      </w:r>
+      <w:r>
+        <w:rPr/>
+        <w:t xml:space="preserve"> держит открытые потоки SSE. Раз в 2 секунды процесс одним запросом находит новые уведомления своих подключённых сотрудников и проверяет версию данных; сотрудник получает </w:t>
+      </w:r>
+      <w:r>
+        <w:rPr>
+          <w:rStyle w:val="VerbatimChar"/>
+        </w:rPr>
+        <w:t>notifications</w:t>
+      </w:r>
+      <w:r>
+        <w:rPr/>
+        <w:t xml:space="preserve"> с числом непрочитанных, все — </w:t>
+      </w:r>
+      <w:r>
+        <w:rPr>
+          <w:rStyle w:val="VerbatimChar"/>
+        </w:rPr>
+        <w:t>data</w:t>
+      </w:r>
+      <w:r>
+        <w:rPr/>
+        <w:t xml:space="preserve"> при изменении графика (не чаще раза в 15 с). Каждые 25 секунд — пустой комментарий, чтобы прокси не закрыл простаивающее соединение.</w:t>
+      </w:r>
+    </w:p>
+    <w:p>
+      <w:pPr>
         <w:pStyle w:val="Heading2"/>
         <w:rPr/>
       </w:pPr>
-      <w:bookmarkStart w:id="24" w:name="__RefHeading___Toc3748_1562542824"/>
+      <w:bookmarkStart w:id="24" w:name="__RefHeading___Toc4209_2275915807"/>
       <w:bookmarkStart w:id="25" w:name="обработка-запроса"/>
       <w:bookmarkEnd w:id="24"/>
       <w:r>
@@ -6066,7 +7532,7 @@
       </w:r>
       <w:r>
         <w:rPr/>
-        <w:t xml:space="preserve">), сверку версии пароля в токене (смена пароля мгновенно отзывает все токены), проверку роли и DTO-валидацию с </w:t>
+        <w:t xml:space="preserve">), сверку версии пароля в токене и активности сотрудника (смена пароля или увольнение отзывает все выданные токены; процесс помнит результат проверки 10 секунд и сбрасывает его сразу, если изменение прошло через него), проверку роли и DTO-валидацию с </w:t>
       </w:r>
       <w:r>
         <w:rPr>
@@ -6095,7 +7561,7 @@
         <w:pStyle w:val="Heading1"/>
         <w:rPr/>
       </w:pPr>
-      <w:bookmarkStart w:id="26" w:name="__RefHeading___Toc3750_1562542824"/>
+      <w:bookmarkStart w:id="26" w:name="__RefHeading___Toc4211_2275915807"/>
       <w:bookmarkStart w:id="27" w:name="клиентская-часть"/>
       <w:bookmarkEnd w:id="26"/>
       <w:r>
@@ -6734,7 +8200,7 @@
         <w:pStyle w:val="Heading1"/>
         <w:rPr/>
       </w:pPr>
-      <w:bookmarkStart w:id="29" w:name="__RefHeading___Toc3752_1562542824"/>
+      <w:bookmarkStart w:id="29" w:name="__RefHeading___Toc4213_2275915807"/>
       <w:bookmarkStart w:id="30" w:name="модель-данных"/>
       <w:bookmarkEnd w:id="29"/>
       <w:r>
@@ -6766,7 +8232,7 @@
       </w:r>
       <w:r>
         <w:rPr/>
-        <w:t xml:space="preserve"> (14 таблиц PostgreSQL); полный словарь данных и инварианты — документ 4.</w:t>
+        <w:t xml:space="preserve"> (18 таблиц PostgreSQL); полный словарь данных и инварианты — документ 4.</w:t>
       </w:r>
     </w:p>
     <w:p>
@@ -6774,7 +8240,7 @@
         <w:pStyle w:val="Heading2"/>
         <w:rPr/>
       </w:pPr>
-      <w:bookmarkStart w:id="31" w:name="__RefHeading___Toc3754_1562542824"/>
+      <w:bookmarkStart w:id="31" w:name="__RefHeading___Toc4215_2275915807"/>
       <w:bookmarkStart w:id="32" w:name="организация"/>
       <w:bookmarkEnd w:id="31"/>
       <w:r>
@@ -6852,7 +8318,7 @@
         <w:pStyle w:val="Heading2"/>
         <w:rPr/>
       </w:pPr>
-      <w:bookmarkStart w:id="34" w:name="__RefHeading___Toc3756_1562542824"/>
+      <w:bookmarkStart w:id="34" w:name="__RefHeading___Toc4217_2275915807"/>
       <w:bookmarkStart w:id="35" w:name="отпуска-и-режим-работы"/>
       <w:bookmarkEnd w:id="34"/>
       <w:r>
@@ -6930,7 +8396,7 @@
         <w:pStyle w:val="Heading2"/>
         <w:rPr/>
       </w:pPr>
-      <w:bookmarkStart w:id="37" w:name="__RefHeading___Toc3758_1562542824"/>
+      <w:bookmarkStart w:id="37" w:name="__RefHeading___Toc4219_2275915807"/>
       <w:bookmarkStart w:id="38" w:name="служебные-данные"/>
       <w:bookmarkEnd w:id="37"/>
       <w:r>
@@ -7008,7 +8474,7 @@
         <w:pStyle w:val="Heading2"/>
         <w:rPr/>
       </w:pPr>
-      <w:bookmarkStart w:id="40" w:name="__RefHeading___Toc3760_1562542824"/>
+      <w:bookmarkStart w:id="40" w:name="__RefHeading___Toc4221_2275915807"/>
       <w:bookmarkStart w:id="41" w:name="жизненный-цикл-заявки"/>
       <w:bookmarkEnd w:id="40"/>
       <w:r>
@@ -7088,7 +8554,7 @@
         <w:pStyle w:val="Heading1"/>
         <w:rPr/>
       </w:pPr>
-      <w:bookmarkStart w:id="44" w:name="__RefHeading___Toc3762_1562542824"/>
+      <w:bookmarkStart w:id="44" w:name="__RefHeading___Toc4223_2275915807"/>
       <w:bookmarkStart w:id="45" w:name="ключевые-сценарии"/>
       <w:bookmarkEnd w:id="44"/>
       <w:r>
@@ -7108,7 +8574,7 @@
         <w:pStyle w:val="Heading2"/>
         <w:rPr/>
       </w:pPr>
-      <w:bookmarkStart w:id="46" w:name="__RefHeading___Toc3764_1562542824"/>
+      <w:bookmarkStart w:id="46" w:name="__RefHeading___Toc4225_2275915807"/>
       <w:bookmarkStart w:id="47" w:name="вход-и-продление-сессии"/>
       <w:bookmarkEnd w:id="46"/>
       <w:r>
@@ -7186,7 +8652,7 @@
         <w:pStyle w:val="Heading2"/>
         <w:rPr/>
       </w:pPr>
-      <w:bookmarkStart w:id="49" w:name="__RefHeading___Toc3766_1562542824"/>
+      <w:bookmarkStart w:id="49" w:name="__RefHeading___Toc4227_2275915807"/>
       <w:bookmarkStart w:id="50" w:name="подача-заявки"/>
       <w:bookmarkEnd w:id="49"/>
       <w:r>
@@ -7264,7 +8730,7 @@
         <w:pStyle w:val="Heading2"/>
         <w:rPr/>
       </w:pPr>
-      <w:bookmarkStart w:id="52" w:name="__RefHeading___Toc3768_1562542824"/>
+      <w:bookmarkStart w:id="52" w:name="__RefHeading___Toc4229_2275915807"/>
       <w:bookmarkStart w:id="53" w:name="согласование-и-отклонение"/>
       <w:bookmarkEnd w:id="52"/>
       <w:r>
@@ -7342,7 +8808,7 @@
         <w:pStyle w:val="Heading2"/>
         <w:rPr/>
       </w:pPr>
-      <w:bookmarkStart w:id="55" w:name="__RefHeading___Toc3770_1562542824"/>
+      <w:bookmarkStart w:id="55" w:name="__RefHeading___Toc4231_2275915807"/>
       <w:bookmarkStart w:id="56" w:name="построение-графика"/>
       <w:bookmarkEnd w:id="55"/>
       <w:r>
@@ -7422,7 +8888,7 @@
         <w:pStyle w:val="Heading1"/>
         <w:rPr/>
       </w:pPr>
-      <w:bookmarkStart w:id="59" w:name="__RefHeading___Toc3772_1562542824"/>
+      <w:bookmarkStart w:id="59" w:name="__RefHeading___Toc4233_2275915807"/>
       <w:bookmarkStart w:id="60" w:name="безопасность"/>
       <w:bookmarkEnd w:id="59"/>
       <w:r>
@@ -7442,7 +8908,7 @@
         <w:pStyle w:val="Heading2"/>
         <w:rPr/>
       </w:pPr>
-      <w:bookmarkStart w:id="61" w:name="__RefHeading___Toc3774_1562542824"/>
+      <w:bookmarkStart w:id="61" w:name="__RefHeading___Toc4235_2275915807"/>
       <w:bookmarkEnd w:id="61"/>
       <w:r>
         <w:rPr>
@@ -7616,7 +9082,7 @@
                 <w:szCs w:val="24"/>
                 <w:lang w:val="en-US" w:eastAsia="en-US" w:bidi="ar-SA"/>
               </w:rPr>
-              <w:t>scrypt с солью, сравнение за постоянное время (</w:t>
+              <w:t>scrypt с солью в пуле потоков, сравнение за постоянное время (</w:t>
             </w:r>
             <w:r>
               <w:rPr>
@@ -7635,7 +9101,7 @@
                 <w:szCs w:val="24"/>
                 <w:lang w:val="en-US" w:eastAsia="en-US" w:bidi="ar-SA"/>
               </w:rPr>
-              <w:t>); пароли не попадают в журналы, ответы и выгрузки</w:t>
+              <w:t>); для несуществующего логина проверяется подставной хеш — время ответа не выдаёт, есть ли логин; пароли не попадают в журналы, ответы и выгрузки</w:t>
             </w:r>
           </w:p>
         </w:tc>
@@ -7916,7 +9382,7 @@
                 <w:szCs w:val="24"/>
                 <w:lang w:val="en-US" w:eastAsia="en-US" w:bidi="ar-SA"/>
               </w:rPr>
-              <w:t>Смена пароля</w:t>
+              <w:t>Смена пароля и увольнение</w:t>
             </w:r>
           </w:p>
         </w:tc>
@@ -7949,7 +9415,7 @@
                 <w:szCs w:val="24"/>
                 <w:lang w:val="en-US" w:eastAsia="en-US" w:bidi="ar-SA"/>
               </w:rPr>
-              <w:t xml:space="preserve">Увеличивает </w:t>
+              <w:t xml:space="preserve">Смена пароля увеличивает </w:t>
             </w:r>
             <w:r>
               <w:rPr>
@@ -7968,7 +9434,45 @@
                 <w:szCs w:val="24"/>
                 <w:lang w:val="en-US" w:eastAsia="en-US" w:bidi="ar-SA"/>
               </w:rPr>
-              <w:t>: все выданные токены перестают действовать</w:t>
+              <w:t xml:space="preserve">, увольнение снимает </w:t>
+            </w:r>
+            <w:r>
+              <w:rPr>
+                <w:rStyle w:val="VerbatimChar"/>
+                <w:kern w:val="0"/>
+                <w:sz w:val="18"/>
+                <w:szCs w:val="24"/>
+                <w:lang w:val="en-US" w:eastAsia="en-US" w:bidi="ar-SA"/>
+              </w:rPr>
+              <w:t>is_active</w:t>
+            </w:r>
+            <w:r>
+              <w:rPr>
+                <w:kern w:val="0"/>
+                <w:sz w:val="18"/>
+                <w:szCs w:val="24"/>
+                <w:lang w:val="en-US" w:eastAsia="en-US" w:bidi="ar-SA"/>
+              </w:rPr>
+              <w:t xml:space="preserve">: выданные токены перестают действовать (ответ </w:t>
+            </w:r>
+            <w:r>
+              <w:rPr>
+                <w:rStyle w:val="VerbatimChar"/>
+                <w:kern w:val="0"/>
+                <w:sz w:val="18"/>
+                <w:szCs w:val="24"/>
+                <w:lang w:val="en-US" w:eastAsia="en-US" w:bidi="ar-SA"/>
+              </w:rPr>
+              <w:t>401 auth/token-expired</w:t>
+            </w:r>
+            <w:r>
+              <w:rPr>
+                <w:kern w:val="0"/>
+                <w:sz w:val="18"/>
+                <w:szCs w:val="24"/>
+                <w:lang w:val="en-US" w:eastAsia="en-US" w:bidi="ar-SA"/>
+              </w:rPr>
+              <w:t>, не позже 10 секунд в других процессах)</w:t>
             </w:r>
           </w:p>
         </w:tc>
@@ -8075,7 +9579,7 @@
                 <w:szCs w:val="24"/>
                 <w:lang w:val="en-US" w:eastAsia="en-US" w:bidi="ar-SA"/>
               </w:rPr>
-              <w:t xml:space="preserve">; адрес клиента берётся из </w:t>
+              <w:t xml:space="preserve">; окна — в PostgreSQL, общие для всех процессов и экземпляров (скользящая оценка по текущей и прошлой минуте); адрес клиента берётся из </w:t>
             </w:r>
             <w:r>
               <w:rPr>
@@ -8114,6 +9618,75 @@
                 <w:lang w:val="en-US" w:eastAsia="en-US" w:bidi="ar-SA"/>
               </w:rPr>
               <w:t>)</w:t>
+            </w:r>
+          </w:p>
+        </w:tc>
+      </w:tr>
+      <w:tr>
+        <w:trPr/>
+        <w:tc>
+          <w:tcPr>
+            <w:tcW w:w="4679" w:type="dxa"/>
+            <w:tcBorders>
+              <w:top w:val="single" w:sz="4" w:space="0" w:color="D6DCEA"/>
+              <w:left w:val="single" w:sz="4" w:space="0" w:color="D6DCEA"/>
+              <w:bottom w:val="single" w:sz="4" w:space="0" w:color="D6DCEA"/>
+              <w:right w:val="single" w:sz="4" w:space="0" w:color="D6DCEA"/>
+            </w:tcBorders>
+          </w:tcPr>
+          <w:p>
+            <w:pPr>
+              <w:pStyle w:val="Compact"/>
+              <w:widowControl/>
+              <w:spacing w:before="36" w:after="40"/>
+              <w:jc w:val="left"/>
+              <w:rPr>
+                <w:kern w:val="0"/>
+                <w:szCs w:val="24"/>
+                <w:lang w:val="en-US" w:eastAsia="en-US" w:bidi="ar-SA"/>
+              </w:rPr>
+            </w:pPr>
+            <w:r>
+              <w:rPr>
+                <w:kern w:val="0"/>
+                <w:sz w:val="18"/>
+                <w:szCs w:val="24"/>
+                <w:lang w:val="en-US" w:eastAsia="en-US" w:bidi="ar-SA"/>
+              </w:rPr>
+              <w:t>Поток событий</w:t>
+            </w:r>
+          </w:p>
+        </w:tc>
+        <w:tc>
+          <w:tcPr>
+            <w:tcW w:w="4680" w:type="dxa"/>
+            <w:tcBorders>
+              <w:top w:val="single" w:sz="4" w:space="0" w:color="D6DCEA"/>
+              <w:left w:val="single" w:sz="4" w:space="0" w:color="D6DCEA"/>
+              <w:bottom w:val="single" w:sz="4" w:space="0" w:color="D6DCEA"/>
+              <w:right w:val="single" w:sz="4" w:space="0" w:color="D6DCEA"/>
+            </w:tcBorders>
+          </w:tcPr>
+          <w:p>
+            <w:pPr>
+              <w:pStyle w:val="Compact"/>
+              <w:widowControl/>
+              <w:spacing w:before="36" w:after="40"/>
+              <w:jc w:val="left"/>
+              <w:rPr>
+                <w:kern w:val="0"/>
+                <w:szCs w:val="24"/>
+                <w:lang w:val="en-US" w:eastAsia="en-US" w:bidi="ar-SA"/>
+              </w:rPr>
+            </w:pPr>
+            <w:r>
+              <w:rPr>
+                <w:kern w:val="0"/>
+                <w:sz w:val="18"/>
+                <w:szCs w:val="24"/>
+                <w:lang w:val="en-US" w:eastAsia="en-US" w:bidi="ar-SA"/>
+              </w:rPr>
+              <w:t>Открывается по одноразовому билету на 60 секунд (отдельная аудитория JWT): токен не попадает в адрес и журналы прокси; при открытии сверяются версия пароля и активность</w:t>
             </w:r>
           </w:p>
         </w:tc>
@@ -8362,7 +9935,7 @@
         <w:pStyle w:val="Heading2"/>
         <w:rPr/>
       </w:pPr>
-      <w:bookmarkStart w:id="63" w:name="__RefHeading___Toc3776_1562542824"/>
+      <w:bookmarkStart w:id="63" w:name="__RefHeading___Toc4237_2275915807"/>
       <w:bookmarkEnd w:id="63"/>
       <w:r>
         <w:rPr>
@@ -8403,7 +9976,37 @@
       </w:r>
       <w:r>
         <w:rPr/>
-        <w:t xml:space="preserve">, календарь, вход, обновление) отмечены явно. DTO-валидация отбрасывает неизвестные поля. Ответы API содержат </w:t>
+        <w:t xml:space="preserve">, </w:t>
+      </w:r>
+      <w:r>
+        <w:rPr>
+          <w:rStyle w:val="VerbatimChar"/>
+        </w:rPr>
+        <w:t>/metrics</w:t>
+      </w:r>
+      <w:r>
+        <w:rPr/>
+        <w:t xml:space="preserve">, календарь, вход, обновление, поток событий по билету) отмечены явно. </w:t>
+      </w:r>
+      <w:r>
+        <w:rPr>
+          <w:rStyle w:val="VerbatimChar"/>
+        </w:rPr>
+        <w:t>/metrics</w:t>
+      </w:r>
+      <w:r>
+        <w:rPr/>
+        <w:t xml:space="preserve"> не проксируется nginx наружу и может требовать </w:t>
+      </w:r>
+      <w:r>
+        <w:rPr>
+          <w:rStyle w:val="VerbatimChar"/>
+        </w:rPr>
+        <w:t>METRICS_TOKEN</w:t>
+      </w:r>
+      <w:r>
+        <w:rPr/>
+        <w:t xml:space="preserve">. DTO-валидация отбрасывает неизвестные поля. Ответы API содержат </w:t>
       </w:r>
       <w:r>
         <w:rPr>
@@ -8481,7 +10084,7 @@
         <w:pStyle w:val="Heading2"/>
         <w:rPr/>
       </w:pPr>
-      <w:bookmarkStart w:id="64" w:name="__RefHeading___Toc3778_1562542824"/>
+      <w:bookmarkStart w:id="64" w:name="__RefHeading___Toc4239_2275915807"/>
       <w:bookmarkStart w:id="65" w:name="модель-авторизации"/>
       <w:bookmarkEnd w:id="64"/>
       <w:r>
@@ -8895,7 +10498,7 @@
         <w:pStyle w:val="Heading2"/>
         <w:rPr/>
       </w:pPr>
-      <w:bookmarkStart w:id="66" w:name="__RefHeading___Toc3780_1562542824"/>
+      <w:bookmarkStart w:id="66" w:name="__RefHeading___Toc4241_2275915807"/>
       <w:bookmarkStart w:id="67" w:name="журналирование-и-аудит"/>
       <w:bookmarkEnd w:id="66"/>
       <w:r>
@@ -8937,7 +10540,7 @@
         <w:pStyle w:val="Heading1"/>
         <w:rPr/>
       </w:pPr>
-      <w:bookmarkStart w:id="68" w:name="__RefHeading___Toc3782_1562542824"/>
+      <w:bookmarkStart w:id="68" w:name="__RefHeading___Toc4243_2275915807"/>
       <w:bookmarkEnd w:id="68"/>
       <w:r>
         <w:rPr>
@@ -9565,7 +11168,7 @@
                 <w:szCs w:val="24"/>
                 <w:lang w:val="en-US" w:eastAsia="en-US" w:bidi="ar-SA"/>
               </w:rPr>
-              <w:t>уведомления, журнал аудита, выгрузка XLSX, пробы</w:t>
+              <w:t>уведомления и поток событий (SSE), журнал аудита, выгрузка XLSX, пробы</w:t>
             </w:r>
             <w:bookmarkStart w:id="69" w:name="программный-интерфейс"/>
             <w:bookmarkEnd w:id="69"/>
@@ -9578,7 +11181,7 @@
         <w:pStyle w:val="Heading1"/>
         <w:rPr/>
       </w:pPr>
-      <w:bookmarkStart w:id="70" w:name="__RefHeading___Toc3784_1562542824"/>
+      <w:bookmarkStart w:id="70" w:name="__RefHeading___Toc4245_2275915807"/>
       <w:bookmarkEnd w:id="70"/>
       <w:r>
         <w:rPr>
@@ -9817,7 +11420,7 @@
                 <w:szCs w:val="24"/>
                 <w:lang w:val="en-US" w:eastAsia="en-US" w:bidi="ar-SA"/>
               </w:rPr>
-              <w:t>Журналы</w:t>
+              <w:t>Метрики</w:t>
             </w:r>
           </w:p>
         </w:tc>
@@ -9845,31 +11448,22 @@
             </w:pPr>
             <w:r>
               <w:rPr>
-                <w:kern w:val="0"/>
-                <w:sz w:val="18"/>
-                <w:szCs w:val="24"/>
-                <w:lang w:val="en-US" w:eastAsia="en-US" w:bidi="ar-SA"/>
-              </w:rPr>
-              <w:t>stdout контейнеров (</w:t>
-            </w:r>
-            <w:r>
-              <w:rPr>
                 <w:rStyle w:val="VerbatimChar"/>
                 <w:kern w:val="0"/>
                 <w:sz w:val="18"/>
                 <w:szCs w:val="24"/>
                 <w:lang w:val="en-US" w:eastAsia="en-US" w:bidi="ar-SA"/>
               </w:rPr>
-              <w:t>docker compose logs</w:t>
-            </w:r>
-            <w:r>
-              <w:rPr>
-                <w:kern w:val="0"/>
-                <w:sz w:val="18"/>
-                <w:szCs w:val="24"/>
-                <w:lang w:val="en-US" w:eastAsia="en-US" w:bidi="ar-SA"/>
-              </w:rPr>
-              <w:t>), уровни log/warn/error</w:t>
+              <w:t>GET /metrics</w:t>
+            </w:r>
+            <w:r>
+              <w:rPr>
+                <w:kern w:val="0"/>
+                <w:sz w:val="18"/>
+                <w:szCs w:val="24"/>
+                <w:lang w:val="en-US" w:eastAsia="en-US" w:bidi="ar-SA"/>
+              </w:rPr>
+              <w:t xml:space="preserve"> в формате Prometheus: задержки и коды по шаблонам маршрутов, задержка цикла событий, память и процессор, потоки SSE; из БД — соединения по состояниям, очередь писем, фоновые задачи, реплики и архив WAL. Процессы кластера складываются</w:t>
             </w:r>
           </w:p>
         </w:tc>
@@ -9905,7 +11499,7 @@
                 <w:szCs w:val="24"/>
                 <w:lang w:val="en-US" w:eastAsia="en-US" w:bidi="ar-SA"/>
               </w:rPr>
-              <w:t>Резервное копирование</w:t>
+              <w:t>Оповещения и панель</w:t>
             </w:r>
           </w:p>
         </w:tc>
@@ -9933,31 +11527,22 @@
             </w:pPr>
             <w:r>
               <w:rPr>
-                <w:kern w:val="0"/>
-                <w:sz w:val="18"/>
-                <w:szCs w:val="24"/>
-                <w:lang w:val="en-US" w:eastAsia="en-US" w:bidi="ar-SA"/>
-              </w:rPr>
-              <w:t xml:space="preserve">Сервис </w:t>
-            </w:r>
-            <w:r>
-              <w:rPr>
                 <w:rStyle w:val="VerbatimChar"/>
                 <w:kern w:val="0"/>
                 <w:sz w:val="18"/>
                 <w:szCs w:val="24"/>
                 <w:lang w:val="en-US" w:eastAsia="en-US" w:bidi="ar-SA"/>
               </w:rPr>
-              <w:t>backup</w:t>
-            </w:r>
-            <w:r>
-              <w:rPr>
-                <w:kern w:val="0"/>
-                <w:sz w:val="18"/>
-                <w:szCs w:val="24"/>
-                <w:lang w:val="en-US" w:eastAsia="en-US" w:bidi="ar-SA"/>
-              </w:rPr>
-              <w:t xml:space="preserve">: </w:t>
+              <w:t>deploy/monitoring/alerts.yml</w:t>
+            </w:r>
+            <w:r>
+              <w:rPr>
+                <w:kern w:val="0"/>
+                <w:sz w:val="18"/>
+                <w:szCs w:val="24"/>
+                <w:lang w:val="en-US" w:eastAsia="en-US" w:bidi="ar-SA"/>
+              </w:rPr>
+              <w:t xml:space="preserve"> (15 правил: доступность, 5xx, p95, перегрузка БД, реплика, архив, почта) и </w:t>
             </w:r>
             <w:r>
               <w:rPr>
@@ -9967,35 +11552,7 @@
                 <w:szCs w:val="24"/>
                 <w:lang w:val="en-US" w:eastAsia="en-US" w:bidi="ar-SA"/>
               </w:rPr>
-              <w:t>pg_dump -Fc</w:t>
-            </w:r>
-            <w:r>
-              <w:rPr>
-                <w:kern w:val="0"/>
-                <w:sz w:val="18"/>
-                <w:szCs w:val="24"/>
-                <w:lang w:val="en-US" w:eastAsia="en-US" w:bidi="ar-SA"/>
-              </w:rPr>
-              <w:t xml:space="preserve"> раз в сутки, хранение 14 дней; восстановление — </w:t>
-            </w:r>
-            <w:r>
-              <w:rPr>
-                <w:rStyle w:val="VerbatimChar"/>
-                <w:kern w:val="0"/>
-                <w:sz w:val="18"/>
-                <w:szCs w:val="24"/>
-                <w:lang w:val="en-US" w:eastAsia="en-US" w:bidi="ar-SA"/>
-              </w:rPr>
-              <w:t>pg_restore</w:t>
-            </w:r>
-            <w:r>
-              <w:rPr>
-                <w:kern w:val="0"/>
-                <w:sz w:val="18"/>
-                <w:szCs w:val="24"/>
-                <w:lang w:val="en-US" w:eastAsia="en-US" w:bidi="ar-SA"/>
-              </w:rPr>
-              <w:t xml:space="preserve"> (руководство по развёртыванию)</w:t>
+              <w:t>grafana-dashboard.json</w:t>
             </w:r>
           </w:p>
         </w:tc>
@@ -10031,7 +11588,7 @@
                 <w:szCs w:val="24"/>
                 <w:lang w:val="en-US" w:eastAsia="en-US" w:bidi="ar-SA"/>
               </w:rPr>
-              <w:t>Обновление</w:t>
+              <w:t>Журналы</w:t>
             </w:r>
           </w:p>
         </w:tc>
@@ -10059,51 +11616,31 @@
             </w:pPr>
             <w:r>
               <w:rPr>
+                <w:kern w:val="0"/>
+                <w:sz w:val="18"/>
+                <w:szCs w:val="24"/>
+                <w:lang w:val="en-US" w:eastAsia="en-US" w:bidi="ar-SA"/>
+              </w:rPr>
+              <w:t>stdout контейнеров (</w:t>
+            </w:r>
+            <w:r>
+              <w:rPr>
                 <w:rStyle w:val="VerbatimChar"/>
                 <w:kern w:val="0"/>
                 <w:sz w:val="18"/>
                 <w:szCs w:val="24"/>
                 <w:lang w:val="en-US" w:eastAsia="en-US" w:bidi="ar-SA"/>
               </w:rPr>
-              <w:t>git pull</w:t>
-            </w:r>
-            <w:r>
-              <w:rPr>
-                <w:kern w:val="0"/>
-                <w:sz w:val="18"/>
-                <w:szCs w:val="24"/>
-                <w:lang w:val="en-US" w:eastAsia="en-US" w:bidi="ar-SA"/>
-              </w:rPr>
-              <w:t xml:space="preserve"> и </w:t>
-            </w:r>
-            <w:r>
-              <w:rPr>
-                <w:rStyle w:val="VerbatimChar"/>
-                <w:kern w:val="0"/>
-                <w:sz w:val="18"/>
-                <w:szCs w:val="24"/>
-                <w:lang w:val="en-US" w:eastAsia="en-US" w:bidi="ar-SA"/>
-              </w:rPr>
-              <w:t>docker compose up -d --build</w:t>
-            </w:r>
-            <w:r>
-              <w:rPr>
-                <w:kern w:val="0"/>
-                <w:sz w:val="18"/>
-                <w:szCs w:val="24"/>
-                <w:lang w:val="en-US" w:eastAsia="en-US" w:bidi="ar-SA"/>
-              </w:rPr>
-              <w:t xml:space="preserve">; миграции применяются при старте </w:t>
-            </w:r>
-            <w:r>
-              <w:rPr>
-                <w:rStyle w:val="VerbatimChar"/>
-                <w:kern w:val="0"/>
-                <w:sz w:val="18"/>
-                <w:szCs w:val="24"/>
-                <w:lang w:val="en-US" w:eastAsia="en-US" w:bidi="ar-SA"/>
-              </w:rPr>
-              <w:t>server</w:t>
+              <w:t>docker compose logs</w:t>
+            </w:r>
+            <w:r>
+              <w:rPr>
+                <w:kern w:val="0"/>
+                <w:sz w:val="18"/>
+                <w:szCs w:val="24"/>
+                <w:lang w:val="en-US" w:eastAsia="en-US" w:bidi="ar-SA"/>
+              </w:rPr>
+              <w:t>), уровни log/warn/error</w:t>
             </w:r>
           </w:p>
         </w:tc>
@@ -10139,6 +11676,348 @@
                 <w:szCs w:val="24"/>
                 <w:lang w:val="en-US" w:eastAsia="en-US" w:bidi="ar-SA"/>
               </w:rPr>
+              <w:t>Перегрузка</w:t>
+            </w:r>
+          </w:p>
+        </w:tc>
+        <w:tc>
+          <w:tcPr>
+            <w:tcW w:w="4680" w:type="dxa"/>
+            <w:tcBorders>
+              <w:top w:val="single" w:sz="4" w:space="0" w:color="D6DCEA"/>
+              <w:left w:val="single" w:sz="4" w:space="0" w:color="D6DCEA"/>
+              <w:bottom w:val="single" w:sz="4" w:space="0" w:color="D6DCEA"/>
+              <w:right w:val="single" w:sz="4" w:space="0" w:color="D6DCEA"/>
+            </w:tcBorders>
+          </w:tcPr>
+          <w:p>
+            <w:pPr>
+              <w:pStyle w:val="Compact"/>
+              <w:widowControl/>
+              <w:spacing w:before="36" w:after="40"/>
+              <w:jc w:val="left"/>
+              <w:rPr>
+                <w:kern w:val="0"/>
+                <w:szCs w:val="24"/>
+                <w:lang w:val="en-US" w:eastAsia="en-US" w:bidi="ar-SA"/>
+              </w:rPr>
+            </w:pPr>
+            <w:r>
+              <w:rPr>
+                <w:kern w:val="0"/>
+                <w:sz w:val="18"/>
+                <w:szCs w:val="24"/>
+                <w:lang w:val="en-US" w:eastAsia="en-US" w:bidi="ar-SA"/>
+              </w:rPr>
+              <w:t xml:space="preserve">Нет свободного соединения или БД недоступна — </w:t>
+            </w:r>
+            <w:r>
+              <w:rPr>
+                <w:rStyle w:val="VerbatimChar"/>
+                <w:kern w:val="0"/>
+                <w:sz w:val="18"/>
+                <w:szCs w:val="24"/>
+                <w:lang w:val="en-US" w:eastAsia="en-US" w:bidi="ar-SA"/>
+              </w:rPr>
+              <w:t>503 service-unavailable</w:t>
+            </w:r>
+            <w:r>
+              <w:rPr>
+                <w:kern w:val="0"/>
+                <w:sz w:val="18"/>
+                <w:szCs w:val="24"/>
+                <w:lang w:val="en-US" w:eastAsia="en-US" w:bidi="ar-SA"/>
+              </w:rPr>
+              <w:t xml:space="preserve"> с </w:t>
+            </w:r>
+            <w:r>
+              <w:rPr>
+                <w:rStyle w:val="VerbatimChar"/>
+                <w:kern w:val="0"/>
+                <w:sz w:val="18"/>
+                <w:szCs w:val="24"/>
+                <w:lang w:val="en-US" w:eastAsia="en-US" w:bidi="ar-SA"/>
+              </w:rPr>
+              <w:t>Retry-After</w:t>
+            </w:r>
+            <w:r>
+              <w:rPr>
+                <w:kern w:val="0"/>
+                <w:sz w:val="18"/>
+                <w:szCs w:val="24"/>
+                <w:lang w:val="en-US" w:eastAsia="en-US" w:bidi="ar-SA"/>
+              </w:rPr>
+              <w:t xml:space="preserve">, счётчик </w:t>
+            </w:r>
+            <w:r>
+              <w:rPr>
+                <w:rStyle w:val="VerbatimChar"/>
+                <w:kern w:val="0"/>
+                <w:sz w:val="18"/>
+                <w:szCs w:val="24"/>
+                <w:lang w:val="en-US" w:eastAsia="en-US" w:bidi="ar-SA"/>
+              </w:rPr>
+              <w:t>vp_db_errors_total</w:t>
+            </w:r>
+          </w:p>
+        </w:tc>
+      </w:tr>
+      <w:tr>
+        <w:trPr/>
+        <w:tc>
+          <w:tcPr>
+            <w:tcW w:w="4679" w:type="dxa"/>
+            <w:tcBorders>
+              <w:top w:val="single" w:sz="4" w:space="0" w:color="D6DCEA"/>
+              <w:left w:val="single" w:sz="4" w:space="0" w:color="D6DCEA"/>
+              <w:bottom w:val="single" w:sz="4" w:space="0" w:color="D6DCEA"/>
+              <w:right w:val="single" w:sz="4" w:space="0" w:color="D6DCEA"/>
+            </w:tcBorders>
+          </w:tcPr>
+          <w:p>
+            <w:pPr>
+              <w:pStyle w:val="Compact"/>
+              <w:widowControl/>
+              <w:spacing w:before="36" w:after="40"/>
+              <w:jc w:val="left"/>
+              <w:rPr>
+                <w:kern w:val="0"/>
+                <w:szCs w:val="24"/>
+                <w:lang w:val="en-US" w:eastAsia="en-US" w:bidi="ar-SA"/>
+              </w:rPr>
+            </w:pPr>
+            <w:r>
+              <w:rPr>
+                <w:kern w:val="0"/>
+                <w:sz w:val="18"/>
+                <w:szCs w:val="24"/>
+                <w:lang w:val="en-US" w:eastAsia="en-US" w:bidi="ar-SA"/>
+              </w:rPr>
+              <w:t>Резервное копирование</w:t>
+            </w:r>
+          </w:p>
+        </w:tc>
+        <w:tc>
+          <w:tcPr>
+            <w:tcW w:w="4680" w:type="dxa"/>
+            <w:tcBorders>
+              <w:top w:val="single" w:sz="4" w:space="0" w:color="D6DCEA"/>
+              <w:left w:val="single" w:sz="4" w:space="0" w:color="D6DCEA"/>
+              <w:bottom w:val="single" w:sz="4" w:space="0" w:color="D6DCEA"/>
+              <w:right w:val="single" w:sz="4" w:space="0" w:color="D6DCEA"/>
+            </w:tcBorders>
+          </w:tcPr>
+          <w:p>
+            <w:pPr>
+              <w:pStyle w:val="Compact"/>
+              <w:widowControl/>
+              <w:spacing w:before="36" w:after="40"/>
+              <w:jc w:val="left"/>
+              <w:rPr>
+                <w:kern w:val="0"/>
+                <w:szCs w:val="24"/>
+                <w:lang w:val="en-US" w:eastAsia="en-US" w:bidi="ar-SA"/>
+              </w:rPr>
+            </w:pPr>
+            <w:r>
+              <w:rPr>
+                <w:rStyle w:val="VerbatimChar"/>
+                <w:kern w:val="0"/>
+                <w:sz w:val="18"/>
+                <w:szCs w:val="24"/>
+                <w:lang w:val="en-US" w:eastAsia="en-US" w:bidi="ar-SA"/>
+              </w:rPr>
+              <w:t>backup</w:t>
+            </w:r>
+            <w:r>
+              <w:rPr>
+                <w:kern w:val="0"/>
+                <w:sz w:val="18"/>
+                <w:szCs w:val="24"/>
+                <w:lang w:val="en-US" w:eastAsia="en-US" w:bidi="ar-SA"/>
+              </w:rPr>
+              <w:t xml:space="preserve">: </w:t>
+            </w:r>
+            <w:r>
+              <w:rPr>
+                <w:rStyle w:val="VerbatimChar"/>
+                <w:kern w:val="0"/>
+                <w:sz w:val="18"/>
+                <w:szCs w:val="24"/>
+                <w:lang w:val="en-US" w:eastAsia="en-US" w:bidi="ar-SA"/>
+              </w:rPr>
+              <w:t>pg_dump -Fc</w:t>
+            </w:r>
+            <w:r>
+              <w:rPr>
+                <w:kern w:val="0"/>
+                <w:sz w:val="18"/>
+                <w:szCs w:val="24"/>
+                <w:lang w:val="en-US" w:eastAsia="en-US" w:bidi="ar-SA"/>
+              </w:rPr>
+              <w:t xml:space="preserve"> раз в сутки, 14 дней. С </w:t>
+            </w:r>
+            <w:r>
+              <w:rPr>
+                <w:rStyle w:val="VerbatimChar"/>
+                <w:kern w:val="0"/>
+                <w:sz w:val="18"/>
+                <w:szCs w:val="24"/>
+                <w:lang w:val="en-US" w:eastAsia="en-US" w:bidi="ar-SA"/>
+              </w:rPr>
+              <w:t>docker-compose.replica.yml</w:t>
+            </w:r>
+            <w:r>
+              <w:rPr>
+                <w:kern w:val="0"/>
+                <w:sz w:val="18"/>
+                <w:szCs w:val="24"/>
+                <w:lang w:val="en-US" w:eastAsia="en-US" w:bidi="ar-SA"/>
+              </w:rPr>
+              <w:t xml:space="preserve"> — реплика, архив WAL и ежедневные физические копии (ADR-014)</w:t>
+            </w:r>
+          </w:p>
+        </w:tc>
+      </w:tr>
+      <w:tr>
+        <w:trPr/>
+        <w:tc>
+          <w:tcPr>
+            <w:tcW w:w="4679" w:type="dxa"/>
+            <w:tcBorders>
+              <w:top w:val="single" w:sz="4" w:space="0" w:color="D6DCEA"/>
+              <w:left w:val="single" w:sz="4" w:space="0" w:color="D6DCEA"/>
+              <w:bottom w:val="single" w:sz="4" w:space="0" w:color="D6DCEA"/>
+              <w:right w:val="single" w:sz="4" w:space="0" w:color="D6DCEA"/>
+            </w:tcBorders>
+          </w:tcPr>
+          <w:p>
+            <w:pPr>
+              <w:pStyle w:val="Compact"/>
+              <w:widowControl/>
+              <w:spacing w:before="36" w:after="40"/>
+              <w:jc w:val="left"/>
+              <w:rPr>
+                <w:kern w:val="0"/>
+                <w:szCs w:val="24"/>
+                <w:lang w:val="en-US" w:eastAsia="en-US" w:bidi="ar-SA"/>
+              </w:rPr>
+            </w:pPr>
+            <w:r>
+              <w:rPr>
+                <w:kern w:val="0"/>
+                <w:sz w:val="18"/>
+                <w:szCs w:val="24"/>
+                <w:lang w:val="en-US" w:eastAsia="en-US" w:bidi="ar-SA"/>
+              </w:rPr>
+              <w:t>Обновление</w:t>
+            </w:r>
+          </w:p>
+        </w:tc>
+        <w:tc>
+          <w:tcPr>
+            <w:tcW w:w="4680" w:type="dxa"/>
+            <w:tcBorders>
+              <w:top w:val="single" w:sz="4" w:space="0" w:color="D6DCEA"/>
+              <w:left w:val="single" w:sz="4" w:space="0" w:color="D6DCEA"/>
+              <w:bottom w:val="single" w:sz="4" w:space="0" w:color="D6DCEA"/>
+              <w:right w:val="single" w:sz="4" w:space="0" w:color="D6DCEA"/>
+            </w:tcBorders>
+          </w:tcPr>
+          <w:p>
+            <w:pPr>
+              <w:pStyle w:val="Compact"/>
+              <w:widowControl/>
+              <w:spacing w:before="36" w:after="40"/>
+              <w:jc w:val="left"/>
+              <w:rPr>
+                <w:kern w:val="0"/>
+                <w:szCs w:val="24"/>
+                <w:lang w:val="en-US" w:eastAsia="en-US" w:bidi="ar-SA"/>
+              </w:rPr>
+            </w:pPr>
+            <w:r>
+              <w:rPr>
+                <w:rStyle w:val="VerbatimChar"/>
+                <w:kern w:val="0"/>
+                <w:sz w:val="18"/>
+                <w:szCs w:val="24"/>
+                <w:lang w:val="en-US" w:eastAsia="en-US" w:bidi="ar-SA"/>
+              </w:rPr>
+              <w:t>git pull</w:t>
+            </w:r>
+            <w:r>
+              <w:rPr>
+                <w:kern w:val="0"/>
+                <w:sz w:val="18"/>
+                <w:szCs w:val="24"/>
+                <w:lang w:val="en-US" w:eastAsia="en-US" w:bidi="ar-SA"/>
+              </w:rPr>
+              <w:t xml:space="preserve"> и </w:t>
+            </w:r>
+            <w:r>
+              <w:rPr>
+                <w:rStyle w:val="VerbatimChar"/>
+                <w:kern w:val="0"/>
+                <w:sz w:val="18"/>
+                <w:szCs w:val="24"/>
+                <w:lang w:val="en-US" w:eastAsia="en-US" w:bidi="ar-SA"/>
+              </w:rPr>
+              <w:t>docker compose up -d --build</w:t>
+            </w:r>
+            <w:r>
+              <w:rPr>
+                <w:kern w:val="0"/>
+                <w:sz w:val="18"/>
+                <w:szCs w:val="24"/>
+                <w:lang w:val="en-US" w:eastAsia="en-US" w:bidi="ar-SA"/>
+              </w:rPr>
+              <w:t xml:space="preserve">; миграции применяются при старте </w:t>
+            </w:r>
+            <w:r>
+              <w:rPr>
+                <w:rStyle w:val="VerbatimChar"/>
+                <w:kern w:val="0"/>
+                <w:sz w:val="18"/>
+                <w:szCs w:val="24"/>
+                <w:lang w:val="en-US" w:eastAsia="en-US" w:bidi="ar-SA"/>
+              </w:rPr>
+              <w:t>server</w:t>
+            </w:r>
+          </w:p>
+        </w:tc>
+      </w:tr>
+      <w:tr>
+        <w:trPr/>
+        <w:tc>
+          <w:tcPr>
+            <w:tcW w:w="4679" w:type="dxa"/>
+            <w:tcBorders>
+              <w:top w:val="single" w:sz="4" w:space="0" w:color="D6DCEA"/>
+              <w:left w:val="single" w:sz="4" w:space="0" w:color="D6DCEA"/>
+              <w:bottom w:val="single" w:sz="4" w:space="0" w:color="D6DCEA"/>
+              <w:right w:val="single" w:sz="4" w:space="0" w:color="D6DCEA"/>
+            </w:tcBorders>
+          </w:tcPr>
+          <w:p>
+            <w:pPr>
+              <w:pStyle w:val="Compact"/>
+              <w:widowControl/>
+              <w:spacing w:before="36" w:after="40"/>
+              <w:jc w:val="left"/>
+              <w:rPr>
+                <w:kern w:val="0"/>
+                <w:szCs w:val="24"/>
+                <w:lang w:val="en-US" w:eastAsia="en-US" w:bidi="ar-SA"/>
+              </w:rPr>
+            </w:pPr>
+            <w:r>
+              <w:rPr>
+                <w:kern w:val="0"/>
+                <w:sz w:val="18"/>
+                <w:szCs w:val="24"/>
+                <w:lang w:val="en-US" w:eastAsia="en-US" w:bidi="ar-SA"/>
+              </w:rPr>
               <w:t>Целевые показатели</w:t>
             </w:r>
           </w:p>
@@ -10172,7 +12051,7 @@
                 <w:szCs w:val="24"/>
                 <w:lang w:val="en-US" w:eastAsia="en-US" w:bidi="ar-SA"/>
               </w:rPr>
-              <w:t>RPO 24 ч (ежесуточная копия), RTO 1 ч; ответ p95 ≤ 300 мс на чтение</w:t>
+              <w:t>С репликой и архивом WAL: RPO — секунды (реплика) или до 5 минут (архив), RTO 15 минут. Без них: RPO 24 ч, RTO 1 ч. p95 ≤ 300 мс на чтение и ≤ 500 мс на запись при 500 одновременных пользователях</w:t>
             </w:r>
           </w:p>
         </w:tc>
@@ -10183,7 +12062,7 @@
         <w:pStyle w:val="Heading1"/>
         <w:rPr/>
       </w:pPr>
-      <w:bookmarkStart w:id="71" w:name="__RefHeading___Toc3786_1562542824"/>
+      <w:bookmarkStart w:id="71" w:name="__RefHeading___Toc4247_2275915807"/>
       <w:bookmarkEnd w:id="71"/>
       <w:r>
         <w:rPr>
@@ -10782,7 +12661,7 @@
         <w:pStyle w:val="Heading1"/>
         <w:rPr/>
       </w:pPr>
-      <w:bookmarkStart w:id="72" w:name="__RefHeading___Toc3788_1562542824"/>
+      <w:bookmarkStart w:id="72" w:name="__RefHeading___Toc4249_2275915807"/>
       <w:bookmarkEnd w:id="72"/>
       <w:r>
         <w:rPr>
@@ -11755,6 +13634,414 @@
           </w:p>
         </w:tc>
       </w:tr>
+      <w:tr>
+        <w:trPr/>
+        <w:tc>
+          <w:tcPr>
+            <w:tcW w:w="3120" w:type="dxa"/>
+            <w:tcBorders>
+              <w:top w:val="single" w:sz="4" w:space="0" w:color="D6DCEA"/>
+              <w:left w:val="single" w:sz="4" w:space="0" w:color="D6DCEA"/>
+              <w:bottom w:val="single" w:sz="4" w:space="0" w:color="D6DCEA"/>
+              <w:right w:val="single" w:sz="4" w:space="0" w:color="D6DCEA"/>
+            </w:tcBorders>
+          </w:tcPr>
+          <w:p>
+            <w:pPr>
+              <w:pStyle w:val="Compact"/>
+              <w:widowControl/>
+              <w:spacing w:before="36" w:after="40"/>
+              <w:jc w:val="left"/>
+              <w:rPr>
+                <w:kern w:val="0"/>
+                <w:szCs w:val="24"/>
+                <w:lang w:val="en-US" w:eastAsia="en-US" w:bidi="ar-SA"/>
+              </w:rPr>
+            </w:pPr>
+            <w:r>
+              <w:rPr>
+                <w:kern w:val="0"/>
+                <w:sz w:val="18"/>
+                <w:szCs w:val="24"/>
+                <w:lang w:val="en-US" w:eastAsia="en-US" w:bidi="ar-SA"/>
+              </w:rPr>
+              <w:t>Общее состояние в PostgreSQL (ADR-012)</w:t>
+            </w:r>
+          </w:p>
+        </w:tc>
+        <w:tc>
+          <w:tcPr>
+            <w:tcW w:w="3120" w:type="dxa"/>
+            <w:tcBorders>
+              <w:top w:val="single" w:sz="4" w:space="0" w:color="D6DCEA"/>
+              <w:left w:val="single" w:sz="4" w:space="0" w:color="D6DCEA"/>
+              <w:bottom w:val="single" w:sz="4" w:space="0" w:color="D6DCEA"/>
+              <w:right w:val="single" w:sz="4" w:space="0" w:color="D6DCEA"/>
+            </w:tcBorders>
+          </w:tcPr>
+          <w:p>
+            <w:pPr>
+              <w:pStyle w:val="Compact"/>
+              <w:widowControl/>
+              <w:spacing w:before="36" w:after="40"/>
+              <w:jc w:val="left"/>
+              <w:rPr>
+                <w:kern w:val="0"/>
+                <w:szCs w:val="24"/>
+                <w:lang w:val="en-US" w:eastAsia="en-US" w:bidi="ar-SA"/>
+              </w:rPr>
+            </w:pPr>
+            <w:r>
+              <w:rPr>
+                <w:kern w:val="0"/>
+                <w:sz w:val="18"/>
+                <w:szCs w:val="24"/>
+                <w:lang w:val="en-US" w:eastAsia="en-US" w:bidi="ar-SA"/>
+              </w:rPr>
+              <w:t>Redis</w:t>
+            </w:r>
+          </w:p>
+        </w:tc>
+        <w:tc>
+          <w:tcPr>
+            <w:tcW w:w="3120" w:type="dxa"/>
+            <w:tcBorders>
+              <w:top w:val="single" w:sz="4" w:space="0" w:color="D6DCEA"/>
+              <w:left w:val="single" w:sz="4" w:space="0" w:color="D6DCEA"/>
+              <w:bottom w:val="single" w:sz="4" w:space="0" w:color="D6DCEA"/>
+              <w:right w:val="single" w:sz="4" w:space="0" w:color="D6DCEA"/>
+            </w:tcBorders>
+          </w:tcPr>
+          <w:p>
+            <w:pPr>
+              <w:pStyle w:val="Compact"/>
+              <w:widowControl/>
+              <w:spacing w:before="36" w:after="40"/>
+              <w:jc w:val="left"/>
+              <w:rPr>
+                <w:kern w:val="0"/>
+                <w:szCs w:val="24"/>
+                <w:lang w:val="en-US" w:eastAsia="en-US" w:bidi="ar-SA"/>
+              </w:rPr>
+            </w:pPr>
+            <w:r>
+              <w:rPr>
+                <w:kern w:val="0"/>
+                <w:sz w:val="18"/>
+                <w:szCs w:val="24"/>
+                <w:lang w:val="en-US" w:eastAsia="en-US" w:bidi="ar-SA"/>
+              </w:rPr>
+              <w:t>Одно хранилище в поставке и резервном копировании; нагрузки 5000 пользователей хватает с запасом</w:t>
+            </w:r>
+          </w:p>
+        </w:tc>
+      </w:tr>
+      <w:tr>
+        <w:trPr/>
+        <w:tc>
+          <w:tcPr>
+            <w:tcW w:w="3120" w:type="dxa"/>
+            <w:tcBorders>
+              <w:top w:val="single" w:sz="4" w:space="0" w:color="D6DCEA"/>
+              <w:left w:val="single" w:sz="4" w:space="0" w:color="D6DCEA"/>
+              <w:bottom w:val="single" w:sz="4" w:space="0" w:color="D6DCEA"/>
+              <w:right w:val="single" w:sz="4" w:space="0" w:color="D6DCEA"/>
+            </w:tcBorders>
+          </w:tcPr>
+          <w:p>
+            <w:pPr>
+              <w:pStyle w:val="Compact"/>
+              <w:widowControl/>
+              <w:spacing w:before="36" w:after="40"/>
+              <w:jc w:val="left"/>
+              <w:rPr>
+                <w:kern w:val="0"/>
+                <w:szCs w:val="24"/>
+                <w:lang w:val="en-US" w:eastAsia="en-US" w:bidi="ar-SA"/>
+              </w:rPr>
+            </w:pPr>
+            <w:r>
+              <w:rPr>
+                <w:kern w:val="0"/>
+                <w:sz w:val="18"/>
+                <w:szCs w:val="24"/>
+                <w:lang w:val="en-US" w:eastAsia="en-US" w:bidi="ar-SA"/>
+              </w:rPr>
+              <w:t>SSE и опрос БД (ADR-013)</w:t>
+            </w:r>
+          </w:p>
+        </w:tc>
+        <w:tc>
+          <w:tcPr>
+            <w:tcW w:w="3120" w:type="dxa"/>
+            <w:tcBorders>
+              <w:top w:val="single" w:sz="4" w:space="0" w:color="D6DCEA"/>
+              <w:left w:val="single" w:sz="4" w:space="0" w:color="D6DCEA"/>
+              <w:bottom w:val="single" w:sz="4" w:space="0" w:color="D6DCEA"/>
+              <w:right w:val="single" w:sz="4" w:space="0" w:color="D6DCEA"/>
+            </w:tcBorders>
+          </w:tcPr>
+          <w:p>
+            <w:pPr>
+              <w:pStyle w:val="Compact"/>
+              <w:widowControl/>
+              <w:spacing w:before="36" w:after="40"/>
+              <w:jc w:val="left"/>
+              <w:rPr>
+                <w:kern w:val="0"/>
+                <w:szCs w:val="24"/>
+                <w:lang w:val="en-US" w:eastAsia="en-US" w:bidi="ar-SA"/>
+              </w:rPr>
+            </w:pPr>
+            <w:r>
+              <w:rPr>
+                <w:kern w:val="0"/>
+                <w:sz w:val="18"/>
+                <w:szCs w:val="24"/>
+                <w:lang w:val="en-US" w:eastAsia="en-US" w:bidi="ar-SA"/>
+              </w:rPr>
+              <w:t>WebSocket, брокер сообщений</w:t>
+            </w:r>
+          </w:p>
+        </w:tc>
+        <w:tc>
+          <w:tcPr>
+            <w:tcW w:w="3120" w:type="dxa"/>
+            <w:tcBorders>
+              <w:top w:val="single" w:sz="4" w:space="0" w:color="D6DCEA"/>
+              <w:left w:val="single" w:sz="4" w:space="0" w:color="D6DCEA"/>
+              <w:bottom w:val="single" w:sz="4" w:space="0" w:color="D6DCEA"/>
+              <w:right w:val="single" w:sz="4" w:space="0" w:color="D6DCEA"/>
+            </w:tcBorders>
+          </w:tcPr>
+          <w:p>
+            <w:pPr>
+              <w:pStyle w:val="Compact"/>
+              <w:widowControl/>
+              <w:spacing w:before="36" w:after="40"/>
+              <w:jc w:val="left"/>
+              <w:rPr>
+                <w:kern w:val="0"/>
+                <w:szCs w:val="24"/>
+                <w:lang w:val="en-US" w:eastAsia="en-US" w:bidi="ar-SA"/>
+              </w:rPr>
+            </w:pPr>
+            <w:r>
+              <w:rPr>
+                <w:kern w:val="0"/>
+                <w:sz w:val="18"/>
+                <w:szCs w:val="24"/>
+                <w:lang w:val="en-US" w:eastAsia="en-US" w:bidi="ar-SA"/>
+              </w:rPr>
+              <w:t>Сигналу «есть изменения» не нужен двусторонний канал; без брокера — меньше компонентов</w:t>
+            </w:r>
+          </w:p>
+        </w:tc>
+      </w:tr>
+      <w:tr>
+        <w:trPr/>
+        <w:tc>
+          <w:tcPr>
+            <w:tcW w:w="3120" w:type="dxa"/>
+            <w:tcBorders>
+              <w:top w:val="single" w:sz="4" w:space="0" w:color="D6DCEA"/>
+              <w:left w:val="single" w:sz="4" w:space="0" w:color="D6DCEA"/>
+              <w:bottom w:val="single" w:sz="4" w:space="0" w:color="D6DCEA"/>
+              <w:right w:val="single" w:sz="4" w:space="0" w:color="D6DCEA"/>
+            </w:tcBorders>
+          </w:tcPr>
+          <w:p>
+            <w:pPr>
+              <w:pStyle w:val="Compact"/>
+              <w:widowControl/>
+              <w:spacing w:before="36" w:after="40"/>
+              <w:jc w:val="left"/>
+              <w:rPr>
+                <w:kern w:val="0"/>
+                <w:szCs w:val="24"/>
+                <w:lang w:val="en-US" w:eastAsia="en-US" w:bidi="ar-SA"/>
+              </w:rPr>
+            </w:pPr>
+            <w:r>
+              <w:rPr>
+                <w:kern w:val="0"/>
+                <w:sz w:val="18"/>
+                <w:szCs w:val="24"/>
+                <w:lang w:val="en-US" w:eastAsia="en-US" w:bidi="ar-SA"/>
+              </w:rPr>
+              <w:t>Реплика и архив WAL штатно (ADR-014)</w:t>
+            </w:r>
+          </w:p>
+        </w:tc>
+        <w:tc>
+          <w:tcPr>
+            <w:tcW w:w="3120" w:type="dxa"/>
+            <w:tcBorders>
+              <w:top w:val="single" w:sz="4" w:space="0" w:color="D6DCEA"/>
+              <w:left w:val="single" w:sz="4" w:space="0" w:color="D6DCEA"/>
+              <w:bottom w:val="single" w:sz="4" w:space="0" w:color="D6DCEA"/>
+              <w:right w:val="single" w:sz="4" w:space="0" w:color="D6DCEA"/>
+            </w:tcBorders>
+          </w:tcPr>
+          <w:p>
+            <w:pPr>
+              <w:pStyle w:val="Compact"/>
+              <w:widowControl/>
+              <w:spacing w:before="36" w:after="40"/>
+              <w:jc w:val="left"/>
+              <w:rPr>
+                <w:kern w:val="0"/>
+                <w:szCs w:val="24"/>
+                <w:lang w:val="en-US" w:eastAsia="en-US" w:bidi="ar-SA"/>
+              </w:rPr>
+            </w:pPr>
+            <w:r>
+              <w:rPr>
+                <w:kern w:val="0"/>
+                <w:sz w:val="18"/>
+                <w:szCs w:val="24"/>
+                <w:lang w:val="en-US" w:eastAsia="en-US" w:bidi="ar-SA"/>
+              </w:rPr>
+              <w:t>Patroni, repmgr</w:t>
+            </w:r>
+          </w:p>
+        </w:tc>
+        <w:tc>
+          <w:tcPr>
+            <w:tcW w:w="3120" w:type="dxa"/>
+            <w:tcBorders>
+              <w:top w:val="single" w:sz="4" w:space="0" w:color="D6DCEA"/>
+              <w:left w:val="single" w:sz="4" w:space="0" w:color="D6DCEA"/>
+              <w:bottom w:val="single" w:sz="4" w:space="0" w:color="D6DCEA"/>
+              <w:right w:val="single" w:sz="4" w:space="0" w:color="D6DCEA"/>
+            </w:tcBorders>
+          </w:tcPr>
+          <w:p>
+            <w:pPr>
+              <w:pStyle w:val="Compact"/>
+              <w:widowControl/>
+              <w:spacing w:before="36" w:after="40"/>
+              <w:jc w:val="left"/>
+              <w:rPr>
+                <w:kern w:val="0"/>
+                <w:szCs w:val="24"/>
+                <w:lang w:val="en-US" w:eastAsia="en-US" w:bidi="ar-SA"/>
+              </w:rPr>
+            </w:pPr>
+            <w:r>
+              <w:rPr>
+                <w:kern w:val="0"/>
+                <w:sz w:val="18"/>
+                <w:szCs w:val="24"/>
+                <w:lang w:val="en-US" w:eastAsia="en-US" w:bidi="ar-SA"/>
+              </w:rPr>
+              <w:t>RPO и RTO требований достигаются без сервиса согласования и лишних компонентов</w:t>
+            </w:r>
+          </w:p>
+        </w:tc>
+      </w:tr>
+      <w:tr>
+        <w:trPr/>
+        <w:tc>
+          <w:tcPr>
+            <w:tcW w:w="3120" w:type="dxa"/>
+            <w:tcBorders>
+              <w:top w:val="single" w:sz="4" w:space="0" w:color="D6DCEA"/>
+              <w:left w:val="single" w:sz="4" w:space="0" w:color="D6DCEA"/>
+              <w:bottom w:val="single" w:sz="4" w:space="0" w:color="D6DCEA"/>
+              <w:right w:val="single" w:sz="4" w:space="0" w:color="D6DCEA"/>
+            </w:tcBorders>
+          </w:tcPr>
+          <w:p>
+            <w:pPr>
+              <w:pStyle w:val="Compact"/>
+              <w:widowControl/>
+              <w:spacing w:before="36" w:after="40"/>
+              <w:jc w:val="left"/>
+              <w:rPr>
+                <w:kern w:val="0"/>
+                <w:szCs w:val="24"/>
+                <w:lang w:val="en-US" w:eastAsia="en-US" w:bidi="ar-SA"/>
+              </w:rPr>
+            </w:pPr>
+            <w:r>
+              <w:rPr>
+                <w:kern w:val="0"/>
+                <w:sz w:val="18"/>
+                <w:szCs w:val="24"/>
+                <w:lang w:val="en-US" w:eastAsia="en-US" w:bidi="ar-SA"/>
+              </w:rPr>
+              <w:t>Свой реестр метрик</w:t>
+            </w:r>
+          </w:p>
+        </w:tc>
+        <w:tc>
+          <w:tcPr>
+            <w:tcW w:w="3120" w:type="dxa"/>
+            <w:tcBorders>
+              <w:top w:val="single" w:sz="4" w:space="0" w:color="D6DCEA"/>
+              <w:left w:val="single" w:sz="4" w:space="0" w:color="D6DCEA"/>
+              <w:bottom w:val="single" w:sz="4" w:space="0" w:color="D6DCEA"/>
+              <w:right w:val="single" w:sz="4" w:space="0" w:color="D6DCEA"/>
+            </w:tcBorders>
+          </w:tcPr>
+          <w:p>
+            <w:pPr>
+              <w:pStyle w:val="Compact"/>
+              <w:widowControl/>
+              <w:spacing w:before="36" w:after="40"/>
+              <w:jc w:val="left"/>
+              <w:rPr>
+                <w:kern w:val="0"/>
+                <w:szCs w:val="24"/>
+                <w:lang w:val="en-US" w:eastAsia="en-US" w:bidi="ar-SA"/>
+              </w:rPr>
+            </w:pPr>
+            <w:r>
+              <w:rPr>
+                <w:kern w:val="0"/>
+                <w:sz w:val="18"/>
+                <w:szCs w:val="24"/>
+                <w:lang w:val="en-US" w:eastAsia="en-US" w:bidi="ar-SA"/>
+              </w:rPr>
+              <w:t>prom-client</w:t>
+            </w:r>
+          </w:p>
+        </w:tc>
+        <w:tc>
+          <w:tcPr>
+            <w:tcW w:w="3120" w:type="dxa"/>
+            <w:tcBorders>
+              <w:top w:val="single" w:sz="4" w:space="0" w:color="D6DCEA"/>
+              <w:left w:val="single" w:sz="4" w:space="0" w:color="D6DCEA"/>
+              <w:bottom w:val="single" w:sz="4" w:space="0" w:color="D6DCEA"/>
+              <w:right w:val="single" w:sz="4" w:space="0" w:color="D6DCEA"/>
+            </w:tcBorders>
+          </w:tcPr>
+          <w:p>
+            <w:pPr>
+              <w:pStyle w:val="Compact"/>
+              <w:widowControl/>
+              <w:spacing w:before="36" w:after="40"/>
+              <w:jc w:val="left"/>
+              <w:rPr>
+                <w:kern w:val="0"/>
+                <w:szCs w:val="24"/>
+                <w:lang w:val="en-US" w:eastAsia="en-US" w:bidi="ar-SA"/>
+              </w:rPr>
+            </w:pPr>
+            <w:r>
+              <w:rPr>
+                <w:kern w:val="0"/>
+                <w:sz w:val="18"/>
+                <w:szCs w:val="24"/>
+                <w:lang w:val="en-US" w:eastAsia="en-US" w:bidi="ar-SA"/>
+              </w:rPr>
+              <w:t>Нужна малая часть библиотеки; сложение процессов кластера всё равно требует своей обвязки</w:t>
+            </w:r>
+          </w:p>
+        </w:tc>
+      </w:tr>
     </w:tbl>
     <w:p>
       <w:pPr>
@@ -11781,7 +14068,7 @@
         <w:pStyle w:val="Heading1"/>
         <w:rPr/>
       </w:pPr>
-      <w:bookmarkStart w:id="73" w:name="__RefHeading___Toc3790_1562542824"/>
+      <w:bookmarkStart w:id="73" w:name="__RefHeading___Toc4251_2275915807"/>
       <w:bookmarkEnd w:id="73"/>
       <w:r>
         <w:rPr>
@@ -12260,8 +14547,6 @@
             </w:pPr>
             <w:r>
               <w:rPr>
-                <w:b/>
-                <w:bCs/>
                 <w:kern w:val="0"/>
                 <w:sz w:val="18"/>
                 <w:szCs w:val="24"/>
@@ -12333,7 +14618,7 @@
                 <w:szCs w:val="24"/>
                 <w:lang w:val="en-US" w:eastAsia="en-US" w:bidi="ar-SA"/>
               </w:rPr>
-              <w:t>текущая</w:t>
+              <w:t>выпущена</w:t>
             </w:r>
           </w:p>
         </w:tc>
@@ -12364,6 +14649,8 @@
             </w:pPr>
             <w:r>
               <w:rPr>
+                <w:b/>
+                <w:bCs/>
                 <w:kern w:val="0"/>
                 <w:sz w:val="18"/>
                 <w:szCs w:val="24"/>
@@ -12402,7 +14689,7 @@
                 <w:szCs w:val="24"/>
                 <w:lang w:val="en-US" w:eastAsia="en-US" w:bidi="ar-SA"/>
               </w:rPr>
-              <w:t>Эксплуатация на 5000: метрики Prometheus, нагрузочная валидация, реплика PostgreSQL (RPO 15 мин), живые обновления</w:t>
+              <w:t>Эксплуатация на 5000: кластер процессов, кэш графика, нагрузочная валидация, метрики Prometheus, реплика и архив WAL, живые обновления, мгновенный отзыв сеанса</w:t>
             </w:r>
           </w:p>
         </w:tc>
@@ -12435,7 +14722,7 @@
                 <w:szCs w:val="24"/>
                 <w:lang w:val="en-US" w:eastAsia="en-US" w:bidi="ar-SA"/>
               </w:rPr>
-              <w:t>план</w:t>
+              <w:t>текущая</w:t>
             </w:r>
           </w:p>
         </w:tc>
@@ -12589,7 +14876,7 @@
         <w:color w:val="8A92A6"/>
         <w:sz w:val="16"/>
       </w:rPr>
-      <w:t xml:space="preserve">Планировщик отпусков 0.4.0 · Описание архитектуры · стр. </w:t>
+      <w:t xml:space="preserve">Планировщик отпусков 0.5.0 · Описание архитектуры · стр. </w:t>
     </w:r>
     <w:r>
       <w:rPr/>
@@ -12628,7 +14915,7 @@
         <w:color w:val="8A92A6"/>
         <w:sz w:val="16"/>
       </w:rPr>
-      <w:t xml:space="preserve">Планировщик отпусков 0.4.0 · Описание архитектуры · стр. </w:t>
+      <w:t xml:space="preserve">Планировщик отпусков 0.5.0 · Описание архитектуры · стр. </w:t>
     </w:r>
     <w:r>
       <w:rPr/>

--- a/docs/docx/01-architecture.docx
+++ b/docs/docx/01-architecture.docx
@@ -23,7 +23,7 @@
       </w:pPr>
       <w:r>
         <w:rPr/>
-        <w:t>Планировщик отпусков 0.5.0 · Платформа, компоненты, решения и план развития</w:t>
+        <w:t>Планировщик отпусков 0.6.0 · Платформа, компоненты, решения и план развития</w:t>
       </w:r>
     </w:p>
     <w:p>
@@ -33,7 +33,7 @@
       </w:pPr>
       <w:r>
         <w:rPr/>
-        <w:t>28 октября 2026</w:t>
+        <w:t>29 октября 2026</w:t>
       </w:r>
     </w:p>
     <w:sdt>
@@ -93,7 +93,7 @@
             </w:rPr>
             <w:fldChar w:fldCharType="separate"/>
           </w:r>
-          <w:hyperlink w:anchor="__RefHeading___Toc4183_2275915807">
+          <w:hyperlink w:anchor="__RefHeading___Toc3694_844417">
             <w:r>
               <w:rPr>
                 <w:webHidden/>
@@ -114,7 +114,7 @@
             </w:tabs>
             <w:rPr/>
           </w:pPr>
-          <w:hyperlink w:anchor="__RefHeading___Toc4185_2275915807">
+          <w:hyperlink w:anchor="__RefHeading___Toc3696_844417">
             <w:r>
               <w:rPr>
                 <w:webHidden/>
@@ -135,7 +135,7 @@
             </w:tabs>
             <w:rPr/>
           </w:pPr>
-          <w:hyperlink w:anchor="__RefHeading___Toc4187_2275915807">
+          <w:hyperlink w:anchor="__RefHeading___Toc3698_844417">
             <w:r>
               <w:rPr>
                 <w:webHidden/>
@@ -156,7 +156,7 @@
             </w:tabs>
             <w:rPr/>
           </w:pPr>
-          <w:hyperlink w:anchor="__RefHeading___Toc4189_2275915807">
+          <w:hyperlink w:anchor="__RefHeading___Toc3700_844417">
             <w:r>
               <w:rPr>
                 <w:webHidden/>
@@ -177,7 +177,7 @@
             </w:tabs>
             <w:rPr/>
           </w:pPr>
-          <w:hyperlink w:anchor="__RefHeading___Toc4191_2275915807">
+          <w:hyperlink w:anchor="__RefHeading___Toc3702_844417">
             <w:r>
               <w:rPr>
                 <w:webHidden/>
@@ -198,7 +198,7 @@
             </w:tabs>
             <w:rPr/>
           </w:pPr>
-          <w:hyperlink w:anchor="__RefHeading___Toc4193_2275915807">
+          <w:hyperlink w:anchor="__RefHeading___Toc3704_844417">
             <w:r>
               <w:rPr>
                 <w:webHidden/>
@@ -219,7 +219,7 @@
             </w:tabs>
             <w:rPr/>
           </w:pPr>
-          <w:hyperlink w:anchor="__RefHeading___Toc4195_2275915807">
+          <w:hyperlink w:anchor="__RefHeading___Toc3706_844417">
             <w:r>
               <w:rPr>
                 <w:webHidden/>
@@ -240,7 +240,7 @@
             </w:tabs>
             <w:rPr/>
           </w:pPr>
-          <w:hyperlink w:anchor="__RefHeading___Toc4197_2275915807">
+          <w:hyperlink w:anchor="__RefHeading___Toc3708_844417">
             <w:r>
               <w:rPr>
                 <w:webHidden/>
@@ -261,7 +261,7 @@
             </w:tabs>
             <w:rPr/>
           </w:pPr>
-          <w:hyperlink w:anchor="__RefHeading___Toc4199_2275915807">
+          <w:hyperlink w:anchor="__RefHeading___Toc3710_844417">
             <w:r>
               <w:rPr>
                 <w:webHidden/>
@@ -282,7 +282,7 @@
             </w:tabs>
             <w:rPr/>
           </w:pPr>
-          <w:hyperlink w:anchor="__RefHeading___Toc4201_2275915807">
+          <w:hyperlink w:anchor="__RefHeading___Toc3712_844417">
             <w:r>
               <w:rPr>
                 <w:webHidden/>
@@ -303,7 +303,7 @@
             </w:tabs>
             <w:rPr/>
           </w:pPr>
-          <w:hyperlink w:anchor="__RefHeading___Toc4203_2275915807">
+          <w:hyperlink w:anchor="__RefHeading___Toc3714_844417">
             <w:r>
               <w:rPr>
                 <w:webHidden/>
@@ -324,7 +324,7 @@
             </w:tabs>
             <w:rPr/>
           </w:pPr>
-          <w:hyperlink w:anchor="__RefHeading___Toc4205_2275915807">
+          <w:hyperlink w:anchor="__RefHeading___Toc3716_844417">
             <w:r>
               <w:rPr>
                 <w:webHidden/>
@@ -345,7 +345,7 @@
             </w:tabs>
             <w:rPr/>
           </w:pPr>
-          <w:hyperlink w:anchor="__RefHeading___Toc4207_2275915807">
+          <w:hyperlink w:anchor="__RefHeading___Toc3718_844417">
             <w:r>
               <w:rPr>
                 <w:webHidden/>
@@ -353,7 +353,7 @@
               </w:rPr>
               <w:t>5.2 Ключевые сервисы</w:t>
               <w:tab/>
-              <w:t>12</w:t>
+              <w:t>13</w:t>
             </w:r>
           </w:hyperlink>
         </w:p>
@@ -366,7 +366,7 @@
             </w:tabs>
             <w:rPr/>
           </w:pPr>
-          <w:hyperlink w:anchor="__RefHeading___Toc4209_2275915807">
+          <w:hyperlink w:anchor="__RefHeading___Toc3720_844417">
             <w:r>
               <w:rPr>
                 <w:webHidden/>
@@ -374,7 +374,7 @@
               </w:rPr>
               <w:t>5.3 Обработка запроса</w:t>
               <w:tab/>
-              <w:t>14</w:t>
+              <w:t>15</w:t>
             </w:r>
           </w:hyperlink>
         </w:p>
@@ -387,7 +387,7 @@
             </w:tabs>
             <w:rPr/>
           </w:pPr>
-          <w:hyperlink w:anchor="__RefHeading___Toc4211_2275915807">
+          <w:hyperlink w:anchor="__RefHeading___Toc3722_844417">
             <w:r>
               <w:rPr>
                 <w:webHidden/>
@@ -395,7 +395,7 @@
               </w:rPr>
               <w:t>6 Клиентская часть</w:t>
               <w:tab/>
-              <w:t>15</w:t>
+              <w:t>16</w:t>
             </w:r>
           </w:hyperlink>
         </w:p>
@@ -408,7 +408,7 @@
             </w:tabs>
             <w:rPr/>
           </w:pPr>
-          <w:hyperlink w:anchor="__RefHeading___Toc4213_2275915807">
+          <w:hyperlink w:anchor="__RefHeading___Toc3724_844417">
             <w:r>
               <w:rPr>
                 <w:webHidden/>
@@ -416,7 +416,7 @@
               </w:rPr>
               <w:t>7 Модель данных</w:t>
               <w:tab/>
-              <w:t>16</w:t>
+              <w:t>18</w:t>
             </w:r>
           </w:hyperlink>
         </w:p>
@@ -429,7 +429,7 @@
             </w:tabs>
             <w:rPr/>
           </w:pPr>
-          <w:hyperlink w:anchor="__RefHeading___Toc4215_2275915807">
+          <w:hyperlink w:anchor="__RefHeading___Toc3726_844417">
             <w:r>
               <w:rPr>
                 <w:webHidden/>
@@ -437,7 +437,7 @@
               </w:rPr>
               <w:t>7.1 Организация</w:t>
               <w:tab/>
-              <w:t>17</w:t>
+              <w:t>19</w:t>
             </w:r>
           </w:hyperlink>
         </w:p>
@@ -450,7 +450,7 @@
             </w:tabs>
             <w:rPr/>
           </w:pPr>
-          <w:hyperlink w:anchor="__RefHeading___Toc4217_2275915807">
+          <w:hyperlink w:anchor="__RefHeading___Toc3728_844417">
             <w:r>
               <w:rPr>
                 <w:webHidden/>
@@ -458,7 +458,7 @@
               </w:rPr>
               <w:t>7.2 Отпуска и режим работы</w:t>
               <w:tab/>
-              <w:t>19</w:t>
+              <w:t>21</w:t>
             </w:r>
           </w:hyperlink>
         </w:p>
@@ -471,7 +471,7 @@
             </w:tabs>
             <w:rPr/>
           </w:pPr>
-          <w:hyperlink w:anchor="__RefHeading___Toc4219_2275915807">
+          <w:hyperlink w:anchor="__RefHeading___Toc3730_844417">
             <w:r>
               <w:rPr>
                 <w:webHidden/>
@@ -479,7 +479,7 @@
               </w:rPr>
               <w:t>7.3 Служебные данные</w:t>
               <w:tab/>
-              <w:t>19</w:t>
+              <w:t>21</w:t>
             </w:r>
           </w:hyperlink>
         </w:p>
@@ -492,15 +492,36 @@
             </w:tabs>
             <w:rPr/>
           </w:pPr>
-          <w:hyperlink w:anchor="__RefHeading___Toc4221_2275915807">
+          <w:hyperlink w:anchor="__RefHeading___Toc3732_844417">
             <w:r>
               <w:rPr>
                 <w:webHidden/>
                 <w:rStyle w:val="IndexLink"/>
               </w:rPr>
-              <w:t>7.4 Жизненный цикл заявки</w:t>
+              <w:t>7.4 Кадровый учёт</w:t>
               <w:tab/>
-              <w:t>20</w:t>
+              <w:t>22</w:t>
+            </w:r>
+          </w:hyperlink>
+        </w:p>
+        <w:p>
+          <w:pPr>
+            <w:pStyle w:val="TOC2"/>
+            <w:tabs>
+              <w:tab w:val="clear" w:pos="9077"/>
+              <w:tab w:val="right" w:pos="9359" w:leader="dot"/>
+            </w:tabs>
+            <w:rPr/>
+          </w:pPr>
+          <w:hyperlink w:anchor="__RefHeading___Toc3734_844417">
+            <w:r>
+              <w:rPr>
+                <w:webHidden/>
+                <w:rStyle w:val="IndexLink"/>
+              </w:rPr>
+              <w:t>7.5 Жизненный цикл заявки</w:t>
+              <w:tab/>
+              <w:t>22</w:t>
             </w:r>
           </w:hyperlink>
         </w:p>
@@ -513,7 +534,7 @@
             </w:tabs>
             <w:rPr/>
           </w:pPr>
-          <w:hyperlink w:anchor="__RefHeading___Toc4223_2275915807">
+          <w:hyperlink w:anchor="__RefHeading___Toc3736_844417">
             <w:r>
               <w:rPr>
                 <w:webHidden/>
@@ -521,7 +542,7 @@
               </w:rPr>
               <w:t>8 Ключевые сценарии</w:t>
               <w:tab/>
-              <w:t>21</w:t>
+              <w:t>23</w:t>
             </w:r>
           </w:hyperlink>
         </w:p>
@@ -534,7 +555,7 @@
             </w:tabs>
             <w:rPr/>
           </w:pPr>
-          <w:hyperlink w:anchor="__RefHeading___Toc4225_2275915807">
+          <w:hyperlink w:anchor="__RefHeading___Toc3738_844417">
             <w:r>
               <w:rPr>
                 <w:webHidden/>
@@ -542,7 +563,7 @@
               </w:rPr>
               <w:t>8.1 Вход и продление сессии</w:t>
               <w:tab/>
-              <w:t>21</w:t>
+              <w:t>23</w:t>
             </w:r>
           </w:hyperlink>
         </w:p>
@@ -555,7 +576,7 @@
             </w:tabs>
             <w:rPr/>
           </w:pPr>
-          <w:hyperlink w:anchor="__RefHeading___Toc4227_2275915807">
+          <w:hyperlink w:anchor="__RefHeading___Toc3740_844417">
             <w:r>
               <w:rPr>
                 <w:webHidden/>
@@ -563,7 +584,7 @@
               </w:rPr>
               <w:t>8.2 Подача заявки</w:t>
               <w:tab/>
-              <w:t>22</w:t>
+              <w:t>24</w:t>
             </w:r>
           </w:hyperlink>
         </w:p>
@@ -576,7 +597,7 @@
             </w:tabs>
             <w:rPr/>
           </w:pPr>
-          <w:hyperlink w:anchor="__RefHeading___Toc4229_2275915807">
+          <w:hyperlink w:anchor="__RefHeading___Toc3742_844417">
             <w:r>
               <w:rPr>
                 <w:webHidden/>
@@ -584,7 +605,7 @@
               </w:rPr>
               <w:t>8.3 Согласование и отклонение</w:t>
               <w:tab/>
-              <w:t>23</w:t>
+              <w:t>25</w:t>
             </w:r>
           </w:hyperlink>
         </w:p>
@@ -597,7 +618,7 @@
             </w:tabs>
             <w:rPr/>
           </w:pPr>
-          <w:hyperlink w:anchor="__RefHeading___Toc4231_2275915807">
+          <w:hyperlink w:anchor="__RefHeading___Toc3744_844417">
             <w:r>
               <w:rPr>
                 <w:webHidden/>
@@ -605,7 +626,7 @@
               </w:rPr>
               <w:t>8.4 Построение графика</w:t>
               <w:tab/>
-              <w:t>24</w:t>
+              <w:t>26</w:t>
             </w:r>
           </w:hyperlink>
         </w:p>
@@ -618,7 +639,7 @@
             </w:tabs>
             <w:rPr/>
           </w:pPr>
-          <w:hyperlink w:anchor="__RefHeading___Toc4233_2275915807">
+          <w:hyperlink w:anchor="__RefHeading___Toc3746_844417">
             <w:r>
               <w:rPr>
                 <w:webHidden/>
@@ -626,7 +647,7 @@
               </w:rPr>
               <w:t>9 Безопасность</w:t>
               <w:tab/>
-              <w:t>25</w:t>
+              <w:t>27</w:t>
             </w:r>
           </w:hyperlink>
         </w:p>
@@ -639,7 +660,7 @@
             </w:tabs>
             <w:rPr/>
           </w:pPr>
-          <w:hyperlink w:anchor="__RefHeading___Toc4235_2275915807">
+          <w:hyperlink w:anchor="__RefHeading___Toc3748_844417">
             <w:r>
               <w:rPr>
                 <w:webHidden/>
@@ -647,7 +668,7 @@
               </w:rPr>
               <w:t>9.1 Аутентификация и сессии</w:t>
               <w:tab/>
-              <w:t>25</w:t>
+              <w:t>27</w:t>
             </w:r>
           </w:hyperlink>
         </w:p>
@@ -660,7 +681,7 @@
             </w:tabs>
             <w:rPr/>
           </w:pPr>
-          <w:hyperlink w:anchor="__RefHeading___Toc4237_2275915807">
+          <w:hyperlink w:anchor="__RefHeading___Toc3750_844417">
             <w:r>
               <w:rPr>
                 <w:webHidden/>
@@ -668,7 +689,7 @@
               </w:rPr>
               <w:t>9.2 Защита запросов</w:t>
               <w:tab/>
-              <w:t>25</w:t>
+              <w:t>28</w:t>
             </w:r>
           </w:hyperlink>
         </w:p>
@@ -681,7 +702,7 @@
             </w:tabs>
             <w:rPr/>
           </w:pPr>
-          <w:hyperlink w:anchor="__RefHeading___Toc4239_2275915807">
+          <w:hyperlink w:anchor="__RefHeading___Toc3752_844417">
             <w:r>
               <w:rPr>
                 <w:webHidden/>
@@ -689,7 +710,7 @@
               </w:rPr>
               <w:t>9.3 Модель авторизации</w:t>
               <w:tab/>
-              <w:t>26</w:t>
+              <w:t>28</w:t>
             </w:r>
           </w:hyperlink>
         </w:p>
@@ -702,7 +723,7 @@
             </w:tabs>
             <w:rPr/>
           </w:pPr>
-          <w:hyperlink w:anchor="__RefHeading___Toc4241_2275915807">
+          <w:hyperlink w:anchor="__RefHeading___Toc3754_844417">
             <w:r>
               <w:rPr>
                 <w:webHidden/>
@@ -710,7 +731,28 @@
               </w:rPr>
               <w:t>9.4 Журналирование и аудит</w:t>
               <w:tab/>
-              <w:t>26</w:t>
+              <w:t>29</w:t>
+            </w:r>
+          </w:hyperlink>
+        </w:p>
+        <w:p>
+          <w:pPr>
+            <w:pStyle w:val="TOC2"/>
+            <w:tabs>
+              <w:tab w:val="clear" w:pos="9077"/>
+              <w:tab w:val="right" w:pos="9359" w:leader="dot"/>
+            </w:tabs>
+            <w:rPr/>
+          </w:pPr>
+          <w:hyperlink w:anchor="__RefHeading___Toc3756_844417">
+            <w:r>
+              <w:rPr>
+                <w:webHidden/>
+                <w:rStyle w:val="IndexLink"/>
+              </w:rPr>
+              <w:t>9.5 Чек-лист безопасности</w:t>
+              <w:tab/>
+              <w:t>29</w:t>
             </w:r>
           </w:hyperlink>
         </w:p>
@@ -723,7 +765,7 @@
             </w:tabs>
             <w:rPr/>
           </w:pPr>
-          <w:hyperlink w:anchor="__RefHeading___Toc4243_2275915807">
+          <w:hyperlink w:anchor="__RefHeading___Toc3758_844417">
             <w:r>
               <w:rPr>
                 <w:webHidden/>
@@ -731,7 +773,7 @@
               </w:rPr>
               <w:t>10 Программный интерфейс</w:t>
               <w:tab/>
-              <w:t>27</w:t>
+              <w:t>32</w:t>
             </w:r>
           </w:hyperlink>
         </w:p>
@@ -744,7 +786,7 @@
             </w:tabs>
             <w:rPr/>
           </w:pPr>
-          <w:hyperlink w:anchor="__RefHeading___Toc4245_2275915807">
+          <w:hyperlink w:anchor="__RefHeading___Toc3760_844417">
             <w:r>
               <w:rPr>
                 <w:webHidden/>
@@ -752,7 +794,7 @@
               </w:rPr>
               <w:t>11 Наблюдаемость и эксплуатация</w:t>
               <w:tab/>
-              <w:t>28</w:t>
+              <w:t>33</w:t>
             </w:r>
           </w:hyperlink>
         </w:p>
@@ -765,7 +807,7 @@
             </w:tabs>
             <w:rPr/>
           </w:pPr>
-          <w:hyperlink w:anchor="__RefHeading___Toc4247_2275915807">
+          <w:hyperlink w:anchor="__RefHeading___Toc3762_844417">
             <w:r>
               <w:rPr>
                 <w:webHidden/>
@@ -773,7 +815,7 @@
               </w:rPr>
               <w:t>12 Технологический стек</w:t>
               <w:tab/>
-              <w:t>29</w:t>
+              <w:t>34</w:t>
             </w:r>
           </w:hyperlink>
         </w:p>
@@ -786,7 +828,7 @@
             </w:tabs>
             <w:rPr/>
           </w:pPr>
-          <w:hyperlink w:anchor="__RefHeading___Toc4249_2275915807">
+          <w:hyperlink w:anchor="__RefHeading___Toc3764_844417">
             <w:r>
               <w:rPr>
                 <w:webHidden/>
@@ -794,7 +836,7 @@
               </w:rPr>
               <w:t>13 Ключевые решения</w:t>
               <w:tab/>
-              <w:t>30</w:t>
+              <w:t>35</w:t>
             </w:r>
           </w:hyperlink>
         </w:p>
@@ -807,7 +849,7 @@
             </w:tabs>
             <w:rPr/>
           </w:pPr>
-          <w:hyperlink w:anchor="__RefHeading___Toc4251_2275915807">
+          <w:hyperlink w:anchor="__RefHeading___Toc3766_844417">
             <w:r>
               <w:rPr>
                 <w:webHidden/>
@@ -815,7 +857,7 @@
               </w:rPr>
               <w:t>14 План развития</w:t>
               <w:tab/>
-              <w:t>31</w:t>
+              <w:t>37</w:t>
             </w:r>
           </w:hyperlink>
           <w:r>
@@ -832,7 +874,7 @@
         <w:pStyle w:val="Heading1"/>
         <w:rPr/>
       </w:pPr>
-      <w:bookmarkStart w:id="0" w:name="__RefHeading___Toc4183_2275915807"/>
+      <w:bookmarkStart w:id="0" w:name="__RefHeading___Toc3694_844417"/>
       <w:bookmarkStart w:id="1" w:name="о-документе"/>
       <w:bookmarkEnd w:id="0"/>
       <w:r>
@@ -1503,7 +1545,7 @@
         <w:pStyle w:val="Heading1"/>
         <w:rPr/>
       </w:pPr>
-      <w:bookmarkStart w:id="2" w:name="__RefHeading___Toc4185_2275915807"/>
+      <w:bookmarkStart w:id="2" w:name="__RefHeading___Toc3696_844417"/>
       <w:bookmarkEnd w:id="2"/>
       <w:r>
         <w:rPr>
@@ -1522,7 +1564,7 @@
         <w:pStyle w:val="Heading2"/>
         <w:rPr/>
       </w:pPr>
-      <w:bookmarkStart w:id="3" w:name="__RefHeading___Toc4187_2275915807"/>
+      <w:bookmarkStart w:id="3" w:name="__RefHeading___Toc3698_844417"/>
       <w:bookmarkStart w:id="4" w:name="назначение-и-класс-системы"/>
       <w:bookmarkEnd w:id="3"/>
       <w:r>
@@ -1577,7 +1619,7 @@
         <w:rPr/>
         <w:drawing>
           <wp:inline distT="0" distB="0" distL="0" distR="0">
-            <wp:extent cx="5334000" cy="2021840"/>
+            <wp:extent cx="5334000" cy="2661920"/>
             <wp:effectExtent l="0" t="0" r="0" b="0"/>
             <wp:docPr id="1" name="Picture" descr="Роли и их возможности"/>
             <wp:cNvGraphicFramePr>
@@ -1601,7 +1643,7 @@
                   <pic:spPr bwMode="auto">
                     <a:xfrm>
                       <a:off x="0" y="0"/>
-                      <a:ext cx="5334000" cy="2021840"/>
+                      <a:ext cx="5334000" cy="2661920"/>
                     </a:xfrm>
                     <a:prstGeom prst="rect">
                       <a:avLst/>
@@ -1631,7 +1673,7 @@
         <w:pStyle w:val="Heading2"/>
         <w:rPr/>
       </w:pPr>
-      <w:bookmarkStart w:id="6" w:name="__RefHeading___Toc4189_2275915807"/>
+      <w:bookmarkStart w:id="6" w:name="__RefHeading___Toc3700_844417"/>
       <w:bookmarkStart w:id="7" w:name="архитектурные-принципы"/>
       <w:bookmarkEnd w:id="6"/>
       <w:r>
@@ -1829,7 +1871,7 @@
         <w:pStyle w:val="Heading2"/>
         <w:rPr/>
       </w:pPr>
-      <w:bookmarkStart w:id="8" w:name="__RefHeading___Toc4191_2275915807"/>
+      <w:bookmarkStart w:id="8" w:name="__RefHeading___Toc3702_844417"/>
       <w:bookmarkEnd w:id="8"/>
       <w:r>
         <w:rPr>
@@ -2003,7 +2045,7 @@
                 <w:szCs w:val="24"/>
                 <w:lang w:val="en-US" w:eastAsia="en-US" w:bidi="ar-SA"/>
               </w:rPr>
-              <w:t>63 / 5 600</w:t>
+              <w:t>82 / 7 954</w:t>
             </w:r>
           </w:p>
         </w:tc>
@@ -2072,7 +2114,7 @@
                 <w:szCs w:val="24"/>
                 <w:lang w:val="en-US" w:eastAsia="en-US" w:bidi="ar-SA"/>
               </w:rPr>
-              <w:t>16 / 58</w:t>
+              <w:t>20 / 83</w:t>
             </w:r>
           </w:p>
         </w:tc>
@@ -2141,7 +2183,7 @@
                 <w:szCs w:val="24"/>
                 <w:lang w:val="en-US" w:eastAsia="en-US" w:bidi="ar-SA"/>
               </w:rPr>
-              <w:t>18 / 8</w:t>
+              <w:t>24 / 12</w:t>
             </w:r>
           </w:p>
         </w:tc>
@@ -2210,7 +2252,7 @@
                 <w:szCs w:val="24"/>
                 <w:lang w:val="en-US" w:eastAsia="en-US" w:bidi="ar-SA"/>
               </w:rPr>
-              <w:t>41 / 10 805</w:t>
+              <w:t>50 / 14 437</w:t>
             </w:r>
           </w:p>
         </w:tc>
@@ -2279,7 +2321,7 @@
                 <w:szCs w:val="24"/>
                 <w:lang w:val="en-US" w:eastAsia="en-US" w:bidi="ar-SA"/>
               </w:rPr>
-              <w:t>10</w:t>
+              <w:t>13</w:t>
             </w:r>
           </w:p>
         </w:tc>
@@ -2348,7 +2390,7 @@
                 <w:szCs w:val="24"/>
                 <w:lang w:val="en-US" w:eastAsia="en-US" w:bidi="ar-SA"/>
               </w:rPr>
-              <w:t>18 / 139</w:t>
+              <w:t>23 / 194</w:t>
             </w:r>
           </w:p>
         </w:tc>
@@ -2417,7 +2459,7 @@
                 <w:szCs w:val="24"/>
                 <w:lang w:val="en-US" w:eastAsia="en-US" w:bidi="ar-SA"/>
               </w:rPr>
-              <w:t>6 / 39</w:t>
+              <w:t>9 / 44</w:t>
             </w:r>
             <w:bookmarkStart w:id="9" w:name="общие-сведения"/>
             <w:bookmarkStart w:id="10" w:name="показатели-кодовой-базы"/>
@@ -2432,7 +2474,7 @@
         <w:pStyle w:val="Heading1"/>
         <w:rPr/>
       </w:pPr>
-      <w:bookmarkStart w:id="11" w:name="__RefHeading___Toc4193_2275915807"/>
+      <w:bookmarkStart w:id="11" w:name="__RefHeading___Toc3704_844417"/>
       <w:bookmarkEnd w:id="11"/>
       <w:r>
         <w:rPr>
@@ -3145,7 +3187,7 @@
         <w:pStyle w:val="Heading1"/>
         <w:rPr/>
       </w:pPr>
-      <w:bookmarkStart w:id="12" w:name="__RefHeading___Toc4195_2275915807"/>
+      <w:bookmarkStart w:id="12" w:name="__RefHeading___Toc3706_844417"/>
       <w:bookmarkEnd w:id="12"/>
       <w:r>
         <w:rPr>
@@ -3164,7 +3206,7 @@
         <w:pStyle w:val="Heading2"/>
         <w:rPr/>
       </w:pPr>
-      <w:bookmarkStart w:id="13" w:name="__RefHeading___Toc4197_2275915807"/>
+      <w:bookmarkStart w:id="13" w:name="__RefHeading___Toc3708_844417"/>
       <w:bookmarkStart w:id="14" w:name="состав-контейнеров"/>
       <w:bookmarkEnd w:id="13"/>
       <w:r>
@@ -4308,7 +4350,7 @@
         <w:pStyle w:val="Heading2"/>
         <w:rPr/>
       </w:pPr>
-      <w:bookmarkStart w:id="16" w:name="__RefHeading___Toc4199_2275915807"/>
+      <w:bookmarkStart w:id="16" w:name="__RefHeading___Toc3710_844417"/>
       <w:bookmarkStart w:id="17" w:name="поставка-и-окружения"/>
       <w:bookmarkEnd w:id="16"/>
       <w:r>
@@ -4415,7 +4457,7 @@
         <w:pStyle w:val="Heading2"/>
         <w:rPr/>
       </w:pPr>
-      <w:bookmarkStart w:id="18" w:name="__RefHeading___Toc4201_2275915807"/>
+      <w:bookmarkStart w:id="18" w:name="__RefHeading___Toc3712_844417"/>
       <w:bookmarkEnd w:id="18"/>
       <w:r>
         <w:rPr>
@@ -4725,6 +4767,25 @@
                 <w:szCs w:val="24"/>
                 <w:lang w:val="en-US" w:eastAsia="en-US" w:bidi="ar-SA"/>
               </w:rPr>
+              <w:t xml:space="preserve">; v0.6.0 — </w:t>
+            </w:r>
+            <w:r>
+              <w:rPr>
+                <w:rStyle w:val="VerbatimChar"/>
+                <w:kern w:val="0"/>
+                <w:sz w:val="18"/>
+                <w:szCs w:val="24"/>
+                <w:lang w:val="en-US" w:eastAsia="en-US" w:bidi="ar-SA"/>
+              </w:rPr>
+              <w:t>load-v0.6.0.md</w:t>
+            </w:r>
+            <w:r>
+              <w:rPr>
+                <w:kern w:val="0"/>
+                <w:sz w:val="18"/>
+                <w:szCs w:val="24"/>
+                <w:lang w:val="en-US" w:eastAsia="en-US" w:bidi="ar-SA"/>
+              </w:rPr>
               <w:t>)</w:t>
             </w:r>
           </w:p>
@@ -5472,7 +5533,7 @@
         <w:pStyle w:val="Heading1"/>
         <w:rPr/>
       </w:pPr>
-      <w:bookmarkStart w:id="20" w:name="__RefHeading___Toc4203_2275915807"/>
+      <w:bookmarkStart w:id="20" w:name="__RefHeading___Toc3714_844417"/>
       <w:bookmarkEnd w:id="20"/>
       <w:r>
         <w:rPr>
@@ -5491,7 +5552,7 @@
         <w:pStyle w:val="Heading2"/>
         <w:rPr/>
       </w:pPr>
-      <w:bookmarkStart w:id="21" w:name="__RefHeading___Toc4205_2275915807"/>
+      <w:bookmarkStart w:id="21" w:name="__RefHeading___Toc3716_844417"/>
       <w:bookmarkEnd w:id="21"/>
       <w:r>
         <w:rPr>
@@ -5514,7 +5575,7 @@
         <w:rPr/>
         <w:drawing>
           <wp:inline distT="0" distB="0" distL="0" distR="0">
-            <wp:extent cx="5334000" cy="3539490"/>
+            <wp:extent cx="5334000" cy="4859020"/>
             <wp:effectExtent l="0" t="0" r="0" b="0"/>
             <wp:docPr id="5" name="Image5" descr="Слои сервера (уровень 3 C4)"/>
             <wp:cNvGraphicFramePr>
@@ -5538,7 +5599,7 @@
                   <pic:spPr bwMode="auto">
                     <a:xfrm>
                       <a:off x="0" y="0"/>
-                      <a:ext cx="5334000" cy="3539490"/>
+                      <a:ext cx="5334000" cy="4859020"/>
                     </a:xfrm>
                     <a:prstGeom prst="rect">
                       <a:avLst/>
@@ -5799,7 +5860,45 @@
                 <w:szCs w:val="24"/>
                 <w:lang w:val="en-US" w:eastAsia="en-US" w:bidi="ar-SA"/>
               </w:rPr>
-              <w:t xml:space="preserve"> — служебные роли (администратор, кадровая служба)</w:t>
+              <w:t xml:space="preserve"> — служебные роли (администратор, кадровая служба); сеансы, блокировка после неудачных попыток, журнал входов (</w:t>
+            </w:r>
+            <w:r>
+              <w:rPr>
+                <w:rStyle w:val="VerbatimChar"/>
+                <w:kern w:val="0"/>
+                <w:sz w:val="18"/>
+                <w:szCs w:val="24"/>
+                <w:lang w:val="en-US" w:eastAsia="en-US" w:bidi="ar-SA"/>
+              </w:rPr>
+              <w:t>login-journal.service.ts</w:t>
+            </w:r>
+            <w:r>
+              <w:rPr>
+                <w:kern w:val="0"/>
+                <w:sz w:val="18"/>
+                <w:szCs w:val="24"/>
+                <w:lang w:val="en-US" w:eastAsia="en-US" w:bidi="ar-SA"/>
+              </w:rPr>
+              <w:t>), политика паролей (</w:t>
+            </w:r>
+            <w:r>
+              <w:rPr>
+                <w:rStyle w:val="VerbatimChar"/>
+                <w:kern w:val="0"/>
+                <w:sz w:val="18"/>
+                <w:szCs w:val="24"/>
+                <w:lang w:val="en-US" w:eastAsia="en-US" w:bidi="ar-SA"/>
+              </w:rPr>
+              <w:t>password-policy.ts</w:t>
+            </w:r>
+            <w:r>
+              <w:rPr>
+                <w:kern w:val="0"/>
+                <w:sz w:val="18"/>
+                <w:szCs w:val="24"/>
+                <w:lang w:val="en-US" w:eastAsia="en-US" w:bidi="ar-SA"/>
+              </w:rPr>
+              <w:t>), одноразовый пароль (ADR-015)</w:t>
             </w:r>
           </w:p>
         </w:tc>
@@ -6028,7 +6127,45 @@
                 <w:szCs w:val="24"/>
                 <w:lang w:val="en-US" w:eastAsia="en-US" w:bidi="ar-SA"/>
               </w:rPr>
-              <w:t xml:space="preserve"> — чистые функции баланса</w:t>
+              <w:t xml:space="preserve"> — чистые функции баланса; </w:t>
+            </w:r>
+            <w:r>
+              <w:rPr>
+                <w:rStyle w:val="VerbatimChar"/>
+                <w:kern w:val="0"/>
+                <w:sz w:val="18"/>
+                <w:szCs w:val="24"/>
+                <w:lang w:val="en-US" w:eastAsia="en-US" w:bidi="ar-SA"/>
+              </w:rPr>
+              <w:t>approval-scope.ts</w:t>
+            </w:r>
+            <w:r>
+              <w:rPr>
+                <w:kern w:val="0"/>
+                <w:sz w:val="18"/>
+                <w:szCs w:val="24"/>
+                <w:lang w:val="en-US" w:eastAsia="en-US" w:bidi="ar-SA"/>
+              </w:rPr>
+              <w:t xml:space="preserve"> — кто решает по заявке (руководитель, руководитель отдела, заместитель, вышестоящий по эскалации); </w:t>
+            </w:r>
+            <w:r>
+              <w:rPr>
+                <w:rStyle w:val="VerbatimChar"/>
+                <w:kern w:val="0"/>
+                <w:sz w:val="18"/>
+                <w:szCs w:val="24"/>
+                <w:lang w:val="en-US" w:eastAsia="en-US" w:bidi="ar-SA"/>
+              </w:rPr>
+              <w:t>escalation.service.ts</w:t>
+            </w:r>
+            <w:r>
+              <w:rPr>
+                <w:kern w:val="0"/>
+                <w:sz w:val="18"/>
+                <w:szCs w:val="24"/>
+                <w:lang w:val="en-US" w:eastAsia="en-US" w:bidi="ar-SA"/>
+              </w:rPr>
+              <w:t xml:space="preserve"> — передача заявки без решения вышестоящему</w:t>
             </w:r>
           </w:p>
         </w:tc>
@@ -6065,7 +6202,7 @@
                 <w:szCs w:val="24"/>
                 <w:lang w:val="en-US" w:eastAsia="en-US" w:bidi="ar-SA"/>
               </w:rPr>
-              <w:t>schedule</w:t>
+              <w:t>delegations</w:t>
             </w:r>
           </w:p>
         </w:tc>
@@ -6098,7 +6235,7 @@
                 <w:szCs w:val="24"/>
                 <w:lang w:val="en-US" w:eastAsia="en-US" w:bidi="ar-SA"/>
               </w:rPr>
-              <w:t>График отпусков за период с конфликтами отделов: сборка простым SQL, кэш по версии данных, ETag</w:t>
+              <w:t>Замещение руководителя на период: назначение руководителем или кадровой службой, отмена</w:t>
             </w:r>
           </w:p>
         </w:tc>
@@ -6135,7 +6272,7 @@
                 <w:szCs w:val="24"/>
                 <w:lang w:val="en-US" w:eastAsia="en-US" w:bidi="ar-SA"/>
               </w:rPr>
-              <w:t>events</w:t>
+              <w:t>notices</w:t>
             </w:r>
           </w:p>
         </w:tc>
@@ -6168,7 +6305,7 @@
                 <w:szCs w:val="24"/>
                 <w:lang w:val="en-US" w:eastAsia="en-US" w:bidi="ar-SA"/>
               </w:rPr>
-              <w:t>Поток событий (SSE): билеты, подключения, опрос новых уведомлений и версии данных</w:t>
+              <w:t>Извещение о начале отпуска за две недели (ст. 123 ТК РФ): плановая задача, ознакомление, отзыв при переносе и отмене, журнал и выгрузка для кадровой службы</w:t>
             </w:r>
           </w:p>
         </w:tc>
@@ -6205,7 +6342,7 @@
                 <w:szCs w:val="24"/>
                 <w:lang w:val="en-US" w:eastAsia="en-US" w:bidi="ar-SA"/>
               </w:rPr>
-              <w:t>analytics</w:t>
+              <w:t>planning</w:t>
             </w:r>
           </w:p>
         </w:tc>
@@ -6238,7 +6375,7 @@
                 <w:szCs w:val="24"/>
                 <w:lang w:val="en-US" w:eastAsia="en-US" w:bidi="ar-SA"/>
               </w:rPr>
-              <w:t xml:space="preserve">Нагрузка отделов, периоды конфликтов, выводы руководителю, подбор дат; </w:t>
+              <w:t>Кампания планирования на год, прогресс по отделам, напоминания, утверждение графика со снимком (ADR-016), форма Т-7 (</w:t>
             </w:r>
             <w:r>
               <w:rPr>
@@ -6248,16 +6385,16 @@
                 <w:szCs w:val="24"/>
                 <w:lang w:val="en-US" w:eastAsia="en-US" w:bidi="ar-SA"/>
               </w:rPr>
-              <w:t>coverage.ts</w:t>
-            </w:r>
-            <w:r>
-              <w:rPr>
-                <w:kern w:val="0"/>
-                <w:sz w:val="18"/>
-                <w:szCs w:val="24"/>
-                <w:lang w:val="en-US" w:eastAsia="en-US" w:bidi="ar-SA"/>
-              </w:rPr>
-              <w:t xml:space="preserve"> — чистые функции</w:t>
+              <w:t>t7.ts</w:t>
+            </w:r>
+            <w:r>
+              <w:rPr>
+                <w:kern w:val="0"/>
+                <w:sz w:val="18"/>
+                <w:szCs w:val="24"/>
+                <w:lang w:val="en-US" w:eastAsia="en-US" w:bidi="ar-SA"/>
+              </w:rPr>
+              <w:t>)</w:t>
             </w:r>
           </w:p>
         </w:tc>
@@ -6294,7 +6431,7 @@
                 <w:szCs w:val="24"/>
                 <w:lang w:val="en-US" w:eastAsia="en-US" w:bidi="ar-SA"/>
               </w:rPr>
-              <w:t>directories</w:t>
+              <w:t>jobs</w:t>
             </w:r>
           </w:p>
         </w:tc>
@@ -6327,7 +6464,7 @@
                 <w:szCs w:val="24"/>
                 <w:lang w:val="en-US" w:eastAsia="en-US" w:bidi="ar-SA"/>
               </w:rPr>
-              <w:t>Отделы, проекты, личные группы</w:t>
+              <w:t>Плановые задачи в каждом процессе; идемпотентность — в PostgreSQL (ADR-017)</w:t>
             </w:r>
           </w:p>
         </w:tc>
@@ -6364,7 +6501,7 @@
                 <w:szCs w:val="24"/>
                 <w:lang w:val="en-US" w:eastAsia="en-US" w:bidi="ar-SA"/>
               </w:rPr>
-              <w:t>calendar</w:t>
+              <w:t>schedule</w:t>
             </w:r>
           </w:p>
         </w:tc>
@@ -6397,7 +6534,7 @@
                 <w:szCs w:val="24"/>
                 <w:lang w:val="en-US" w:eastAsia="en-US" w:bidi="ar-SA"/>
               </w:rPr>
-              <w:t>Производственный календарь: праздники ст. 112 и переносы выходных; правка кадровой службой</w:t>
+              <w:t>График отпусков за период с конфликтами отделов: сборка простым SQL, кэш по версии данных, ETag</w:t>
             </w:r>
           </w:p>
         </w:tc>
@@ -6434,7 +6571,7 @@
                 <w:szCs w:val="24"/>
                 <w:lang w:val="en-US" w:eastAsia="en-US" w:bidi="ar-SA"/>
               </w:rPr>
-              <w:t>imports</w:t>
+              <w:t>events</w:t>
             </w:r>
           </w:p>
         </w:tc>
@@ -6467,26 +6604,7 @@
                 <w:szCs w:val="24"/>
                 <w:lang w:val="en-US" w:eastAsia="en-US" w:bidi="ar-SA"/>
               </w:rPr>
-              <w:t xml:space="preserve">Импорт сотрудников и остатков из XLSX/CSV и JSON; </w:t>
-            </w:r>
-            <w:r>
-              <w:rPr>
-                <w:rStyle w:val="VerbatimChar"/>
-                <w:kern w:val="0"/>
-                <w:sz w:val="18"/>
-                <w:szCs w:val="24"/>
-                <w:lang w:val="en-US" w:eastAsia="en-US" w:bidi="ar-SA"/>
-              </w:rPr>
-              <w:t>plan.ts</w:t>
-            </w:r>
-            <w:r>
-              <w:rPr>
-                <w:kern w:val="0"/>
-                <w:sz w:val="18"/>
-                <w:szCs w:val="24"/>
-                <w:lang w:val="en-US" w:eastAsia="en-US" w:bidi="ar-SA"/>
-              </w:rPr>
-              <w:t xml:space="preserve"> — чистая функция плана</w:t>
+              <w:t>Поток событий (SSE): билеты, подключения, опрос новых уведомлений и версии данных</w:t>
             </w:r>
           </w:p>
         </w:tc>
@@ -6523,7 +6641,7 @@
                 <w:szCs w:val="24"/>
                 <w:lang w:val="en-US" w:eastAsia="en-US" w:bidi="ar-SA"/>
               </w:rPr>
-              <w:t>mail</w:t>
+              <w:t>analytics</w:t>
             </w:r>
           </w:p>
         </w:tc>
@@ -6556,7 +6674,26 @@
                 <w:szCs w:val="24"/>
                 <w:lang w:val="en-US" w:eastAsia="en-US" w:bidi="ar-SA"/>
               </w:rPr>
-              <w:t>Письма о заявках (outbox в транзакции события), фоновая отправка с повторами, еженедельная сводка руководителям</w:t>
+              <w:t xml:space="preserve">Нагрузка отделов, периоды конфликтов, выводы руководителю, подбор дат; </w:t>
+            </w:r>
+            <w:r>
+              <w:rPr>
+                <w:rStyle w:val="VerbatimChar"/>
+                <w:kern w:val="0"/>
+                <w:sz w:val="18"/>
+                <w:szCs w:val="24"/>
+                <w:lang w:val="en-US" w:eastAsia="en-US" w:bidi="ar-SA"/>
+              </w:rPr>
+              <w:t>coverage.ts</w:t>
+            </w:r>
+            <w:r>
+              <w:rPr>
+                <w:kern w:val="0"/>
+                <w:sz w:val="18"/>
+                <w:szCs w:val="24"/>
+                <w:lang w:val="en-US" w:eastAsia="en-US" w:bidi="ar-SA"/>
+              </w:rPr>
+              <w:t xml:space="preserve"> — чистые функции</w:t>
             </w:r>
           </w:p>
         </w:tc>
@@ -6593,7 +6730,7 @@
                 <w:szCs w:val="24"/>
                 <w:lang w:val="en-US" w:eastAsia="en-US" w:bidi="ar-SA"/>
               </w:rPr>
-              <w:t>settings</w:t>
+              <w:t>directories</w:t>
             </w:r>
           </w:p>
         </w:tc>
@@ -6626,7 +6763,7 @@
                 <w:szCs w:val="24"/>
                 <w:lang w:val="en-US" w:eastAsia="en-US" w:bidi="ar-SA"/>
               </w:rPr>
-              <w:t>Правила организации: порог конфликта, политика лимита, норма дней</w:t>
+              <w:t>Отделы, проекты, личные группы</w:t>
             </w:r>
           </w:p>
         </w:tc>
@@ -6663,7 +6800,7 @@
                 <w:szCs w:val="24"/>
                 <w:lang w:val="en-US" w:eastAsia="en-US" w:bidi="ar-SA"/>
               </w:rPr>
-              <w:t>notifications</w:t>
+              <w:t>calendar</w:t>
             </w:r>
           </w:p>
         </w:tc>
@@ -6696,7 +6833,7 @@
                 <w:szCs w:val="24"/>
                 <w:lang w:val="en-US" w:eastAsia="en-US" w:bidi="ar-SA"/>
               </w:rPr>
-              <w:t>Уведомления в интерфейсе и постановка писем в очередь</w:t>
+              <w:t>Производственный календарь: праздники ст. 112 и переносы выходных; правка кадровой службой</w:t>
             </w:r>
           </w:p>
         </w:tc>
@@ -6733,7 +6870,7 @@
                 <w:szCs w:val="24"/>
                 <w:lang w:val="en-US" w:eastAsia="en-US" w:bidi="ar-SA"/>
               </w:rPr>
-              <w:t>audit</w:t>
+              <w:t>imports</w:t>
             </w:r>
           </w:p>
         </w:tc>
@@ -6766,7 +6903,26 @@
                 <w:szCs w:val="24"/>
                 <w:lang w:val="en-US" w:eastAsia="en-US" w:bidi="ar-SA"/>
               </w:rPr>
-              <w:t>Неизменяемый журнал; запись только внутри транзакции изменения</w:t>
+              <w:t xml:space="preserve">Импорт сотрудников и остатков из XLSX/CSV и JSON; </w:t>
+            </w:r>
+            <w:r>
+              <w:rPr>
+                <w:rStyle w:val="VerbatimChar"/>
+                <w:kern w:val="0"/>
+                <w:sz w:val="18"/>
+                <w:szCs w:val="24"/>
+                <w:lang w:val="en-US" w:eastAsia="en-US" w:bidi="ar-SA"/>
+              </w:rPr>
+              <w:t>plan.ts</w:t>
+            </w:r>
+            <w:r>
+              <w:rPr>
+                <w:kern w:val="0"/>
+                <w:sz w:val="18"/>
+                <w:szCs w:val="24"/>
+                <w:lang w:val="en-US" w:eastAsia="en-US" w:bidi="ar-SA"/>
+              </w:rPr>
+              <w:t xml:space="preserve"> — чистая функция плана</w:t>
             </w:r>
           </w:p>
         </w:tc>
@@ -6803,6 +6959,286 @@
                 <w:szCs w:val="24"/>
                 <w:lang w:val="en-US" w:eastAsia="en-US" w:bidi="ar-SA"/>
               </w:rPr>
+              <w:t>mail</w:t>
+            </w:r>
+          </w:p>
+        </w:tc>
+        <w:tc>
+          <w:tcPr>
+            <w:tcW w:w="4680" w:type="dxa"/>
+            <w:tcBorders>
+              <w:top w:val="single" w:sz="4" w:space="0" w:color="D6DCEA"/>
+              <w:left w:val="single" w:sz="4" w:space="0" w:color="D6DCEA"/>
+              <w:bottom w:val="single" w:sz="4" w:space="0" w:color="D6DCEA"/>
+              <w:right w:val="single" w:sz="4" w:space="0" w:color="D6DCEA"/>
+            </w:tcBorders>
+          </w:tcPr>
+          <w:p>
+            <w:pPr>
+              <w:pStyle w:val="Compact"/>
+              <w:widowControl/>
+              <w:spacing w:before="36" w:after="40"/>
+              <w:jc w:val="left"/>
+              <w:rPr>
+                <w:kern w:val="0"/>
+                <w:szCs w:val="24"/>
+                <w:lang w:val="en-US" w:eastAsia="en-US" w:bidi="ar-SA"/>
+              </w:rPr>
+            </w:pPr>
+            <w:r>
+              <w:rPr>
+                <w:kern w:val="0"/>
+                <w:sz w:val="18"/>
+                <w:szCs w:val="24"/>
+                <w:lang w:val="en-US" w:eastAsia="en-US" w:bidi="ar-SA"/>
+              </w:rPr>
+              <w:t>Письма о заявках (outbox в транзакции события), фоновая отправка с повторами, еженедельная сводка руководителям</w:t>
+            </w:r>
+          </w:p>
+        </w:tc>
+      </w:tr>
+      <w:tr>
+        <w:trPr/>
+        <w:tc>
+          <w:tcPr>
+            <w:tcW w:w="4679" w:type="dxa"/>
+            <w:tcBorders>
+              <w:top w:val="single" w:sz="4" w:space="0" w:color="D6DCEA"/>
+              <w:left w:val="single" w:sz="4" w:space="0" w:color="D6DCEA"/>
+              <w:bottom w:val="single" w:sz="4" w:space="0" w:color="D6DCEA"/>
+              <w:right w:val="single" w:sz="4" w:space="0" w:color="D6DCEA"/>
+            </w:tcBorders>
+          </w:tcPr>
+          <w:p>
+            <w:pPr>
+              <w:pStyle w:val="Compact"/>
+              <w:widowControl/>
+              <w:spacing w:before="36" w:after="40"/>
+              <w:jc w:val="left"/>
+              <w:rPr>
+                <w:kern w:val="0"/>
+                <w:szCs w:val="24"/>
+                <w:lang w:val="en-US" w:eastAsia="en-US" w:bidi="ar-SA"/>
+              </w:rPr>
+            </w:pPr>
+            <w:r>
+              <w:rPr>
+                <w:rStyle w:val="VerbatimChar"/>
+                <w:kern w:val="0"/>
+                <w:sz w:val="18"/>
+                <w:szCs w:val="24"/>
+                <w:lang w:val="en-US" w:eastAsia="en-US" w:bidi="ar-SA"/>
+              </w:rPr>
+              <w:t>settings</w:t>
+            </w:r>
+          </w:p>
+        </w:tc>
+        <w:tc>
+          <w:tcPr>
+            <w:tcW w:w="4680" w:type="dxa"/>
+            <w:tcBorders>
+              <w:top w:val="single" w:sz="4" w:space="0" w:color="D6DCEA"/>
+              <w:left w:val="single" w:sz="4" w:space="0" w:color="D6DCEA"/>
+              <w:bottom w:val="single" w:sz="4" w:space="0" w:color="D6DCEA"/>
+              <w:right w:val="single" w:sz="4" w:space="0" w:color="D6DCEA"/>
+            </w:tcBorders>
+          </w:tcPr>
+          <w:p>
+            <w:pPr>
+              <w:pStyle w:val="Compact"/>
+              <w:widowControl/>
+              <w:spacing w:before="36" w:after="40"/>
+              <w:jc w:val="left"/>
+              <w:rPr>
+                <w:kern w:val="0"/>
+                <w:szCs w:val="24"/>
+                <w:lang w:val="en-US" w:eastAsia="en-US" w:bidi="ar-SA"/>
+              </w:rPr>
+            </w:pPr>
+            <w:r>
+              <w:rPr>
+                <w:kern w:val="0"/>
+                <w:sz w:val="18"/>
+                <w:szCs w:val="24"/>
+                <w:lang w:val="en-US" w:eastAsia="en-US" w:bidi="ar-SA"/>
+              </w:rPr>
+              <w:t>Правила организации: порог конфликта, политика лимита, норма дней, безопасность входа, срок эскалации, срок извещения, реквизиты и подписанты формы Т-7</w:t>
+            </w:r>
+          </w:p>
+        </w:tc>
+      </w:tr>
+      <w:tr>
+        <w:trPr/>
+        <w:tc>
+          <w:tcPr>
+            <w:tcW w:w="4679" w:type="dxa"/>
+            <w:tcBorders>
+              <w:top w:val="single" w:sz="4" w:space="0" w:color="D6DCEA"/>
+              <w:left w:val="single" w:sz="4" w:space="0" w:color="D6DCEA"/>
+              <w:bottom w:val="single" w:sz="4" w:space="0" w:color="D6DCEA"/>
+              <w:right w:val="single" w:sz="4" w:space="0" w:color="D6DCEA"/>
+            </w:tcBorders>
+          </w:tcPr>
+          <w:p>
+            <w:pPr>
+              <w:pStyle w:val="Compact"/>
+              <w:widowControl/>
+              <w:spacing w:before="36" w:after="40"/>
+              <w:jc w:val="left"/>
+              <w:rPr>
+                <w:kern w:val="0"/>
+                <w:szCs w:val="24"/>
+                <w:lang w:val="en-US" w:eastAsia="en-US" w:bidi="ar-SA"/>
+              </w:rPr>
+            </w:pPr>
+            <w:r>
+              <w:rPr>
+                <w:rStyle w:val="VerbatimChar"/>
+                <w:kern w:val="0"/>
+                <w:sz w:val="18"/>
+                <w:szCs w:val="24"/>
+                <w:lang w:val="en-US" w:eastAsia="en-US" w:bidi="ar-SA"/>
+              </w:rPr>
+              <w:t>notifications</w:t>
+            </w:r>
+          </w:p>
+        </w:tc>
+        <w:tc>
+          <w:tcPr>
+            <w:tcW w:w="4680" w:type="dxa"/>
+            <w:tcBorders>
+              <w:top w:val="single" w:sz="4" w:space="0" w:color="D6DCEA"/>
+              <w:left w:val="single" w:sz="4" w:space="0" w:color="D6DCEA"/>
+              <w:bottom w:val="single" w:sz="4" w:space="0" w:color="D6DCEA"/>
+              <w:right w:val="single" w:sz="4" w:space="0" w:color="D6DCEA"/>
+            </w:tcBorders>
+          </w:tcPr>
+          <w:p>
+            <w:pPr>
+              <w:pStyle w:val="Compact"/>
+              <w:widowControl/>
+              <w:spacing w:before="36" w:after="40"/>
+              <w:jc w:val="left"/>
+              <w:rPr>
+                <w:kern w:val="0"/>
+                <w:szCs w:val="24"/>
+                <w:lang w:val="en-US" w:eastAsia="en-US" w:bidi="ar-SA"/>
+              </w:rPr>
+            </w:pPr>
+            <w:r>
+              <w:rPr>
+                <w:kern w:val="0"/>
+                <w:sz w:val="18"/>
+                <w:szCs w:val="24"/>
+                <w:lang w:val="en-US" w:eastAsia="en-US" w:bidi="ar-SA"/>
+              </w:rPr>
+              <w:t>Уведомления в интерфейсе и постановка писем в очередь</w:t>
+            </w:r>
+          </w:p>
+        </w:tc>
+      </w:tr>
+      <w:tr>
+        <w:trPr/>
+        <w:tc>
+          <w:tcPr>
+            <w:tcW w:w="4679" w:type="dxa"/>
+            <w:tcBorders>
+              <w:top w:val="single" w:sz="4" w:space="0" w:color="D6DCEA"/>
+              <w:left w:val="single" w:sz="4" w:space="0" w:color="D6DCEA"/>
+              <w:bottom w:val="single" w:sz="4" w:space="0" w:color="D6DCEA"/>
+              <w:right w:val="single" w:sz="4" w:space="0" w:color="D6DCEA"/>
+            </w:tcBorders>
+          </w:tcPr>
+          <w:p>
+            <w:pPr>
+              <w:pStyle w:val="Compact"/>
+              <w:widowControl/>
+              <w:spacing w:before="36" w:after="40"/>
+              <w:jc w:val="left"/>
+              <w:rPr>
+                <w:kern w:val="0"/>
+                <w:szCs w:val="24"/>
+                <w:lang w:val="en-US" w:eastAsia="en-US" w:bidi="ar-SA"/>
+              </w:rPr>
+            </w:pPr>
+            <w:r>
+              <w:rPr>
+                <w:rStyle w:val="VerbatimChar"/>
+                <w:kern w:val="0"/>
+                <w:sz w:val="18"/>
+                <w:szCs w:val="24"/>
+                <w:lang w:val="en-US" w:eastAsia="en-US" w:bidi="ar-SA"/>
+              </w:rPr>
+              <w:t>audit</w:t>
+            </w:r>
+          </w:p>
+        </w:tc>
+        <w:tc>
+          <w:tcPr>
+            <w:tcW w:w="4680" w:type="dxa"/>
+            <w:tcBorders>
+              <w:top w:val="single" w:sz="4" w:space="0" w:color="D6DCEA"/>
+              <w:left w:val="single" w:sz="4" w:space="0" w:color="D6DCEA"/>
+              <w:bottom w:val="single" w:sz="4" w:space="0" w:color="D6DCEA"/>
+              <w:right w:val="single" w:sz="4" w:space="0" w:color="D6DCEA"/>
+            </w:tcBorders>
+          </w:tcPr>
+          <w:p>
+            <w:pPr>
+              <w:pStyle w:val="Compact"/>
+              <w:widowControl/>
+              <w:spacing w:before="36" w:after="40"/>
+              <w:jc w:val="left"/>
+              <w:rPr>
+                <w:kern w:val="0"/>
+                <w:szCs w:val="24"/>
+                <w:lang w:val="en-US" w:eastAsia="en-US" w:bidi="ar-SA"/>
+              </w:rPr>
+            </w:pPr>
+            <w:r>
+              <w:rPr>
+                <w:kern w:val="0"/>
+                <w:sz w:val="18"/>
+                <w:szCs w:val="24"/>
+                <w:lang w:val="en-US" w:eastAsia="en-US" w:bidi="ar-SA"/>
+              </w:rPr>
+              <w:t>Неизменяемый журнал; запись только внутри транзакции изменения</w:t>
+            </w:r>
+          </w:p>
+        </w:tc>
+      </w:tr>
+      <w:tr>
+        <w:trPr/>
+        <w:tc>
+          <w:tcPr>
+            <w:tcW w:w="4679" w:type="dxa"/>
+            <w:tcBorders>
+              <w:top w:val="single" w:sz="4" w:space="0" w:color="D6DCEA"/>
+              <w:left w:val="single" w:sz="4" w:space="0" w:color="D6DCEA"/>
+              <w:bottom w:val="single" w:sz="4" w:space="0" w:color="D6DCEA"/>
+              <w:right w:val="single" w:sz="4" w:space="0" w:color="D6DCEA"/>
+            </w:tcBorders>
+          </w:tcPr>
+          <w:p>
+            <w:pPr>
+              <w:pStyle w:val="Compact"/>
+              <w:widowControl/>
+              <w:spacing w:before="36" w:after="40"/>
+              <w:jc w:val="left"/>
+              <w:rPr>
+                <w:kern w:val="0"/>
+                <w:szCs w:val="24"/>
+                <w:lang w:val="en-US" w:eastAsia="en-US" w:bidi="ar-SA"/>
+              </w:rPr>
+            </w:pPr>
+            <w:r>
+              <w:rPr>
+                <w:rStyle w:val="VerbatimChar"/>
+                <w:kern w:val="0"/>
+                <w:sz w:val="18"/>
+                <w:szCs w:val="24"/>
+                <w:lang w:val="en-US" w:eastAsia="en-US" w:bidi="ar-SA"/>
+              </w:rPr>
               <w:t>reports</w:t>
             </w:r>
           </w:p>
@@ -6836,7 +7272,7 @@
                 <w:szCs w:val="24"/>
                 <w:lang w:val="en-US" w:eastAsia="en-US" w:bidi="ar-SA"/>
               </w:rPr>
-              <w:t>Выгрузка отпусков в XLSX</w:t>
+              <w:t>Выгрузка отпусков в XLSX (журнал извещений и форма Т-7 — в своих модулях)</w:t>
             </w:r>
           </w:p>
         </w:tc>
@@ -7123,7 +7559,7 @@
         <w:pStyle w:val="Heading2"/>
         <w:rPr/>
       </w:pPr>
-      <w:bookmarkStart w:id="23" w:name="__RefHeading___Toc4207_2275915807"/>
+      <w:bookmarkStart w:id="23" w:name="__RefHeading___Toc3718_844417"/>
       <w:bookmarkEnd w:id="23"/>
       <w:r>
         <w:rPr>
@@ -7402,6 +7838,125 @@
           <w:b/>
           <w:bCs/>
         </w:rPr>
+        <w:t>Согласование</w:t>
+      </w:r>
+      <w:r>
+        <w:rPr/>
+        <w:t xml:space="preserve"> считается в одном месте — </w:t>
+      </w:r>
+      <w:r>
+        <w:rPr>
+          <w:rStyle w:val="VerbatimChar"/>
+        </w:rPr>
+        <w:t>approval-scope.ts</w:t>
+      </w:r>
+      <w:r>
+        <w:rPr/>
+        <w:t xml:space="preserve">: очередь «ждут моего решения» и право решения строятся из одних правил. Решает руководитель сотрудника, а у сотрудника без руководителя — руководитель отдела; руководитель отдела вправе решать по любому сотруднику отдела; заместитель на период замещения — всё то же за руководителя; вышестоящий — по заявке, переданной ему эскалацией. По своей заявке не решает никто, кроме администратора. </w:t>
+      </w:r>
+      <w:r>
+        <w:rPr>
+          <w:b/>
+          <w:bCs/>
+        </w:rPr>
+        <w:t>EscalationService</w:t>
+      </w:r>
+      <w:r>
+        <w:rPr/>
+        <w:t xml:space="preserve"> раз в минуту находит заявки без решения дольше </w:t>
+      </w:r>
+      <w:r>
+        <w:rPr>
+          <w:rStyle w:val="VerbatimChar"/>
+        </w:rPr>
+        <w:t>escalationDays</w:t>
+      </w:r>
+      <w:r>
+        <w:rPr/>
+        <w:t xml:space="preserve"> (правило организации, 0 — выключено) и передаёт их руководителю согласующего; если выше никого нет — уведомляет кадровую службу. Повторно заявка не передаётся; перенос и запрос удаления начинают отсчёт заново.</w:t>
+      </w:r>
+    </w:p>
+    <w:p>
+      <w:pPr>
+        <w:pStyle w:val="BodyText"/>
+        <w:rPr/>
+      </w:pPr>
+      <w:r>
+        <w:rPr>
+          <w:b/>
+          <w:bCs/>
+        </w:rPr>
+        <w:t>NoticesService</w:t>
+      </w:r>
+      <w:r>
+        <w:rPr/>
+        <w:t xml:space="preserve"> раз в минуту извещает сотрудников о согласованных ежегодных отпусках, начинающихся в ближайшие </w:t>
+      </w:r>
+      <w:r>
+        <w:rPr>
+          <w:rStyle w:val="VerbatimChar"/>
+        </w:rPr>
+        <w:t>noticeDays</w:t>
+      </w:r>
+      <w:r>
+        <w:rPr/>
+        <w:t xml:space="preserve"> дней (не меньше 14): уведомление и письмо со ссылкой на «Мой отпуск», где сотрудник подтверждает ознакомление. Отпуск, согласованный позже чем за две недели, получает извещение сразу с пометкой о праве на перенос (ст. 124). Уникальный ключ «заявка + дата начала» не даёт известить дважды; перенос на новые даты — новое извещение, а прежнее отзывается; отмена отпуска и увольнение тоже отзывают извещение.</w:t>
+      </w:r>
+    </w:p>
+    <w:p>
+      <w:pPr>
+        <w:pStyle w:val="BodyText"/>
+        <w:rPr/>
+      </w:pPr>
+      <w:r>
+        <w:rPr>
+          <w:b/>
+          <w:bCs/>
+        </w:rPr>
+        <w:t>PlanningService</w:t>
+      </w:r>
+      <w:r>
+        <w:rPr/>
+        <w:t xml:space="preserve"> ведёт кампанию планирования на год: открытие со сроком рассылает приглашение всем штатным сотрудникам одной пачкой, прогресс считается по отпускам, начинающимся в году (согласованным и на согласовании): запланировано ли что-то, выполнена ли норма, есть ли часть не короче 14 дней. Напоминание уходит тем, кто не спланировал полностью: вручную — не чаще раза в час, автоматически — один раз за три дня до срока. Утверждение графика фиксирует снимок согласованных отпусков с реквизитами документа (ADR-016); форма Т-7 строится из снимка, а переносы и отмены после утверждения — по текущим заявкам.</w:t>
+      </w:r>
+    </w:p>
+    <w:p>
+      <w:pPr>
+        <w:pStyle w:val="BodyText"/>
+        <w:rPr/>
+      </w:pPr>
+      <w:r>
+        <w:rPr>
+          <w:b/>
+          <w:bCs/>
+        </w:rPr>
+        <w:t>JobsService</w:t>
+      </w:r>
+      <w:r>
+        <w:rPr/>
+        <w:t xml:space="preserve"> в каждом процессе раз в </w:t>
+      </w:r>
+      <w:r>
+        <w:rPr>
+          <w:rStyle w:val="VerbatimChar"/>
+        </w:rPr>
+        <w:t>JOBS_POLL_SECONDS</w:t>
+      </w:r>
+      <w:r>
+        <w:rPr/>
+        <w:t xml:space="preserve"> (по умолчанию 60) проходит плановые задачи: извещения, эскалацию, напоминания о планировании, очистку журнала входов. Повтор безопасен за счёт ограничений в БД, а не выбора главного процесса (ADR-017).</w:t>
+      </w:r>
+    </w:p>
+    <w:p>
+      <w:pPr>
+        <w:pStyle w:val="BodyText"/>
+        <w:rPr/>
+      </w:pPr>
+      <w:r>
+        <w:rPr>
+          <w:b/>
+          <w:bCs/>
+        </w:rPr>
         <w:t>EventsService</w:t>
       </w:r>
       <w:r>
@@ -7434,7 +7989,7 @@
         <w:pStyle w:val="Heading2"/>
         <w:rPr/>
       </w:pPr>
-      <w:bookmarkStart w:id="24" w:name="__RefHeading___Toc4209_2275915807"/>
+      <w:bookmarkStart w:id="24" w:name="__RefHeading___Toc3720_844417"/>
       <w:bookmarkStart w:id="25" w:name="обработка-запроса"/>
       <w:bookmarkEnd w:id="24"/>
       <w:r>
@@ -7458,7 +8013,7 @@
         <w:rPr/>
         <w:drawing>
           <wp:inline distT="0" distB="0" distL="0" distR="0">
-            <wp:extent cx="5334000" cy="1135380"/>
+            <wp:extent cx="5334000" cy="1055370"/>
             <wp:effectExtent l="0" t="0" r="0" b="0"/>
             <wp:docPr id="6" name="Image6" descr="Маршрут запроса через защиту и валидацию"/>
             <wp:cNvGraphicFramePr>
@@ -7482,7 +8037,7 @@
                   <pic:spPr bwMode="auto">
                     <a:xfrm>
                       <a:off x="0" y="0"/>
-                      <a:ext cx="5334000" cy="1135380"/>
+                      <a:ext cx="5334000" cy="1055370"/>
                     </a:xfrm>
                     <a:prstGeom prst="rect">
                       <a:avLst/>
@@ -7532,7 +8087,17 @@
       </w:r>
       <w:r>
         <w:rPr/>
-        <w:t xml:space="preserve">), сверку версии пароля в токене и активности сотрудника (смена пароля или увольнение отзывает все выданные токены; процесс помнит результат проверки 10 секунд и сбрасывает его сразу, если изменение прошло через него), проверку роли и DTO-валидацию с </w:t>
+        <w:t xml:space="preserve">), сверку версии пароля в токене, активности сотрудника и живости сеанса (смена пароля, увольнение или завершение сеанса отзывает выданные токены; процесс помнит результат проверки 10 секунд и сбрасывает его сразу, если изменение прошло через него), проверку одноразового пароля (до смены доступны только смена пароля и выход — </w:t>
+      </w:r>
+      <w:r>
+        <w:rPr>
+          <w:rStyle w:val="VerbatimChar"/>
+        </w:rPr>
+        <w:t>403 auth/password-change-required</w:t>
+      </w:r>
+      <w:r>
+        <w:rPr/>
+        <w:t xml:space="preserve">), проверку роли и DTO-валидацию с </w:t>
       </w:r>
       <w:r>
         <w:rPr>
@@ -7542,7 +8107,7 @@
       </w:r>
       <w:r>
         <w:rPr/>
-        <w:t xml:space="preserve">. Права на конкретный объект (своя заявка, подчинённый) проверяет сервис. Ошибка любого уровня возвращается как </w:t>
+        <w:t xml:space="preserve">. Все эти сведения guard получает одним запросом к БД. Права на конкретный объект (своя заявка, подчинённый) проверяет сервис. Ошибка любого уровня возвращается как </w:t>
       </w:r>
       <w:r>
         <w:rPr>
@@ -7561,7 +8126,7 @@
         <w:pStyle w:val="Heading1"/>
         <w:rPr/>
       </w:pPr>
-      <w:bookmarkStart w:id="26" w:name="__RefHeading___Toc4211_2275915807"/>
+      <w:bookmarkStart w:id="26" w:name="__RefHeading___Toc3722_844417"/>
       <w:bookmarkStart w:id="27" w:name="клиентская-часть"/>
       <w:bookmarkEnd w:id="26"/>
       <w:r>
@@ -7585,7 +8150,7 @@
         <w:rPr/>
         <w:drawing>
           <wp:inline distT="0" distB="0" distL="0" distR="0">
-            <wp:extent cx="5334000" cy="2337435"/>
+            <wp:extent cx="5334000" cy="3073400"/>
             <wp:effectExtent l="0" t="0" r="0" b="0"/>
             <wp:docPr id="7" name="Image7" descr="Слои клиента"/>
             <wp:cNvGraphicFramePr>
@@ -7609,7 +8174,7 @@
                   <pic:spPr bwMode="auto">
                     <a:xfrm>
                       <a:off x="0" y="0"/>
-                      <a:ext cx="5334000" cy="2337435"/>
+                      <a:ext cx="5334000" cy="3073400"/>
                     </a:xfrm>
                     <a:prstGeom prst="rect">
                       <a:avLst/>
@@ -7901,7 +8466,7 @@
                 <w:szCs w:val="24"/>
                 <w:lang w:val="en-US" w:eastAsia="en-US" w:bidi="ar-SA"/>
               </w:rPr>
-              <w:t>Баланс с разбивкой, ближайший отпуск, год одним взглядом, заявка с подбором дат, перенос и отмена</w:t>
+              <w:t>Извещение о начале отпуска с кнопкой «Ознакомлен», приглашение кампании планирования с прогрессом, баланс с разбивкой, ближайший отпуск, год одним взглядом, заявка с подбором дат, перенос и отмена</w:t>
             </w:r>
           </w:p>
         </w:tc>
@@ -8108,7 +8673,7 @@
                 <w:szCs w:val="24"/>
                 <w:lang w:val="en-US" w:eastAsia="en-US" w:bidi="ar-SA"/>
               </w:rPr>
-              <w:t>Очередь согласования с пересечениями в отделе, отклонение с причиной, оформление отпуска за подчинённого</w:t>
+              <w:t>Очередь «ждут моего решения» (своя команда, замещение, эскалированные) с пересечениями в отделе, отклонение с причиной, оформление отпуска за подчинённого</w:t>
             </w:r>
           </w:p>
         </w:tc>
@@ -8144,6 +8709,75 @@
                 <w:szCs w:val="24"/>
                 <w:lang w:val="en-US" w:eastAsia="en-US" w:bidi="ar-SA"/>
               </w:rPr>
+              <w:t>Кадровый учёт</w:t>
+            </w:r>
+          </w:p>
+        </w:tc>
+        <w:tc>
+          <w:tcPr>
+            <w:tcW w:w="4680" w:type="dxa"/>
+            <w:tcBorders>
+              <w:top w:val="single" w:sz="4" w:space="0" w:color="D6DCEA"/>
+              <w:left w:val="single" w:sz="4" w:space="0" w:color="D6DCEA"/>
+              <w:bottom w:val="single" w:sz="4" w:space="0" w:color="D6DCEA"/>
+              <w:right w:val="single" w:sz="4" w:space="0" w:color="D6DCEA"/>
+            </w:tcBorders>
+          </w:tcPr>
+          <w:p>
+            <w:pPr>
+              <w:pStyle w:val="Compact"/>
+              <w:widowControl/>
+              <w:spacing w:before="36" w:after="40"/>
+              <w:jc w:val="left"/>
+              <w:rPr>
+                <w:kern w:val="0"/>
+                <w:szCs w:val="24"/>
+                <w:lang w:val="en-US" w:eastAsia="en-US" w:bidi="ar-SA"/>
+              </w:rPr>
+            </w:pPr>
+            <w:r>
+              <w:rPr>
+                <w:kern w:val="0"/>
+                <w:sz w:val="18"/>
+                <w:szCs w:val="24"/>
+                <w:lang w:val="en-US" w:eastAsia="en-US" w:bidi="ar-SA"/>
+              </w:rPr>
+              <w:t>Кампания планирования: срок, прогресс по отделам и сотрудникам, напоминание; утверждение графика и форма Т-7; журнал извещений с выгрузкой и листом для печати под подпись</w:t>
+            </w:r>
+          </w:p>
+        </w:tc>
+      </w:tr>
+      <w:tr>
+        <w:trPr/>
+        <w:tc>
+          <w:tcPr>
+            <w:tcW w:w="4679" w:type="dxa"/>
+            <w:tcBorders>
+              <w:top w:val="single" w:sz="4" w:space="0" w:color="D6DCEA"/>
+              <w:left w:val="single" w:sz="4" w:space="0" w:color="D6DCEA"/>
+              <w:bottom w:val="single" w:sz="4" w:space="0" w:color="D6DCEA"/>
+              <w:right w:val="single" w:sz="4" w:space="0" w:color="D6DCEA"/>
+            </w:tcBorders>
+          </w:tcPr>
+          <w:p>
+            <w:pPr>
+              <w:pStyle w:val="Compact"/>
+              <w:widowControl/>
+              <w:spacing w:before="36" w:after="40"/>
+              <w:jc w:val="left"/>
+              <w:rPr>
+                <w:kern w:val="0"/>
+                <w:szCs w:val="24"/>
+                <w:lang w:val="en-US" w:eastAsia="en-US" w:bidi="ar-SA"/>
+              </w:rPr>
+            </w:pPr>
+            <w:r>
+              <w:rPr>
+                <w:kern w:val="0"/>
+                <w:sz w:val="18"/>
+                <w:szCs w:val="24"/>
+                <w:lang w:val="en-US" w:eastAsia="en-US" w:bidi="ar-SA"/>
+              </w:rPr>
               <w:t>Администрирование</w:t>
             </w:r>
           </w:p>
@@ -8177,7 +8811,76 @@
                 <w:szCs w:val="24"/>
                 <w:lang w:val="en-US" w:eastAsia="en-US" w:bidi="ar-SA"/>
               </w:rPr>
-              <w:t>Сотрудники, справочники и производственный календарь, правила организации, журнал аудита</w:t>
+              <w:t>Сотрудники (учётная запись: блокировка, сеансы, сброс пароля; замещение руководителя), справочники и производственный календарь, правила организации, журнал аудита и журнал входов</w:t>
+            </w:r>
+          </w:p>
+        </w:tc>
+      </w:tr>
+      <w:tr>
+        <w:trPr/>
+        <w:tc>
+          <w:tcPr>
+            <w:tcW w:w="4679" w:type="dxa"/>
+            <w:tcBorders>
+              <w:top w:val="single" w:sz="4" w:space="0" w:color="D6DCEA"/>
+              <w:left w:val="single" w:sz="4" w:space="0" w:color="D6DCEA"/>
+              <w:bottom w:val="single" w:sz="4" w:space="0" w:color="D6DCEA"/>
+              <w:right w:val="single" w:sz="4" w:space="0" w:color="D6DCEA"/>
+            </w:tcBorders>
+          </w:tcPr>
+          <w:p>
+            <w:pPr>
+              <w:pStyle w:val="Compact"/>
+              <w:widowControl/>
+              <w:spacing w:before="36" w:after="40"/>
+              <w:jc w:val="left"/>
+              <w:rPr>
+                <w:kern w:val="0"/>
+                <w:szCs w:val="24"/>
+                <w:lang w:val="en-US" w:eastAsia="en-US" w:bidi="ar-SA"/>
+              </w:rPr>
+            </w:pPr>
+            <w:r>
+              <w:rPr>
+                <w:kern w:val="0"/>
+                <w:sz w:val="18"/>
+                <w:szCs w:val="24"/>
+                <w:lang w:val="en-US" w:eastAsia="en-US" w:bidi="ar-SA"/>
+              </w:rPr>
+              <w:t>Профиль</w:t>
+            </w:r>
+          </w:p>
+        </w:tc>
+        <w:tc>
+          <w:tcPr>
+            <w:tcW w:w="4680" w:type="dxa"/>
+            <w:tcBorders>
+              <w:top w:val="single" w:sz="4" w:space="0" w:color="D6DCEA"/>
+              <w:left w:val="single" w:sz="4" w:space="0" w:color="D6DCEA"/>
+              <w:bottom w:val="single" w:sz="4" w:space="0" w:color="D6DCEA"/>
+              <w:right w:val="single" w:sz="4" w:space="0" w:color="D6DCEA"/>
+            </w:tcBorders>
+          </w:tcPr>
+          <w:p>
+            <w:pPr>
+              <w:pStyle w:val="Compact"/>
+              <w:widowControl/>
+              <w:spacing w:before="36" w:after="40"/>
+              <w:jc w:val="left"/>
+              <w:rPr>
+                <w:kern w:val="0"/>
+                <w:szCs w:val="24"/>
+                <w:lang w:val="en-US" w:eastAsia="en-US" w:bidi="ar-SA"/>
+              </w:rPr>
+            </w:pPr>
+            <w:r>
+              <w:rPr>
+                <w:kern w:val="0"/>
+                <w:sz w:val="18"/>
+                <w:szCs w:val="24"/>
+                <w:lang w:val="en-US" w:eastAsia="en-US" w:bidi="ar-SA"/>
+              </w:rPr>
+              <w:t>Тема, письма, смена пароля, свои сеансы на устройствах, замещение на время отсутствия; экран смены одноразового пароля при первом входе</w:t>
             </w:r>
           </w:p>
         </w:tc>
@@ -8200,7 +8903,7 @@
         <w:pStyle w:val="Heading1"/>
         <w:rPr/>
       </w:pPr>
-      <w:bookmarkStart w:id="29" w:name="__RefHeading___Toc4213_2275915807"/>
+      <w:bookmarkStart w:id="29" w:name="__RefHeading___Toc3724_844417"/>
       <w:bookmarkStart w:id="30" w:name="модель-данных"/>
       <w:bookmarkEnd w:id="29"/>
       <w:r>
@@ -8232,7 +8935,7 @@
       </w:r>
       <w:r>
         <w:rPr/>
-        <w:t xml:space="preserve"> (18 таблиц PostgreSQL); полный словарь данных и инварианты — документ 4.</w:t>
+        <w:t xml:space="preserve"> (24 таблицы PostgreSQL); полный словарь данных и инварианты — документ 4.</w:t>
       </w:r>
     </w:p>
     <w:p>
@@ -8240,7 +8943,7 @@
         <w:pStyle w:val="Heading2"/>
         <w:rPr/>
       </w:pPr>
-      <w:bookmarkStart w:id="31" w:name="__RefHeading___Toc4215_2275915807"/>
+      <w:bookmarkStart w:id="31" w:name="__RefHeading___Toc3726_844417"/>
       <w:bookmarkStart w:id="32" w:name="организация"/>
       <w:bookmarkEnd w:id="31"/>
       <w:r>
@@ -8264,7 +8967,7 @@
         <w:rPr/>
         <w:drawing>
           <wp:inline distT="0" distB="0" distL="0" distR="0">
-            <wp:extent cx="5334000" cy="8554720"/>
+            <wp:extent cx="5334000" cy="8926195"/>
             <wp:effectExtent l="0" t="0" r="0" b="0"/>
             <wp:docPr id="8" name="Image8" descr="ER: сотрудники, отделы, проекты, группы"/>
             <wp:cNvGraphicFramePr>
@@ -8288,7 +8991,7 @@
                   <pic:spPr bwMode="auto">
                     <a:xfrm>
                       <a:off x="0" y="0"/>
-                      <a:ext cx="5334000" cy="8554720"/>
+                      <a:ext cx="5334000" cy="8926195"/>
                     </a:xfrm>
                     <a:prstGeom prst="rect">
                       <a:avLst/>
@@ -8318,7 +9021,7 @@
         <w:pStyle w:val="Heading2"/>
         <w:rPr/>
       </w:pPr>
-      <w:bookmarkStart w:id="34" w:name="__RefHeading___Toc4217_2275915807"/>
+      <w:bookmarkStart w:id="34" w:name="__RefHeading___Toc3728_844417"/>
       <w:bookmarkStart w:id="35" w:name="отпуска-и-режим-работы"/>
       <w:bookmarkEnd w:id="34"/>
       <w:r>
@@ -8342,7 +9045,7 @@
         <w:rPr/>
         <w:drawing>
           <wp:inline distT="0" distB="0" distL="0" distR="0">
-            <wp:extent cx="5334000" cy="3103880"/>
+            <wp:extent cx="5334000" cy="3317875"/>
             <wp:effectExtent l="0" t="0" r="0" b="0"/>
             <wp:docPr id="9" name="Image9" descr="ER: заявки, история, уведомления, режим работы"/>
             <wp:cNvGraphicFramePr>
@@ -8366,7 +9069,7 @@
                   <pic:spPr bwMode="auto">
                     <a:xfrm>
                       <a:off x="0" y="0"/>
-                      <a:ext cx="5334000" cy="3103880"/>
+                      <a:ext cx="5334000" cy="3317875"/>
                     </a:xfrm>
                     <a:prstGeom prst="rect">
                       <a:avLst/>
@@ -8396,7 +9099,7 @@
         <w:pStyle w:val="Heading2"/>
         <w:rPr/>
       </w:pPr>
-      <w:bookmarkStart w:id="37" w:name="__RefHeading___Toc4219_2275915807"/>
+      <w:bookmarkStart w:id="37" w:name="__RefHeading___Toc3730_844417"/>
       <w:bookmarkStart w:id="38" w:name="служебные-данные"/>
       <w:bookmarkEnd w:id="37"/>
       <w:r>
@@ -8420,7 +9123,7 @@
         <w:rPr/>
         <w:drawing>
           <wp:inline distT="0" distB="0" distL="0" distR="0">
-            <wp:extent cx="5334000" cy="1848485"/>
+            <wp:extent cx="5334000" cy="1400810"/>
             <wp:effectExtent l="0" t="0" r="0" b="0"/>
             <wp:docPr id="10" name="Image10" descr="ER: аудит, сессии, настройки, календарь"/>
             <wp:cNvGraphicFramePr>
@@ -8444,7 +9147,7 @@
                   <pic:spPr bwMode="auto">
                     <a:xfrm>
                       <a:off x="0" y="0"/>
-                      <a:ext cx="5334000" cy="1848485"/>
+                      <a:ext cx="5334000" cy="1400810"/>
                     </a:xfrm>
                     <a:prstGeom prst="rect">
                       <a:avLst/>
@@ -8474,8 +9177,8 @@
         <w:pStyle w:val="Heading2"/>
         <w:rPr/>
       </w:pPr>
-      <w:bookmarkStart w:id="40" w:name="__RefHeading___Toc4221_2275915807"/>
-      <w:bookmarkStart w:id="41" w:name="жизненный-цикл-заявки"/>
+      <w:bookmarkStart w:id="40" w:name="__RefHeading___Toc3732_844417"/>
+      <w:bookmarkStart w:id="41" w:name="кадровый-учёт"/>
       <w:bookmarkEnd w:id="40"/>
       <w:r>
         <w:rPr>
@@ -8486,7 +9189,7 @@
       <w:r>
         <w:rPr/>
         <w:tab/>
-        <w:t>Жизненный цикл заявки</w:t>
+        <w:t>Кадровый учёт</w:t>
       </w:r>
     </w:p>
     <w:p>
@@ -8498,9 +9201,9 @@
         <w:rPr/>
         <w:drawing>
           <wp:inline distT="0" distB="0" distL="0" distR="0">
-            <wp:extent cx="5334000" cy="3489325"/>
+            <wp:extent cx="5334000" cy="2908935"/>
             <wp:effectExtent l="0" t="0" r="0" b="0"/>
-            <wp:docPr id="11" name="Image11" descr="Состояния заявки"/>
+            <wp:docPr id="11" name="Image11" descr="ER: замещение, извещения, кампания и утверждённый график"/>
             <wp:cNvGraphicFramePr>
               <a:graphicFrameLocks xmlns:a="http://schemas.openxmlformats.org/drawingml/2006/main" noChangeAspect="1"/>
             </wp:cNvGraphicFramePr>
@@ -8508,13 +9211,91 @@
               <a:graphicData uri="http://schemas.openxmlformats.org/drawingml/2006/picture">
                 <pic:pic xmlns:pic="http://schemas.openxmlformats.org/drawingml/2006/picture">
                   <pic:nvPicPr>
-                    <pic:cNvPr id="11" name="Image11" descr="Состояния заявки"/>
+                    <pic:cNvPr id="11" name="Image11" descr="ER: замещение, извещения, кампания и утверждённый график"/>
                     <pic:cNvPicPr>
                       <a:picLocks noChangeAspect="1" noChangeArrowheads="1"/>
                     </pic:cNvPicPr>
                   </pic:nvPicPr>
                   <pic:blipFill>
                     <a:blip r:embed="rId12"/>
+                    <a:stretch>
+                      <a:fillRect/>
+                    </a:stretch>
+                  </pic:blipFill>
+                  <pic:spPr bwMode="auto">
+                    <a:xfrm>
+                      <a:off x="0" y="0"/>
+                      <a:ext cx="5334000" cy="2908935"/>
+                    </a:xfrm>
+                    <a:prstGeom prst="rect">
+                      <a:avLst/>
+                    </a:prstGeom>
+                  </pic:spPr>
+                </pic:pic>
+              </a:graphicData>
+            </a:graphic>
+          </wp:inline>
+        </w:drawing>
+      </w:r>
+    </w:p>
+    <w:p>
+      <w:pPr>
+        <w:pStyle w:val="ImageCaption"/>
+        <w:rPr/>
+      </w:pPr>
+      <w:bookmarkStart w:id="42" w:name="кадровый-учёт"/>
+      <w:r>
+        <w:rPr/>
+        <w:t>ER: замещение, извещения, кампания и утверждённый график</w:t>
+      </w:r>
+      <w:bookmarkEnd w:id="42"/>
+    </w:p>
+    <w:p>
+      <w:pPr>
+        <w:pStyle w:val="Heading2"/>
+        <w:rPr/>
+      </w:pPr>
+      <w:bookmarkStart w:id="43" w:name="__RefHeading___Toc3734_844417"/>
+      <w:bookmarkStart w:id="44" w:name="жизненный-цикл-заявки"/>
+      <w:bookmarkEnd w:id="43"/>
+      <w:r>
+        <w:rPr>
+          <w:rStyle w:val="SectionNumber"/>
+        </w:rPr>
+        <w:t>7.5</w:t>
+      </w:r>
+      <w:r>
+        <w:rPr/>
+        <w:tab/>
+        <w:t>Жизненный цикл заявки</w:t>
+      </w:r>
+    </w:p>
+    <w:p>
+      <w:pPr>
+        <w:pStyle w:val="CaptionedFigure"/>
+        <w:rPr/>
+      </w:pPr>
+      <w:r>
+        <w:rPr/>
+        <w:drawing>
+          <wp:inline distT="0" distB="0" distL="0" distR="0">
+            <wp:extent cx="5334000" cy="3489325"/>
+            <wp:effectExtent l="0" t="0" r="0" b="0"/>
+            <wp:docPr id="12" name="Image12" descr="Состояния заявки"/>
+            <wp:cNvGraphicFramePr>
+              <a:graphicFrameLocks xmlns:a="http://schemas.openxmlformats.org/drawingml/2006/main" noChangeAspect="1"/>
+            </wp:cNvGraphicFramePr>
+            <a:graphic xmlns:a="http://schemas.openxmlformats.org/drawingml/2006/main">
+              <a:graphicData uri="http://schemas.openxmlformats.org/drawingml/2006/picture">
+                <pic:pic xmlns:pic="http://schemas.openxmlformats.org/drawingml/2006/picture">
+                  <pic:nvPicPr>
+                    <pic:cNvPr id="12" name="Image12" descr="Состояния заявки"/>
+                    <pic:cNvPicPr>
+                      <a:picLocks noChangeAspect="1" noChangeArrowheads="1"/>
+                    </pic:cNvPicPr>
+                  </pic:nvPicPr>
+                  <pic:blipFill>
+                    <a:blip r:embed="rId13"/>
                     <a:stretch>
                       <a:fillRect/>
                     </a:stretch>
@@ -8540,23 +9321,23 @@
         <w:pStyle w:val="ImageCaption"/>
         <w:rPr/>
       </w:pPr>
-      <w:bookmarkStart w:id="42" w:name="модель-данных"/>
-      <w:bookmarkStart w:id="43" w:name="жизненный-цикл-заявки"/>
+      <w:bookmarkStart w:id="45" w:name="модель-данных"/>
+      <w:bookmarkStart w:id="46" w:name="жизненный-цикл-заявки"/>
       <w:r>
         <w:rPr/>
         <w:t>Состояния заявки</w:t>
       </w:r>
-      <w:bookmarkEnd w:id="42"/>
-      <w:bookmarkEnd w:id="43"/>
+      <w:bookmarkEnd w:id="45"/>
+      <w:bookmarkEnd w:id="46"/>
     </w:p>
     <w:p>
       <w:pPr>
         <w:pStyle w:val="Heading1"/>
         <w:rPr/>
       </w:pPr>
-      <w:bookmarkStart w:id="44" w:name="__RefHeading___Toc4223_2275915807"/>
-      <w:bookmarkStart w:id="45" w:name="ключевые-сценарии"/>
-      <w:bookmarkEnd w:id="44"/>
+      <w:bookmarkStart w:id="47" w:name="__RefHeading___Toc3736_844417"/>
+      <w:bookmarkStart w:id="48" w:name="ключевые-сценарии"/>
+      <w:bookmarkEnd w:id="47"/>
       <w:r>
         <w:rPr>
           <w:rStyle w:val="SectionNumber"/>
@@ -8574,9 +9355,9 @@
         <w:pStyle w:val="Heading2"/>
         <w:rPr/>
       </w:pPr>
-      <w:bookmarkStart w:id="46" w:name="__RefHeading___Toc4225_2275915807"/>
-      <w:bookmarkStart w:id="47" w:name="вход-и-продление-сессии"/>
-      <w:bookmarkEnd w:id="46"/>
+      <w:bookmarkStart w:id="49" w:name="__RefHeading___Toc3738_844417"/>
+      <w:bookmarkStart w:id="50" w:name="вход-и-продление-сессии"/>
+      <w:bookmarkEnd w:id="49"/>
       <w:r>
         <w:rPr>
           <w:rStyle w:val="SectionNumber"/>
@@ -8600,7 +9381,7 @@
           <wp:inline distT="0" distB="0" distL="0" distR="0">
             <wp:extent cx="5334000" cy="4933315"/>
             <wp:effectExtent l="0" t="0" r="0" b="0"/>
-            <wp:docPr id="12" name="Image12" descr="Последовательность входа и обновления токена"/>
+            <wp:docPr id="13" name="Image13" descr="Последовательность входа и обновления токена"/>
             <wp:cNvGraphicFramePr>
               <a:graphicFrameLocks xmlns:a="http://schemas.openxmlformats.org/drawingml/2006/main" noChangeAspect="1"/>
             </wp:cNvGraphicFramePr>
@@ -8608,13 +9389,13 @@
               <a:graphicData uri="http://schemas.openxmlformats.org/drawingml/2006/picture">
                 <pic:pic xmlns:pic="http://schemas.openxmlformats.org/drawingml/2006/picture">
                   <pic:nvPicPr>
-                    <pic:cNvPr id="12" name="Image12" descr="Последовательность входа и обновления токена"/>
+                    <pic:cNvPr id="13" name="Image13" descr="Последовательность входа и обновления токена"/>
                     <pic:cNvPicPr>
                       <a:picLocks noChangeAspect="1" noChangeArrowheads="1"/>
                     </pic:cNvPicPr>
                   </pic:nvPicPr>
                   <pic:blipFill>
-                    <a:blip r:embed="rId13"/>
+                    <a:blip r:embed="rId14"/>
                     <a:stretch>
                       <a:fillRect/>
                     </a:stretch>
@@ -8640,21 +9421,21 @@
         <w:pStyle w:val="ImageCaption"/>
         <w:rPr/>
       </w:pPr>
-      <w:bookmarkStart w:id="48" w:name="вход-и-продление-сессии"/>
+      <w:bookmarkStart w:id="51" w:name="вход-и-продление-сессии"/>
       <w:r>
         <w:rPr/>
         <w:t>Последовательность входа и обновления токена</w:t>
       </w:r>
-      <w:bookmarkEnd w:id="48"/>
+      <w:bookmarkEnd w:id="51"/>
     </w:p>
     <w:p>
       <w:pPr>
         <w:pStyle w:val="Heading2"/>
         <w:rPr/>
       </w:pPr>
-      <w:bookmarkStart w:id="49" w:name="__RefHeading___Toc4227_2275915807"/>
-      <w:bookmarkStart w:id="50" w:name="подача-заявки"/>
-      <w:bookmarkEnd w:id="49"/>
+      <w:bookmarkStart w:id="52" w:name="__RefHeading___Toc3740_844417"/>
+      <w:bookmarkStart w:id="53" w:name="подача-заявки"/>
+      <w:bookmarkEnd w:id="52"/>
       <w:r>
         <w:rPr>
           <w:rStyle w:val="SectionNumber"/>
@@ -8678,7 +9459,7 @@
           <wp:inline distT="0" distB="0" distL="0" distR="0">
             <wp:extent cx="5334000" cy="4330700"/>
             <wp:effectExtent l="0" t="0" r="0" b="0"/>
-            <wp:docPr id="13" name="Image13" descr="Создание заявки: проверки и транзакция"/>
+            <wp:docPr id="14" name="Image14" descr="Создание заявки: проверки и транзакция"/>
             <wp:cNvGraphicFramePr>
               <a:graphicFrameLocks xmlns:a="http://schemas.openxmlformats.org/drawingml/2006/main" noChangeAspect="1"/>
             </wp:cNvGraphicFramePr>
@@ -8686,13 +9467,13 @@
               <a:graphicData uri="http://schemas.openxmlformats.org/drawingml/2006/picture">
                 <pic:pic xmlns:pic="http://schemas.openxmlformats.org/drawingml/2006/picture">
                   <pic:nvPicPr>
-                    <pic:cNvPr id="13" name="Image13" descr="Создание заявки: проверки и транзакция"/>
+                    <pic:cNvPr id="14" name="Image14" descr="Создание заявки: проверки и транзакция"/>
                     <pic:cNvPicPr>
                       <a:picLocks noChangeAspect="1" noChangeArrowheads="1"/>
                     </pic:cNvPicPr>
                   </pic:nvPicPr>
                   <pic:blipFill>
-                    <a:blip r:embed="rId14"/>
+                    <a:blip r:embed="rId15"/>
                     <a:stretch>
                       <a:fillRect/>
                     </a:stretch>
@@ -8718,21 +9499,21 @@
         <w:pStyle w:val="ImageCaption"/>
         <w:rPr/>
       </w:pPr>
-      <w:bookmarkStart w:id="51" w:name="подача-заявки"/>
+      <w:bookmarkStart w:id="54" w:name="подача-заявки"/>
       <w:r>
         <w:rPr/>
         <w:t>Создание заявки: проверки и транзакция</w:t>
       </w:r>
-      <w:bookmarkEnd w:id="51"/>
+      <w:bookmarkEnd w:id="54"/>
     </w:p>
     <w:p>
       <w:pPr>
         <w:pStyle w:val="Heading2"/>
         <w:rPr/>
       </w:pPr>
-      <w:bookmarkStart w:id="52" w:name="__RefHeading___Toc4229_2275915807"/>
-      <w:bookmarkStart w:id="53" w:name="согласование-и-отклонение"/>
-      <w:bookmarkEnd w:id="52"/>
+      <w:bookmarkStart w:id="55" w:name="__RefHeading___Toc3742_844417"/>
+      <w:bookmarkStart w:id="56" w:name="согласование-и-отклонение"/>
+      <w:bookmarkEnd w:id="55"/>
       <w:r>
         <w:rPr>
           <w:rStyle w:val="SectionNumber"/>
@@ -8756,7 +9537,7 @@
           <wp:inline distT="0" distB="0" distL="0" distR="0">
             <wp:extent cx="5334000" cy="5668645"/>
             <wp:effectExtent l="0" t="0" r="0" b="0"/>
-            <wp:docPr id="14" name="Image14" descr="Решение руководителя"/>
+            <wp:docPr id="15" name="Image15" descr="Решение руководителя"/>
             <wp:cNvGraphicFramePr>
               <a:graphicFrameLocks xmlns:a="http://schemas.openxmlformats.org/drawingml/2006/main" noChangeAspect="1"/>
             </wp:cNvGraphicFramePr>
@@ -8764,13 +9545,13 @@
               <a:graphicData uri="http://schemas.openxmlformats.org/drawingml/2006/picture">
                 <pic:pic xmlns:pic="http://schemas.openxmlformats.org/drawingml/2006/picture">
                   <pic:nvPicPr>
-                    <pic:cNvPr id="14" name="Image14" descr="Решение руководителя"/>
+                    <pic:cNvPr id="15" name="Image15" descr="Решение руководителя"/>
                     <pic:cNvPicPr>
                       <a:picLocks noChangeAspect="1" noChangeArrowheads="1"/>
                     </pic:cNvPicPr>
                   </pic:nvPicPr>
                   <pic:blipFill>
-                    <a:blip r:embed="rId15"/>
+                    <a:blip r:embed="rId16"/>
                     <a:stretch>
                       <a:fillRect/>
                     </a:stretch>
@@ -8796,21 +9577,21 @@
         <w:pStyle w:val="ImageCaption"/>
         <w:rPr/>
       </w:pPr>
-      <w:bookmarkStart w:id="54" w:name="согласование-и-отклонение"/>
+      <w:bookmarkStart w:id="57" w:name="согласование-и-отклонение"/>
       <w:r>
         <w:rPr/>
         <w:t>Решение руководителя</w:t>
       </w:r>
-      <w:bookmarkEnd w:id="54"/>
+      <w:bookmarkEnd w:id="57"/>
     </w:p>
     <w:p>
       <w:pPr>
         <w:pStyle w:val="Heading2"/>
         <w:rPr/>
       </w:pPr>
-      <w:bookmarkStart w:id="55" w:name="__RefHeading___Toc4231_2275915807"/>
-      <w:bookmarkStart w:id="56" w:name="построение-графика"/>
-      <w:bookmarkEnd w:id="55"/>
+      <w:bookmarkStart w:id="58" w:name="__RefHeading___Toc3744_844417"/>
+      <w:bookmarkStart w:id="59" w:name="построение-графика"/>
+      <w:bookmarkEnd w:id="58"/>
       <w:r>
         <w:rPr>
           <w:rStyle w:val="SectionNumber"/>
@@ -8834,7 +9615,7 @@
           <wp:inline distT="0" distB="0" distL="0" distR="0">
             <wp:extent cx="5334000" cy="6595110"/>
             <wp:effectExtent l="0" t="0" r="0" b="0"/>
-            <wp:docPr id="15" name="Image15" descr="Загрузка графика с конфликтами отделов"/>
+            <wp:docPr id="16" name="Image16" descr="Загрузка графика с конфликтами отделов"/>
             <wp:cNvGraphicFramePr>
               <a:graphicFrameLocks xmlns:a="http://schemas.openxmlformats.org/drawingml/2006/main" noChangeAspect="1"/>
             </wp:cNvGraphicFramePr>
@@ -8842,13 +9623,13 @@
               <a:graphicData uri="http://schemas.openxmlformats.org/drawingml/2006/picture">
                 <pic:pic xmlns:pic="http://schemas.openxmlformats.org/drawingml/2006/picture">
                   <pic:nvPicPr>
-                    <pic:cNvPr id="15" name="Image15" descr="Загрузка графика с конфликтами отделов"/>
+                    <pic:cNvPr id="16" name="Image16" descr="Загрузка графика с конфликтами отделов"/>
                     <pic:cNvPicPr>
                       <a:picLocks noChangeAspect="1" noChangeArrowheads="1"/>
                     </pic:cNvPicPr>
                   </pic:nvPicPr>
                   <pic:blipFill>
-                    <a:blip r:embed="rId16"/>
+                    <a:blip r:embed="rId17"/>
                     <a:stretch>
                       <a:fillRect/>
                     </a:stretch>
@@ -8874,23 +9655,23 @@
         <w:pStyle w:val="ImageCaption"/>
         <w:rPr/>
       </w:pPr>
-      <w:bookmarkStart w:id="57" w:name="ключевые-сценарии"/>
-      <w:bookmarkStart w:id="58" w:name="построение-графика"/>
+      <w:bookmarkStart w:id="60" w:name="ключевые-сценарии"/>
+      <w:bookmarkStart w:id="61" w:name="построение-графика"/>
       <w:r>
         <w:rPr/>
         <w:t>Загрузка графика с конфликтами отделов</w:t>
       </w:r>
-      <w:bookmarkEnd w:id="57"/>
-      <w:bookmarkEnd w:id="58"/>
+      <w:bookmarkEnd w:id="60"/>
+      <w:bookmarkEnd w:id="61"/>
     </w:p>
     <w:p>
       <w:pPr>
         <w:pStyle w:val="Heading1"/>
         <w:rPr/>
       </w:pPr>
-      <w:bookmarkStart w:id="59" w:name="__RefHeading___Toc4233_2275915807"/>
-      <w:bookmarkStart w:id="60" w:name="безопасность"/>
-      <w:bookmarkEnd w:id="59"/>
+      <w:bookmarkStart w:id="62" w:name="__RefHeading___Toc3746_844417"/>
+      <w:bookmarkStart w:id="63" w:name="безопасность"/>
+      <w:bookmarkEnd w:id="62"/>
       <w:r>
         <w:rPr>
           <w:rStyle w:val="SectionNumber"/>
@@ -8908,8 +9689,8 @@
         <w:pStyle w:val="Heading2"/>
         <w:rPr/>
       </w:pPr>
-      <w:bookmarkStart w:id="61" w:name="__RefHeading___Toc4235_2275915807"/>
-      <w:bookmarkEnd w:id="61"/>
+      <w:bookmarkStart w:id="64" w:name="__RefHeading___Toc3748_844417"/>
+      <w:bookmarkEnd w:id="64"/>
       <w:r>
         <w:rPr>
           <w:rStyle w:val="SectionNumber"/>
@@ -9346,7 +10127,26 @@
                 <w:szCs w:val="24"/>
                 <w:lang w:val="en-US" w:eastAsia="en-US" w:bidi="ar-SA"/>
               </w:rPr>
-              <w:t>Каждое обновление отзывает использованный refresh и выдаёт новый</w:t>
+              <w:t xml:space="preserve">Каждое обновление атомарно отзывает использованный refresh и выдаёт новый; повтор того же токена в течение 30 секунд (параллельные вкладки) получает пару того же сеанса, позже — считается кражей: сеанс завершается целиком, в журнале входов — </w:t>
+            </w:r>
+            <w:r>
+              <w:rPr>
+                <w:rStyle w:val="VerbatimChar"/>
+                <w:kern w:val="0"/>
+                <w:sz w:val="18"/>
+                <w:szCs w:val="24"/>
+                <w:lang w:val="en-US" w:eastAsia="en-US" w:bidi="ar-SA"/>
+              </w:rPr>
+              <w:t>refresh_reuse</w:t>
+            </w:r>
+            <w:r>
+              <w:rPr>
+                <w:kern w:val="0"/>
+                <w:sz w:val="18"/>
+                <w:szCs w:val="24"/>
+                <w:lang w:val="en-US" w:eastAsia="en-US" w:bidi="ar-SA"/>
+              </w:rPr>
+              <w:t xml:space="preserve"> (ADR-015)</w:t>
             </w:r>
           </w:p>
         </w:tc>
@@ -9382,7 +10182,7 @@
                 <w:szCs w:val="24"/>
                 <w:lang w:val="en-US" w:eastAsia="en-US" w:bidi="ar-SA"/>
               </w:rPr>
-              <w:t>Смена пароля и увольнение</w:t>
+              <w:t>Сеансы</w:t>
             </w:r>
           </w:p>
         </w:tc>
@@ -9415,7 +10215,7 @@
                 <w:szCs w:val="24"/>
                 <w:lang w:val="en-US" w:eastAsia="en-US" w:bidi="ar-SA"/>
               </w:rPr>
-              <w:t xml:space="preserve">Смена пароля увеличивает </w:t>
+              <w:t>Цепочка refresh-токенов одного входа (</w:t>
             </w:r>
             <w:r>
               <w:rPr>
@@ -9425,16 +10225,16 @@
                 <w:szCs w:val="24"/>
                 <w:lang w:val="en-US" w:eastAsia="en-US" w:bidi="ar-SA"/>
               </w:rPr>
-              <w:t>pw_version</w:t>
-            </w:r>
-            <w:r>
-              <w:rPr>
-                <w:kern w:val="0"/>
-                <w:sz w:val="18"/>
-                <w:szCs w:val="24"/>
-                <w:lang w:val="en-US" w:eastAsia="en-US" w:bidi="ar-SA"/>
-              </w:rPr>
-              <w:t xml:space="preserve">, увольнение снимает </w:t>
+              <w:t>session_id</w:t>
+            </w:r>
+            <w:r>
+              <w:rPr>
+                <w:kern w:val="0"/>
+                <w:sz w:val="18"/>
+                <w:szCs w:val="24"/>
+                <w:lang w:val="en-US" w:eastAsia="en-US" w:bidi="ar-SA"/>
+              </w:rPr>
+              <w:t xml:space="preserve">), в access-токене — </w:t>
             </w:r>
             <w:r>
               <w:rPr>
@@ -9444,35 +10244,16 @@
                 <w:szCs w:val="24"/>
                 <w:lang w:val="en-US" w:eastAsia="en-US" w:bidi="ar-SA"/>
               </w:rPr>
-              <w:t>is_active</w:t>
-            </w:r>
-            <w:r>
-              <w:rPr>
-                <w:kern w:val="0"/>
-                <w:sz w:val="18"/>
-                <w:szCs w:val="24"/>
-                <w:lang w:val="en-US" w:eastAsia="en-US" w:bidi="ar-SA"/>
-              </w:rPr>
-              <w:t xml:space="preserve">: выданные токены перестают действовать (ответ </w:t>
-            </w:r>
-            <w:r>
-              <w:rPr>
-                <w:rStyle w:val="VerbatimChar"/>
-                <w:kern w:val="0"/>
-                <w:sz w:val="18"/>
-                <w:szCs w:val="24"/>
-                <w:lang w:val="en-US" w:eastAsia="en-US" w:bidi="ar-SA"/>
-              </w:rPr>
-              <w:t>401 auth/token-expired</w:t>
-            </w:r>
-            <w:r>
-              <w:rPr>
-                <w:kern w:val="0"/>
-                <w:sz w:val="18"/>
-                <w:szCs w:val="24"/>
-                <w:lang w:val="en-US" w:eastAsia="en-US" w:bidi="ar-SA"/>
-              </w:rPr>
-              <w:t>, не позже 10 секунд в других процессах)</w:t>
+              <w:t>sid</w:t>
+            </w:r>
+            <w:r>
+              <w:rPr>
+                <w:kern w:val="0"/>
+                <w:sz w:val="18"/>
+                <w:szCs w:val="24"/>
+                <w:lang w:val="en-US" w:eastAsia="en-US" w:bidi="ar-SA"/>
+              </w:rPr>
+              <w:t>; сотрудник видит свои сеансы (устройство, адрес, время) и завершает любой или все остальные, кадровая служба — все сеансы сотрудника; завершённый сеанс теряет доступ и поток событий не позже чем через 10 секунд</w:t>
             </w:r>
           </w:p>
         </w:tc>
@@ -9508,7 +10289,7 @@
                 <w:szCs w:val="24"/>
                 <w:lang w:val="en-US" w:eastAsia="en-US" w:bidi="ar-SA"/>
               </w:rPr>
-              <w:t>Ограничение частоты</w:t>
+              <w:t>Блокировка</w:t>
             </w:r>
           </w:p>
         </w:tc>
@@ -9541,7 +10322,7 @@
                 <w:szCs w:val="24"/>
                 <w:lang w:val="en-US" w:eastAsia="en-US" w:bidi="ar-SA"/>
               </w:rPr>
-              <w:t xml:space="preserve">10 попыток в минуту на пару «адрес + логин» и 60 на адрес → </w:t>
+              <w:t xml:space="preserve">После </w:t>
             </w:r>
             <w:r>
               <w:rPr>
@@ -9551,16 +10332,16 @@
                 <w:szCs w:val="24"/>
                 <w:lang w:val="en-US" w:eastAsia="en-US" w:bidi="ar-SA"/>
               </w:rPr>
-              <w:t>429</w:t>
-            </w:r>
-            <w:r>
-              <w:rPr>
-                <w:kern w:val="0"/>
-                <w:sz w:val="18"/>
-                <w:szCs w:val="24"/>
-                <w:lang w:val="en-US" w:eastAsia="en-US" w:bidi="ar-SA"/>
-              </w:rPr>
-              <w:t xml:space="preserve"> с </w:t>
+              <w:t>lockoutThreshold</w:t>
+            </w:r>
+            <w:r>
+              <w:rPr>
+                <w:kern w:val="0"/>
+                <w:sz w:val="18"/>
+                <w:szCs w:val="24"/>
+                <w:lang w:val="en-US" w:eastAsia="en-US" w:bidi="ar-SA"/>
+              </w:rPr>
+              <w:t xml:space="preserve"> неудачных попыток подряд (по умолчанию 10; 0 — выключено) учётная запись блокируется на </w:t>
             </w:r>
             <w:r>
               <w:rPr>
@@ -9570,16 +10351,16 @@
                 <w:szCs w:val="24"/>
                 <w:lang w:val="en-US" w:eastAsia="en-US" w:bidi="ar-SA"/>
               </w:rPr>
-              <w:t>Retry-After</w:t>
-            </w:r>
-            <w:r>
-              <w:rPr>
-                <w:kern w:val="0"/>
-                <w:sz w:val="18"/>
-                <w:szCs w:val="24"/>
-                <w:lang w:val="en-US" w:eastAsia="en-US" w:bidi="ar-SA"/>
-              </w:rPr>
-              <w:t xml:space="preserve">; окна — в PostgreSQL, общие для всех процессов и экземпляров (скользящая оценка по текущей и прошлой минуте); адрес клиента берётся из </w:t>
+              <w:t>lockoutMinutes</w:t>
+            </w:r>
+            <w:r>
+              <w:rPr>
+                <w:kern w:val="0"/>
+                <w:sz w:val="18"/>
+                <w:szCs w:val="24"/>
+                <w:lang w:val="en-US" w:eastAsia="en-US" w:bidi="ar-SA"/>
+              </w:rPr>
+              <w:t xml:space="preserve"> (по умолчанию 15): </w:t>
             </w:r>
             <w:r>
               <w:rPr>
@@ -9589,16 +10370,16 @@
                 <w:szCs w:val="24"/>
                 <w:lang w:val="en-US" w:eastAsia="en-US" w:bidi="ar-SA"/>
               </w:rPr>
-              <w:t>X-Forwarded-For</w:t>
-            </w:r>
-            <w:r>
-              <w:rPr>
-                <w:kern w:val="0"/>
-                <w:sz w:val="18"/>
-                <w:szCs w:val="24"/>
-                <w:lang w:val="en-US" w:eastAsia="en-US" w:bidi="ar-SA"/>
-              </w:rPr>
-              <w:t xml:space="preserve"> только от доверенных прокси частных сетей (</w:t>
+              <w:t>423 auth/account-locked</w:t>
+            </w:r>
+            <w:r>
+              <w:rPr>
+                <w:kern w:val="0"/>
+                <w:sz w:val="18"/>
+                <w:szCs w:val="24"/>
+                <w:lang w:val="en-US" w:eastAsia="en-US" w:bidi="ar-SA"/>
+              </w:rPr>
+              <w:t xml:space="preserve"> только при верном пароле, иначе обычный </w:t>
             </w:r>
             <w:r>
               <w:rPr>
@@ -9608,16 +10389,16 @@
                 <w:szCs w:val="24"/>
                 <w:lang w:val="en-US" w:eastAsia="en-US" w:bidi="ar-SA"/>
               </w:rPr>
-              <w:t>TRUST_PROXY</w:t>
-            </w:r>
-            <w:r>
-              <w:rPr>
-                <w:kern w:val="0"/>
-                <w:sz w:val="18"/>
-                <w:szCs w:val="24"/>
-                <w:lang w:val="en-US" w:eastAsia="en-US" w:bidi="ar-SA"/>
-              </w:rPr>
-              <w:t>)</w:t>
+              <w:t>401</w:t>
+            </w:r>
+            <w:r>
+              <w:rPr>
+                <w:kern w:val="0"/>
+                <w:sz w:val="18"/>
+                <w:szCs w:val="24"/>
+                <w:lang w:val="en-US" w:eastAsia="en-US" w:bidi="ar-SA"/>
+              </w:rPr>
+              <w:t>; сотрудник получает уведомление, кадровая служба снимает блокировку в карточке</w:t>
             </w:r>
           </w:p>
         </w:tc>
@@ -9653,7 +10434,7 @@
                 <w:szCs w:val="24"/>
                 <w:lang w:val="en-US" w:eastAsia="en-US" w:bidi="ar-SA"/>
               </w:rPr>
-              <w:t>Поток событий</w:t>
+              <w:t>Политика паролей</w:t>
             </w:r>
           </w:p>
         </w:tc>
@@ -9686,7 +10467,64 @@
                 <w:szCs w:val="24"/>
                 <w:lang w:val="en-US" w:eastAsia="en-US" w:bidi="ar-SA"/>
               </w:rPr>
-              <w:t>Открывается по одноразовому билету на 60 секунд (отдельная аудитория JWT): токен не попадает в адрес и журналы прокси; при открытии сверяются версия пароля и активность</w:t>
+              <w:t xml:space="preserve">Не короче </w:t>
+            </w:r>
+            <w:r>
+              <w:rPr>
+                <w:rStyle w:val="VerbatimChar"/>
+                <w:kern w:val="0"/>
+                <w:sz w:val="18"/>
+                <w:szCs w:val="24"/>
+                <w:lang w:val="en-US" w:eastAsia="en-US" w:bidi="ar-SA"/>
+              </w:rPr>
+              <w:t>passwordMinLength</w:t>
+            </w:r>
+            <w:r>
+              <w:rPr>
+                <w:kern w:val="0"/>
+                <w:sz w:val="18"/>
+                <w:szCs w:val="24"/>
+                <w:lang w:val="en-US" w:eastAsia="en-US" w:bidi="ar-SA"/>
+              </w:rPr>
+              <w:t xml:space="preserve"> (8–64), без логина и фамилии, не из распространённых (с учётом русской раскладки и цифр в конце), не последовательность клавиш или цифр, не из одного-двух символов, не совпадает с текущим — </w:t>
+            </w:r>
+            <w:r>
+              <w:rPr>
+                <w:rStyle w:val="VerbatimChar"/>
+                <w:kern w:val="0"/>
+                <w:sz w:val="18"/>
+                <w:szCs w:val="24"/>
+                <w:lang w:val="en-US" w:eastAsia="en-US" w:bidi="ar-SA"/>
+              </w:rPr>
+              <w:t>400 validation/weak-password</w:t>
+            </w:r>
+            <w:r>
+              <w:rPr>
+                <w:kern w:val="0"/>
+                <w:sz w:val="18"/>
+                <w:szCs w:val="24"/>
+                <w:lang w:val="en-US" w:eastAsia="en-US" w:bidi="ar-SA"/>
+              </w:rPr>
+              <w:t xml:space="preserve"> (</w:t>
+            </w:r>
+            <w:r>
+              <w:rPr>
+                <w:rStyle w:val="VerbatimChar"/>
+                <w:kern w:val="0"/>
+                <w:sz w:val="18"/>
+                <w:szCs w:val="24"/>
+                <w:lang w:val="en-US" w:eastAsia="en-US" w:bidi="ar-SA"/>
+              </w:rPr>
+              <w:t>auth/password-policy.ts</w:t>
+            </w:r>
+            <w:r>
+              <w:rPr>
+                <w:kern w:val="0"/>
+                <w:sz w:val="18"/>
+                <w:szCs w:val="24"/>
+                <w:lang w:val="en-US" w:eastAsia="en-US" w:bidi="ar-SA"/>
+              </w:rPr>
+              <w:t>)</w:t>
             </w:r>
           </w:p>
         </w:tc>
@@ -9722,7 +10560,7 @@
                 <w:szCs w:val="24"/>
                 <w:lang w:val="en-US" w:eastAsia="en-US" w:bidi="ar-SA"/>
               </w:rPr>
-              <w:t>Ответ на неверный вход</w:t>
+              <w:t>Одноразовый пароль</w:t>
             </w:r>
           </w:p>
         </w:tc>
@@ -9755,26 +10593,7 @@
                 <w:szCs w:val="24"/>
                 <w:lang w:val="en-US" w:eastAsia="en-US" w:bidi="ar-SA"/>
               </w:rPr>
-              <w:t xml:space="preserve">Единый </w:t>
-            </w:r>
-            <w:r>
-              <w:rPr>
-                <w:rStyle w:val="VerbatimChar"/>
-                <w:kern w:val="0"/>
-                <w:sz w:val="18"/>
-                <w:szCs w:val="24"/>
-                <w:lang w:val="en-US" w:eastAsia="en-US" w:bidi="ar-SA"/>
-              </w:rPr>
-              <w:t>401 auth/invalid-credentials</w:t>
-            </w:r>
-            <w:r>
-              <w:rPr>
-                <w:kern w:val="0"/>
-                <w:sz w:val="18"/>
-                <w:szCs w:val="24"/>
-                <w:lang w:val="en-US" w:eastAsia="en-US" w:bidi="ar-SA"/>
-              </w:rPr>
-              <w:t xml:space="preserve"> без указания причины</w:t>
+              <w:t>Пароль, выданный при создании, импорте или сбросе, нужно сменить при первом входе; сброс выдаёт сервер, кадровая служба видит пароль один раз</w:t>
             </w:r>
           </w:p>
         </w:tc>
@@ -9810,7 +10629,7 @@
                 <w:szCs w:val="24"/>
                 <w:lang w:val="en-US" w:eastAsia="en-US" w:bidi="ar-SA"/>
               </w:rPr>
-              <w:t>Единый вход (OIDC)</w:t>
+              <w:t>Смена пароля и увольнение</w:t>
             </w:r>
           </w:p>
         </w:tc>
@@ -9843,7 +10662,64 @@
                 <w:szCs w:val="24"/>
                 <w:lang w:val="en-US" w:eastAsia="en-US" w:bidi="ar-SA"/>
               </w:rPr>
-              <w:t>Authorization code + PKCE (S256); state, nonce и verifier — в подписанной httpOnly-cookie на 10 минут; id_token проверяется по JWKS (подпись, издатель, получатель, срок, nonce); сотрудник — по логину из утверждения; после входа — та же refresh-cookie</w:t>
+              <w:t xml:space="preserve">Смена пароля увеличивает </w:t>
+            </w:r>
+            <w:r>
+              <w:rPr>
+                <w:rStyle w:val="VerbatimChar"/>
+                <w:kern w:val="0"/>
+                <w:sz w:val="18"/>
+                <w:szCs w:val="24"/>
+                <w:lang w:val="en-US" w:eastAsia="en-US" w:bidi="ar-SA"/>
+              </w:rPr>
+              <w:t>pw_version</w:t>
+            </w:r>
+            <w:r>
+              <w:rPr>
+                <w:kern w:val="0"/>
+                <w:sz w:val="18"/>
+                <w:szCs w:val="24"/>
+                <w:lang w:val="en-US" w:eastAsia="en-US" w:bidi="ar-SA"/>
+              </w:rPr>
+              <w:t xml:space="preserve">, увольнение снимает </w:t>
+            </w:r>
+            <w:r>
+              <w:rPr>
+                <w:rStyle w:val="VerbatimChar"/>
+                <w:kern w:val="0"/>
+                <w:sz w:val="18"/>
+                <w:szCs w:val="24"/>
+                <w:lang w:val="en-US" w:eastAsia="en-US" w:bidi="ar-SA"/>
+              </w:rPr>
+              <w:t>is_active</w:t>
+            </w:r>
+            <w:r>
+              <w:rPr>
+                <w:kern w:val="0"/>
+                <w:sz w:val="18"/>
+                <w:szCs w:val="24"/>
+                <w:lang w:val="en-US" w:eastAsia="en-US" w:bidi="ar-SA"/>
+              </w:rPr>
+              <w:t xml:space="preserve">: выданные токены перестают действовать (ответ </w:t>
+            </w:r>
+            <w:r>
+              <w:rPr>
+                <w:rStyle w:val="VerbatimChar"/>
+                <w:kern w:val="0"/>
+                <w:sz w:val="18"/>
+                <w:szCs w:val="24"/>
+                <w:lang w:val="en-US" w:eastAsia="en-US" w:bidi="ar-SA"/>
+              </w:rPr>
+              <w:t>401 auth/token-expired</w:t>
+            </w:r>
+            <w:r>
+              <w:rPr>
+                <w:kern w:val="0"/>
+                <w:sz w:val="18"/>
+                <w:szCs w:val="24"/>
+                <w:lang w:val="en-US" w:eastAsia="en-US" w:bidi="ar-SA"/>
+              </w:rPr>
+              <w:t>, не позже 10 секунд в других процессах)</w:t>
             </w:r>
           </w:p>
         </w:tc>
@@ -9879,6 +10755,377 @@
                 <w:szCs w:val="24"/>
                 <w:lang w:val="en-US" w:eastAsia="en-US" w:bidi="ar-SA"/>
               </w:rPr>
+              <w:t>Ограничение частоты</w:t>
+            </w:r>
+          </w:p>
+        </w:tc>
+        <w:tc>
+          <w:tcPr>
+            <w:tcW w:w="4680" w:type="dxa"/>
+            <w:tcBorders>
+              <w:top w:val="single" w:sz="4" w:space="0" w:color="D6DCEA"/>
+              <w:left w:val="single" w:sz="4" w:space="0" w:color="D6DCEA"/>
+              <w:bottom w:val="single" w:sz="4" w:space="0" w:color="D6DCEA"/>
+              <w:right w:val="single" w:sz="4" w:space="0" w:color="D6DCEA"/>
+            </w:tcBorders>
+          </w:tcPr>
+          <w:p>
+            <w:pPr>
+              <w:pStyle w:val="Compact"/>
+              <w:widowControl/>
+              <w:spacing w:before="36" w:after="40"/>
+              <w:jc w:val="left"/>
+              <w:rPr>
+                <w:kern w:val="0"/>
+                <w:szCs w:val="24"/>
+                <w:lang w:val="en-US" w:eastAsia="en-US" w:bidi="ar-SA"/>
+              </w:rPr>
+            </w:pPr>
+            <w:r>
+              <w:rPr>
+                <w:kern w:val="0"/>
+                <w:sz w:val="18"/>
+                <w:szCs w:val="24"/>
+                <w:lang w:val="en-US" w:eastAsia="en-US" w:bidi="ar-SA"/>
+              </w:rPr>
+              <w:t xml:space="preserve">10 попыток в минуту на пару «адрес + логин» и 60 на адрес → </w:t>
+            </w:r>
+            <w:r>
+              <w:rPr>
+                <w:rStyle w:val="VerbatimChar"/>
+                <w:kern w:val="0"/>
+                <w:sz w:val="18"/>
+                <w:szCs w:val="24"/>
+                <w:lang w:val="en-US" w:eastAsia="en-US" w:bidi="ar-SA"/>
+              </w:rPr>
+              <w:t>429</w:t>
+            </w:r>
+            <w:r>
+              <w:rPr>
+                <w:kern w:val="0"/>
+                <w:sz w:val="18"/>
+                <w:szCs w:val="24"/>
+                <w:lang w:val="en-US" w:eastAsia="en-US" w:bidi="ar-SA"/>
+              </w:rPr>
+              <w:t xml:space="preserve"> с </w:t>
+            </w:r>
+            <w:r>
+              <w:rPr>
+                <w:rStyle w:val="VerbatimChar"/>
+                <w:kern w:val="0"/>
+                <w:sz w:val="18"/>
+                <w:szCs w:val="24"/>
+                <w:lang w:val="en-US" w:eastAsia="en-US" w:bidi="ar-SA"/>
+              </w:rPr>
+              <w:t>Retry-After</w:t>
+            </w:r>
+            <w:r>
+              <w:rPr>
+                <w:kern w:val="0"/>
+                <w:sz w:val="18"/>
+                <w:szCs w:val="24"/>
+                <w:lang w:val="en-US" w:eastAsia="en-US" w:bidi="ar-SA"/>
+              </w:rPr>
+              <w:t xml:space="preserve">; окна — в PostgreSQL, общие для всех процессов и экземпляров (скользящая оценка по текущей и прошлой минуте); адрес клиента берётся из </w:t>
+            </w:r>
+            <w:r>
+              <w:rPr>
+                <w:rStyle w:val="VerbatimChar"/>
+                <w:kern w:val="0"/>
+                <w:sz w:val="18"/>
+                <w:szCs w:val="24"/>
+                <w:lang w:val="en-US" w:eastAsia="en-US" w:bidi="ar-SA"/>
+              </w:rPr>
+              <w:t>X-Forwarded-For</w:t>
+            </w:r>
+            <w:r>
+              <w:rPr>
+                <w:kern w:val="0"/>
+                <w:sz w:val="18"/>
+                <w:szCs w:val="24"/>
+                <w:lang w:val="en-US" w:eastAsia="en-US" w:bidi="ar-SA"/>
+              </w:rPr>
+              <w:t xml:space="preserve"> только от доверенных прокси частных сетей (</w:t>
+            </w:r>
+            <w:r>
+              <w:rPr>
+                <w:rStyle w:val="VerbatimChar"/>
+                <w:kern w:val="0"/>
+                <w:sz w:val="18"/>
+                <w:szCs w:val="24"/>
+                <w:lang w:val="en-US" w:eastAsia="en-US" w:bidi="ar-SA"/>
+              </w:rPr>
+              <w:t>TRUST_PROXY</w:t>
+            </w:r>
+            <w:r>
+              <w:rPr>
+                <w:kern w:val="0"/>
+                <w:sz w:val="18"/>
+                <w:szCs w:val="24"/>
+                <w:lang w:val="en-US" w:eastAsia="en-US" w:bidi="ar-SA"/>
+              </w:rPr>
+              <w:t>)</w:t>
+            </w:r>
+          </w:p>
+        </w:tc>
+      </w:tr>
+      <w:tr>
+        <w:trPr/>
+        <w:tc>
+          <w:tcPr>
+            <w:tcW w:w="4679" w:type="dxa"/>
+            <w:tcBorders>
+              <w:top w:val="single" w:sz="4" w:space="0" w:color="D6DCEA"/>
+              <w:left w:val="single" w:sz="4" w:space="0" w:color="D6DCEA"/>
+              <w:bottom w:val="single" w:sz="4" w:space="0" w:color="D6DCEA"/>
+              <w:right w:val="single" w:sz="4" w:space="0" w:color="D6DCEA"/>
+            </w:tcBorders>
+          </w:tcPr>
+          <w:p>
+            <w:pPr>
+              <w:pStyle w:val="Compact"/>
+              <w:widowControl/>
+              <w:spacing w:before="36" w:after="40"/>
+              <w:jc w:val="left"/>
+              <w:rPr>
+                <w:kern w:val="0"/>
+                <w:szCs w:val="24"/>
+                <w:lang w:val="en-US" w:eastAsia="en-US" w:bidi="ar-SA"/>
+              </w:rPr>
+            </w:pPr>
+            <w:r>
+              <w:rPr>
+                <w:kern w:val="0"/>
+                <w:sz w:val="18"/>
+                <w:szCs w:val="24"/>
+                <w:lang w:val="en-US" w:eastAsia="en-US" w:bidi="ar-SA"/>
+              </w:rPr>
+              <w:t>Поток событий</w:t>
+            </w:r>
+          </w:p>
+        </w:tc>
+        <w:tc>
+          <w:tcPr>
+            <w:tcW w:w="4680" w:type="dxa"/>
+            <w:tcBorders>
+              <w:top w:val="single" w:sz="4" w:space="0" w:color="D6DCEA"/>
+              <w:left w:val="single" w:sz="4" w:space="0" w:color="D6DCEA"/>
+              <w:bottom w:val="single" w:sz="4" w:space="0" w:color="D6DCEA"/>
+              <w:right w:val="single" w:sz="4" w:space="0" w:color="D6DCEA"/>
+            </w:tcBorders>
+          </w:tcPr>
+          <w:p>
+            <w:pPr>
+              <w:pStyle w:val="Compact"/>
+              <w:widowControl/>
+              <w:spacing w:before="36" w:after="40"/>
+              <w:jc w:val="left"/>
+              <w:rPr>
+                <w:kern w:val="0"/>
+                <w:szCs w:val="24"/>
+                <w:lang w:val="en-US" w:eastAsia="en-US" w:bidi="ar-SA"/>
+              </w:rPr>
+            </w:pPr>
+            <w:r>
+              <w:rPr>
+                <w:kern w:val="0"/>
+                <w:sz w:val="18"/>
+                <w:szCs w:val="24"/>
+                <w:lang w:val="en-US" w:eastAsia="en-US" w:bidi="ar-SA"/>
+              </w:rPr>
+              <w:t>Открывается по одноразовому билету на 60 секунд (отдельная аудитория JWT): токен не попадает в адрес и журналы прокси; при открытии сверяются версия пароля и активность</w:t>
+            </w:r>
+          </w:p>
+        </w:tc>
+      </w:tr>
+      <w:tr>
+        <w:trPr/>
+        <w:tc>
+          <w:tcPr>
+            <w:tcW w:w="4679" w:type="dxa"/>
+            <w:tcBorders>
+              <w:top w:val="single" w:sz="4" w:space="0" w:color="D6DCEA"/>
+              <w:left w:val="single" w:sz="4" w:space="0" w:color="D6DCEA"/>
+              <w:bottom w:val="single" w:sz="4" w:space="0" w:color="D6DCEA"/>
+              <w:right w:val="single" w:sz="4" w:space="0" w:color="D6DCEA"/>
+            </w:tcBorders>
+          </w:tcPr>
+          <w:p>
+            <w:pPr>
+              <w:pStyle w:val="Compact"/>
+              <w:widowControl/>
+              <w:spacing w:before="36" w:after="40"/>
+              <w:jc w:val="left"/>
+              <w:rPr>
+                <w:kern w:val="0"/>
+                <w:szCs w:val="24"/>
+                <w:lang w:val="en-US" w:eastAsia="en-US" w:bidi="ar-SA"/>
+              </w:rPr>
+            </w:pPr>
+            <w:r>
+              <w:rPr>
+                <w:kern w:val="0"/>
+                <w:sz w:val="18"/>
+                <w:szCs w:val="24"/>
+                <w:lang w:val="en-US" w:eastAsia="en-US" w:bidi="ar-SA"/>
+              </w:rPr>
+              <w:t>Ответ на неверный вход</w:t>
+            </w:r>
+          </w:p>
+        </w:tc>
+        <w:tc>
+          <w:tcPr>
+            <w:tcW w:w="4680" w:type="dxa"/>
+            <w:tcBorders>
+              <w:top w:val="single" w:sz="4" w:space="0" w:color="D6DCEA"/>
+              <w:left w:val="single" w:sz="4" w:space="0" w:color="D6DCEA"/>
+              <w:bottom w:val="single" w:sz="4" w:space="0" w:color="D6DCEA"/>
+              <w:right w:val="single" w:sz="4" w:space="0" w:color="D6DCEA"/>
+            </w:tcBorders>
+          </w:tcPr>
+          <w:p>
+            <w:pPr>
+              <w:pStyle w:val="Compact"/>
+              <w:widowControl/>
+              <w:spacing w:before="36" w:after="40"/>
+              <w:jc w:val="left"/>
+              <w:rPr>
+                <w:kern w:val="0"/>
+                <w:szCs w:val="24"/>
+                <w:lang w:val="en-US" w:eastAsia="en-US" w:bidi="ar-SA"/>
+              </w:rPr>
+            </w:pPr>
+            <w:r>
+              <w:rPr>
+                <w:kern w:val="0"/>
+                <w:sz w:val="18"/>
+                <w:szCs w:val="24"/>
+                <w:lang w:val="en-US" w:eastAsia="en-US" w:bidi="ar-SA"/>
+              </w:rPr>
+              <w:t xml:space="preserve">Единый </w:t>
+            </w:r>
+            <w:r>
+              <w:rPr>
+                <w:rStyle w:val="VerbatimChar"/>
+                <w:kern w:val="0"/>
+                <w:sz w:val="18"/>
+                <w:szCs w:val="24"/>
+                <w:lang w:val="en-US" w:eastAsia="en-US" w:bidi="ar-SA"/>
+              </w:rPr>
+              <w:t>401 auth/invalid-credentials</w:t>
+            </w:r>
+            <w:r>
+              <w:rPr>
+                <w:kern w:val="0"/>
+                <w:sz w:val="18"/>
+                <w:szCs w:val="24"/>
+                <w:lang w:val="en-US" w:eastAsia="en-US" w:bidi="ar-SA"/>
+              </w:rPr>
+              <w:t xml:space="preserve"> без указания причины</w:t>
+            </w:r>
+          </w:p>
+        </w:tc>
+      </w:tr>
+      <w:tr>
+        <w:trPr/>
+        <w:tc>
+          <w:tcPr>
+            <w:tcW w:w="4679" w:type="dxa"/>
+            <w:tcBorders>
+              <w:top w:val="single" w:sz="4" w:space="0" w:color="D6DCEA"/>
+              <w:left w:val="single" w:sz="4" w:space="0" w:color="D6DCEA"/>
+              <w:bottom w:val="single" w:sz="4" w:space="0" w:color="D6DCEA"/>
+              <w:right w:val="single" w:sz="4" w:space="0" w:color="D6DCEA"/>
+            </w:tcBorders>
+          </w:tcPr>
+          <w:p>
+            <w:pPr>
+              <w:pStyle w:val="Compact"/>
+              <w:widowControl/>
+              <w:spacing w:before="36" w:after="40"/>
+              <w:jc w:val="left"/>
+              <w:rPr>
+                <w:kern w:val="0"/>
+                <w:szCs w:val="24"/>
+                <w:lang w:val="en-US" w:eastAsia="en-US" w:bidi="ar-SA"/>
+              </w:rPr>
+            </w:pPr>
+            <w:r>
+              <w:rPr>
+                <w:kern w:val="0"/>
+                <w:sz w:val="18"/>
+                <w:szCs w:val="24"/>
+                <w:lang w:val="en-US" w:eastAsia="en-US" w:bidi="ar-SA"/>
+              </w:rPr>
+              <w:t>Единый вход (OIDC)</w:t>
+            </w:r>
+          </w:p>
+        </w:tc>
+        <w:tc>
+          <w:tcPr>
+            <w:tcW w:w="4680" w:type="dxa"/>
+            <w:tcBorders>
+              <w:top w:val="single" w:sz="4" w:space="0" w:color="D6DCEA"/>
+              <w:left w:val="single" w:sz="4" w:space="0" w:color="D6DCEA"/>
+              <w:bottom w:val="single" w:sz="4" w:space="0" w:color="D6DCEA"/>
+              <w:right w:val="single" w:sz="4" w:space="0" w:color="D6DCEA"/>
+            </w:tcBorders>
+          </w:tcPr>
+          <w:p>
+            <w:pPr>
+              <w:pStyle w:val="Compact"/>
+              <w:widowControl/>
+              <w:spacing w:before="36" w:after="40"/>
+              <w:jc w:val="left"/>
+              <w:rPr>
+                <w:kern w:val="0"/>
+                <w:szCs w:val="24"/>
+                <w:lang w:val="en-US" w:eastAsia="en-US" w:bidi="ar-SA"/>
+              </w:rPr>
+            </w:pPr>
+            <w:r>
+              <w:rPr>
+                <w:kern w:val="0"/>
+                <w:sz w:val="18"/>
+                <w:szCs w:val="24"/>
+                <w:lang w:val="en-US" w:eastAsia="en-US" w:bidi="ar-SA"/>
+              </w:rPr>
+              <w:t>Authorization code + PKCE (S256); state, nonce и verifier — в подписанной httpOnly-cookie на 10 минут; id_token проверяется по JWKS (подпись, издатель, получатель, срок, nonce); сотрудник — по логину из утверждения; после входа — та же refresh-cookie</w:t>
+            </w:r>
+          </w:p>
+        </w:tc>
+      </w:tr>
+      <w:tr>
+        <w:trPr/>
+        <w:tc>
+          <w:tcPr>
+            <w:tcW w:w="4679" w:type="dxa"/>
+            <w:tcBorders>
+              <w:top w:val="single" w:sz="4" w:space="0" w:color="D6DCEA"/>
+              <w:left w:val="single" w:sz="4" w:space="0" w:color="D6DCEA"/>
+              <w:bottom w:val="single" w:sz="4" w:space="0" w:color="D6DCEA"/>
+              <w:right w:val="single" w:sz="4" w:space="0" w:color="D6DCEA"/>
+            </w:tcBorders>
+          </w:tcPr>
+          <w:p>
+            <w:pPr>
+              <w:pStyle w:val="Compact"/>
+              <w:widowControl/>
+              <w:spacing w:before="36" w:after="40"/>
+              <w:jc w:val="left"/>
+              <w:rPr>
+                <w:kern w:val="0"/>
+                <w:szCs w:val="24"/>
+                <w:lang w:val="en-US" w:eastAsia="en-US" w:bidi="ar-SA"/>
+              </w:rPr>
+            </w:pPr>
+            <w:r>
+              <w:rPr>
+                <w:kern w:val="0"/>
+                <w:sz w:val="18"/>
+                <w:szCs w:val="24"/>
+                <w:lang w:val="en-US" w:eastAsia="en-US" w:bidi="ar-SA"/>
+              </w:rPr>
               <w:t>Отключение пароля</w:t>
             </w:r>
           </w:p>
@@ -9924,8 +11171,8 @@
               </w:rPr>
               <w:t>: пароль остаётся только у администраторов — аварийный вход при недоступности провайдера</w:t>
             </w:r>
-            <w:bookmarkStart w:id="62" w:name="аутентификация-и-сессии"/>
-            <w:bookmarkEnd w:id="62"/>
+            <w:bookmarkStart w:id="65" w:name="аутентификация-и-сессии"/>
+            <w:bookmarkEnd w:id="65"/>
           </w:p>
         </w:tc>
       </w:tr>
@@ -9935,8 +11182,8 @@
         <w:pStyle w:val="Heading2"/>
         <w:rPr/>
       </w:pPr>
-      <w:bookmarkStart w:id="63" w:name="__RefHeading___Toc4237_2275915807"/>
-      <w:bookmarkEnd w:id="63"/>
+      <w:bookmarkStart w:id="66" w:name="__RefHeading___Toc3750_844417"/>
+      <w:bookmarkEnd w:id="66"/>
       <w:r>
         <w:rPr>
           <w:rStyle w:val="SectionNumber"/>
@@ -10084,9 +11331,9 @@
         <w:pStyle w:val="Heading2"/>
         <w:rPr/>
       </w:pPr>
-      <w:bookmarkStart w:id="64" w:name="__RefHeading___Toc4239_2275915807"/>
-      <w:bookmarkStart w:id="65" w:name="модель-авторизации"/>
-      <w:bookmarkEnd w:id="64"/>
+      <w:bookmarkStart w:id="67" w:name="__RefHeading___Toc3752_844417"/>
+      <w:bookmarkStart w:id="68" w:name="модель-авторизации"/>
+      <w:bookmarkEnd w:id="67"/>
       <w:r>
         <w:rPr>
           <w:rStyle w:val="SectionNumber"/>
@@ -10259,7 +11506,7 @@
                 <w:szCs w:val="24"/>
                 <w:lang w:val="en-US" w:eastAsia="en-US" w:bidi="ar-SA"/>
               </w:rPr>
-              <w:t>Свои заявки, баланс и график работы; общий график; команда и аналитика своего отдела; подбор дат для себя</w:t>
+              <w:t>Свои заявки, баланс и график работы; общий график; команда и аналитика своего отдела; подбор дат для себя; свои извещения и ознакомление с ними; свои сеансы</w:t>
             </w:r>
           </w:p>
         </w:tc>
@@ -10328,7 +11575,7 @@
                 <w:szCs w:val="24"/>
                 <w:lang w:val="en-US" w:eastAsia="en-US" w:bidi="ar-SA"/>
               </w:rPr>
-              <w:t>Дополнительно: согласование заявок и оформление отпусков прямых подчинённых, их режим работы, аналитика отделов, где работают подчинённые или которыми руководит</w:t>
+              <w:t>Дополнительно: согласование заявок и оформление отпусков прямых подчинённых (руководитель отдела — и сотрудников отдела без руководителя), их режим работы, аналитика отделов, где работают подчинённые или которыми руководит; передача согласования заместителю на период</w:t>
             </w:r>
           </w:p>
         </w:tc>
@@ -10364,6 +11611,163 @@
                 <w:szCs w:val="24"/>
                 <w:lang w:val="en-US" w:eastAsia="en-US" w:bidi="ar-SA"/>
               </w:rPr>
+              <w:t>Заместитель</w:t>
+            </w:r>
+          </w:p>
+        </w:tc>
+        <w:tc>
+          <w:tcPr>
+            <w:tcW w:w="4680" w:type="dxa"/>
+            <w:tcBorders>
+              <w:top w:val="single" w:sz="4" w:space="0" w:color="D6DCEA"/>
+              <w:left w:val="single" w:sz="4" w:space="0" w:color="D6DCEA"/>
+              <w:bottom w:val="single" w:sz="4" w:space="0" w:color="D6DCEA"/>
+              <w:right w:val="single" w:sz="4" w:space="0" w:color="D6DCEA"/>
+            </w:tcBorders>
+          </w:tcPr>
+          <w:p>
+            <w:pPr>
+              <w:pStyle w:val="Compact"/>
+              <w:widowControl/>
+              <w:spacing w:before="36" w:after="40"/>
+              <w:jc w:val="left"/>
+              <w:rPr>
+                <w:kern w:val="0"/>
+                <w:szCs w:val="24"/>
+                <w:lang w:val="en-US" w:eastAsia="en-US" w:bidi="ar-SA"/>
+              </w:rPr>
+            </w:pPr>
+            <w:r>
+              <w:rPr>
+                <w:kern w:val="0"/>
+                <w:sz w:val="18"/>
+                <w:szCs w:val="24"/>
+                <w:lang w:val="en-US" w:eastAsia="en-US" w:bidi="ar-SA"/>
+              </w:rPr>
+              <w:t>На период замещения — права руководителя по заявкам его команды: очередь, согласование и отклонение, уведомления о новых; свою заявку не согласует</w:t>
+            </w:r>
+          </w:p>
+        </w:tc>
+      </w:tr>
+      <w:tr>
+        <w:trPr/>
+        <w:tc>
+          <w:tcPr>
+            <w:tcW w:w="4679" w:type="dxa"/>
+            <w:tcBorders>
+              <w:top w:val="single" w:sz="4" w:space="0" w:color="D6DCEA"/>
+              <w:left w:val="single" w:sz="4" w:space="0" w:color="D6DCEA"/>
+              <w:bottom w:val="single" w:sz="4" w:space="0" w:color="D6DCEA"/>
+              <w:right w:val="single" w:sz="4" w:space="0" w:color="D6DCEA"/>
+            </w:tcBorders>
+          </w:tcPr>
+          <w:p>
+            <w:pPr>
+              <w:pStyle w:val="Compact"/>
+              <w:widowControl/>
+              <w:spacing w:before="36" w:after="40"/>
+              <w:jc w:val="left"/>
+              <w:rPr>
+                <w:kern w:val="0"/>
+                <w:szCs w:val="24"/>
+                <w:lang w:val="en-US" w:eastAsia="en-US" w:bidi="ar-SA"/>
+              </w:rPr>
+            </w:pPr>
+            <w:r>
+              <w:rPr>
+                <w:kern w:val="0"/>
+                <w:sz w:val="18"/>
+                <w:szCs w:val="24"/>
+                <w:lang w:val="en-US" w:eastAsia="en-US" w:bidi="ar-SA"/>
+              </w:rPr>
+              <w:t>Вышестоящий по эскалации</w:t>
+            </w:r>
+          </w:p>
+        </w:tc>
+        <w:tc>
+          <w:tcPr>
+            <w:tcW w:w="4680" w:type="dxa"/>
+            <w:tcBorders>
+              <w:top w:val="single" w:sz="4" w:space="0" w:color="D6DCEA"/>
+              <w:left w:val="single" w:sz="4" w:space="0" w:color="D6DCEA"/>
+              <w:bottom w:val="single" w:sz="4" w:space="0" w:color="D6DCEA"/>
+              <w:right w:val="single" w:sz="4" w:space="0" w:color="D6DCEA"/>
+            </w:tcBorders>
+          </w:tcPr>
+          <w:p>
+            <w:pPr>
+              <w:pStyle w:val="Compact"/>
+              <w:widowControl/>
+              <w:spacing w:before="36" w:after="40"/>
+              <w:jc w:val="left"/>
+              <w:rPr>
+                <w:kern w:val="0"/>
+                <w:szCs w:val="24"/>
+                <w:lang w:val="en-US" w:eastAsia="en-US" w:bidi="ar-SA"/>
+              </w:rPr>
+            </w:pPr>
+            <w:r>
+              <w:rPr>
+                <w:kern w:val="0"/>
+                <w:sz w:val="18"/>
+                <w:szCs w:val="24"/>
+                <w:lang w:val="en-US" w:eastAsia="en-US" w:bidi="ar-SA"/>
+              </w:rPr>
+              <w:t xml:space="preserve">Решение по заявке, переданной ему после </w:t>
+            </w:r>
+            <w:r>
+              <w:rPr>
+                <w:rStyle w:val="VerbatimChar"/>
+                <w:kern w:val="0"/>
+                <w:sz w:val="18"/>
+                <w:szCs w:val="24"/>
+                <w:lang w:val="en-US" w:eastAsia="en-US" w:bidi="ar-SA"/>
+              </w:rPr>
+              <w:t>escalationDays</w:t>
+            </w:r>
+            <w:r>
+              <w:rPr>
+                <w:kern w:val="0"/>
+                <w:sz w:val="18"/>
+                <w:szCs w:val="24"/>
+                <w:lang w:val="en-US" w:eastAsia="en-US" w:bidi="ar-SA"/>
+              </w:rPr>
+              <w:t xml:space="preserve"> дней без решения</w:t>
+            </w:r>
+          </w:p>
+        </w:tc>
+      </w:tr>
+      <w:tr>
+        <w:trPr/>
+        <w:tc>
+          <w:tcPr>
+            <w:tcW w:w="4679" w:type="dxa"/>
+            <w:tcBorders>
+              <w:top w:val="single" w:sz="4" w:space="0" w:color="D6DCEA"/>
+              <w:left w:val="single" w:sz="4" w:space="0" w:color="D6DCEA"/>
+              <w:bottom w:val="single" w:sz="4" w:space="0" w:color="D6DCEA"/>
+              <w:right w:val="single" w:sz="4" w:space="0" w:color="D6DCEA"/>
+            </w:tcBorders>
+          </w:tcPr>
+          <w:p>
+            <w:pPr>
+              <w:pStyle w:val="Compact"/>
+              <w:widowControl/>
+              <w:spacing w:before="36" w:after="40"/>
+              <w:jc w:val="left"/>
+              <w:rPr>
+                <w:kern w:val="0"/>
+                <w:szCs w:val="24"/>
+                <w:lang w:val="en-US" w:eastAsia="en-US" w:bidi="ar-SA"/>
+              </w:rPr>
+            </w:pPr>
+            <w:r>
+              <w:rPr>
+                <w:kern w:val="0"/>
+                <w:sz w:val="18"/>
+                <w:szCs w:val="24"/>
+                <w:lang w:val="en-US" w:eastAsia="en-US" w:bidi="ar-SA"/>
+              </w:rPr>
               <w:t>Кадровая служба</w:t>
             </w:r>
           </w:p>
@@ -10397,7 +11801,7 @@
                 <w:szCs w:val="24"/>
                 <w:lang w:val="en-US" w:eastAsia="en-US" w:bidi="ar-SA"/>
               </w:rPr>
-              <w:t>Сотрудники, импорт, оргструктура, производственный календарь, выгрузки и аналитика всей организации, журнал аудита. Не меняет правила организации, не согласует заявки, не меняет учётные записи администраторов и коллег по службе</w:t>
+              <w:t>Сотрудники, импорт, оргструктура, производственный календарь, выгрузки и аналитика всей организации, журнал аудита и журнал входов; блокировки, сеансы и сброс паролей сотрудников; замещение за руководителя; кампания планирования, утверждение графика и форма Т-7; журнал извещений. Не меняет правила организации, не согласует заявки, не меняет учётные записи администраторов и коллег по службе</w:t>
             </w:r>
           </w:p>
         </w:tc>
@@ -10491,16 +11895,16 @@
         <w:rPr/>
         <w:t>), а не из токена: снятие роли действует сразу.</w:t>
       </w:r>
-      <w:bookmarkEnd w:id="65"/>
+      <w:bookmarkEnd w:id="68"/>
     </w:p>
     <w:p>
       <w:pPr>
         <w:pStyle w:val="Heading2"/>
         <w:rPr/>
       </w:pPr>
-      <w:bookmarkStart w:id="66" w:name="__RefHeading___Toc4241_2275915807"/>
-      <w:bookmarkStart w:id="67" w:name="журналирование-и-аудит"/>
-      <w:bookmarkEnd w:id="66"/>
+      <w:bookmarkStart w:id="69" w:name="__RefHeading___Toc3754_844417"/>
+      <w:bookmarkStart w:id="70" w:name="журналирование-и-аудит"/>
+      <w:bookmarkEnd w:id="69"/>
       <w:r>
         <w:rPr>
           <w:rStyle w:val="SectionNumber"/>
@@ -10530,18 +11934,2955 @@
       </w:r>
       <w:r>
         <w:rPr/>
-        <w:t xml:space="preserve"> (кто, когда, действие, объект, значения до и после) в той же транзакции, что и само изменение: запись журнала не может потеряться или появиться без изменения. Журнал только дополняется. Администратор просматривает его с фильтром по объектам и раскрытием изменённых полей.</w:t>
-      </w:r>
-      <w:bookmarkEnd w:id="60"/>
-      <w:bookmarkEnd w:id="67"/>
+        <w:t xml:space="preserve"> (кто, когда, действие, объект, значения до и после) в той же транзакции, что и само изменение: запись журнала не может потеряться или появиться без изменения. Журнал только дополняется. Администратор и кадровая служба просматривают его с фильтром по объектам и раскрытием изменённых полей.</w:t>
+      </w:r>
+    </w:p>
+    <w:p>
+      <w:pPr>
+        <w:pStyle w:val="BodyText"/>
+        <w:rPr/>
+      </w:pPr>
+      <w:r>
+        <w:rPr/>
+        <w:t xml:space="preserve">Попытки входа пишутся в отдельный журнал </w:t>
+      </w:r>
+      <w:r>
+        <w:rPr>
+          <w:rStyle w:val="VerbatimChar"/>
+        </w:rPr>
+        <w:t>login_events</w:t>
+      </w:r>
+      <w:r>
+        <w:rPr/>
+        <w:t xml:space="preserve">: успешный вход паролем и через единый вход, неверный пароль, неизвестный логин, блокировка, отказ по частоте, вход отключённым паролем, неизвестный пользователь единого входа, повтор refresh-токена — с адресом и браузером. Журнал не прерывает вход при ошибке записи; срок хранения — </w:t>
+      </w:r>
+      <w:r>
+        <w:rPr>
+          <w:rStyle w:val="VerbatimChar"/>
+        </w:rPr>
+        <w:t>loginRetentionDays</w:t>
+      </w:r>
+      <w:r>
+        <w:rPr/>
+        <w:t xml:space="preserve"> (по умолчанию 365 дней), старые записи удаляет ежедневная задача (ADR-015).</w:t>
+      </w:r>
+      <w:bookmarkEnd w:id="70"/>
+    </w:p>
+    <w:p>
+      <w:pPr>
+        <w:pStyle w:val="Heading2"/>
+        <w:rPr/>
+      </w:pPr>
+      <w:bookmarkStart w:id="71" w:name="__RefHeading___Toc3756_844417"/>
+      <w:bookmarkStart w:id="72" w:name="чек-лист-безопасности"/>
+      <w:bookmarkEnd w:id="71"/>
+      <w:r>
+        <w:rPr>
+          <w:rStyle w:val="SectionNumber"/>
+        </w:rPr>
+        <w:t>9.5</w:t>
+      </w:r>
+      <w:r>
+        <w:rPr/>
+        <w:tab/>
+        <w:t>Чек-лист безопасности</w:t>
+      </w:r>
+    </w:p>
+    <w:p>
+      <w:pPr>
+        <w:pStyle w:val="FirstParagraph"/>
+        <w:rPr/>
+      </w:pPr>
+      <w:r>
+        <w:rPr/>
+        <w:t xml:space="preserve">Сводка для приёмки службой ИБ (E62-05): требование, как оно выполнено и чем подтверждается. Тесты — в </w:t>
+      </w:r>
+      <w:r>
+        <w:rPr>
+          <w:rStyle w:val="VerbatimChar"/>
+        </w:rPr>
+        <w:t>server/test</w:t>
+      </w:r>
+      <w:r>
+        <w:rPr/>
+        <w:t xml:space="preserve"> и </w:t>
+      </w:r>
+      <w:r>
+        <w:rPr>
+          <w:rStyle w:val="VerbatimChar"/>
+        </w:rPr>
+        <w:t>web/e2e</w:t>
+      </w:r>
+      <w:r>
+        <w:rPr/>
+        <w:t>, выполняются в CI на каждый push.</w:t>
+      </w:r>
+    </w:p>
+    <w:tbl>
+      <w:tblPr>
+        <w:tblStyle w:val="Table"/>
+        <w:tblW w:w="5000" w:type="pct"/>
+        <w:jc w:val="center"/>
+        <w:tblInd w:w="0" w:type="dxa"/>
+        <w:tblLayout w:type="fixed"/>
+        <w:tblCellMar>
+          <w:top w:w="0" w:type="dxa"/>
+          <w:left w:w="108" w:type="dxa"/>
+          <w:bottom w:w="0" w:type="dxa"/>
+          <w:right w:w="108" w:type="dxa"/>
+        </w:tblCellMar>
+        <w:tblLook w:val="0020" w:noHBand="0" w:noVBand="0" w:firstColumn="0" w:lastRow="0" w:lastColumn="0" w:firstRow="1"/>
+      </w:tblPr>
+      <w:tblGrid>
+        <w:gridCol w:w="333"/>
+        <w:gridCol w:w="1838"/>
+        <w:gridCol w:w="5015"/>
+        <w:gridCol w:w="2173"/>
+      </w:tblGrid>
+      <w:tr>
+        <w:trPr>
+          <w:tblHeader w:val="true"/>
+        </w:trPr>
+        <w:tc>
+          <w:tcPr>
+            <w:tcW w:w="333" w:type="dxa"/>
+            <w:tcBorders>
+              <w:top w:val="single" w:sz="4" w:space="0" w:color="D6DCEA"/>
+              <w:left w:val="single" w:sz="4" w:space="0" w:color="D6DCEA"/>
+              <w:bottom w:val="single" w:sz="6" w:space="0" w:color="000000"/>
+              <w:right w:val="single" w:sz="4" w:space="0" w:color="D6DCEA"/>
+            </w:tcBorders>
+            <w:shd w:color="auto" w:fill="EEF2FB" w:val="clear"/>
+            <w:vAlign w:val="bottom"/>
+          </w:tcPr>
+          <w:p>
+            <w:pPr>
+              <w:pStyle w:val="Compact"/>
+              <w:widowControl/>
+              <w:spacing w:before="36" w:after="40"/>
+              <w:jc w:val="left"/>
+              <w:rPr>
+                <w:kern w:val="0"/>
+                <w:szCs w:val="24"/>
+                <w:lang w:val="en-US" w:eastAsia="en-US" w:bidi="ar-SA"/>
+              </w:rPr>
+            </w:pPr>
+            <w:r>
+              <w:rPr>
+                <w:b/>
+                <w:kern w:val="0"/>
+                <w:sz w:val="18"/>
+                <w:szCs w:val="24"/>
+                <w:lang w:val="en-US" w:eastAsia="en-US" w:bidi="ar-SA"/>
+              </w:rPr>
+              <w:t>№</w:t>
+            </w:r>
+          </w:p>
+        </w:tc>
+        <w:tc>
+          <w:tcPr>
+            <w:tcW w:w="1838" w:type="dxa"/>
+            <w:tcBorders>
+              <w:top w:val="single" w:sz="4" w:space="0" w:color="D6DCEA"/>
+              <w:left w:val="single" w:sz="4" w:space="0" w:color="D6DCEA"/>
+              <w:bottom w:val="single" w:sz="6" w:space="0" w:color="000000"/>
+              <w:right w:val="single" w:sz="4" w:space="0" w:color="D6DCEA"/>
+            </w:tcBorders>
+            <w:shd w:color="auto" w:fill="EEF2FB" w:val="clear"/>
+            <w:vAlign w:val="bottom"/>
+          </w:tcPr>
+          <w:p>
+            <w:pPr>
+              <w:pStyle w:val="Compact"/>
+              <w:widowControl/>
+              <w:spacing w:before="36" w:after="40"/>
+              <w:jc w:val="left"/>
+              <w:rPr>
+                <w:kern w:val="0"/>
+                <w:szCs w:val="24"/>
+                <w:lang w:val="en-US" w:eastAsia="en-US" w:bidi="ar-SA"/>
+              </w:rPr>
+            </w:pPr>
+            <w:r>
+              <w:rPr>
+                <w:b/>
+                <w:kern w:val="0"/>
+                <w:sz w:val="18"/>
+                <w:szCs w:val="24"/>
+                <w:lang w:val="en-US" w:eastAsia="en-US" w:bidi="ar-SA"/>
+              </w:rPr>
+              <w:t>Требование</w:t>
+            </w:r>
+          </w:p>
+        </w:tc>
+        <w:tc>
+          <w:tcPr>
+            <w:tcW w:w="5015" w:type="dxa"/>
+            <w:tcBorders>
+              <w:top w:val="single" w:sz="4" w:space="0" w:color="D6DCEA"/>
+              <w:left w:val="single" w:sz="4" w:space="0" w:color="D6DCEA"/>
+              <w:bottom w:val="single" w:sz="6" w:space="0" w:color="000000"/>
+              <w:right w:val="single" w:sz="4" w:space="0" w:color="D6DCEA"/>
+            </w:tcBorders>
+            <w:shd w:color="auto" w:fill="EEF2FB" w:val="clear"/>
+            <w:vAlign w:val="bottom"/>
+          </w:tcPr>
+          <w:p>
+            <w:pPr>
+              <w:pStyle w:val="Compact"/>
+              <w:widowControl/>
+              <w:spacing w:before="36" w:after="40"/>
+              <w:jc w:val="left"/>
+              <w:rPr>
+                <w:kern w:val="0"/>
+                <w:szCs w:val="24"/>
+                <w:lang w:val="en-US" w:eastAsia="en-US" w:bidi="ar-SA"/>
+              </w:rPr>
+            </w:pPr>
+            <w:r>
+              <w:rPr>
+                <w:b/>
+                <w:kern w:val="0"/>
+                <w:sz w:val="18"/>
+                <w:szCs w:val="24"/>
+                <w:lang w:val="en-US" w:eastAsia="en-US" w:bidi="ar-SA"/>
+              </w:rPr>
+              <w:t>Как выполнено</w:t>
+            </w:r>
+          </w:p>
+        </w:tc>
+        <w:tc>
+          <w:tcPr>
+            <w:tcW w:w="2173" w:type="dxa"/>
+            <w:tcBorders>
+              <w:top w:val="single" w:sz="4" w:space="0" w:color="D6DCEA"/>
+              <w:left w:val="single" w:sz="4" w:space="0" w:color="D6DCEA"/>
+              <w:bottom w:val="single" w:sz="6" w:space="0" w:color="000000"/>
+              <w:right w:val="single" w:sz="4" w:space="0" w:color="D6DCEA"/>
+            </w:tcBorders>
+            <w:shd w:color="auto" w:fill="EEF2FB" w:val="clear"/>
+            <w:vAlign w:val="bottom"/>
+          </w:tcPr>
+          <w:p>
+            <w:pPr>
+              <w:pStyle w:val="Compact"/>
+              <w:widowControl/>
+              <w:spacing w:before="36" w:after="40"/>
+              <w:jc w:val="left"/>
+              <w:rPr>
+                <w:kern w:val="0"/>
+                <w:szCs w:val="24"/>
+                <w:lang w:val="en-US" w:eastAsia="en-US" w:bidi="ar-SA"/>
+              </w:rPr>
+            </w:pPr>
+            <w:r>
+              <w:rPr>
+                <w:b/>
+                <w:kern w:val="0"/>
+                <w:sz w:val="18"/>
+                <w:szCs w:val="24"/>
+                <w:lang w:val="en-US" w:eastAsia="en-US" w:bidi="ar-SA"/>
+              </w:rPr>
+              <w:t>Подтверждение</w:t>
+            </w:r>
+          </w:p>
+        </w:tc>
+      </w:tr>
+      <w:tr>
+        <w:trPr/>
+        <w:tc>
+          <w:tcPr>
+            <w:tcW w:w="333" w:type="dxa"/>
+            <w:tcBorders>
+              <w:top w:val="single" w:sz="4" w:space="0" w:color="D6DCEA"/>
+              <w:left w:val="single" w:sz="4" w:space="0" w:color="D6DCEA"/>
+              <w:bottom w:val="single" w:sz="4" w:space="0" w:color="D6DCEA"/>
+              <w:right w:val="single" w:sz="4" w:space="0" w:color="D6DCEA"/>
+            </w:tcBorders>
+          </w:tcPr>
+          <w:p>
+            <w:pPr>
+              <w:pStyle w:val="Compact"/>
+              <w:widowControl/>
+              <w:spacing w:before="36" w:after="40"/>
+              <w:jc w:val="left"/>
+              <w:rPr>
+                <w:kern w:val="0"/>
+                <w:szCs w:val="24"/>
+                <w:lang w:val="en-US" w:eastAsia="en-US" w:bidi="ar-SA"/>
+              </w:rPr>
+            </w:pPr>
+            <w:r>
+              <w:rPr>
+                <w:kern w:val="0"/>
+                <w:sz w:val="18"/>
+                <w:szCs w:val="24"/>
+                <w:lang w:val="en-US" w:eastAsia="en-US" w:bidi="ar-SA"/>
+              </w:rPr>
+              <w:t>1</w:t>
+            </w:r>
+          </w:p>
+        </w:tc>
+        <w:tc>
+          <w:tcPr>
+            <w:tcW w:w="1838" w:type="dxa"/>
+            <w:tcBorders>
+              <w:top w:val="single" w:sz="4" w:space="0" w:color="D6DCEA"/>
+              <w:left w:val="single" w:sz="4" w:space="0" w:color="D6DCEA"/>
+              <w:bottom w:val="single" w:sz="4" w:space="0" w:color="D6DCEA"/>
+              <w:right w:val="single" w:sz="4" w:space="0" w:color="D6DCEA"/>
+            </w:tcBorders>
+          </w:tcPr>
+          <w:p>
+            <w:pPr>
+              <w:pStyle w:val="Compact"/>
+              <w:widowControl/>
+              <w:spacing w:before="36" w:after="40"/>
+              <w:jc w:val="left"/>
+              <w:rPr>
+                <w:kern w:val="0"/>
+                <w:szCs w:val="24"/>
+                <w:lang w:val="en-US" w:eastAsia="en-US" w:bidi="ar-SA"/>
+              </w:rPr>
+            </w:pPr>
+            <w:r>
+              <w:rPr>
+                <w:kern w:val="0"/>
+                <w:sz w:val="18"/>
+                <w:szCs w:val="24"/>
+                <w:lang w:val="en-US" w:eastAsia="en-US" w:bidi="ar-SA"/>
+              </w:rPr>
+              <w:t>Идентификация и аутентификация</w:t>
+            </w:r>
+          </w:p>
+        </w:tc>
+        <w:tc>
+          <w:tcPr>
+            <w:tcW w:w="5015" w:type="dxa"/>
+            <w:tcBorders>
+              <w:top w:val="single" w:sz="4" w:space="0" w:color="D6DCEA"/>
+              <w:left w:val="single" w:sz="4" w:space="0" w:color="D6DCEA"/>
+              <w:bottom w:val="single" w:sz="4" w:space="0" w:color="D6DCEA"/>
+              <w:right w:val="single" w:sz="4" w:space="0" w:color="D6DCEA"/>
+            </w:tcBorders>
+          </w:tcPr>
+          <w:p>
+            <w:pPr>
+              <w:pStyle w:val="Compact"/>
+              <w:widowControl/>
+              <w:spacing w:before="36" w:after="40"/>
+              <w:jc w:val="left"/>
+              <w:rPr>
+                <w:kern w:val="0"/>
+                <w:szCs w:val="24"/>
+                <w:lang w:val="en-US" w:eastAsia="en-US" w:bidi="ar-SA"/>
+              </w:rPr>
+            </w:pPr>
+            <w:r>
+              <w:rPr>
+                <w:kern w:val="0"/>
+                <w:sz w:val="18"/>
+                <w:szCs w:val="24"/>
+                <w:lang w:val="en-US" w:eastAsia="en-US" w:bidi="ar-SA"/>
+              </w:rPr>
+              <w:t xml:space="preserve">Пароль или единый вход OIDC (authorization code + PKCE, проверка id_token по JWKS); единый ответ </w:t>
+            </w:r>
+            <w:r>
+              <w:rPr>
+                <w:rStyle w:val="VerbatimChar"/>
+                <w:kern w:val="0"/>
+                <w:sz w:val="18"/>
+                <w:szCs w:val="24"/>
+                <w:lang w:val="en-US" w:eastAsia="en-US" w:bidi="ar-SA"/>
+              </w:rPr>
+              <w:t>401</w:t>
+            </w:r>
+            <w:r>
+              <w:rPr>
+                <w:kern w:val="0"/>
+                <w:sz w:val="18"/>
+                <w:szCs w:val="24"/>
+                <w:lang w:val="en-US" w:eastAsia="en-US" w:bidi="ar-SA"/>
+              </w:rPr>
+              <w:t xml:space="preserve"> без причины; </w:t>
+            </w:r>
+            <w:r>
+              <w:rPr>
+                <w:rStyle w:val="VerbatimChar"/>
+                <w:kern w:val="0"/>
+                <w:sz w:val="18"/>
+                <w:szCs w:val="24"/>
+                <w:lang w:val="en-US" w:eastAsia="en-US" w:bidi="ar-SA"/>
+              </w:rPr>
+              <w:t>LOCAL_LOGIN=false</w:t>
+            </w:r>
+            <w:r>
+              <w:rPr>
+                <w:kern w:val="0"/>
+                <w:sz w:val="18"/>
+                <w:szCs w:val="24"/>
+                <w:lang w:val="en-US" w:eastAsia="en-US" w:bidi="ar-SA"/>
+              </w:rPr>
+              <w:t xml:space="preserve"> оставляет пароль только администраторам</w:t>
+            </w:r>
+          </w:p>
+        </w:tc>
+        <w:tc>
+          <w:tcPr>
+            <w:tcW w:w="2173" w:type="dxa"/>
+            <w:tcBorders>
+              <w:top w:val="single" w:sz="4" w:space="0" w:color="D6DCEA"/>
+              <w:left w:val="single" w:sz="4" w:space="0" w:color="D6DCEA"/>
+              <w:bottom w:val="single" w:sz="4" w:space="0" w:color="D6DCEA"/>
+              <w:right w:val="single" w:sz="4" w:space="0" w:color="D6DCEA"/>
+            </w:tcBorders>
+          </w:tcPr>
+          <w:p>
+            <w:pPr>
+              <w:pStyle w:val="Compact"/>
+              <w:widowControl/>
+              <w:spacing w:before="36" w:after="40"/>
+              <w:jc w:val="left"/>
+              <w:rPr>
+                <w:kern w:val="0"/>
+                <w:szCs w:val="24"/>
+                <w:lang w:val="en-US" w:eastAsia="en-US" w:bidi="ar-SA"/>
+              </w:rPr>
+            </w:pPr>
+            <w:r>
+              <w:rPr>
+                <w:rStyle w:val="VerbatimChar"/>
+                <w:kern w:val="0"/>
+                <w:sz w:val="18"/>
+                <w:szCs w:val="24"/>
+                <w:lang w:val="en-US" w:eastAsia="en-US" w:bidi="ar-SA"/>
+              </w:rPr>
+              <w:t>auth.e2e</w:t>
+            </w:r>
+            <w:r>
+              <w:rPr>
+                <w:kern w:val="0"/>
+                <w:sz w:val="18"/>
+                <w:szCs w:val="24"/>
+                <w:lang w:val="en-US" w:eastAsia="en-US" w:bidi="ar-SA"/>
+              </w:rPr>
+              <w:t xml:space="preserve">, </w:t>
+            </w:r>
+            <w:r>
+              <w:rPr>
+                <w:rStyle w:val="VerbatimChar"/>
+                <w:kern w:val="0"/>
+                <w:sz w:val="18"/>
+                <w:szCs w:val="24"/>
+                <w:lang w:val="en-US" w:eastAsia="en-US" w:bidi="ar-SA"/>
+              </w:rPr>
+              <w:t>oidc.e2e</w:t>
+            </w:r>
+          </w:p>
+        </w:tc>
+      </w:tr>
+      <w:tr>
+        <w:trPr/>
+        <w:tc>
+          <w:tcPr>
+            <w:tcW w:w="333" w:type="dxa"/>
+            <w:tcBorders>
+              <w:top w:val="single" w:sz="4" w:space="0" w:color="D6DCEA"/>
+              <w:left w:val="single" w:sz="4" w:space="0" w:color="D6DCEA"/>
+              <w:bottom w:val="single" w:sz="4" w:space="0" w:color="D6DCEA"/>
+              <w:right w:val="single" w:sz="4" w:space="0" w:color="D6DCEA"/>
+            </w:tcBorders>
+          </w:tcPr>
+          <w:p>
+            <w:pPr>
+              <w:pStyle w:val="Compact"/>
+              <w:widowControl/>
+              <w:spacing w:before="36" w:after="40"/>
+              <w:jc w:val="left"/>
+              <w:rPr>
+                <w:kern w:val="0"/>
+                <w:szCs w:val="24"/>
+                <w:lang w:val="en-US" w:eastAsia="en-US" w:bidi="ar-SA"/>
+              </w:rPr>
+            </w:pPr>
+            <w:r>
+              <w:rPr>
+                <w:kern w:val="0"/>
+                <w:sz w:val="18"/>
+                <w:szCs w:val="24"/>
+                <w:lang w:val="en-US" w:eastAsia="en-US" w:bidi="ar-SA"/>
+              </w:rPr>
+              <w:t>2</w:t>
+            </w:r>
+          </w:p>
+        </w:tc>
+        <w:tc>
+          <w:tcPr>
+            <w:tcW w:w="1838" w:type="dxa"/>
+            <w:tcBorders>
+              <w:top w:val="single" w:sz="4" w:space="0" w:color="D6DCEA"/>
+              <w:left w:val="single" w:sz="4" w:space="0" w:color="D6DCEA"/>
+              <w:bottom w:val="single" w:sz="4" w:space="0" w:color="D6DCEA"/>
+              <w:right w:val="single" w:sz="4" w:space="0" w:color="D6DCEA"/>
+            </w:tcBorders>
+          </w:tcPr>
+          <w:p>
+            <w:pPr>
+              <w:pStyle w:val="Compact"/>
+              <w:widowControl/>
+              <w:spacing w:before="36" w:after="40"/>
+              <w:jc w:val="left"/>
+              <w:rPr>
+                <w:kern w:val="0"/>
+                <w:szCs w:val="24"/>
+                <w:lang w:val="en-US" w:eastAsia="en-US" w:bidi="ar-SA"/>
+              </w:rPr>
+            </w:pPr>
+            <w:r>
+              <w:rPr>
+                <w:kern w:val="0"/>
+                <w:sz w:val="18"/>
+                <w:szCs w:val="24"/>
+                <w:lang w:val="en-US" w:eastAsia="en-US" w:bidi="ar-SA"/>
+              </w:rPr>
+              <w:t>Хранение паролей</w:t>
+            </w:r>
+          </w:p>
+        </w:tc>
+        <w:tc>
+          <w:tcPr>
+            <w:tcW w:w="5015" w:type="dxa"/>
+            <w:tcBorders>
+              <w:top w:val="single" w:sz="4" w:space="0" w:color="D6DCEA"/>
+              <w:left w:val="single" w:sz="4" w:space="0" w:color="D6DCEA"/>
+              <w:bottom w:val="single" w:sz="4" w:space="0" w:color="D6DCEA"/>
+              <w:right w:val="single" w:sz="4" w:space="0" w:color="D6DCEA"/>
+            </w:tcBorders>
+          </w:tcPr>
+          <w:p>
+            <w:pPr>
+              <w:pStyle w:val="Compact"/>
+              <w:widowControl/>
+              <w:spacing w:before="36" w:after="40"/>
+              <w:jc w:val="left"/>
+              <w:rPr>
+                <w:kern w:val="0"/>
+                <w:szCs w:val="24"/>
+                <w:lang w:val="en-US" w:eastAsia="en-US" w:bidi="ar-SA"/>
+              </w:rPr>
+            </w:pPr>
+            <w:r>
+              <w:rPr>
+                <w:kern w:val="0"/>
+                <w:sz w:val="18"/>
+                <w:szCs w:val="24"/>
+                <w:lang w:val="en-US" w:eastAsia="en-US" w:bidi="ar-SA"/>
+              </w:rPr>
+              <w:t>scrypt с солью в пуле потоков, сравнение за постоянное время, подставной хеш для неизвестного логина; пароли не попадают в журналы, ответы и выгрузки</w:t>
+            </w:r>
+          </w:p>
+        </w:tc>
+        <w:tc>
+          <w:tcPr>
+            <w:tcW w:w="2173" w:type="dxa"/>
+            <w:tcBorders>
+              <w:top w:val="single" w:sz="4" w:space="0" w:color="D6DCEA"/>
+              <w:left w:val="single" w:sz="4" w:space="0" w:color="D6DCEA"/>
+              <w:bottom w:val="single" w:sz="4" w:space="0" w:color="D6DCEA"/>
+              <w:right w:val="single" w:sz="4" w:space="0" w:color="D6DCEA"/>
+            </w:tcBorders>
+          </w:tcPr>
+          <w:p>
+            <w:pPr>
+              <w:pStyle w:val="Compact"/>
+              <w:widowControl/>
+              <w:spacing w:before="36" w:after="40"/>
+              <w:jc w:val="left"/>
+              <w:rPr>
+                <w:kern w:val="0"/>
+                <w:szCs w:val="24"/>
+                <w:lang w:val="en-US" w:eastAsia="en-US" w:bidi="ar-SA"/>
+              </w:rPr>
+            </w:pPr>
+            <w:r>
+              <w:rPr>
+                <w:rStyle w:val="VerbatimChar"/>
+                <w:kern w:val="0"/>
+                <w:sz w:val="18"/>
+                <w:szCs w:val="24"/>
+                <w:lang w:val="en-US" w:eastAsia="en-US" w:bidi="ar-SA"/>
+              </w:rPr>
+              <w:t>passwords.unit</w:t>
+            </w:r>
+            <w:r>
+              <w:rPr>
+                <w:kern w:val="0"/>
+                <w:sz w:val="18"/>
+                <w:szCs w:val="24"/>
+                <w:lang w:val="en-US" w:eastAsia="en-US" w:bidi="ar-SA"/>
+              </w:rPr>
+              <w:t xml:space="preserve">, </w:t>
+            </w:r>
+            <w:r>
+              <w:rPr>
+                <w:rStyle w:val="VerbatimChar"/>
+                <w:kern w:val="0"/>
+                <w:sz w:val="18"/>
+                <w:szCs w:val="24"/>
+                <w:lang w:val="en-US" w:eastAsia="en-US" w:bidi="ar-SA"/>
+              </w:rPr>
+              <w:t>auth.e2e</w:t>
+            </w:r>
+          </w:p>
+        </w:tc>
+      </w:tr>
+      <w:tr>
+        <w:trPr/>
+        <w:tc>
+          <w:tcPr>
+            <w:tcW w:w="333" w:type="dxa"/>
+            <w:tcBorders>
+              <w:top w:val="single" w:sz="4" w:space="0" w:color="D6DCEA"/>
+              <w:left w:val="single" w:sz="4" w:space="0" w:color="D6DCEA"/>
+              <w:bottom w:val="single" w:sz="4" w:space="0" w:color="D6DCEA"/>
+              <w:right w:val="single" w:sz="4" w:space="0" w:color="D6DCEA"/>
+            </w:tcBorders>
+          </w:tcPr>
+          <w:p>
+            <w:pPr>
+              <w:pStyle w:val="Compact"/>
+              <w:widowControl/>
+              <w:spacing w:before="36" w:after="40"/>
+              <w:jc w:val="left"/>
+              <w:rPr>
+                <w:kern w:val="0"/>
+                <w:szCs w:val="24"/>
+                <w:lang w:val="en-US" w:eastAsia="en-US" w:bidi="ar-SA"/>
+              </w:rPr>
+            </w:pPr>
+            <w:r>
+              <w:rPr>
+                <w:kern w:val="0"/>
+                <w:sz w:val="18"/>
+                <w:szCs w:val="24"/>
+                <w:lang w:val="en-US" w:eastAsia="en-US" w:bidi="ar-SA"/>
+              </w:rPr>
+              <w:t>3</w:t>
+            </w:r>
+          </w:p>
+        </w:tc>
+        <w:tc>
+          <w:tcPr>
+            <w:tcW w:w="1838" w:type="dxa"/>
+            <w:tcBorders>
+              <w:top w:val="single" w:sz="4" w:space="0" w:color="D6DCEA"/>
+              <w:left w:val="single" w:sz="4" w:space="0" w:color="D6DCEA"/>
+              <w:bottom w:val="single" w:sz="4" w:space="0" w:color="D6DCEA"/>
+              <w:right w:val="single" w:sz="4" w:space="0" w:color="D6DCEA"/>
+            </w:tcBorders>
+          </w:tcPr>
+          <w:p>
+            <w:pPr>
+              <w:pStyle w:val="Compact"/>
+              <w:widowControl/>
+              <w:spacing w:before="36" w:after="40"/>
+              <w:jc w:val="left"/>
+              <w:rPr>
+                <w:kern w:val="0"/>
+                <w:szCs w:val="24"/>
+                <w:lang w:val="en-US" w:eastAsia="en-US" w:bidi="ar-SA"/>
+              </w:rPr>
+            </w:pPr>
+            <w:r>
+              <w:rPr>
+                <w:kern w:val="0"/>
+                <w:sz w:val="18"/>
+                <w:szCs w:val="24"/>
+                <w:lang w:val="en-US" w:eastAsia="en-US" w:bidi="ar-SA"/>
+              </w:rPr>
+              <w:t>Политика паролей</w:t>
+            </w:r>
+          </w:p>
+        </w:tc>
+        <w:tc>
+          <w:tcPr>
+            <w:tcW w:w="5015" w:type="dxa"/>
+            <w:tcBorders>
+              <w:top w:val="single" w:sz="4" w:space="0" w:color="D6DCEA"/>
+              <w:left w:val="single" w:sz="4" w:space="0" w:color="D6DCEA"/>
+              <w:bottom w:val="single" w:sz="4" w:space="0" w:color="D6DCEA"/>
+              <w:right w:val="single" w:sz="4" w:space="0" w:color="D6DCEA"/>
+            </w:tcBorders>
+          </w:tcPr>
+          <w:p>
+            <w:pPr>
+              <w:pStyle w:val="Compact"/>
+              <w:widowControl/>
+              <w:spacing w:before="36" w:after="40"/>
+              <w:jc w:val="left"/>
+              <w:rPr>
+                <w:kern w:val="0"/>
+                <w:szCs w:val="24"/>
+                <w:lang w:val="en-US" w:eastAsia="en-US" w:bidi="ar-SA"/>
+              </w:rPr>
+            </w:pPr>
+            <w:r>
+              <w:rPr>
+                <w:kern w:val="0"/>
+                <w:sz w:val="18"/>
+                <w:szCs w:val="24"/>
+                <w:lang w:val="en-US" w:eastAsia="en-US" w:bidi="ar-SA"/>
+              </w:rPr>
+              <w:t>Длина — правило организации (8–64), запрет логина, фамилии, распространённых паролей, последовательностей и текущего пароля</w:t>
+            </w:r>
+          </w:p>
+        </w:tc>
+        <w:tc>
+          <w:tcPr>
+            <w:tcW w:w="2173" w:type="dxa"/>
+            <w:tcBorders>
+              <w:top w:val="single" w:sz="4" w:space="0" w:color="D6DCEA"/>
+              <w:left w:val="single" w:sz="4" w:space="0" w:color="D6DCEA"/>
+              <w:bottom w:val="single" w:sz="4" w:space="0" w:color="D6DCEA"/>
+              <w:right w:val="single" w:sz="4" w:space="0" w:color="D6DCEA"/>
+            </w:tcBorders>
+          </w:tcPr>
+          <w:p>
+            <w:pPr>
+              <w:pStyle w:val="Compact"/>
+              <w:widowControl/>
+              <w:spacing w:before="36" w:after="40"/>
+              <w:jc w:val="left"/>
+              <w:rPr>
+                <w:kern w:val="0"/>
+                <w:szCs w:val="24"/>
+                <w:lang w:val="en-US" w:eastAsia="en-US" w:bidi="ar-SA"/>
+              </w:rPr>
+            </w:pPr>
+            <w:r>
+              <w:rPr>
+                <w:rStyle w:val="VerbatimChar"/>
+                <w:kern w:val="0"/>
+                <w:sz w:val="18"/>
+                <w:szCs w:val="24"/>
+                <w:lang w:val="en-US" w:eastAsia="en-US" w:bidi="ar-SA"/>
+              </w:rPr>
+              <w:t>password-policy.unit</w:t>
+            </w:r>
+            <w:r>
+              <w:rPr>
+                <w:kern w:val="0"/>
+                <w:sz w:val="18"/>
+                <w:szCs w:val="24"/>
+                <w:lang w:val="en-US" w:eastAsia="en-US" w:bidi="ar-SA"/>
+              </w:rPr>
+              <w:t xml:space="preserve">, </w:t>
+            </w:r>
+            <w:r>
+              <w:rPr>
+                <w:rStyle w:val="VerbatimChar"/>
+                <w:kern w:val="0"/>
+                <w:sz w:val="18"/>
+                <w:szCs w:val="24"/>
+                <w:lang w:val="en-US" w:eastAsia="en-US" w:bidi="ar-SA"/>
+              </w:rPr>
+              <w:t>security.e2e</w:t>
+            </w:r>
+          </w:p>
+        </w:tc>
+      </w:tr>
+      <w:tr>
+        <w:trPr/>
+        <w:tc>
+          <w:tcPr>
+            <w:tcW w:w="333" w:type="dxa"/>
+            <w:tcBorders>
+              <w:top w:val="single" w:sz="4" w:space="0" w:color="D6DCEA"/>
+              <w:left w:val="single" w:sz="4" w:space="0" w:color="D6DCEA"/>
+              <w:bottom w:val="single" w:sz="4" w:space="0" w:color="D6DCEA"/>
+              <w:right w:val="single" w:sz="4" w:space="0" w:color="D6DCEA"/>
+            </w:tcBorders>
+          </w:tcPr>
+          <w:p>
+            <w:pPr>
+              <w:pStyle w:val="Compact"/>
+              <w:widowControl/>
+              <w:spacing w:before="36" w:after="40"/>
+              <w:jc w:val="left"/>
+              <w:rPr>
+                <w:kern w:val="0"/>
+                <w:szCs w:val="24"/>
+                <w:lang w:val="en-US" w:eastAsia="en-US" w:bidi="ar-SA"/>
+              </w:rPr>
+            </w:pPr>
+            <w:r>
+              <w:rPr>
+                <w:kern w:val="0"/>
+                <w:sz w:val="18"/>
+                <w:szCs w:val="24"/>
+                <w:lang w:val="en-US" w:eastAsia="en-US" w:bidi="ar-SA"/>
+              </w:rPr>
+              <w:t>4</w:t>
+            </w:r>
+          </w:p>
+        </w:tc>
+        <w:tc>
+          <w:tcPr>
+            <w:tcW w:w="1838" w:type="dxa"/>
+            <w:tcBorders>
+              <w:top w:val="single" w:sz="4" w:space="0" w:color="D6DCEA"/>
+              <w:left w:val="single" w:sz="4" w:space="0" w:color="D6DCEA"/>
+              <w:bottom w:val="single" w:sz="4" w:space="0" w:color="D6DCEA"/>
+              <w:right w:val="single" w:sz="4" w:space="0" w:color="D6DCEA"/>
+            </w:tcBorders>
+          </w:tcPr>
+          <w:p>
+            <w:pPr>
+              <w:pStyle w:val="Compact"/>
+              <w:widowControl/>
+              <w:spacing w:before="36" w:after="40"/>
+              <w:jc w:val="left"/>
+              <w:rPr>
+                <w:kern w:val="0"/>
+                <w:szCs w:val="24"/>
+                <w:lang w:val="en-US" w:eastAsia="en-US" w:bidi="ar-SA"/>
+              </w:rPr>
+            </w:pPr>
+            <w:r>
+              <w:rPr>
+                <w:kern w:val="0"/>
+                <w:sz w:val="18"/>
+                <w:szCs w:val="24"/>
+                <w:lang w:val="en-US" w:eastAsia="en-US" w:bidi="ar-SA"/>
+              </w:rPr>
+              <w:t>Первичный пароль</w:t>
+            </w:r>
+          </w:p>
+        </w:tc>
+        <w:tc>
+          <w:tcPr>
+            <w:tcW w:w="5015" w:type="dxa"/>
+            <w:tcBorders>
+              <w:top w:val="single" w:sz="4" w:space="0" w:color="D6DCEA"/>
+              <w:left w:val="single" w:sz="4" w:space="0" w:color="D6DCEA"/>
+              <w:bottom w:val="single" w:sz="4" w:space="0" w:color="D6DCEA"/>
+              <w:right w:val="single" w:sz="4" w:space="0" w:color="D6DCEA"/>
+            </w:tcBorders>
+          </w:tcPr>
+          <w:p>
+            <w:pPr>
+              <w:pStyle w:val="Compact"/>
+              <w:widowControl/>
+              <w:spacing w:before="36" w:after="40"/>
+              <w:jc w:val="left"/>
+              <w:rPr>
+                <w:kern w:val="0"/>
+                <w:szCs w:val="24"/>
+                <w:lang w:val="en-US" w:eastAsia="en-US" w:bidi="ar-SA"/>
+              </w:rPr>
+            </w:pPr>
+            <w:r>
+              <w:rPr>
+                <w:kern w:val="0"/>
+                <w:sz w:val="18"/>
+                <w:szCs w:val="24"/>
+                <w:lang w:val="en-US" w:eastAsia="en-US" w:bidi="ar-SA"/>
+              </w:rPr>
+              <w:t xml:space="preserve">Выданный кадровой службой пароль — одноразовый: до смены API отвечает </w:t>
+            </w:r>
+            <w:r>
+              <w:rPr>
+                <w:rStyle w:val="VerbatimChar"/>
+                <w:kern w:val="0"/>
+                <w:sz w:val="18"/>
+                <w:szCs w:val="24"/>
+                <w:lang w:val="en-US" w:eastAsia="en-US" w:bidi="ar-SA"/>
+              </w:rPr>
+              <w:t>403 auth/password-change-required</w:t>
+            </w:r>
+            <w:r>
+              <w:rPr>
+                <w:kern w:val="0"/>
+                <w:sz w:val="18"/>
+                <w:szCs w:val="24"/>
+                <w:lang w:val="en-US" w:eastAsia="en-US" w:bidi="ar-SA"/>
+              </w:rPr>
+              <w:t>; сброс генерирует сервер</w:t>
+            </w:r>
+          </w:p>
+        </w:tc>
+        <w:tc>
+          <w:tcPr>
+            <w:tcW w:w="2173" w:type="dxa"/>
+            <w:tcBorders>
+              <w:top w:val="single" w:sz="4" w:space="0" w:color="D6DCEA"/>
+              <w:left w:val="single" w:sz="4" w:space="0" w:color="D6DCEA"/>
+              <w:bottom w:val="single" w:sz="4" w:space="0" w:color="D6DCEA"/>
+              <w:right w:val="single" w:sz="4" w:space="0" w:color="D6DCEA"/>
+            </w:tcBorders>
+          </w:tcPr>
+          <w:p>
+            <w:pPr>
+              <w:pStyle w:val="Compact"/>
+              <w:widowControl/>
+              <w:spacing w:before="36" w:after="40"/>
+              <w:jc w:val="left"/>
+              <w:rPr>
+                <w:kern w:val="0"/>
+                <w:szCs w:val="24"/>
+                <w:lang w:val="en-US" w:eastAsia="en-US" w:bidi="ar-SA"/>
+              </w:rPr>
+            </w:pPr>
+            <w:r>
+              <w:rPr>
+                <w:rStyle w:val="VerbatimChar"/>
+                <w:kern w:val="0"/>
+                <w:sz w:val="18"/>
+                <w:szCs w:val="24"/>
+                <w:lang w:val="en-US" w:eastAsia="en-US" w:bidi="ar-SA"/>
+              </w:rPr>
+              <w:t>security.e2e</w:t>
+            </w:r>
+            <w:r>
+              <w:rPr>
+                <w:kern w:val="0"/>
+                <w:sz w:val="18"/>
+                <w:szCs w:val="24"/>
+                <w:lang w:val="en-US" w:eastAsia="en-US" w:bidi="ar-SA"/>
+              </w:rPr>
+              <w:t>, e2e «одноразовый пароль»</w:t>
+            </w:r>
+          </w:p>
+        </w:tc>
+      </w:tr>
+      <w:tr>
+        <w:trPr/>
+        <w:tc>
+          <w:tcPr>
+            <w:tcW w:w="333" w:type="dxa"/>
+            <w:tcBorders>
+              <w:top w:val="single" w:sz="4" w:space="0" w:color="D6DCEA"/>
+              <w:left w:val="single" w:sz="4" w:space="0" w:color="D6DCEA"/>
+              <w:bottom w:val="single" w:sz="4" w:space="0" w:color="D6DCEA"/>
+              <w:right w:val="single" w:sz="4" w:space="0" w:color="D6DCEA"/>
+            </w:tcBorders>
+          </w:tcPr>
+          <w:p>
+            <w:pPr>
+              <w:pStyle w:val="Compact"/>
+              <w:widowControl/>
+              <w:spacing w:before="36" w:after="40"/>
+              <w:jc w:val="left"/>
+              <w:rPr>
+                <w:kern w:val="0"/>
+                <w:szCs w:val="24"/>
+                <w:lang w:val="en-US" w:eastAsia="en-US" w:bidi="ar-SA"/>
+              </w:rPr>
+            </w:pPr>
+            <w:r>
+              <w:rPr>
+                <w:kern w:val="0"/>
+                <w:sz w:val="18"/>
+                <w:szCs w:val="24"/>
+                <w:lang w:val="en-US" w:eastAsia="en-US" w:bidi="ar-SA"/>
+              </w:rPr>
+              <w:t>5</w:t>
+            </w:r>
+          </w:p>
+        </w:tc>
+        <w:tc>
+          <w:tcPr>
+            <w:tcW w:w="1838" w:type="dxa"/>
+            <w:tcBorders>
+              <w:top w:val="single" w:sz="4" w:space="0" w:color="D6DCEA"/>
+              <w:left w:val="single" w:sz="4" w:space="0" w:color="D6DCEA"/>
+              <w:bottom w:val="single" w:sz="4" w:space="0" w:color="D6DCEA"/>
+              <w:right w:val="single" w:sz="4" w:space="0" w:color="D6DCEA"/>
+            </w:tcBorders>
+          </w:tcPr>
+          <w:p>
+            <w:pPr>
+              <w:pStyle w:val="Compact"/>
+              <w:widowControl/>
+              <w:spacing w:before="36" w:after="40"/>
+              <w:jc w:val="left"/>
+              <w:rPr>
+                <w:kern w:val="0"/>
+                <w:szCs w:val="24"/>
+                <w:lang w:val="en-US" w:eastAsia="en-US" w:bidi="ar-SA"/>
+              </w:rPr>
+            </w:pPr>
+            <w:r>
+              <w:rPr>
+                <w:kern w:val="0"/>
+                <w:sz w:val="18"/>
+                <w:szCs w:val="24"/>
+                <w:lang w:val="en-US" w:eastAsia="en-US" w:bidi="ar-SA"/>
+              </w:rPr>
+              <w:t>Защита от подбора</w:t>
+            </w:r>
+          </w:p>
+        </w:tc>
+        <w:tc>
+          <w:tcPr>
+            <w:tcW w:w="5015" w:type="dxa"/>
+            <w:tcBorders>
+              <w:top w:val="single" w:sz="4" w:space="0" w:color="D6DCEA"/>
+              <w:left w:val="single" w:sz="4" w:space="0" w:color="D6DCEA"/>
+              <w:bottom w:val="single" w:sz="4" w:space="0" w:color="D6DCEA"/>
+              <w:right w:val="single" w:sz="4" w:space="0" w:color="D6DCEA"/>
+            </w:tcBorders>
+          </w:tcPr>
+          <w:p>
+            <w:pPr>
+              <w:pStyle w:val="Compact"/>
+              <w:widowControl/>
+              <w:spacing w:before="36" w:after="40"/>
+              <w:jc w:val="left"/>
+              <w:rPr>
+                <w:kern w:val="0"/>
+                <w:szCs w:val="24"/>
+                <w:lang w:val="en-US" w:eastAsia="en-US" w:bidi="ar-SA"/>
+              </w:rPr>
+            </w:pPr>
+            <w:r>
+              <w:rPr>
+                <w:kern w:val="0"/>
+                <w:sz w:val="18"/>
+                <w:szCs w:val="24"/>
+                <w:lang w:val="en-US" w:eastAsia="en-US" w:bidi="ar-SA"/>
+              </w:rPr>
+              <w:t>Лимит частоты (10 в минуту на адрес и логин, 60 на адрес) и временная блокировка учётной записи после серии неудачных попыток с уведомлением сотрудника</w:t>
+            </w:r>
+          </w:p>
+        </w:tc>
+        <w:tc>
+          <w:tcPr>
+            <w:tcW w:w="2173" w:type="dxa"/>
+            <w:tcBorders>
+              <w:top w:val="single" w:sz="4" w:space="0" w:color="D6DCEA"/>
+              <w:left w:val="single" w:sz="4" w:space="0" w:color="D6DCEA"/>
+              <w:bottom w:val="single" w:sz="4" w:space="0" w:color="D6DCEA"/>
+              <w:right w:val="single" w:sz="4" w:space="0" w:color="D6DCEA"/>
+            </w:tcBorders>
+          </w:tcPr>
+          <w:p>
+            <w:pPr>
+              <w:pStyle w:val="Compact"/>
+              <w:widowControl/>
+              <w:spacing w:before="36" w:after="40"/>
+              <w:jc w:val="left"/>
+              <w:rPr>
+                <w:kern w:val="0"/>
+                <w:szCs w:val="24"/>
+                <w:lang w:val="en-US" w:eastAsia="en-US" w:bidi="ar-SA"/>
+              </w:rPr>
+            </w:pPr>
+            <w:r>
+              <w:rPr>
+                <w:rStyle w:val="VerbatimChar"/>
+                <w:kern w:val="0"/>
+                <w:sz w:val="18"/>
+                <w:szCs w:val="24"/>
+                <w:lang w:val="en-US" w:eastAsia="en-US" w:bidi="ar-SA"/>
+              </w:rPr>
+              <w:t>auth.e2e</w:t>
+            </w:r>
+            <w:r>
+              <w:rPr>
+                <w:kern w:val="0"/>
+                <w:sz w:val="18"/>
+                <w:szCs w:val="24"/>
+                <w:lang w:val="en-US" w:eastAsia="en-US" w:bidi="ar-SA"/>
+              </w:rPr>
+              <w:t xml:space="preserve">, </w:t>
+            </w:r>
+            <w:r>
+              <w:rPr>
+                <w:rStyle w:val="VerbatimChar"/>
+                <w:kern w:val="0"/>
+                <w:sz w:val="18"/>
+                <w:szCs w:val="24"/>
+                <w:lang w:val="en-US" w:eastAsia="en-US" w:bidi="ar-SA"/>
+              </w:rPr>
+              <w:t>security.e2e</w:t>
+            </w:r>
+            <w:r>
+              <w:rPr>
+                <w:kern w:val="0"/>
+                <w:sz w:val="18"/>
+                <w:szCs w:val="24"/>
+                <w:lang w:val="en-US" w:eastAsia="en-US" w:bidi="ar-SA"/>
+              </w:rPr>
+              <w:t>, лимит на двух экземплярах</w:t>
+            </w:r>
+          </w:p>
+        </w:tc>
+      </w:tr>
+      <w:tr>
+        <w:trPr/>
+        <w:tc>
+          <w:tcPr>
+            <w:tcW w:w="333" w:type="dxa"/>
+            <w:tcBorders>
+              <w:top w:val="single" w:sz="4" w:space="0" w:color="D6DCEA"/>
+              <w:left w:val="single" w:sz="4" w:space="0" w:color="D6DCEA"/>
+              <w:bottom w:val="single" w:sz="4" w:space="0" w:color="D6DCEA"/>
+              <w:right w:val="single" w:sz="4" w:space="0" w:color="D6DCEA"/>
+            </w:tcBorders>
+          </w:tcPr>
+          <w:p>
+            <w:pPr>
+              <w:pStyle w:val="Compact"/>
+              <w:widowControl/>
+              <w:spacing w:before="36" w:after="40"/>
+              <w:jc w:val="left"/>
+              <w:rPr>
+                <w:kern w:val="0"/>
+                <w:szCs w:val="24"/>
+                <w:lang w:val="en-US" w:eastAsia="en-US" w:bidi="ar-SA"/>
+              </w:rPr>
+            </w:pPr>
+            <w:r>
+              <w:rPr>
+                <w:kern w:val="0"/>
+                <w:sz w:val="18"/>
+                <w:szCs w:val="24"/>
+                <w:lang w:val="en-US" w:eastAsia="en-US" w:bidi="ar-SA"/>
+              </w:rPr>
+              <w:t>6</w:t>
+            </w:r>
+          </w:p>
+        </w:tc>
+        <w:tc>
+          <w:tcPr>
+            <w:tcW w:w="1838" w:type="dxa"/>
+            <w:tcBorders>
+              <w:top w:val="single" w:sz="4" w:space="0" w:color="D6DCEA"/>
+              <w:left w:val="single" w:sz="4" w:space="0" w:color="D6DCEA"/>
+              <w:bottom w:val="single" w:sz="4" w:space="0" w:color="D6DCEA"/>
+              <w:right w:val="single" w:sz="4" w:space="0" w:color="D6DCEA"/>
+            </w:tcBorders>
+          </w:tcPr>
+          <w:p>
+            <w:pPr>
+              <w:pStyle w:val="Compact"/>
+              <w:widowControl/>
+              <w:spacing w:before="36" w:after="40"/>
+              <w:jc w:val="left"/>
+              <w:rPr>
+                <w:kern w:val="0"/>
+                <w:szCs w:val="24"/>
+                <w:lang w:val="en-US" w:eastAsia="en-US" w:bidi="ar-SA"/>
+              </w:rPr>
+            </w:pPr>
+            <w:r>
+              <w:rPr>
+                <w:kern w:val="0"/>
+                <w:sz w:val="18"/>
+                <w:szCs w:val="24"/>
+                <w:lang w:val="en-US" w:eastAsia="en-US" w:bidi="ar-SA"/>
+              </w:rPr>
+              <w:t>Управление сеансами</w:t>
+            </w:r>
+          </w:p>
+        </w:tc>
+        <w:tc>
+          <w:tcPr>
+            <w:tcW w:w="5015" w:type="dxa"/>
+            <w:tcBorders>
+              <w:top w:val="single" w:sz="4" w:space="0" w:color="D6DCEA"/>
+              <w:left w:val="single" w:sz="4" w:space="0" w:color="D6DCEA"/>
+              <w:bottom w:val="single" w:sz="4" w:space="0" w:color="D6DCEA"/>
+              <w:right w:val="single" w:sz="4" w:space="0" w:color="D6DCEA"/>
+            </w:tcBorders>
+          </w:tcPr>
+          <w:p>
+            <w:pPr>
+              <w:pStyle w:val="Compact"/>
+              <w:widowControl/>
+              <w:spacing w:before="36" w:after="40"/>
+              <w:jc w:val="left"/>
+              <w:rPr>
+                <w:kern w:val="0"/>
+                <w:szCs w:val="24"/>
+                <w:lang w:val="en-US" w:eastAsia="en-US" w:bidi="ar-SA"/>
+              </w:rPr>
+            </w:pPr>
+            <w:r>
+              <w:rPr>
+                <w:kern w:val="0"/>
+                <w:sz w:val="18"/>
+                <w:szCs w:val="24"/>
+                <w:lang w:val="en-US" w:eastAsia="en-US" w:bidi="ar-SA"/>
+              </w:rPr>
+              <w:t>Access 15 минут в памяти вкладки; refresh в httpOnly-cookie (SameSite=Strict, Secure); атомарная ротация и обнаружение повтора; список и завершение сеансов сотрудником и кадровой службой; смена пароля и увольнение отзывают все сеансы</w:t>
+            </w:r>
+          </w:p>
+        </w:tc>
+        <w:tc>
+          <w:tcPr>
+            <w:tcW w:w="2173" w:type="dxa"/>
+            <w:tcBorders>
+              <w:top w:val="single" w:sz="4" w:space="0" w:color="D6DCEA"/>
+              <w:left w:val="single" w:sz="4" w:space="0" w:color="D6DCEA"/>
+              <w:bottom w:val="single" w:sz="4" w:space="0" w:color="D6DCEA"/>
+              <w:right w:val="single" w:sz="4" w:space="0" w:color="D6DCEA"/>
+            </w:tcBorders>
+          </w:tcPr>
+          <w:p>
+            <w:pPr>
+              <w:pStyle w:val="Compact"/>
+              <w:widowControl/>
+              <w:spacing w:before="36" w:after="40"/>
+              <w:jc w:val="left"/>
+              <w:rPr>
+                <w:kern w:val="0"/>
+                <w:szCs w:val="24"/>
+                <w:lang w:val="en-US" w:eastAsia="en-US" w:bidi="ar-SA"/>
+              </w:rPr>
+            </w:pPr>
+            <w:r>
+              <w:rPr>
+                <w:rStyle w:val="VerbatimChar"/>
+                <w:kern w:val="0"/>
+                <w:sz w:val="18"/>
+                <w:szCs w:val="24"/>
+                <w:lang w:val="en-US" w:eastAsia="en-US" w:bidi="ar-SA"/>
+              </w:rPr>
+              <w:t>auth.e2e</w:t>
+            </w:r>
+            <w:r>
+              <w:rPr>
+                <w:kern w:val="0"/>
+                <w:sz w:val="18"/>
+                <w:szCs w:val="24"/>
+                <w:lang w:val="en-US" w:eastAsia="en-US" w:bidi="ar-SA"/>
+              </w:rPr>
+              <w:t xml:space="preserve">, </w:t>
+            </w:r>
+            <w:r>
+              <w:rPr>
+                <w:rStyle w:val="VerbatimChar"/>
+                <w:kern w:val="0"/>
+                <w:sz w:val="18"/>
+                <w:szCs w:val="24"/>
+                <w:lang w:val="en-US" w:eastAsia="en-US" w:bidi="ar-SA"/>
+              </w:rPr>
+              <w:t>security.e2e</w:t>
+            </w:r>
+            <w:r>
+              <w:rPr>
+                <w:kern w:val="0"/>
+                <w:sz w:val="18"/>
+                <w:szCs w:val="24"/>
+                <w:lang w:val="en-US" w:eastAsia="en-US" w:bidi="ar-SA"/>
+              </w:rPr>
+              <w:t>, e2e «сброс пароля»</w:t>
+            </w:r>
+          </w:p>
+        </w:tc>
+      </w:tr>
+      <w:tr>
+        <w:trPr/>
+        <w:tc>
+          <w:tcPr>
+            <w:tcW w:w="333" w:type="dxa"/>
+            <w:tcBorders>
+              <w:top w:val="single" w:sz="4" w:space="0" w:color="D6DCEA"/>
+              <w:left w:val="single" w:sz="4" w:space="0" w:color="D6DCEA"/>
+              <w:bottom w:val="single" w:sz="4" w:space="0" w:color="D6DCEA"/>
+              <w:right w:val="single" w:sz="4" w:space="0" w:color="D6DCEA"/>
+            </w:tcBorders>
+          </w:tcPr>
+          <w:p>
+            <w:pPr>
+              <w:pStyle w:val="Compact"/>
+              <w:widowControl/>
+              <w:spacing w:before="36" w:after="40"/>
+              <w:jc w:val="left"/>
+              <w:rPr>
+                <w:kern w:val="0"/>
+                <w:szCs w:val="24"/>
+                <w:lang w:val="en-US" w:eastAsia="en-US" w:bidi="ar-SA"/>
+              </w:rPr>
+            </w:pPr>
+            <w:r>
+              <w:rPr>
+                <w:kern w:val="0"/>
+                <w:sz w:val="18"/>
+                <w:szCs w:val="24"/>
+                <w:lang w:val="en-US" w:eastAsia="en-US" w:bidi="ar-SA"/>
+              </w:rPr>
+              <w:t>7</w:t>
+            </w:r>
+          </w:p>
+        </w:tc>
+        <w:tc>
+          <w:tcPr>
+            <w:tcW w:w="1838" w:type="dxa"/>
+            <w:tcBorders>
+              <w:top w:val="single" w:sz="4" w:space="0" w:color="D6DCEA"/>
+              <w:left w:val="single" w:sz="4" w:space="0" w:color="D6DCEA"/>
+              <w:bottom w:val="single" w:sz="4" w:space="0" w:color="D6DCEA"/>
+              <w:right w:val="single" w:sz="4" w:space="0" w:color="D6DCEA"/>
+            </w:tcBorders>
+          </w:tcPr>
+          <w:p>
+            <w:pPr>
+              <w:pStyle w:val="Compact"/>
+              <w:widowControl/>
+              <w:spacing w:before="36" w:after="40"/>
+              <w:jc w:val="left"/>
+              <w:rPr>
+                <w:kern w:val="0"/>
+                <w:szCs w:val="24"/>
+                <w:lang w:val="en-US" w:eastAsia="en-US" w:bidi="ar-SA"/>
+              </w:rPr>
+            </w:pPr>
+            <w:r>
+              <w:rPr>
+                <w:kern w:val="0"/>
+                <w:sz w:val="18"/>
+                <w:szCs w:val="24"/>
+                <w:lang w:val="en-US" w:eastAsia="en-US" w:bidi="ar-SA"/>
+              </w:rPr>
+              <w:t>Разграничение доступа</w:t>
+            </w:r>
+          </w:p>
+        </w:tc>
+        <w:tc>
+          <w:tcPr>
+            <w:tcW w:w="5015" w:type="dxa"/>
+            <w:tcBorders>
+              <w:top w:val="single" w:sz="4" w:space="0" w:color="D6DCEA"/>
+              <w:left w:val="single" w:sz="4" w:space="0" w:color="D6DCEA"/>
+              <w:bottom w:val="single" w:sz="4" w:space="0" w:color="D6DCEA"/>
+              <w:right w:val="single" w:sz="4" w:space="0" w:color="D6DCEA"/>
+            </w:tcBorders>
+          </w:tcPr>
+          <w:p>
+            <w:pPr>
+              <w:pStyle w:val="Compact"/>
+              <w:widowControl/>
+              <w:spacing w:before="36" w:after="40"/>
+              <w:jc w:val="left"/>
+              <w:rPr>
+                <w:kern w:val="0"/>
+                <w:szCs w:val="24"/>
+                <w:lang w:val="en-US" w:eastAsia="en-US" w:bidi="ar-SA"/>
+              </w:rPr>
+            </w:pPr>
+            <w:r>
+              <w:rPr>
+                <w:kern w:val="0"/>
+                <w:sz w:val="18"/>
+                <w:szCs w:val="24"/>
+                <w:lang w:val="en-US" w:eastAsia="en-US" w:bidi="ar-SA"/>
+              </w:rPr>
+              <w:t>Роли и права объектов проверяются на сервере в каждом запросе, служебные права читаются из БД; заместитель и эскалация — по тем же правилам, что очередь согласования</w:t>
+            </w:r>
+          </w:p>
+        </w:tc>
+        <w:tc>
+          <w:tcPr>
+            <w:tcW w:w="2173" w:type="dxa"/>
+            <w:tcBorders>
+              <w:top w:val="single" w:sz="4" w:space="0" w:color="D6DCEA"/>
+              <w:left w:val="single" w:sz="4" w:space="0" w:color="D6DCEA"/>
+              <w:bottom w:val="single" w:sz="4" w:space="0" w:color="D6DCEA"/>
+              <w:right w:val="single" w:sz="4" w:space="0" w:color="D6DCEA"/>
+            </w:tcBorders>
+          </w:tcPr>
+          <w:p>
+            <w:pPr>
+              <w:pStyle w:val="Compact"/>
+              <w:widowControl/>
+              <w:spacing w:before="36" w:after="40"/>
+              <w:jc w:val="left"/>
+              <w:rPr>
+                <w:kern w:val="0"/>
+                <w:szCs w:val="24"/>
+                <w:lang w:val="en-US" w:eastAsia="en-US" w:bidi="ar-SA"/>
+              </w:rPr>
+            </w:pPr>
+            <w:r>
+              <w:rPr>
+                <w:rStyle w:val="VerbatimChar"/>
+                <w:kern w:val="0"/>
+                <w:sz w:val="18"/>
+                <w:szCs w:val="24"/>
+                <w:lang w:val="en-US" w:eastAsia="en-US" w:bidi="ar-SA"/>
+              </w:rPr>
+              <w:t>staff.e2e</w:t>
+            </w:r>
+            <w:r>
+              <w:rPr>
+                <w:kern w:val="0"/>
+                <w:sz w:val="18"/>
+                <w:szCs w:val="24"/>
+                <w:lang w:val="en-US" w:eastAsia="en-US" w:bidi="ar-SA"/>
+              </w:rPr>
+              <w:t xml:space="preserve">, </w:t>
+            </w:r>
+            <w:r>
+              <w:rPr>
+                <w:rStyle w:val="VerbatimChar"/>
+                <w:kern w:val="0"/>
+                <w:sz w:val="18"/>
+                <w:szCs w:val="24"/>
+                <w:lang w:val="en-US" w:eastAsia="en-US" w:bidi="ar-SA"/>
+              </w:rPr>
+              <w:t>requests.e2e</w:t>
+            </w:r>
+            <w:r>
+              <w:rPr>
+                <w:kern w:val="0"/>
+                <w:sz w:val="18"/>
+                <w:szCs w:val="24"/>
+                <w:lang w:val="en-US" w:eastAsia="en-US" w:bidi="ar-SA"/>
+              </w:rPr>
+              <w:t xml:space="preserve">, </w:t>
+            </w:r>
+            <w:r>
+              <w:rPr>
+                <w:rStyle w:val="VerbatimChar"/>
+                <w:kern w:val="0"/>
+                <w:sz w:val="18"/>
+                <w:szCs w:val="24"/>
+                <w:lang w:val="en-US" w:eastAsia="en-US" w:bidi="ar-SA"/>
+              </w:rPr>
+              <w:t>delegation.e2e</w:t>
+            </w:r>
+          </w:p>
+        </w:tc>
+      </w:tr>
+      <w:tr>
+        <w:trPr/>
+        <w:tc>
+          <w:tcPr>
+            <w:tcW w:w="333" w:type="dxa"/>
+            <w:tcBorders>
+              <w:top w:val="single" w:sz="4" w:space="0" w:color="D6DCEA"/>
+              <w:left w:val="single" w:sz="4" w:space="0" w:color="D6DCEA"/>
+              <w:bottom w:val="single" w:sz="4" w:space="0" w:color="D6DCEA"/>
+              <w:right w:val="single" w:sz="4" w:space="0" w:color="D6DCEA"/>
+            </w:tcBorders>
+          </w:tcPr>
+          <w:p>
+            <w:pPr>
+              <w:pStyle w:val="Compact"/>
+              <w:widowControl/>
+              <w:spacing w:before="36" w:after="40"/>
+              <w:jc w:val="left"/>
+              <w:rPr>
+                <w:kern w:val="0"/>
+                <w:szCs w:val="24"/>
+                <w:lang w:val="en-US" w:eastAsia="en-US" w:bidi="ar-SA"/>
+              </w:rPr>
+            </w:pPr>
+            <w:r>
+              <w:rPr>
+                <w:kern w:val="0"/>
+                <w:sz w:val="18"/>
+                <w:szCs w:val="24"/>
+                <w:lang w:val="en-US" w:eastAsia="en-US" w:bidi="ar-SA"/>
+              </w:rPr>
+              <w:t>8</w:t>
+            </w:r>
+          </w:p>
+        </w:tc>
+        <w:tc>
+          <w:tcPr>
+            <w:tcW w:w="1838" w:type="dxa"/>
+            <w:tcBorders>
+              <w:top w:val="single" w:sz="4" w:space="0" w:color="D6DCEA"/>
+              <w:left w:val="single" w:sz="4" w:space="0" w:color="D6DCEA"/>
+              <w:bottom w:val="single" w:sz="4" w:space="0" w:color="D6DCEA"/>
+              <w:right w:val="single" w:sz="4" w:space="0" w:color="D6DCEA"/>
+            </w:tcBorders>
+          </w:tcPr>
+          <w:p>
+            <w:pPr>
+              <w:pStyle w:val="Compact"/>
+              <w:widowControl/>
+              <w:spacing w:before="36" w:after="40"/>
+              <w:jc w:val="left"/>
+              <w:rPr>
+                <w:kern w:val="0"/>
+                <w:szCs w:val="24"/>
+                <w:lang w:val="en-US" w:eastAsia="en-US" w:bidi="ar-SA"/>
+              </w:rPr>
+            </w:pPr>
+            <w:r>
+              <w:rPr>
+                <w:kern w:val="0"/>
+                <w:sz w:val="18"/>
+                <w:szCs w:val="24"/>
+                <w:lang w:val="en-US" w:eastAsia="en-US" w:bidi="ar-SA"/>
+              </w:rPr>
+              <w:t>Регистрация событий</w:t>
+            </w:r>
+          </w:p>
+        </w:tc>
+        <w:tc>
+          <w:tcPr>
+            <w:tcW w:w="5015" w:type="dxa"/>
+            <w:tcBorders>
+              <w:top w:val="single" w:sz="4" w:space="0" w:color="D6DCEA"/>
+              <w:left w:val="single" w:sz="4" w:space="0" w:color="D6DCEA"/>
+              <w:bottom w:val="single" w:sz="4" w:space="0" w:color="D6DCEA"/>
+              <w:right w:val="single" w:sz="4" w:space="0" w:color="D6DCEA"/>
+            </w:tcBorders>
+          </w:tcPr>
+          <w:p>
+            <w:pPr>
+              <w:pStyle w:val="Compact"/>
+              <w:widowControl/>
+              <w:spacing w:before="36" w:after="40"/>
+              <w:jc w:val="left"/>
+              <w:rPr>
+                <w:kern w:val="0"/>
+                <w:szCs w:val="24"/>
+                <w:lang w:val="en-US" w:eastAsia="en-US" w:bidi="ar-SA"/>
+              </w:rPr>
+            </w:pPr>
+            <w:r>
+              <w:rPr>
+                <w:kern w:val="0"/>
+                <w:sz w:val="18"/>
+                <w:szCs w:val="24"/>
+                <w:lang w:val="en-US" w:eastAsia="en-US" w:bidi="ar-SA"/>
+              </w:rPr>
+              <w:t>Журнал входов с адресом и браузером, срок хранения; журнал изменений в транзакции изменения, только дополняется; выгрузки отчётов — в журнале изменений</w:t>
+            </w:r>
+          </w:p>
+        </w:tc>
+        <w:tc>
+          <w:tcPr>
+            <w:tcW w:w="2173" w:type="dxa"/>
+            <w:tcBorders>
+              <w:top w:val="single" w:sz="4" w:space="0" w:color="D6DCEA"/>
+              <w:left w:val="single" w:sz="4" w:space="0" w:color="D6DCEA"/>
+              <w:bottom w:val="single" w:sz="4" w:space="0" w:color="D6DCEA"/>
+              <w:right w:val="single" w:sz="4" w:space="0" w:color="D6DCEA"/>
+            </w:tcBorders>
+          </w:tcPr>
+          <w:p>
+            <w:pPr>
+              <w:pStyle w:val="Compact"/>
+              <w:widowControl/>
+              <w:spacing w:before="36" w:after="40"/>
+              <w:jc w:val="left"/>
+              <w:rPr>
+                <w:kern w:val="0"/>
+                <w:szCs w:val="24"/>
+                <w:lang w:val="en-US" w:eastAsia="en-US" w:bidi="ar-SA"/>
+              </w:rPr>
+            </w:pPr>
+            <w:r>
+              <w:rPr>
+                <w:rStyle w:val="VerbatimChar"/>
+                <w:kern w:val="0"/>
+                <w:sz w:val="18"/>
+                <w:szCs w:val="24"/>
+                <w:lang w:val="en-US" w:eastAsia="en-US" w:bidi="ar-SA"/>
+              </w:rPr>
+              <w:t>security.e2e</w:t>
+            </w:r>
+            <w:r>
+              <w:rPr>
+                <w:kern w:val="0"/>
+                <w:sz w:val="18"/>
+                <w:szCs w:val="24"/>
+                <w:lang w:val="en-US" w:eastAsia="en-US" w:bidi="ar-SA"/>
+              </w:rPr>
+              <w:t xml:space="preserve">, </w:t>
+            </w:r>
+            <w:r>
+              <w:rPr>
+                <w:rStyle w:val="VerbatimChar"/>
+                <w:kern w:val="0"/>
+                <w:sz w:val="18"/>
+                <w:szCs w:val="24"/>
+                <w:lang w:val="en-US" w:eastAsia="en-US" w:bidi="ar-SA"/>
+              </w:rPr>
+              <w:t>audit-fixes.e2e</w:t>
+            </w:r>
+          </w:p>
+        </w:tc>
+      </w:tr>
+      <w:tr>
+        <w:trPr/>
+        <w:tc>
+          <w:tcPr>
+            <w:tcW w:w="333" w:type="dxa"/>
+            <w:tcBorders>
+              <w:top w:val="single" w:sz="4" w:space="0" w:color="D6DCEA"/>
+              <w:left w:val="single" w:sz="4" w:space="0" w:color="D6DCEA"/>
+              <w:bottom w:val="single" w:sz="4" w:space="0" w:color="D6DCEA"/>
+              <w:right w:val="single" w:sz="4" w:space="0" w:color="D6DCEA"/>
+            </w:tcBorders>
+          </w:tcPr>
+          <w:p>
+            <w:pPr>
+              <w:pStyle w:val="Compact"/>
+              <w:widowControl/>
+              <w:spacing w:before="36" w:after="40"/>
+              <w:jc w:val="left"/>
+              <w:rPr>
+                <w:kern w:val="0"/>
+                <w:szCs w:val="24"/>
+                <w:lang w:val="en-US" w:eastAsia="en-US" w:bidi="ar-SA"/>
+              </w:rPr>
+            </w:pPr>
+            <w:r>
+              <w:rPr>
+                <w:kern w:val="0"/>
+                <w:sz w:val="18"/>
+                <w:szCs w:val="24"/>
+                <w:lang w:val="en-US" w:eastAsia="en-US" w:bidi="ar-SA"/>
+              </w:rPr>
+              <w:t>9</w:t>
+            </w:r>
+          </w:p>
+        </w:tc>
+        <w:tc>
+          <w:tcPr>
+            <w:tcW w:w="1838" w:type="dxa"/>
+            <w:tcBorders>
+              <w:top w:val="single" w:sz="4" w:space="0" w:color="D6DCEA"/>
+              <w:left w:val="single" w:sz="4" w:space="0" w:color="D6DCEA"/>
+              <w:bottom w:val="single" w:sz="4" w:space="0" w:color="D6DCEA"/>
+              <w:right w:val="single" w:sz="4" w:space="0" w:color="D6DCEA"/>
+            </w:tcBorders>
+          </w:tcPr>
+          <w:p>
+            <w:pPr>
+              <w:pStyle w:val="Compact"/>
+              <w:widowControl/>
+              <w:spacing w:before="36" w:after="40"/>
+              <w:jc w:val="left"/>
+              <w:rPr>
+                <w:kern w:val="0"/>
+                <w:szCs w:val="24"/>
+                <w:lang w:val="en-US" w:eastAsia="en-US" w:bidi="ar-SA"/>
+              </w:rPr>
+            </w:pPr>
+            <w:r>
+              <w:rPr>
+                <w:kern w:val="0"/>
+                <w:sz w:val="18"/>
+                <w:szCs w:val="24"/>
+                <w:lang w:val="en-US" w:eastAsia="en-US" w:bidi="ar-SA"/>
+              </w:rPr>
+              <w:t>Защита от веб-атак</w:t>
+            </w:r>
+          </w:p>
+        </w:tc>
+        <w:tc>
+          <w:tcPr>
+            <w:tcW w:w="5015" w:type="dxa"/>
+            <w:tcBorders>
+              <w:top w:val="single" w:sz="4" w:space="0" w:color="D6DCEA"/>
+              <w:left w:val="single" w:sz="4" w:space="0" w:color="D6DCEA"/>
+              <w:bottom w:val="single" w:sz="4" w:space="0" w:color="D6DCEA"/>
+              <w:right w:val="single" w:sz="4" w:space="0" w:color="D6DCEA"/>
+            </w:tcBorders>
+          </w:tcPr>
+          <w:p>
+            <w:pPr>
+              <w:pStyle w:val="Compact"/>
+              <w:widowControl/>
+              <w:spacing w:before="36" w:after="40"/>
+              <w:jc w:val="left"/>
+              <w:rPr>
+                <w:kern w:val="0"/>
+                <w:szCs w:val="24"/>
+                <w:lang w:val="en-US" w:eastAsia="en-US" w:bidi="ar-SA"/>
+              </w:rPr>
+            </w:pPr>
+            <w:r>
+              <w:rPr>
+                <w:kern w:val="0"/>
+                <w:sz w:val="18"/>
+                <w:szCs w:val="24"/>
+                <w:lang w:val="en-US" w:eastAsia="en-US" w:bidi="ar-SA"/>
+              </w:rPr>
+              <w:t xml:space="preserve">Параметризованный SQL (Prisma, </w:t>
+            </w:r>
+            <w:r>
+              <w:rPr>
+                <w:rStyle w:val="VerbatimChar"/>
+                <w:kern w:val="0"/>
+                <w:sz w:val="18"/>
+                <w:szCs w:val="24"/>
+                <w:lang w:val="en-US" w:eastAsia="en-US" w:bidi="ar-SA"/>
+              </w:rPr>
+              <w:t>$queryRaw</w:t>
+            </w:r>
+            <w:r>
+              <w:rPr>
+                <w:kern w:val="0"/>
+                <w:sz w:val="18"/>
+                <w:szCs w:val="24"/>
+                <w:lang w:val="en-US" w:eastAsia="en-US" w:bidi="ar-SA"/>
+              </w:rPr>
+              <w:t xml:space="preserve"> с параметрами); DTO-валидация с отбрасыванием неизвестных полей; CSP без inline-скриптов, </w:t>
+            </w:r>
+            <w:r>
+              <w:rPr>
+                <w:rStyle w:val="VerbatimChar"/>
+                <w:kern w:val="0"/>
+                <w:sz w:val="18"/>
+                <w:szCs w:val="24"/>
+                <w:lang w:val="en-US" w:eastAsia="en-US" w:bidi="ar-SA"/>
+              </w:rPr>
+              <w:t>X-Frame-Options</w:t>
+            </w:r>
+            <w:r>
+              <w:rPr>
+                <w:kern w:val="0"/>
+                <w:sz w:val="18"/>
+                <w:szCs w:val="24"/>
+                <w:lang w:val="en-US" w:eastAsia="en-US" w:bidi="ar-SA"/>
+              </w:rPr>
+              <w:t xml:space="preserve">, </w:t>
+            </w:r>
+            <w:r>
+              <w:rPr>
+                <w:rStyle w:val="VerbatimChar"/>
+                <w:kern w:val="0"/>
+                <w:sz w:val="18"/>
+                <w:szCs w:val="24"/>
+                <w:lang w:val="en-US" w:eastAsia="en-US" w:bidi="ar-SA"/>
+              </w:rPr>
+              <w:t>nosniff</w:t>
+            </w:r>
+            <w:r>
+              <w:rPr>
+                <w:kern w:val="0"/>
+                <w:sz w:val="18"/>
+                <w:szCs w:val="24"/>
+                <w:lang w:val="en-US" w:eastAsia="en-US" w:bidi="ar-SA"/>
+              </w:rPr>
+              <w:t xml:space="preserve">; </w:t>
+            </w:r>
+            <w:r>
+              <w:rPr>
+                <w:rStyle w:val="VerbatimChar"/>
+                <w:kern w:val="0"/>
+                <w:sz w:val="18"/>
+                <w:szCs w:val="24"/>
+                <w:lang w:val="en-US" w:eastAsia="en-US" w:bidi="ar-SA"/>
+              </w:rPr>
+              <w:t>v-html</w:t>
+            </w:r>
+            <w:r>
+              <w:rPr>
+                <w:kern w:val="0"/>
+                <w:sz w:val="18"/>
+                <w:szCs w:val="24"/>
+                <w:lang w:val="en-US" w:eastAsia="en-US" w:bidi="ar-SA"/>
+              </w:rPr>
+              <w:t xml:space="preserve"> запрещён; refresh-cookie SameSite=Strict и Bearer-токен против CSRF</w:t>
+            </w:r>
+          </w:p>
+        </w:tc>
+        <w:tc>
+          <w:tcPr>
+            <w:tcW w:w="2173" w:type="dxa"/>
+            <w:tcBorders>
+              <w:top w:val="single" w:sz="4" w:space="0" w:color="D6DCEA"/>
+              <w:left w:val="single" w:sz="4" w:space="0" w:color="D6DCEA"/>
+              <w:bottom w:val="single" w:sz="4" w:space="0" w:color="D6DCEA"/>
+              <w:right w:val="single" w:sz="4" w:space="0" w:color="D6DCEA"/>
+            </w:tcBorders>
+          </w:tcPr>
+          <w:p>
+            <w:pPr>
+              <w:pStyle w:val="Compact"/>
+              <w:widowControl/>
+              <w:spacing w:before="36" w:after="40"/>
+              <w:jc w:val="left"/>
+              <w:rPr>
+                <w:kern w:val="0"/>
+                <w:szCs w:val="24"/>
+                <w:lang w:val="en-US" w:eastAsia="en-US" w:bidi="ar-SA"/>
+              </w:rPr>
+            </w:pPr>
+            <w:r>
+              <w:rPr>
+                <w:kern w:val="0"/>
+                <w:sz w:val="18"/>
+                <w:szCs w:val="24"/>
+                <w:lang w:val="en-US" w:eastAsia="en-US" w:bidi="ar-SA"/>
+              </w:rPr>
+              <w:t xml:space="preserve">e2e «CSP стенда не нарушается», </w:t>
+            </w:r>
+            <w:r>
+              <w:rPr>
+                <w:rStyle w:val="VerbatimChar"/>
+                <w:kern w:val="0"/>
+                <w:sz w:val="18"/>
+                <w:szCs w:val="24"/>
+                <w:lang w:val="en-US" w:eastAsia="en-US" w:bidi="ar-SA"/>
+              </w:rPr>
+              <w:t>contract.e2e</w:t>
+            </w:r>
+          </w:p>
+        </w:tc>
+      </w:tr>
+      <w:tr>
+        <w:trPr/>
+        <w:tc>
+          <w:tcPr>
+            <w:tcW w:w="333" w:type="dxa"/>
+            <w:tcBorders>
+              <w:top w:val="single" w:sz="4" w:space="0" w:color="D6DCEA"/>
+              <w:left w:val="single" w:sz="4" w:space="0" w:color="D6DCEA"/>
+              <w:bottom w:val="single" w:sz="4" w:space="0" w:color="D6DCEA"/>
+              <w:right w:val="single" w:sz="4" w:space="0" w:color="D6DCEA"/>
+            </w:tcBorders>
+          </w:tcPr>
+          <w:p>
+            <w:pPr>
+              <w:pStyle w:val="Compact"/>
+              <w:widowControl/>
+              <w:spacing w:before="36" w:after="40"/>
+              <w:jc w:val="left"/>
+              <w:rPr>
+                <w:kern w:val="0"/>
+                <w:szCs w:val="24"/>
+                <w:lang w:val="en-US" w:eastAsia="en-US" w:bidi="ar-SA"/>
+              </w:rPr>
+            </w:pPr>
+            <w:r>
+              <w:rPr>
+                <w:kern w:val="0"/>
+                <w:sz w:val="18"/>
+                <w:szCs w:val="24"/>
+                <w:lang w:val="en-US" w:eastAsia="en-US" w:bidi="ar-SA"/>
+              </w:rPr>
+              <w:t>10</w:t>
+            </w:r>
+          </w:p>
+        </w:tc>
+        <w:tc>
+          <w:tcPr>
+            <w:tcW w:w="1838" w:type="dxa"/>
+            <w:tcBorders>
+              <w:top w:val="single" w:sz="4" w:space="0" w:color="D6DCEA"/>
+              <w:left w:val="single" w:sz="4" w:space="0" w:color="D6DCEA"/>
+              <w:bottom w:val="single" w:sz="4" w:space="0" w:color="D6DCEA"/>
+              <w:right w:val="single" w:sz="4" w:space="0" w:color="D6DCEA"/>
+            </w:tcBorders>
+          </w:tcPr>
+          <w:p>
+            <w:pPr>
+              <w:pStyle w:val="Compact"/>
+              <w:widowControl/>
+              <w:spacing w:before="36" w:after="40"/>
+              <w:jc w:val="left"/>
+              <w:rPr>
+                <w:kern w:val="0"/>
+                <w:szCs w:val="24"/>
+                <w:lang w:val="en-US" w:eastAsia="en-US" w:bidi="ar-SA"/>
+              </w:rPr>
+            </w:pPr>
+            <w:r>
+              <w:rPr>
+                <w:kern w:val="0"/>
+                <w:sz w:val="18"/>
+                <w:szCs w:val="24"/>
+                <w:lang w:val="en-US" w:eastAsia="en-US" w:bidi="ar-SA"/>
+              </w:rPr>
+              <w:t>Обработка ошибок</w:t>
+            </w:r>
+          </w:p>
+        </w:tc>
+        <w:tc>
+          <w:tcPr>
+            <w:tcW w:w="5015" w:type="dxa"/>
+            <w:tcBorders>
+              <w:top w:val="single" w:sz="4" w:space="0" w:color="D6DCEA"/>
+              <w:left w:val="single" w:sz="4" w:space="0" w:color="D6DCEA"/>
+              <w:bottom w:val="single" w:sz="4" w:space="0" w:color="D6DCEA"/>
+              <w:right w:val="single" w:sz="4" w:space="0" w:color="D6DCEA"/>
+            </w:tcBorders>
+          </w:tcPr>
+          <w:p>
+            <w:pPr>
+              <w:pStyle w:val="Compact"/>
+              <w:widowControl/>
+              <w:spacing w:before="36" w:after="40"/>
+              <w:jc w:val="left"/>
+              <w:rPr>
+                <w:kern w:val="0"/>
+                <w:szCs w:val="24"/>
+                <w:lang w:val="en-US" w:eastAsia="en-US" w:bidi="ar-SA"/>
+              </w:rPr>
+            </w:pPr>
+            <w:r>
+              <w:rPr>
+                <w:kern w:val="0"/>
+                <w:sz w:val="18"/>
+                <w:szCs w:val="24"/>
+                <w:lang w:val="en-US" w:eastAsia="en-US" w:bidi="ar-SA"/>
+              </w:rPr>
+              <w:t xml:space="preserve">Только problem+json с кодом из каталога; внутренние ошибки — </w:t>
+            </w:r>
+            <w:r>
+              <w:rPr>
+                <w:rStyle w:val="VerbatimChar"/>
+                <w:kern w:val="0"/>
+                <w:sz w:val="18"/>
+                <w:szCs w:val="24"/>
+                <w:lang w:val="en-US" w:eastAsia="en-US" w:bidi="ar-SA"/>
+              </w:rPr>
+              <w:t>500</w:t>
+            </w:r>
+            <w:r>
+              <w:rPr>
+                <w:kern w:val="0"/>
+                <w:sz w:val="18"/>
+                <w:szCs w:val="24"/>
+                <w:lang w:val="en-US" w:eastAsia="en-US" w:bidi="ar-SA"/>
+              </w:rPr>
+              <w:t xml:space="preserve"> без деталей, детали — в журнале сервера</w:t>
+            </w:r>
+          </w:p>
+        </w:tc>
+        <w:tc>
+          <w:tcPr>
+            <w:tcW w:w="2173" w:type="dxa"/>
+            <w:tcBorders>
+              <w:top w:val="single" w:sz="4" w:space="0" w:color="D6DCEA"/>
+              <w:left w:val="single" w:sz="4" w:space="0" w:color="D6DCEA"/>
+              <w:bottom w:val="single" w:sz="4" w:space="0" w:color="D6DCEA"/>
+              <w:right w:val="single" w:sz="4" w:space="0" w:color="D6DCEA"/>
+            </w:tcBorders>
+          </w:tcPr>
+          <w:p>
+            <w:pPr>
+              <w:pStyle w:val="Compact"/>
+              <w:widowControl/>
+              <w:spacing w:before="36" w:after="40"/>
+              <w:jc w:val="left"/>
+              <w:rPr>
+                <w:kern w:val="0"/>
+                <w:szCs w:val="24"/>
+                <w:lang w:val="en-US" w:eastAsia="en-US" w:bidi="ar-SA"/>
+              </w:rPr>
+            </w:pPr>
+            <w:r>
+              <w:rPr>
+                <w:rStyle w:val="VerbatimChar"/>
+                <w:kern w:val="0"/>
+                <w:sz w:val="18"/>
+                <w:szCs w:val="24"/>
+                <w:lang w:val="en-US" w:eastAsia="en-US" w:bidi="ar-SA"/>
+              </w:rPr>
+              <w:t>contract.e2e</w:t>
+            </w:r>
+            <w:r>
+              <w:rPr>
+                <w:kern w:val="0"/>
+                <w:sz w:val="18"/>
+                <w:szCs w:val="24"/>
+                <w:lang w:val="en-US" w:eastAsia="en-US" w:bidi="ar-SA"/>
+              </w:rPr>
+              <w:t>, каталог ошибок (документ 2)</w:t>
+            </w:r>
+          </w:p>
+        </w:tc>
+      </w:tr>
+      <w:tr>
+        <w:trPr/>
+        <w:tc>
+          <w:tcPr>
+            <w:tcW w:w="333" w:type="dxa"/>
+            <w:tcBorders>
+              <w:top w:val="single" w:sz="4" w:space="0" w:color="D6DCEA"/>
+              <w:left w:val="single" w:sz="4" w:space="0" w:color="D6DCEA"/>
+              <w:bottom w:val="single" w:sz="4" w:space="0" w:color="D6DCEA"/>
+              <w:right w:val="single" w:sz="4" w:space="0" w:color="D6DCEA"/>
+            </w:tcBorders>
+          </w:tcPr>
+          <w:p>
+            <w:pPr>
+              <w:pStyle w:val="Compact"/>
+              <w:widowControl/>
+              <w:spacing w:before="36" w:after="40"/>
+              <w:jc w:val="left"/>
+              <w:rPr>
+                <w:kern w:val="0"/>
+                <w:szCs w:val="24"/>
+                <w:lang w:val="en-US" w:eastAsia="en-US" w:bidi="ar-SA"/>
+              </w:rPr>
+            </w:pPr>
+            <w:r>
+              <w:rPr>
+                <w:kern w:val="0"/>
+                <w:sz w:val="18"/>
+                <w:szCs w:val="24"/>
+                <w:lang w:val="en-US" w:eastAsia="en-US" w:bidi="ar-SA"/>
+              </w:rPr>
+              <w:t>11</w:t>
+            </w:r>
+          </w:p>
+        </w:tc>
+        <w:tc>
+          <w:tcPr>
+            <w:tcW w:w="1838" w:type="dxa"/>
+            <w:tcBorders>
+              <w:top w:val="single" w:sz="4" w:space="0" w:color="D6DCEA"/>
+              <w:left w:val="single" w:sz="4" w:space="0" w:color="D6DCEA"/>
+              <w:bottom w:val="single" w:sz="4" w:space="0" w:color="D6DCEA"/>
+              <w:right w:val="single" w:sz="4" w:space="0" w:color="D6DCEA"/>
+            </w:tcBorders>
+          </w:tcPr>
+          <w:p>
+            <w:pPr>
+              <w:pStyle w:val="Compact"/>
+              <w:widowControl/>
+              <w:spacing w:before="36" w:after="40"/>
+              <w:jc w:val="left"/>
+              <w:rPr>
+                <w:kern w:val="0"/>
+                <w:szCs w:val="24"/>
+                <w:lang w:val="en-US" w:eastAsia="en-US" w:bidi="ar-SA"/>
+              </w:rPr>
+            </w:pPr>
+            <w:r>
+              <w:rPr>
+                <w:kern w:val="0"/>
+                <w:sz w:val="18"/>
+                <w:szCs w:val="24"/>
+                <w:lang w:val="en-US" w:eastAsia="en-US" w:bidi="ar-SA"/>
+              </w:rPr>
+              <w:t>Конфиденциальность</w:t>
+            </w:r>
+          </w:p>
+        </w:tc>
+        <w:tc>
+          <w:tcPr>
+            <w:tcW w:w="5015" w:type="dxa"/>
+            <w:tcBorders>
+              <w:top w:val="single" w:sz="4" w:space="0" w:color="D6DCEA"/>
+              <w:left w:val="single" w:sz="4" w:space="0" w:color="D6DCEA"/>
+              <w:bottom w:val="single" w:sz="4" w:space="0" w:color="D6DCEA"/>
+              <w:right w:val="single" w:sz="4" w:space="0" w:color="D6DCEA"/>
+            </w:tcBorders>
+          </w:tcPr>
+          <w:p>
+            <w:pPr>
+              <w:pStyle w:val="Compact"/>
+              <w:widowControl/>
+              <w:spacing w:before="36" w:after="40"/>
+              <w:jc w:val="left"/>
+              <w:rPr>
+                <w:kern w:val="0"/>
+                <w:szCs w:val="24"/>
+                <w:lang w:val="en-US" w:eastAsia="en-US" w:bidi="ar-SA"/>
+              </w:rPr>
+            </w:pPr>
+            <w:r>
+              <w:rPr>
+                <w:kern w:val="0"/>
+                <w:sz w:val="18"/>
+                <w:szCs w:val="24"/>
+                <w:lang w:val="en-US" w:eastAsia="en-US" w:bidi="ar-SA"/>
+              </w:rPr>
+              <w:t>Токен потока событий — одноразовый билет вне адреса; адреса и браузеры — только в журнале входов, доступ — кадровой службе; выгрузки без логинов и паролей</w:t>
+            </w:r>
+          </w:p>
+        </w:tc>
+        <w:tc>
+          <w:tcPr>
+            <w:tcW w:w="2173" w:type="dxa"/>
+            <w:tcBorders>
+              <w:top w:val="single" w:sz="4" w:space="0" w:color="D6DCEA"/>
+              <w:left w:val="single" w:sz="4" w:space="0" w:color="D6DCEA"/>
+              <w:bottom w:val="single" w:sz="4" w:space="0" w:color="D6DCEA"/>
+              <w:right w:val="single" w:sz="4" w:space="0" w:color="D6DCEA"/>
+            </w:tcBorders>
+          </w:tcPr>
+          <w:p>
+            <w:pPr>
+              <w:pStyle w:val="Compact"/>
+              <w:widowControl/>
+              <w:spacing w:before="36" w:after="40"/>
+              <w:jc w:val="left"/>
+              <w:rPr>
+                <w:kern w:val="0"/>
+                <w:szCs w:val="24"/>
+                <w:lang w:val="en-US" w:eastAsia="en-US" w:bidi="ar-SA"/>
+              </w:rPr>
+            </w:pPr>
+            <w:r>
+              <w:rPr>
+                <w:rStyle w:val="VerbatimChar"/>
+                <w:kern w:val="0"/>
+                <w:sz w:val="18"/>
+                <w:szCs w:val="24"/>
+                <w:lang w:val="en-US" w:eastAsia="en-US" w:bidi="ar-SA"/>
+              </w:rPr>
+              <w:t>events.e2e</w:t>
+            </w:r>
+            <w:r>
+              <w:rPr>
+                <w:kern w:val="0"/>
+                <w:sz w:val="18"/>
+                <w:szCs w:val="24"/>
+                <w:lang w:val="en-US" w:eastAsia="en-US" w:bidi="ar-SA"/>
+              </w:rPr>
+              <w:t xml:space="preserve">, </w:t>
+            </w:r>
+            <w:r>
+              <w:rPr>
+                <w:rStyle w:val="VerbatimChar"/>
+                <w:kern w:val="0"/>
+                <w:sz w:val="18"/>
+                <w:szCs w:val="24"/>
+                <w:lang w:val="en-US" w:eastAsia="en-US" w:bidi="ar-SA"/>
+              </w:rPr>
+              <w:t>security.e2e</w:t>
+            </w:r>
+          </w:p>
+        </w:tc>
+      </w:tr>
+      <w:tr>
+        <w:trPr/>
+        <w:tc>
+          <w:tcPr>
+            <w:tcW w:w="333" w:type="dxa"/>
+            <w:tcBorders>
+              <w:top w:val="single" w:sz="4" w:space="0" w:color="D6DCEA"/>
+              <w:left w:val="single" w:sz="4" w:space="0" w:color="D6DCEA"/>
+              <w:bottom w:val="single" w:sz="4" w:space="0" w:color="D6DCEA"/>
+              <w:right w:val="single" w:sz="4" w:space="0" w:color="D6DCEA"/>
+            </w:tcBorders>
+          </w:tcPr>
+          <w:p>
+            <w:pPr>
+              <w:pStyle w:val="Compact"/>
+              <w:widowControl/>
+              <w:spacing w:before="36" w:after="40"/>
+              <w:jc w:val="left"/>
+              <w:rPr>
+                <w:kern w:val="0"/>
+                <w:szCs w:val="24"/>
+                <w:lang w:val="en-US" w:eastAsia="en-US" w:bidi="ar-SA"/>
+              </w:rPr>
+            </w:pPr>
+            <w:r>
+              <w:rPr>
+                <w:kern w:val="0"/>
+                <w:sz w:val="18"/>
+                <w:szCs w:val="24"/>
+                <w:lang w:val="en-US" w:eastAsia="en-US" w:bidi="ar-SA"/>
+              </w:rPr>
+              <w:t>12</w:t>
+            </w:r>
+          </w:p>
+        </w:tc>
+        <w:tc>
+          <w:tcPr>
+            <w:tcW w:w="1838" w:type="dxa"/>
+            <w:tcBorders>
+              <w:top w:val="single" w:sz="4" w:space="0" w:color="D6DCEA"/>
+              <w:left w:val="single" w:sz="4" w:space="0" w:color="D6DCEA"/>
+              <w:bottom w:val="single" w:sz="4" w:space="0" w:color="D6DCEA"/>
+              <w:right w:val="single" w:sz="4" w:space="0" w:color="D6DCEA"/>
+            </w:tcBorders>
+          </w:tcPr>
+          <w:p>
+            <w:pPr>
+              <w:pStyle w:val="Compact"/>
+              <w:widowControl/>
+              <w:spacing w:before="36" w:after="40"/>
+              <w:jc w:val="left"/>
+              <w:rPr>
+                <w:kern w:val="0"/>
+                <w:szCs w:val="24"/>
+                <w:lang w:val="en-US" w:eastAsia="en-US" w:bidi="ar-SA"/>
+              </w:rPr>
+            </w:pPr>
+            <w:r>
+              <w:rPr>
+                <w:kern w:val="0"/>
+                <w:sz w:val="18"/>
+                <w:szCs w:val="24"/>
+                <w:lang w:val="en-US" w:eastAsia="en-US" w:bidi="ar-SA"/>
+              </w:rPr>
+              <w:t>Секреты</w:t>
+            </w:r>
+          </w:p>
+        </w:tc>
+        <w:tc>
+          <w:tcPr>
+            <w:tcW w:w="5015" w:type="dxa"/>
+            <w:tcBorders>
+              <w:top w:val="single" w:sz="4" w:space="0" w:color="D6DCEA"/>
+              <w:left w:val="single" w:sz="4" w:space="0" w:color="D6DCEA"/>
+              <w:bottom w:val="single" w:sz="4" w:space="0" w:color="D6DCEA"/>
+              <w:right w:val="single" w:sz="4" w:space="0" w:color="D6DCEA"/>
+            </w:tcBorders>
+          </w:tcPr>
+          <w:p>
+            <w:pPr>
+              <w:pStyle w:val="Compact"/>
+              <w:widowControl/>
+              <w:spacing w:before="36" w:after="40"/>
+              <w:jc w:val="left"/>
+              <w:rPr>
+                <w:kern w:val="0"/>
+                <w:szCs w:val="24"/>
+                <w:lang w:val="en-US" w:eastAsia="en-US" w:bidi="ar-SA"/>
+              </w:rPr>
+            </w:pPr>
+            <w:r>
+              <w:rPr>
+                <w:kern w:val="0"/>
+                <w:sz w:val="18"/>
+                <w:szCs w:val="24"/>
+                <w:lang w:val="en-US" w:eastAsia="en-US" w:bidi="ar-SA"/>
+              </w:rPr>
+              <w:t xml:space="preserve">Только из окружения; </w:t>
+            </w:r>
+            <w:r>
+              <w:rPr>
+                <w:rStyle w:val="VerbatimChar"/>
+                <w:kern w:val="0"/>
+                <w:sz w:val="18"/>
+                <w:szCs w:val="24"/>
+                <w:lang w:val="en-US" w:eastAsia="en-US" w:bidi="ar-SA"/>
+              </w:rPr>
+              <w:t>JWT_SECRET</w:t>
+            </w:r>
+            <w:r>
+              <w:rPr>
+                <w:kern w:val="0"/>
+                <w:sz w:val="18"/>
+                <w:szCs w:val="24"/>
+                <w:lang w:val="en-US" w:eastAsia="en-US" w:bidi="ar-SA"/>
+              </w:rPr>
+              <w:t xml:space="preserve"> не короче 32 символов проверяется при старте; </w:t>
+            </w:r>
+            <w:r>
+              <w:rPr>
+                <w:rStyle w:val="VerbatimChar"/>
+                <w:kern w:val="0"/>
+                <w:sz w:val="18"/>
+                <w:szCs w:val="24"/>
+                <w:lang w:val="en-US" w:eastAsia="en-US" w:bidi="ar-SA"/>
+              </w:rPr>
+              <w:t>METRICS_TOKEN</w:t>
+            </w:r>
+            <w:r>
+              <w:rPr>
+                <w:kern w:val="0"/>
+                <w:sz w:val="18"/>
+                <w:szCs w:val="24"/>
+                <w:lang w:val="en-US" w:eastAsia="en-US" w:bidi="ar-SA"/>
+              </w:rPr>
+              <w:t xml:space="preserve"> для метрик</w:t>
+            </w:r>
+          </w:p>
+        </w:tc>
+        <w:tc>
+          <w:tcPr>
+            <w:tcW w:w="2173" w:type="dxa"/>
+            <w:tcBorders>
+              <w:top w:val="single" w:sz="4" w:space="0" w:color="D6DCEA"/>
+              <w:left w:val="single" w:sz="4" w:space="0" w:color="D6DCEA"/>
+              <w:bottom w:val="single" w:sz="4" w:space="0" w:color="D6DCEA"/>
+              <w:right w:val="single" w:sz="4" w:space="0" w:color="D6DCEA"/>
+            </w:tcBorders>
+          </w:tcPr>
+          <w:p>
+            <w:pPr>
+              <w:pStyle w:val="Compact"/>
+              <w:widowControl/>
+              <w:spacing w:before="36" w:after="40"/>
+              <w:jc w:val="left"/>
+              <w:rPr>
+                <w:kern w:val="0"/>
+                <w:szCs w:val="24"/>
+                <w:lang w:val="en-US" w:eastAsia="en-US" w:bidi="ar-SA"/>
+              </w:rPr>
+            </w:pPr>
+            <w:r>
+              <w:rPr>
+                <w:rStyle w:val="VerbatimChar"/>
+                <w:kern w:val="0"/>
+                <w:sz w:val="18"/>
+                <w:szCs w:val="24"/>
+                <w:lang w:val="en-US" w:eastAsia="en-US" w:bidi="ar-SA"/>
+              </w:rPr>
+              <w:t>deployment-guide.md</w:t>
+            </w:r>
+            <w:r>
+              <w:rPr>
+                <w:kern w:val="0"/>
+                <w:sz w:val="18"/>
+                <w:szCs w:val="24"/>
+                <w:lang w:val="en-US" w:eastAsia="en-US" w:bidi="ar-SA"/>
+              </w:rPr>
+              <w:t>, старт сервера</w:t>
+            </w:r>
+          </w:p>
+        </w:tc>
+      </w:tr>
+      <w:tr>
+        <w:trPr/>
+        <w:tc>
+          <w:tcPr>
+            <w:tcW w:w="333" w:type="dxa"/>
+            <w:tcBorders>
+              <w:top w:val="single" w:sz="4" w:space="0" w:color="D6DCEA"/>
+              <w:left w:val="single" w:sz="4" w:space="0" w:color="D6DCEA"/>
+              <w:bottom w:val="single" w:sz="4" w:space="0" w:color="D6DCEA"/>
+              <w:right w:val="single" w:sz="4" w:space="0" w:color="D6DCEA"/>
+            </w:tcBorders>
+          </w:tcPr>
+          <w:p>
+            <w:pPr>
+              <w:pStyle w:val="Compact"/>
+              <w:widowControl/>
+              <w:spacing w:before="36" w:after="40"/>
+              <w:jc w:val="left"/>
+              <w:rPr>
+                <w:kern w:val="0"/>
+                <w:szCs w:val="24"/>
+                <w:lang w:val="en-US" w:eastAsia="en-US" w:bidi="ar-SA"/>
+              </w:rPr>
+            </w:pPr>
+            <w:r>
+              <w:rPr>
+                <w:kern w:val="0"/>
+                <w:sz w:val="18"/>
+                <w:szCs w:val="24"/>
+                <w:lang w:val="en-US" w:eastAsia="en-US" w:bidi="ar-SA"/>
+              </w:rPr>
+              <w:t>13</w:t>
+            </w:r>
+          </w:p>
+        </w:tc>
+        <w:tc>
+          <w:tcPr>
+            <w:tcW w:w="1838" w:type="dxa"/>
+            <w:tcBorders>
+              <w:top w:val="single" w:sz="4" w:space="0" w:color="D6DCEA"/>
+              <w:left w:val="single" w:sz="4" w:space="0" w:color="D6DCEA"/>
+              <w:bottom w:val="single" w:sz="4" w:space="0" w:color="D6DCEA"/>
+              <w:right w:val="single" w:sz="4" w:space="0" w:color="D6DCEA"/>
+            </w:tcBorders>
+          </w:tcPr>
+          <w:p>
+            <w:pPr>
+              <w:pStyle w:val="Compact"/>
+              <w:widowControl/>
+              <w:spacing w:before="36" w:after="40"/>
+              <w:jc w:val="left"/>
+              <w:rPr>
+                <w:kern w:val="0"/>
+                <w:szCs w:val="24"/>
+                <w:lang w:val="en-US" w:eastAsia="en-US" w:bidi="ar-SA"/>
+              </w:rPr>
+            </w:pPr>
+            <w:r>
+              <w:rPr>
+                <w:kern w:val="0"/>
+                <w:sz w:val="18"/>
+                <w:szCs w:val="24"/>
+                <w:lang w:val="en-US" w:eastAsia="en-US" w:bidi="ar-SA"/>
+              </w:rPr>
+              <w:t>Состав и лицензии компонентов</w:t>
+            </w:r>
+          </w:p>
+        </w:tc>
+        <w:tc>
+          <w:tcPr>
+            <w:tcW w:w="5015" w:type="dxa"/>
+            <w:tcBorders>
+              <w:top w:val="single" w:sz="4" w:space="0" w:color="D6DCEA"/>
+              <w:left w:val="single" w:sz="4" w:space="0" w:color="D6DCEA"/>
+              <w:bottom w:val="single" w:sz="4" w:space="0" w:color="D6DCEA"/>
+              <w:right w:val="single" w:sz="4" w:space="0" w:color="D6DCEA"/>
+            </w:tcBorders>
+          </w:tcPr>
+          <w:p>
+            <w:pPr>
+              <w:pStyle w:val="Compact"/>
+              <w:widowControl/>
+              <w:spacing w:before="36" w:after="40"/>
+              <w:jc w:val="left"/>
+              <w:rPr>
+                <w:kern w:val="0"/>
+                <w:szCs w:val="24"/>
+                <w:lang w:val="en-US" w:eastAsia="en-US" w:bidi="ar-SA"/>
+              </w:rPr>
+            </w:pPr>
+            <w:r>
+              <w:rPr>
+                <w:kern w:val="0"/>
+                <w:sz w:val="18"/>
+                <w:szCs w:val="24"/>
+                <w:lang w:val="en-US" w:eastAsia="en-US" w:bidi="ar-SA"/>
+              </w:rPr>
+              <w:t xml:space="preserve">SBOM CycloneDX 1.5, лицензионный гейт (copyleft и неизвестные лицензии — блокер), новые зависимости — через </w:t>
+            </w:r>
+            <w:r>
+              <w:rPr>
+                <w:rStyle w:val="VerbatimChar"/>
+                <w:kern w:val="0"/>
+                <w:sz w:val="18"/>
+                <w:szCs w:val="24"/>
+                <w:lang w:val="en-US" w:eastAsia="en-US" w:bidi="ar-SA"/>
+              </w:rPr>
+              <w:t>docs/decisions.md</w:t>
+            </w:r>
+          </w:p>
+        </w:tc>
+        <w:tc>
+          <w:tcPr>
+            <w:tcW w:w="2173" w:type="dxa"/>
+            <w:tcBorders>
+              <w:top w:val="single" w:sz="4" w:space="0" w:color="D6DCEA"/>
+              <w:left w:val="single" w:sz="4" w:space="0" w:color="D6DCEA"/>
+              <w:bottom w:val="single" w:sz="4" w:space="0" w:color="D6DCEA"/>
+              <w:right w:val="single" w:sz="4" w:space="0" w:color="D6DCEA"/>
+            </w:tcBorders>
+          </w:tcPr>
+          <w:p>
+            <w:pPr>
+              <w:pStyle w:val="Compact"/>
+              <w:widowControl/>
+              <w:spacing w:before="36" w:after="40"/>
+              <w:jc w:val="left"/>
+              <w:rPr>
+                <w:kern w:val="0"/>
+                <w:szCs w:val="24"/>
+                <w:lang w:val="en-US" w:eastAsia="en-US" w:bidi="ar-SA"/>
+              </w:rPr>
+            </w:pPr>
+            <w:r>
+              <w:rPr>
+                <w:kern w:val="0"/>
+                <w:sz w:val="18"/>
+                <w:szCs w:val="24"/>
+                <w:lang w:val="en-US" w:eastAsia="en-US" w:bidi="ar-SA"/>
+              </w:rPr>
+              <w:t>задание CI «SBOM и лицензии», документ 11</w:t>
+            </w:r>
+          </w:p>
+        </w:tc>
+      </w:tr>
+      <w:tr>
+        <w:trPr/>
+        <w:tc>
+          <w:tcPr>
+            <w:tcW w:w="333" w:type="dxa"/>
+            <w:tcBorders>
+              <w:top w:val="single" w:sz="4" w:space="0" w:color="D6DCEA"/>
+              <w:left w:val="single" w:sz="4" w:space="0" w:color="D6DCEA"/>
+              <w:bottom w:val="single" w:sz="4" w:space="0" w:color="D6DCEA"/>
+              <w:right w:val="single" w:sz="4" w:space="0" w:color="D6DCEA"/>
+            </w:tcBorders>
+          </w:tcPr>
+          <w:p>
+            <w:pPr>
+              <w:pStyle w:val="Compact"/>
+              <w:widowControl/>
+              <w:spacing w:before="36" w:after="40"/>
+              <w:jc w:val="left"/>
+              <w:rPr>
+                <w:kern w:val="0"/>
+                <w:szCs w:val="24"/>
+                <w:lang w:val="en-US" w:eastAsia="en-US" w:bidi="ar-SA"/>
+              </w:rPr>
+            </w:pPr>
+            <w:r>
+              <w:rPr>
+                <w:kern w:val="0"/>
+                <w:sz w:val="18"/>
+                <w:szCs w:val="24"/>
+                <w:lang w:val="en-US" w:eastAsia="en-US" w:bidi="ar-SA"/>
+              </w:rPr>
+              <w:t>14</w:t>
+            </w:r>
+          </w:p>
+        </w:tc>
+        <w:tc>
+          <w:tcPr>
+            <w:tcW w:w="1838" w:type="dxa"/>
+            <w:tcBorders>
+              <w:top w:val="single" w:sz="4" w:space="0" w:color="D6DCEA"/>
+              <w:left w:val="single" w:sz="4" w:space="0" w:color="D6DCEA"/>
+              <w:bottom w:val="single" w:sz="4" w:space="0" w:color="D6DCEA"/>
+              <w:right w:val="single" w:sz="4" w:space="0" w:color="D6DCEA"/>
+            </w:tcBorders>
+          </w:tcPr>
+          <w:p>
+            <w:pPr>
+              <w:pStyle w:val="Compact"/>
+              <w:widowControl/>
+              <w:spacing w:before="36" w:after="40"/>
+              <w:jc w:val="left"/>
+              <w:rPr>
+                <w:kern w:val="0"/>
+                <w:szCs w:val="24"/>
+                <w:lang w:val="en-US" w:eastAsia="en-US" w:bidi="ar-SA"/>
+              </w:rPr>
+            </w:pPr>
+            <w:r>
+              <w:rPr>
+                <w:kern w:val="0"/>
+                <w:sz w:val="18"/>
+                <w:szCs w:val="24"/>
+                <w:lang w:val="en-US" w:eastAsia="en-US" w:bidi="ar-SA"/>
+              </w:rPr>
+              <w:t>Резервное копирование и восстановление</w:t>
+            </w:r>
+          </w:p>
+        </w:tc>
+        <w:tc>
+          <w:tcPr>
+            <w:tcW w:w="5015" w:type="dxa"/>
+            <w:tcBorders>
+              <w:top w:val="single" w:sz="4" w:space="0" w:color="D6DCEA"/>
+              <w:left w:val="single" w:sz="4" w:space="0" w:color="D6DCEA"/>
+              <w:bottom w:val="single" w:sz="4" w:space="0" w:color="D6DCEA"/>
+              <w:right w:val="single" w:sz="4" w:space="0" w:color="D6DCEA"/>
+            </w:tcBorders>
+          </w:tcPr>
+          <w:p>
+            <w:pPr>
+              <w:pStyle w:val="Compact"/>
+              <w:widowControl/>
+              <w:spacing w:before="36" w:after="40"/>
+              <w:jc w:val="left"/>
+              <w:rPr>
+                <w:kern w:val="0"/>
+                <w:szCs w:val="24"/>
+                <w:lang w:val="en-US" w:eastAsia="en-US" w:bidi="ar-SA"/>
+              </w:rPr>
+            </w:pPr>
+            <w:r>
+              <w:rPr>
+                <w:kern w:val="0"/>
+                <w:sz w:val="18"/>
+                <w:szCs w:val="24"/>
+                <w:lang w:val="en-US" w:eastAsia="en-US" w:bidi="ar-SA"/>
+              </w:rPr>
+              <w:t xml:space="preserve">Ежедневный </w:t>
+            </w:r>
+            <w:r>
+              <w:rPr>
+                <w:rStyle w:val="VerbatimChar"/>
+                <w:kern w:val="0"/>
+                <w:sz w:val="18"/>
+                <w:szCs w:val="24"/>
+                <w:lang w:val="en-US" w:eastAsia="en-US" w:bidi="ar-SA"/>
+              </w:rPr>
+              <w:t>pg_dump</w:t>
+            </w:r>
+            <w:r>
+              <w:rPr>
+                <w:kern w:val="0"/>
+                <w:sz w:val="18"/>
+                <w:szCs w:val="24"/>
+                <w:lang w:val="en-US" w:eastAsia="en-US" w:bidi="ar-SA"/>
+              </w:rPr>
+              <w:t>, реплика и архив WAL, переключение на реплику по инструкции (ADR-014)</w:t>
+            </w:r>
+          </w:p>
+        </w:tc>
+        <w:tc>
+          <w:tcPr>
+            <w:tcW w:w="2173" w:type="dxa"/>
+            <w:tcBorders>
+              <w:top w:val="single" w:sz="4" w:space="0" w:color="D6DCEA"/>
+              <w:left w:val="single" w:sz="4" w:space="0" w:color="D6DCEA"/>
+              <w:bottom w:val="single" w:sz="4" w:space="0" w:color="D6DCEA"/>
+              <w:right w:val="single" w:sz="4" w:space="0" w:color="D6DCEA"/>
+            </w:tcBorders>
+          </w:tcPr>
+          <w:p>
+            <w:pPr>
+              <w:pStyle w:val="Compact"/>
+              <w:widowControl/>
+              <w:spacing w:before="36" w:after="40"/>
+              <w:jc w:val="left"/>
+              <w:rPr>
+                <w:kern w:val="0"/>
+                <w:szCs w:val="24"/>
+                <w:lang w:val="en-US" w:eastAsia="en-US" w:bidi="ar-SA"/>
+              </w:rPr>
+            </w:pPr>
+            <w:r>
+              <w:rPr>
+                <w:kern w:val="0"/>
+                <w:sz w:val="18"/>
+                <w:szCs w:val="24"/>
+                <w:lang w:val="en-US" w:eastAsia="en-US" w:bidi="ar-SA"/>
+              </w:rPr>
+              <w:t>задание CI «Реплика PostgreSQL, архив WAL и переключение»</w:t>
+            </w:r>
+          </w:p>
+        </w:tc>
+      </w:tr>
+      <w:tr>
+        <w:trPr/>
+        <w:tc>
+          <w:tcPr>
+            <w:tcW w:w="333" w:type="dxa"/>
+            <w:tcBorders>
+              <w:top w:val="single" w:sz="4" w:space="0" w:color="D6DCEA"/>
+              <w:left w:val="single" w:sz="4" w:space="0" w:color="D6DCEA"/>
+              <w:bottom w:val="single" w:sz="4" w:space="0" w:color="D6DCEA"/>
+              <w:right w:val="single" w:sz="4" w:space="0" w:color="D6DCEA"/>
+            </w:tcBorders>
+          </w:tcPr>
+          <w:p>
+            <w:pPr>
+              <w:pStyle w:val="Compact"/>
+              <w:widowControl/>
+              <w:spacing w:before="36" w:after="40"/>
+              <w:jc w:val="left"/>
+              <w:rPr>
+                <w:kern w:val="0"/>
+                <w:szCs w:val="24"/>
+                <w:lang w:val="en-US" w:eastAsia="en-US" w:bidi="ar-SA"/>
+              </w:rPr>
+            </w:pPr>
+            <w:r>
+              <w:rPr>
+                <w:kern w:val="0"/>
+                <w:sz w:val="18"/>
+                <w:szCs w:val="24"/>
+                <w:lang w:val="en-US" w:eastAsia="en-US" w:bidi="ar-SA"/>
+              </w:rPr>
+              <w:t>15</w:t>
+            </w:r>
+          </w:p>
+        </w:tc>
+        <w:tc>
+          <w:tcPr>
+            <w:tcW w:w="1838" w:type="dxa"/>
+            <w:tcBorders>
+              <w:top w:val="single" w:sz="4" w:space="0" w:color="D6DCEA"/>
+              <w:left w:val="single" w:sz="4" w:space="0" w:color="D6DCEA"/>
+              <w:bottom w:val="single" w:sz="4" w:space="0" w:color="D6DCEA"/>
+              <w:right w:val="single" w:sz="4" w:space="0" w:color="D6DCEA"/>
+            </w:tcBorders>
+          </w:tcPr>
+          <w:p>
+            <w:pPr>
+              <w:pStyle w:val="Compact"/>
+              <w:widowControl/>
+              <w:spacing w:before="36" w:after="40"/>
+              <w:jc w:val="left"/>
+              <w:rPr>
+                <w:kern w:val="0"/>
+                <w:szCs w:val="24"/>
+                <w:lang w:val="en-US" w:eastAsia="en-US" w:bidi="ar-SA"/>
+              </w:rPr>
+            </w:pPr>
+            <w:r>
+              <w:rPr>
+                <w:kern w:val="0"/>
+                <w:sz w:val="18"/>
+                <w:szCs w:val="24"/>
+                <w:lang w:val="en-US" w:eastAsia="en-US" w:bidi="ar-SA"/>
+              </w:rPr>
+              <w:t>Устойчивость к нагрузке</w:t>
+            </w:r>
+          </w:p>
+        </w:tc>
+        <w:tc>
+          <w:tcPr>
+            <w:tcW w:w="5015" w:type="dxa"/>
+            <w:tcBorders>
+              <w:top w:val="single" w:sz="4" w:space="0" w:color="D6DCEA"/>
+              <w:left w:val="single" w:sz="4" w:space="0" w:color="D6DCEA"/>
+              <w:bottom w:val="single" w:sz="4" w:space="0" w:color="D6DCEA"/>
+              <w:right w:val="single" w:sz="4" w:space="0" w:color="D6DCEA"/>
+            </w:tcBorders>
+          </w:tcPr>
+          <w:p>
+            <w:pPr>
+              <w:pStyle w:val="Compact"/>
+              <w:widowControl/>
+              <w:spacing w:before="36" w:after="40"/>
+              <w:jc w:val="left"/>
+              <w:rPr>
+                <w:kern w:val="0"/>
+                <w:szCs w:val="24"/>
+                <w:lang w:val="en-US" w:eastAsia="en-US" w:bidi="ar-SA"/>
+              </w:rPr>
+            </w:pPr>
+            <w:r>
+              <w:rPr>
+                <w:kern w:val="0"/>
+                <w:sz w:val="18"/>
+                <w:szCs w:val="24"/>
+                <w:lang w:val="en-US" w:eastAsia="en-US" w:bidi="ar-SA"/>
+              </w:rPr>
+              <w:t xml:space="preserve">500 одновременных пользователей на 5000 в базе без ошибок; при перегрузке — </w:t>
+            </w:r>
+            <w:r>
+              <w:rPr>
+                <w:rStyle w:val="VerbatimChar"/>
+                <w:kern w:val="0"/>
+                <w:sz w:val="18"/>
+                <w:szCs w:val="24"/>
+                <w:lang w:val="en-US" w:eastAsia="en-US" w:bidi="ar-SA"/>
+              </w:rPr>
+              <w:t>503</w:t>
+            </w:r>
+            <w:r>
+              <w:rPr>
+                <w:kern w:val="0"/>
+                <w:sz w:val="18"/>
+                <w:szCs w:val="24"/>
+                <w:lang w:val="en-US" w:eastAsia="en-US" w:bidi="ar-SA"/>
+              </w:rPr>
+              <w:t xml:space="preserve"> с </w:t>
+            </w:r>
+            <w:r>
+              <w:rPr>
+                <w:rStyle w:val="VerbatimChar"/>
+                <w:kern w:val="0"/>
+                <w:sz w:val="18"/>
+                <w:szCs w:val="24"/>
+                <w:lang w:val="en-US" w:eastAsia="en-US" w:bidi="ar-SA"/>
+              </w:rPr>
+              <w:t>Retry-After</w:t>
+            </w:r>
+          </w:p>
+        </w:tc>
+        <w:tc>
+          <w:tcPr>
+            <w:tcW w:w="2173" w:type="dxa"/>
+            <w:tcBorders>
+              <w:top w:val="single" w:sz="4" w:space="0" w:color="D6DCEA"/>
+              <w:left w:val="single" w:sz="4" w:space="0" w:color="D6DCEA"/>
+              <w:bottom w:val="single" w:sz="4" w:space="0" w:color="D6DCEA"/>
+              <w:right w:val="single" w:sz="4" w:space="0" w:color="D6DCEA"/>
+            </w:tcBorders>
+          </w:tcPr>
+          <w:p>
+            <w:pPr>
+              <w:pStyle w:val="Compact"/>
+              <w:widowControl/>
+              <w:spacing w:before="36" w:after="40"/>
+              <w:jc w:val="left"/>
+              <w:rPr>
+                <w:kern w:val="0"/>
+                <w:szCs w:val="24"/>
+                <w:lang w:val="en-US" w:eastAsia="en-US" w:bidi="ar-SA"/>
+              </w:rPr>
+            </w:pPr>
+            <w:r>
+              <w:rPr>
+                <w:rStyle w:val="VerbatimChar"/>
+                <w:kern w:val="0"/>
+                <w:sz w:val="18"/>
+                <w:szCs w:val="24"/>
+                <w:lang w:val="en-US" w:eastAsia="en-US" w:bidi="ar-SA"/>
+              </w:rPr>
+              <w:t>docs/progress/load-v0.6.0.md</w:t>
+            </w:r>
+          </w:p>
+        </w:tc>
+      </w:tr>
+      <w:tr>
+        <w:trPr/>
+        <w:tc>
+          <w:tcPr>
+            <w:tcW w:w="333" w:type="dxa"/>
+            <w:tcBorders>
+              <w:top w:val="single" w:sz="4" w:space="0" w:color="D6DCEA"/>
+              <w:left w:val="single" w:sz="4" w:space="0" w:color="D6DCEA"/>
+              <w:bottom w:val="single" w:sz="4" w:space="0" w:color="D6DCEA"/>
+              <w:right w:val="single" w:sz="4" w:space="0" w:color="D6DCEA"/>
+            </w:tcBorders>
+          </w:tcPr>
+          <w:p>
+            <w:pPr>
+              <w:pStyle w:val="Compact"/>
+              <w:widowControl/>
+              <w:spacing w:before="36" w:after="40"/>
+              <w:jc w:val="left"/>
+              <w:rPr>
+                <w:kern w:val="0"/>
+                <w:szCs w:val="24"/>
+                <w:lang w:val="en-US" w:eastAsia="en-US" w:bidi="ar-SA"/>
+              </w:rPr>
+            </w:pPr>
+            <w:r>
+              <w:rPr>
+                <w:kern w:val="0"/>
+                <w:sz w:val="18"/>
+                <w:szCs w:val="24"/>
+                <w:lang w:val="en-US" w:eastAsia="en-US" w:bidi="ar-SA"/>
+              </w:rPr>
+              <w:t>16</w:t>
+            </w:r>
+          </w:p>
+        </w:tc>
+        <w:tc>
+          <w:tcPr>
+            <w:tcW w:w="1838" w:type="dxa"/>
+            <w:tcBorders>
+              <w:top w:val="single" w:sz="4" w:space="0" w:color="D6DCEA"/>
+              <w:left w:val="single" w:sz="4" w:space="0" w:color="D6DCEA"/>
+              <w:bottom w:val="single" w:sz="4" w:space="0" w:color="D6DCEA"/>
+              <w:right w:val="single" w:sz="4" w:space="0" w:color="D6DCEA"/>
+            </w:tcBorders>
+          </w:tcPr>
+          <w:p>
+            <w:pPr>
+              <w:pStyle w:val="Compact"/>
+              <w:widowControl/>
+              <w:spacing w:before="36" w:after="40"/>
+              <w:jc w:val="left"/>
+              <w:rPr>
+                <w:kern w:val="0"/>
+                <w:szCs w:val="24"/>
+                <w:lang w:val="en-US" w:eastAsia="en-US" w:bidi="ar-SA"/>
+              </w:rPr>
+            </w:pPr>
+            <w:r>
+              <w:rPr>
+                <w:kern w:val="0"/>
+                <w:sz w:val="18"/>
+                <w:szCs w:val="24"/>
+                <w:lang w:val="en-US" w:eastAsia="en-US" w:bidi="ar-SA"/>
+              </w:rPr>
+              <w:t>Обновление без потери данных</w:t>
+            </w:r>
+          </w:p>
+        </w:tc>
+        <w:tc>
+          <w:tcPr>
+            <w:tcW w:w="5015" w:type="dxa"/>
+            <w:tcBorders>
+              <w:top w:val="single" w:sz="4" w:space="0" w:color="D6DCEA"/>
+              <w:left w:val="single" w:sz="4" w:space="0" w:color="D6DCEA"/>
+              <w:bottom w:val="single" w:sz="4" w:space="0" w:color="D6DCEA"/>
+              <w:right w:val="single" w:sz="4" w:space="0" w:color="D6DCEA"/>
+            </w:tcBorders>
+          </w:tcPr>
+          <w:p>
+            <w:pPr>
+              <w:pStyle w:val="Compact"/>
+              <w:widowControl/>
+              <w:spacing w:before="36" w:after="40"/>
+              <w:jc w:val="left"/>
+              <w:rPr>
+                <w:kern w:val="0"/>
+                <w:szCs w:val="24"/>
+                <w:lang w:val="en-US" w:eastAsia="en-US" w:bidi="ar-SA"/>
+              </w:rPr>
+            </w:pPr>
+            <w:r>
+              <w:rPr>
+                <w:kern w:val="0"/>
+                <w:sz w:val="18"/>
+                <w:szCs w:val="24"/>
+                <w:lang w:val="en-US" w:eastAsia="en-US" w:bidi="ar-SA"/>
+              </w:rPr>
+              <w:t>Миграции применяются при старте; CI проверяет обновление с данными предыдущей версии (</w:t>
+            </w:r>
+            <w:r>
+              <w:rPr>
+                <w:rStyle w:val="VerbatimChar"/>
+                <w:kern w:val="0"/>
+                <w:sz w:val="18"/>
+                <w:szCs w:val="24"/>
+                <w:lang w:val="en-US" w:eastAsia="en-US" w:bidi="ar-SA"/>
+              </w:rPr>
+              <w:t>scripts/upgrade-check.sh</w:t>
+            </w:r>
+            <w:r>
+              <w:rPr>
+                <w:kern w:val="0"/>
+                <w:sz w:val="18"/>
+                <w:szCs w:val="24"/>
+                <w:lang w:val="en-US" w:eastAsia="en-US" w:bidi="ar-SA"/>
+              </w:rPr>
+              <w:t>)</w:t>
+            </w:r>
+          </w:p>
+        </w:tc>
+        <w:tc>
+          <w:tcPr>
+            <w:tcW w:w="2173" w:type="dxa"/>
+            <w:tcBorders>
+              <w:top w:val="single" w:sz="4" w:space="0" w:color="D6DCEA"/>
+              <w:left w:val="single" w:sz="4" w:space="0" w:color="D6DCEA"/>
+              <w:bottom w:val="single" w:sz="4" w:space="0" w:color="D6DCEA"/>
+              <w:right w:val="single" w:sz="4" w:space="0" w:color="D6DCEA"/>
+            </w:tcBorders>
+          </w:tcPr>
+          <w:p>
+            <w:pPr>
+              <w:pStyle w:val="Compact"/>
+              <w:widowControl/>
+              <w:spacing w:before="36" w:after="40"/>
+              <w:jc w:val="left"/>
+              <w:rPr>
+                <w:kern w:val="0"/>
+                <w:szCs w:val="24"/>
+                <w:lang w:val="en-US" w:eastAsia="en-US" w:bidi="ar-SA"/>
+              </w:rPr>
+            </w:pPr>
+            <w:r>
+              <w:rPr>
+                <w:kern w:val="0"/>
+                <w:sz w:val="18"/>
+                <w:szCs w:val="24"/>
+                <w:lang w:val="en-US" w:eastAsia="en-US" w:bidi="ar-SA"/>
+              </w:rPr>
+              <w:t>шаг CI «Обновление с прошлого выпуска на данных»</w:t>
+            </w:r>
+          </w:p>
+        </w:tc>
+      </w:tr>
+    </w:tbl>
+    <w:p>
+      <w:pPr>
+        <w:pStyle w:val="BodyText"/>
+        <w:rPr/>
+      </w:pPr>
+      <w:r>
+        <w:rPr/>
+        <w:t xml:space="preserve">Настраивает организация при развёртывании (руководство по развёртыванию): TLS-сертификат и перенаправление на HTTPS на nginx или балансировщике, провайдер единого входа, SMTP, отдельное хранилище резервных копий и архива WAL, сетевой доступ к </w:t>
+      </w:r>
+      <w:r>
+        <w:rPr>
+          <w:rStyle w:val="VerbatimChar"/>
+        </w:rPr>
+        <w:t>/metrics</w:t>
+      </w:r>
+      <w:r>
+        <w:rPr/>
+        <w:t xml:space="preserve"> только для мониторинга, правила организации по паролям и блокировке.</w:t>
+      </w:r>
+      <w:bookmarkEnd w:id="63"/>
+      <w:bookmarkEnd w:id="72"/>
     </w:p>
     <w:p>
       <w:pPr>
         <w:pStyle w:val="Heading1"/>
         <w:rPr/>
       </w:pPr>
-      <w:bookmarkStart w:id="68" w:name="__RefHeading___Toc4243_2275915807"/>
-      <w:bookmarkEnd w:id="68"/>
+      <w:bookmarkStart w:id="73" w:name="__RefHeading___Toc3758_844417"/>
+      <w:bookmarkEnd w:id="73"/>
       <w:r>
         <w:rPr>
           <w:rStyle w:val="SectionNumber"/>
@@ -10754,7 +15095,7 @@
                 <w:szCs w:val="24"/>
                 <w:lang w:val="en-US" w:eastAsia="en-US" w:bidi="ar-SA"/>
               </w:rPr>
-              <w:t>вход по паролю и через единый вход, обновление, выход, профиль и личные настройки, смена пароля</w:t>
+              <w:t>вход по паролю и через единый вход, обновление, выход, профиль и личные настройки, смена пароля, политика паролей, свои сеансы и их завершение</w:t>
             </w:r>
           </w:p>
         </w:tc>
@@ -11135,6 +15476,75 @@
                 <w:szCs w:val="24"/>
                 <w:lang w:val="en-US" w:eastAsia="en-US" w:bidi="ar-SA"/>
               </w:rPr>
+              <w:t>Кадровый учёт</w:t>
+            </w:r>
+          </w:p>
+        </w:tc>
+        <w:tc>
+          <w:tcPr>
+            <w:tcW w:w="4680" w:type="dxa"/>
+            <w:tcBorders>
+              <w:top w:val="single" w:sz="4" w:space="0" w:color="D6DCEA"/>
+              <w:left w:val="single" w:sz="4" w:space="0" w:color="D6DCEA"/>
+              <w:bottom w:val="single" w:sz="4" w:space="0" w:color="D6DCEA"/>
+              <w:right w:val="single" w:sz="4" w:space="0" w:color="D6DCEA"/>
+            </w:tcBorders>
+          </w:tcPr>
+          <w:p>
+            <w:pPr>
+              <w:pStyle w:val="Compact"/>
+              <w:widowControl/>
+              <w:spacing w:before="36" w:after="40"/>
+              <w:jc w:val="left"/>
+              <w:rPr>
+                <w:kern w:val="0"/>
+                <w:szCs w:val="24"/>
+                <w:lang w:val="en-US" w:eastAsia="en-US" w:bidi="ar-SA"/>
+              </w:rPr>
+            </w:pPr>
+            <w:r>
+              <w:rPr>
+                <w:kern w:val="0"/>
+                <w:sz w:val="18"/>
+                <w:szCs w:val="24"/>
+                <w:lang w:val="en-US" w:eastAsia="en-US" w:bidi="ar-SA"/>
+              </w:rPr>
+              <w:t>кампания планирования, прогресс, напоминание, утверждение графика, форма Т-7; извещения, ознакомление и журнал извещений; замещение руководителя; журнал входов, блокировка и сеансы сотрудника</w:t>
+            </w:r>
+          </w:p>
+        </w:tc>
+      </w:tr>
+      <w:tr>
+        <w:trPr/>
+        <w:tc>
+          <w:tcPr>
+            <w:tcW w:w="4679" w:type="dxa"/>
+            <w:tcBorders>
+              <w:top w:val="single" w:sz="4" w:space="0" w:color="D6DCEA"/>
+              <w:left w:val="single" w:sz="4" w:space="0" w:color="D6DCEA"/>
+              <w:bottom w:val="single" w:sz="4" w:space="0" w:color="D6DCEA"/>
+              <w:right w:val="single" w:sz="4" w:space="0" w:color="D6DCEA"/>
+            </w:tcBorders>
+          </w:tcPr>
+          <w:p>
+            <w:pPr>
+              <w:pStyle w:val="Compact"/>
+              <w:widowControl/>
+              <w:spacing w:before="36" w:after="40"/>
+              <w:jc w:val="left"/>
+              <w:rPr>
+                <w:kern w:val="0"/>
+                <w:szCs w:val="24"/>
+                <w:lang w:val="en-US" w:eastAsia="en-US" w:bidi="ar-SA"/>
+              </w:rPr>
+            </w:pPr>
+            <w:r>
+              <w:rPr>
+                <w:kern w:val="0"/>
+                <w:sz w:val="18"/>
+                <w:szCs w:val="24"/>
+                <w:lang w:val="en-US" w:eastAsia="en-US" w:bidi="ar-SA"/>
+              </w:rPr>
               <w:t>Сервис</w:t>
             </w:r>
           </w:p>
@@ -11170,8 +15580,8 @@
               </w:rPr>
               <w:t>уведомления и поток событий (SSE), журнал аудита, выгрузка XLSX, пробы</w:t>
             </w:r>
-            <w:bookmarkStart w:id="69" w:name="программный-интерфейс"/>
-            <w:bookmarkEnd w:id="69"/>
+            <w:bookmarkStart w:id="74" w:name="программный-интерфейс"/>
+            <w:bookmarkEnd w:id="74"/>
           </w:p>
         </w:tc>
       </w:tr>
@@ -11181,8 +15591,8 @@
         <w:pStyle w:val="Heading1"/>
         <w:rPr/>
       </w:pPr>
-      <w:bookmarkStart w:id="70" w:name="__RefHeading___Toc4245_2275915807"/>
-      <w:bookmarkEnd w:id="70"/>
+      <w:bookmarkStart w:id="75" w:name="__RefHeading___Toc3760_844417"/>
+      <w:bookmarkEnd w:id="75"/>
       <w:r>
         <w:rPr>
           <w:rStyle w:val="SectionNumber"/>
@@ -11640,7 +16050,95 @@
                 <w:szCs w:val="24"/>
                 <w:lang w:val="en-US" w:eastAsia="en-US" w:bidi="ar-SA"/>
               </w:rPr>
-              <w:t>), уровни log/warn/error</w:t>
+              <w:t>), уровни log/warn/error; журнал входов и журнал изменений — в интерфейсе («Журнал аудита»)</w:t>
+            </w:r>
+          </w:p>
+        </w:tc>
+      </w:tr>
+      <w:tr>
+        <w:trPr/>
+        <w:tc>
+          <w:tcPr>
+            <w:tcW w:w="4679" w:type="dxa"/>
+            <w:tcBorders>
+              <w:top w:val="single" w:sz="4" w:space="0" w:color="D6DCEA"/>
+              <w:left w:val="single" w:sz="4" w:space="0" w:color="D6DCEA"/>
+              <w:bottom w:val="single" w:sz="4" w:space="0" w:color="D6DCEA"/>
+              <w:right w:val="single" w:sz="4" w:space="0" w:color="D6DCEA"/>
+            </w:tcBorders>
+          </w:tcPr>
+          <w:p>
+            <w:pPr>
+              <w:pStyle w:val="Compact"/>
+              <w:widowControl/>
+              <w:spacing w:before="36" w:after="40"/>
+              <w:jc w:val="left"/>
+              <w:rPr>
+                <w:kern w:val="0"/>
+                <w:szCs w:val="24"/>
+                <w:lang w:val="en-US" w:eastAsia="en-US" w:bidi="ar-SA"/>
+              </w:rPr>
+            </w:pPr>
+            <w:r>
+              <w:rPr>
+                <w:kern w:val="0"/>
+                <w:sz w:val="18"/>
+                <w:szCs w:val="24"/>
+                <w:lang w:val="en-US" w:eastAsia="en-US" w:bidi="ar-SA"/>
+              </w:rPr>
+              <w:t>Плановые задачи</w:t>
+            </w:r>
+          </w:p>
+        </w:tc>
+        <w:tc>
+          <w:tcPr>
+            <w:tcW w:w="4680" w:type="dxa"/>
+            <w:tcBorders>
+              <w:top w:val="single" w:sz="4" w:space="0" w:color="D6DCEA"/>
+              <w:left w:val="single" w:sz="4" w:space="0" w:color="D6DCEA"/>
+              <w:bottom w:val="single" w:sz="4" w:space="0" w:color="D6DCEA"/>
+              <w:right w:val="single" w:sz="4" w:space="0" w:color="D6DCEA"/>
+            </w:tcBorders>
+          </w:tcPr>
+          <w:p>
+            <w:pPr>
+              <w:pStyle w:val="Compact"/>
+              <w:widowControl/>
+              <w:spacing w:before="36" w:after="40"/>
+              <w:jc w:val="left"/>
+              <w:rPr>
+                <w:kern w:val="0"/>
+                <w:szCs w:val="24"/>
+                <w:lang w:val="en-US" w:eastAsia="en-US" w:bidi="ar-SA"/>
+              </w:rPr>
+            </w:pPr>
+            <w:r>
+              <w:rPr>
+                <w:kern w:val="0"/>
+                <w:sz w:val="18"/>
+                <w:szCs w:val="24"/>
+                <w:lang w:val="en-US" w:eastAsia="en-US" w:bidi="ar-SA"/>
+              </w:rPr>
+              <w:t xml:space="preserve">Извещения, эскалация, напоминания о планировании, очистка журнала входов — в каждом процессе раз в </w:t>
+            </w:r>
+            <w:r>
+              <w:rPr>
+                <w:rStyle w:val="VerbatimChar"/>
+                <w:kern w:val="0"/>
+                <w:sz w:val="18"/>
+                <w:szCs w:val="24"/>
+                <w:lang w:val="en-US" w:eastAsia="en-US" w:bidi="ar-SA"/>
+              </w:rPr>
+              <w:t>JOBS_POLL_SECONDS</w:t>
+            </w:r>
+            <w:r>
+              <w:rPr>
+                <w:kern w:val="0"/>
+                <w:sz w:val="18"/>
+                <w:szCs w:val="24"/>
+                <w:lang w:val="en-US" w:eastAsia="en-US" w:bidi="ar-SA"/>
+              </w:rPr>
+              <w:t xml:space="preserve"> (ADR-017); ошибки — в журнале сервера</w:t>
             </w:r>
           </w:p>
         </w:tc>
@@ -12062,8 +16560,8 @@
         <w:pStyle w:val="Heading1"/>
         <w:rPr/>
       </w:pPr>
-      <w:bookmarkStart w:id="71" w:name="__RefHeading___Toc4247_2275915807"/>
-      <w:bookmarkEnd w:id="71"/>
+      <w:bookmarkStart w:id="76" w:name="__RefHeading___Toc3762_844417"/>
+      <w:bookmarkEnd w:id="76"/>
       <w:r>
         <w:rPr>
           <w:rStyle w:val="SectionNumber"/>
@@ -12661,8 +17159,8 @@
         <w:pStyle w:val="Heading1"/>
         <w:rPr/>
       </w:pPr>
-      <w:bookmarkStart w:id="72" w:name="__RefHeading___Toc4249_2275915807"/>
-      <w:bookmarkEnd w:id="72"/>
+      <w:bookmarkStart w:id="77" w:name="__RefHeading___Toc3764_844417"/>
+      <w:bookmarkEnd w:id="77"/>
       <w:r>
         <w:rPr>
           <w:rStyle w:val="SectionNumber"/>
@@ -14042,6 +18540,331 @@
           </w:p>
         </w:tc>
       </w:tr>
+      <w:tr>
+        <w:trPr/>
+        <w:tc>
+          <w:tcPr>
+            <w:tcW w:w="3120" w:type="dxa"/>
+            <w:tcBorders>
+              <w:top w:val="single" w:sz="4" w:space="0" w:color="D6DCEA"/>
+              <w:left w:val="single" w:sz="4" w:space="0" w:color="D6DCEA"/>
+              <w:bottom w:val="single" w:sz="4" w:space="0" w:color="D6DCEA"/>
+              <w:right w:val="single" w:sz="4" w:space="0" w:color="D6DCEA"/>
+            </w:tcBorders>
+          </w:tcPr>
+          <w:p>
+            <w:pPr>
+              <w:pStyle w:val="Compact"/>
+              <w:widowControl/>
+              <w:spacing w:before="36" w:after="40"/>
+              <w:jc w:val="left"/>
+              <w:rPr>
+                <w:kern w:val="0"/>
+                <w:szCs w:val="24"/>
+                <w:lang w:val="en-US" w:eastAsia="en-US" w:bidi="ar-SA"/>
+              </w:rPr>
+            </w:pPr>
+            <w:r>
+              <w:rPr>
+                <w:kern w:val="0"/>
+                <w:sz w:val="18"/>
+                <w:szCs w:val="24"/>
+                <w:lang w:val="en-US" w:eastAsia="en-US" w:bidi="ar-SA"/>
+              </w:rPr>
+              <w:t xml:space="preserve">Сеансы — цепочки refresh-токенов, блокировка в </w:t>
+            </w:r>
+            <w:r>
+              <w:rPr>
+                <w:rStyle w:val="VerbatimChar"/>
+                <w:kern w:val="0"/>
+                <w:sz w:val="18"/>
+                <w:szCs w:val="24"/>
+                <w:lang w:val="en-US" w:eastAsia="en-US" w:bidi="ar-SA"/>
+              </w:rPr>
+              <w:t>login_state</w:t>
+            </w:r>
+            <w:r>
+              <w:rPr>
+                <w:kern w:val="0"/>
+                <w:sz w:val="18"/>
+                <w:szCs w:val="24"/>
+                <w:lang w:val="en-US" w:eastAsia="en-US" w:bidi="ar-SA"/>
+              </w:rPr>
+              <w:t xml:space="preserve"> (ADR-015)</w:t>
+            </w:r>
+          </w:p>
+        </w:tc>
+        <w:tc>
+          <w:tcPr>
+            <w:tcW w:w="3120" w:type="dxa"/>
+            <w:tcBorders>
+              <w:top w:val="single" w:sz="4" w:space="0" w:color="D6DCEA"/>
+              <w:left w:val="single" w:sz="4" w:space="0" w:color="D6DCEA"/>
+              <w:bottom w:val="single" w:sz="4" w:space="0" w:color="D6DCEA"/>
+              <w:right w:val="single" w:sz="4" w:space="0" w:color="D6DCEA"/>
+            </w:tcBorders>
+          </w:tcPr>
+          <w:p>
+            <w:pPr>
+              <w:pStyle w:val="Compact"/>
+              <w:widowControl/>
+              <w:spacing w:before="36" w:after="40"/>
+              <w:jc w:val="left"/>
+              <w:rPr>
+                <w:kern w:val="0"/>
+                <w:szCs w:val="24"/>
+                <w:lang w:val="en-US" w:eastAsia="en-US" w:bidi="ar-SA"/>
+              </w:rPr>
+            </w:pPr>
+            <w:r>
+              <w:rPr>
+                <w:kern w:val="0"/>
+                <w:sz w:val="18"/>
+                <w:szCs w:val="24"/>
+                <w:lang w:val="en-US" w:eastAsia="en-US" w:bidi="ar-SA"/>
+              </w:rPr>
+              <w:t>Серверные сессии, блокировка по адресу</w:t>
+            </w:r>
+          </w:p>
+        </w:tc>
+        <w:tc>
+          <w:tcPr>
+            <w:tcW w:w="3120" w:type="dxa"/>
+            <w:tcBorders>
+              <w:top w:val="single" w:sz="4" w:space="0" w:color="D6DCEA"/>
+              <w:left w:val="single" w:sz="4" w:space="0" w:color="D6DCEA"/>
+              <w:bottom w:val="single" w:sz="4" w:space="0" w:color="D6DCEA"/>
+              <w:right w:val="single" w:sz="4" w:space="0" w:color="D6DCEA"/>
+            </w:tcBorders>
+          </w:tcPr>
+          <w:p>
+            <w:pPr>
+              <w:pStyle w:val="Compact"/>
+              <w:widowControl/>
+              <w:spacing w:before="36" w:after="40"/>
+              <w:jc w:val="left"/>
+              <w:rPr>
+                <w:kern w:val="0"/>
+                <w:szCs w:val="24"/>
+                <w:lang w:val="en-US" w:eastAsia="en-US" w:bidi="ar-SA"/>
+              </w:rPr>
+            </w:pPr>
+            <w:r>
+              <w:rPr>
+                <w:kern w:val="0"/>
+                <w:sz w:val="18"/>
+                <w:szCs w:val="24"/>
+                <w:lang w:val="en-US" w:eastAsia="en-US" w:bidi="ar-SA"/>
+              </w:rPr>
+              <w:t>Без нового хранилища; блокировка не сбрасывает кэш графика; кража токена видна при первом повторе</w:t>
+            </w:r>
+          </w:p>
+        </w:tc>
+      </w:tr>
+      <w:tr>
+        <w:trPr/>
+        <w:tc>
+          <w:tcPr>
+            <w:tcW w:w="3120" w:type="dxa"/>
+            <w:tcBorders>
+              <w:top w:val="single" w:sz="4" w:space="0" w:color="D6DCEA"/>
+              <w:left w:val="single" w:sz="4" w:space="0" w:color="D6DCEA"/>
+              <w:bottom w:val="single" w:sz="4" w:space="0" w:color="D6DCEA"/>
+              <w:right w:val="single" w:sz="4" w:space="0" w:color="D6DCEA"/>
+            </w:tcBorders>
+          </w:tcPr>
+          <w:p>
+            <w:pPr>
+              <w:pStyle w:val="Compact"/>
+              <w:widowControl/>
+              <w:spacing w:before="36" w:after="40"/>
+              <w:jc w:val="left"/>
+              <w:rPr>
+                <w:kern w:val="0"/>
+                <w:szCs w:val="24"/>
+                <w:lang w:val="en-US" w:eastAsia="en-US" w:bidi="ar-SA"/>
+              </w:rPr>
+            </w:pPr>
+            <w:r>
+              <w:rPr>
+                <w:kern w:val="0"/>
+                <w:sz w:val="18"/>
+                <w:szCs w:val="24"/>
+                <w:lang w:val="en-US" w:eastAsia="en-US" w:bidi="ar-SA"/>
+              </w:rPr>
+              <w:t>Утверждённый график — снимок (ADR-016)</w:t>
+            </w:r>
+          </w:p>
+        </w:tc>
+        <w:tc>
+          <w:tcPr>
+            <w:tcW w:w="3120" w:type="dxa"/>
+            <w:tcBorders>
+              <w:top w:val="single" w:sz="4" w:space="0" w:color="D6DCEA"/>
+              <w:left w:val="single" w:sz="4" w:space="0" w:color="D6DCEA"/>
+              <w:bottom w:val="single" w:sz="4" w:space="0" w:color="D6DCEA"/>
+              <w:right w:val="single" w:sz="4" w:space="0" w:color="D6DCEA"/>
+            </w:tcBorders>
+          </w:tcPr>
+          <w:p>
+            <w:pPr>
+              <w:pStyle w:val="Compact"/>
+              <w:widowControl/>
+              <w:spacing w:before="36" w:after="40"/>
+              <w:jc w:val="left"/>
+              <w:rPr>
+                <w:kern w:val="0"/>
+                <w:szCs w:val="24"/>
+                <w:lang w:val="en-US" w:eastAsia="en-US" w:bidi="ar-SA"/>
+              </w:rPr>
+            </w:pPr>
+            <w:r>
+              <w:rPr>
+                <w:kern w:val="0"/>
+                <w:sz w:val="18"/>
+                <w:szCs w:val="24"/>
+                <w:lang w:val="en-US" w:eastAsia="en-US" w:bidi="ar-SA"/>
+              </w:rPr>
+              <w:t>Пометка на заявках</w:t>
+            </w:r>
+          </w:p>
+        </w:tc>
+        <w:tc>
+          <w:tcPr>
+            <w:tcW w:w="3120" w:type="dxa"/>
+            <w:tcBorders>
+              <w:top w:val="single" w:sz="4" w:space="0" w:color="D6DCEA"/>
+              <w:left w:val="single" w:sz="4" w:space="0" w:color="D6DCEA"/>
+              <w:bottom w:val="single" w:sz="4" w:space="0" w:color="D6DCEA"/>
+              <w:right w:val="single" w:sz="4" w:space="0" w:color="D6DCEA"/>
+            </w:tcBorders>
+          </w:tcPr>
+          <w:p>
+            <w:pPr>
+              <w:pStyle w:val="Compact"/>
+              <w:widowControl/>
+              <w:spacing w:before="36" w:after="40"/>
+              <w:jc w:val="left"/>
+              <w:rPr>
+                <w:kern w:val="0"/>
+                <w:szCs w:val="24"/>
+                <w:lang w:val="en-US" w:eastAsia="en-US" w:bidi="ar-SA"/>
+              </w:rPr>
+            </w:pPr>
+            <w:r>
+              <w:rPr>
+                <w:kern w:val="0"/>
+                <w:sz w:val="18"/>
+                <w:szCs w:val="24"/>
+                <w:lang w:val="en-US" w:eastAsia="en-US" w:bidi="ar-SA"/>
+              </w:rPr>
+              <w:t>Запланированная дата формы Т-7 неизменна, переносы видны по текущим заявкам</w:t>
+            </w:r>
+          </w:p>
+        </w:tc>
+      </w:tr>
+      <w:tr>
+        <w:trPr/>
+        <w:tc>
+          <w:tcPr>
+            <w:tcW w:w="3120" w:type="dxa"/>
+            <w:tcBorders>
+              <w:top w:val="single" w:sz="4" w:space="0" w:color="D6DCEA"/>
+              <w:left w:val="single" w:sz="4" w:space="0" w:color="D6DCEA"/>
+              <w:bottom w:val="single" w:sz="4" w:space="0" w:color="D6DCEA"/>
+              <w:right w:val="single" w:sz="4" w:space="0" w:color="D6DCEA"/>
+            </w:tcBorders>
+          </w:tcPr>
+          <w:p>
+            <w:pPr>
+              <w:pStyle w:val="Compact"/>
+              <w:widowControl/>
+              <w:spacing w:before="36" w:after="40"/>
+              <w:jc w:val="left"/>
+              <w:rPr>
+                <w:kern w:val="0"/>
+                <w:szCs w:val="24"/>
+                <w:lang w:val="en-US" w:eastAsia="en-US" w:bidi="ar-SA"/>
+              </w:rPr>
+            </w:pPr>
+            <w:r>
+              <w:rPr>
+                <w:kern w:val="0"/>
+                <w:sz w:val="18"/>
+                <w:szCs w:val="24"/>
+                <w:lang w:val="en-US" w:eastAsia="en-US" w:bidi="ar-SA"/>
+              </w:rPr>
+              <w:t>Плановые задачи с идемпотентностью в БД (ADR-017)</w:t>
+            </w:r>
+          </w:p>
+        </w:tc>
+        <w:tc>
+          <w:tcPr>
+            <w:tcW w:w="3120" w:type="dxa"/>
+            <w:tcBorders>
+              <w:top w:val="single" w:sz="4" w:space="0" w:color="D6DCEA"/>
+              <w:left w:val="single" w:sz="4" w:space="0" w:color="D6DCEA"/>
+              <w:bottom w:val="single" w:sz="4" w:space="0" w:color="D6DCEA"/>
+              <w:right w:val="single" w:sz="4" w:space="0" w:color="D6DCEA"/>
+            </w:tcBorders>
+          </w:tcPr>
+          <w:p>
+            <w:pPr>
+              <w:pStyle w:val="Compact"/>
+              <w:widowControl/>
+              <w:spacing w:before="36" w:after="40"/>
+              <w:jc w:val="left"/>
+              <w:rPr>
+                <w:kern w:val="0"/>
+                <w:szCs w:val="24"/>
+                <w:lang w:val="en-US" w:eastAsia="en-US" w:bidi="ar-SA"/>
+              </w:rPr>
+            </w:pPr>
+            <w:r>
+              <w:rPr>
+                <w:kern w:val="0"/>
+                <w:sz w:val="18"/>
+                <w:szCs w:val="24"/>
+                <w:lang w:val="en-US" w:eastAsia="en-US" w:bidi="ar-SA"/>
+              </w:rPr>
+              <w:t>Отдельный планировщик, выбор лидера</w:t>
+            </w:r>
+          </w:p>
+        </w:tc>
+        <w:tc>
+          <w:tcPr>
+            <w:tcW w:w="3120" w:type="dxa"/>
+            <w:tcBorders>
+              <w:top w:val="single" w:sz="4" w:space="0" w:color="D6DCEA"/>
+              <w:left w:val="single" w:sz="4" w:space="0" w:color="D6DCEA"/>
+              <w:bottom w:val="single" w:sz="4" w:space="0" w:color="D6DCEA"/>
+              <w:right w:val="single" w:sz="4" w:space="0" w:color="D6DCEA"/>
+            </w:tcBorders>
+          </w:tcPr>
+          <w:p>
+            <w:pPr>
+              <w:pStyle w:val="Compact"/>
+              <w:widowControl/>
+              <w:spacing w:before="36" w:after="40"/>
+              <w:jc w:val="left"/>
+              <w:rPr>
+                <w:kern w:val="0"/>
+                <w:szCs w:val="24"/>
+                <w:lang w:val="en-US" w:eastAsia="en-US" w:bidi="ar-SA"/>
+              </w:rPr>
+            </w:pPr>
+            <w:r>
+              <w:rPr>
+                <w:kern w:val="0"/>
+                <w:sz w:val="18"/>
+                <w:szCs w:val="24"/>
+                <w:lang w:val="en-US" w:eastAsia="en-US" w:bidi="ar-SA"/>
+              </w:rPr>
+              <w:t>Работают при любом числе процессов и экземпляров без новых компонентов</w:t>
+            </w:r>
+          </w:p>
+        </w:tc>
+      </w:tr>
     </w:tbl>
     <w:p>
       <w:pPr>
@@ -14068,8 +18891,8 @@
         <w:pStyle w:val="Heading1"/>
         <w:rPr/>
       </w:pPr>
-      <w:bookmarkStart w:id="73" w:name="__RefHeading___Toc4251_2275915807"/>
-      <w:bookmarkEnd w:id="73"/>
+      <w:bookmarkStart w:id="78" w:name="__RefHeading___Toc3766_844417"/>
+      <w:bookmarkEnd w:id="78"/>
       <w:r>
         <w:rPr>
           <w:rStyle w:val="SectionNumber"/>
@@ -14649,8 +19472,6 @@
             </w:pPr>
             <w:r>
               <w:rPr>
-                <w:b/>
-                <w:bCs/>
                 <w:kern w:val="0"/>
                 <w:sz w:val="18"/>
                 <w:szCs w:val="24"/>
@@ -14722,7 +19543,7 @@
                 <w:szCs w:val="24"/>
                 <w:lang w:val="en-US" w:eastAsia="en-US" w:bidi="ar-SA"/>
               </w:rPr>
-              <w:t>текущая</w:t>
+              <w:t>выпущена</w:t>
             </w:r>
           </w:p>
         </w:tc>
@@ -14753,6 +19574,110 @@
             </w:pPr>
             <w:r>
               <w:rPr>
+                <w:b/>
+                <w:bCs/>
+                <w:kern w:val="0"/>
+                <w:sz w:val="18"/>
+                <w:szCs w:val="24"/>
+                <w:lang w:val="en-US" w:eastAsia="en-US" w:bidi="ar-SA"/>
+              </w:rPr>
+              <w:t>v0.6.0</w:t>
+            </w:r>
+          </w:p>
+        </w:tc>
+        <w:tc>
+          <w:tcPr>
+            <w:tcW w:w="3120" w:type="dxa"/>
+            <w:tcBorders>
+              <w:top w:val="single" w:sz="4" w:space="0" w:color="D6DCEA"/>
+              <w:left w:val="single" w:sz="4" w:space="0" w:color="D6DCEA"/>
+              <w:bottom w:val="single" w:sz="4" w:space="0" w:color="D6DCEA"/>
+              <w:right w:val="single" w:sz="4" w:space="0" w:color="D6DCEA"/>
+            </w:tcBorders>
+          </w:tcPr>
+          <w:p>
+            <w:pPr>
+              <w:pStyle w:val="Compact"/>
+              <w:widowControl/>
+              <w:spacing w:before="36" w:after="40"/>
+              <w:jc w:val="left"/>
+              <w:rPr>
+                <w:kern w:val="0"/>
+                <w:szCs w:val="24"/>
+                <w:lang w:val="en-US" w:eastAsia="en-US" w:bidi="ar-SA"/>
+              </w:rPr>
+            </w:pPr>
+            <w:r>
+              <w:rPr>
+                <w:kern w:val="0"/>
+                <w:sz w:val="18"/>
+                <w:szCs w:val="24"/>
+                <w:lang w:val="en-US" w:eastAsia="en-US" w:bidi="ar-SA"/>
+              </w:rPr>
+              <w:t>Готовность к приёмке: кампания планирования, утверждение графика и форма Т-7, извещение за две недели; замещение и эскалация согласования; журнал входов, блокировка, сеансы, политика паролей, чек-лист безопасности</w:t>
+            </w:r>
+          </w:p>
+        </w:tc>
+        <w:tc>
+          <w:tcPr>
+            <w:tcW w:w="3120" w:type="dxa"/>
+            <w:tcBorders>
+              <w:top w:val="single" w:sz="4" w:space="0" w:color="D6DCEA"/>
+              <w:left w:val="single" w:sz="4" w:space="0" w:color="D6DCEA"/>
+              <w:bottom w:val="single" w:sz="4" w:space="0" w:color="D6DCEA"/>
+              <w:right w:val="single" w:sz="4" w:space="0" w:color="D6DCEA"/>
+            </w:tcBorders>
+          </w:tcPr>
+          <w:p>
+            <w:pPr>
+              <w:pStyle w:val="Compact"/>
+              <w:widowControl/>
+              <w:spacing w:before="36" w:after="40"/>
+              <w:jc w:val="left"/>
+              <w:rPr>
+                <w:kern w:val="0"/>
+                <w:szCs w:val="24"/>
+                <w:lang w:val="en-US" w:eastAsia="en-US" w:bidi="ar-SA"/>
+              </w:rPr>
+            </w:pPr>
+            <w:r>
+              <w:rPr>
+                <w:kern w:val="0"/>
+                <w:sz w:val="18"/>
+                <w:szCs w:val="24"/>
+                <w:lang w:val="en-US" w:eastAsia="en-US" w:bidi="ar-SA"/>
+              </w:rPr>
+              <w:t>текущая</w:t>
+            </w:r>
+          </w:p>
+        </w:tc>
+      </w:tr>
+      <w:tr>
+        <w:trPr/>
+        <w:tc>
+          <w:tcPr>
+            <w:tcW w:w="3120" w:type="dxa"/>
+            <w:tcBorders>
+              <w:top w:val="single" w:sz="4" w:space="0" w:color="D6DCEA"/>
+              <w:left w:val="single" w:sz="4" w:space="0" w:color="D6DCEA"/>
+              <w:bottom w:val="single" w:sz="4" w:space="0" w:color="D6DCEA"/>
+              <w:right w:val="single" w:sz="4" w:space="0" w:color="D6DCEA"/>
+            </w:tcBorders>
+          </w:tcPr>
+          <w:p>
+            <w:pPr>
+              <w:pStyle w:val="Compact"/>
+              <w:widowControl/>
+              <w:spacing w:before="36" w:after="40"/>
+              <w:jc w:val="left"/>
+              <w:rPr>
+                <w:kern w:val="0"/>
+                <w:szCs w:val="24"/>
+                <w:lang w:val="en-US" w:eastAsia="en-US" w:bidi="ar-SA"/>
+              </w:rPr>
+            </w:pPr>
+            <w:r>
+              <w:rPr>
                 <w:kern w:val="0"/>
                 <w:sz w:val="18"/>
                 <w:szCs w:val="24"/>
@@ -14826,16 +19751,16 @@
               </w:rPr>
               <w:t>план</w:t>
             </w:r>
-            <w:bookmarkStart w:id="74" w:name="план-развития"/>
-            <w:bookmarkEnd w:id="74"/>
+            <w:bookmarkStart w:id="79" w:name="план-развития"/>
+            <w:bookmarkEnd w:id="79"/>
           </w:p>
         </w:tc>
       </w:tr>
     </w:tbl>
     <w:sectPr>
-      <w:footerReference w:type="even" r:id="rId17"/>
-      <w:footerReference w:type="default" r:id="rId18"/>
-      <w:footerReference w:type="first" r:id="rId19"/>
+      <w:footerReference w:type="even" r:id="rId18"/>
+      <w:footerReference w:type="default" r:id="rId19"/>
+      <w:footerReference w:type="first" r:id="rId20"/>
       <w:type w:val="nextPage"/>
       <w:pgSz w:w="12240" w:h="15840"/>
       <w:pgMar w:left="1440" w:right="1440" w:gutter="0" w:header="0" w:top="1440" w:footer="720" w:bottom="1440"/>
@@ -14876,7 +19801,7 @@
         <w:color w:val="8A92A6"/>
         <w:sz w:val="16"/>
       </w:rPr>
-      <w:t xml:space="preserve">Планировщик отпусков 0.5.0 · Описание архитектуры · стр. </w:t>
+      <w:t xml:space="preserve">Планировщик отпусков 0.6.0 · Описание архитектуры · стр. </w:t>
     </w:r>
     <w:r>
       <w:rPr/>
@@ -14892,7 +19817,7 @@
     </w:r>
     <w:r>
       <w:rPr/>
-      <w:t>31</w:t>
+      <w:t>37</w:t>
     </w:r>
     <w:r>
       <w:rPr/>
@@ -14915,7 +19840,7 @@
         <w:color w:val="8A92A6"/>
         <w:sz w:val="16"/>
       </w:rPr>
-      <w:t xml:space="preserve">Планировщик отпусков 0.5.0 · Описание архитектуры · стр. </w:t>
+      <w:t xml:space="preserve">Планировщик отпусков 0.6.0 · Описание архитектуры · стр. </w:t>
     </w:r>
     <w:r>
       <w:rPr/>
@@ -14931,7 +19856,7 @@
     </w:r>
     <w:r>
       <w:rPr/>
-      <w:t>31</w:t>
+      <w:t>37</w:t>
     </w:r>
     <w:r>
       <w:rPr/>

--- a/docs/docx/01-architecture.docx
+++ b/docs/docx/01-architecture.docx
@@ -23,7 +23,7 @@
       </w:pPr>
       <w:r>
         <w:rPr/>
-        <w:t>Планировщик отпусков 0.6.0 · Платформа, компоненты, решения и план развития</w:t>
+        <w:t>Планировщик отпусков 1.0.0 · Платформа, компоненты, решения и план развития</w:t>
       </w:r>
     </w:p>
     <w:p>
@@ -33,7 +33,7 @@
       </w:pPr>
       <w:r>
         <w:rPr/>
-        <w:t>29 октября 2026</w:t>
+        <w:t>30 октября 2026</w:t>
       </w:r>
     </w:p>
     <w:sdt>
@@ -93,7 +93,7 @@
             </w:rPr>
             <w:fldChar w:fldCharType="separate"/>
           </w:r>
-          <w:hyperlink w:anchor="__RefHeading___Toc3694_844417">
+          <w:hyperlink w:anchor="__RefHeading___Toc5172_1804324697">
             <w:r>
               <w:rPr>
                 <w:webHidden/>
@@ -114,7 +114,7 @@
             </w:tabs>
             <w:rPr/>
           </w:pPr>
-          <w:hyperlink w:anchor="__RefHeading___Toc3696_844417">
+          <w:hyperlink w:anchor="__RefHeading___Toc5174_1804324697">
             <w:r>
               <w:rPr>
                 <w:webHidden/>
@@ -135,7 +135,7 @@
             </w:tabs>
             <w:rPr/>
           </w:pPr>
-          <w:hyperlink w:anchor="__RefHeading___Toc3698_844417">
+          <w:hyperlink w:anchor="__RefHeading___Toc5176_1804324697">
             <w:r>
               <w:rPr>
                 <w:webHidden/>
@@ -156,7 +156,7 @@
             </w:tabs>
             <w:rPr/>
           </w:pPr>
-          <w:hyperlink w:anchor="__RefHeading___Toc3700_844417">
+          <w:hyperlink w:anchor="__RefHeading___Toc5178_1804324697">
             <w:r>
               <w:rPr>
                 <w:webHidden/>
@@ -177,7 +177,7 @@
             </w:tabs>
             <w:rPr/>
           </w:pPr>
-          <w:hyperlink w:anchor="__RefHeading___Toc3702_844417">
+          <w:hyperlink w:anchor="__RefHeading___Toc5180_1804324697">
             <w:r>
               <w:rPr>
                 <w:webHidden/>
@@ -198,7 +198,7 @@
             </w:tabs>
             <w:rPr/>
           </w:pPr>
-          <w:hyperlink w:anchor="__RefHeading___Toc3704_844417">
+          <w:hyperlink w:anchor="__RefHeading___Toc5182_1804324697">
             <w:r>
               <w:rPr>
                 <w:webHidden/>
@@ -219,7 +219,7 @@
             </w:tabs>
             <w:rPr/>
           </w:pPr>
-          <w:hyperlink w:anchor="__RefHeading___Toc3706_844417">
+          <w:hyperlink w:anchor="__RefHeading___Toc5184_1804324697">
             <w:r>
               <w:rPr>
                 <w:webHidden/>
@@ -240,7 +240,7 @@
             </w:tabs>
             <w:rPr/>
           </w:pPr>
-          <w:hyperlink w:anchor="__RefHeading___Toc3708_844417">
+          <w:hyperlink w:anchor="__RefHeading___Toc5186_1804324697">
             <w:r>
               <w:rPr>
                 <w:webHidden/>
@@ -261,7 +261,7 @@
             </w:tabs>
             <w:rPr/>
           </w:pPr>
-          <w:hyperlink w:anchor="__RefHeading___Toc3710_844417">
+          <w:hyperlink w:anchor="__RefHeading___Toc5188_1804324697">
             <w:r>
               <w:rPr>
                 <w:webHidden/>
@@ -282,7 +282,7 @@
             </w:tabs>
             <w:rPr/>
           </w:pPr>
-          <w:hyperlink w:anchor="__RefHeading___Toc3712_844417">
+          <w:hyperlink w:anchor="__RefHeading___Toc5190_1804324697">
             <w:r>
               <w:rPr>
                 <w:webHidden/>
@@ -303,7 +303,7 @@
             </w:tabs>
             <w:rPr/>
           </w:pPr>
-          <w:hyperlink w:anchor="__RefHeading___Toc3714_844417">
+          <w:hyperlink w:anchor="__RefHeading___Toc5192_1804324697">
             <w:r>
               <w:rPr>
                 <w:webHidden/>
@@ -311,7 +311,7 @@
               </w:rPr>
               <w:t>5 Серверная часть</w:t>
               <w:tab/>
-              <w:t>11</w:t>
+              <w:t>12</w:t>
             </w:r>
           </w:hyperlink>
         </w:p>
@@ -324,7 +324,7 @@
             </w:tabs>
             <w:rPr/>
           </w:pPr>
-          <w:hyperlink w:anchor="__RefHeading___Toc3716_844417">
+          <w:hyperlink w:anchor="__RefHeading___Toc5194_1804324697">
             <w:r>
               <w:rPr>
                 <w:webHidden/>
@@ -332,7 +332,7 @@
               </w:rPr>
               <w:t>5.1 Слои и компоненты</w:t>
               <w:tab/>
-              <w:t>11</w:t>
+              <w:t>12</w:t>
             </w:r>
           </w:hyperlink>
         </w:p>
@@ -345,7 +345,7 @@
             </w:tabs>
             <w:rPr/>
           </w:pPr>
-          <w:hyperlink w:anchor="__RefHeading___Toc3718_844417">
+          <w:hyperlink w:anchor="__RefHeading___Toc5196_1804324697">
             <w:r>
               <w:rPr>
                 <w:webHidden/>
@@ -353,7 +353,7 @@
               </w:rPr>
               <w:t>5.2 Ключевые сервисы</w:t>
               <w:tab/>
-              <w:t>13</w:t>
+              <w:t>14</w:t>
             </w:r>
           </w:hyperlink>
         </w:p>
@@ -366,7 +366,7 @@
             </w:tabs>
             <w:rPr/>
           </w:pPr>
-          <w:hyperlink w:anchor="__RefHeading___Toc3720_844417">
+          <w:hyperlink w:anchor="__RefHeading___Toc5198_1804324697">
             <w:r>
               <w:rPr>
                 <w:webHidden/>
@@ -374,7 +374,7 @@
               </w:rPr>
               <w:t>5.3 Обработка запроса</w:t>
               <w:tab/>
-              <w:t>15</w:t>
+              <w:t>16</w:t>
             </w:r>
           </w:hyperlink>
         </w:p>
@@ -387,7 +387,7 @@
             </w:tabs>
             <w:rPr/>
           </w:pPr>
-          <w:hyperlink w:anchor="__RefHeading___Toc3722_844417">
+          <w:hyperlink w:anchor="__RefHeading___Toc5200_1804324697">
             <w:r>
               <w:rPr>
                 <w:webHidden/>
@@ -395,7 +395,7 @@
               </w:rPr>
               <w:t>6 Клиентская часть</w:t>
               <w:tab/>
-              <w:t>16</w:t>
+              <w:t>17</w:t>
             </w:r>
           </w:hyperlink>
         </w:p>
@@ -408,7 +408,7 @@
             </w:tabs>
             <w:rPr/>
           </w:pPr>
-          <w:hyperlink w:anchor="__RefHeading___Toc3724_844417">
+          <w:hyperlink w:anchor="__RefHeading___Toc5202_1804324697">
             <w:r>
               <w:rPr>
                 <w:webHidden/>
@@ -416,7 +416,7 @@
               </w:rPr>
               <w:t>7 Модель данных</w:t>
               <w:tab/>
-              <w:t>18</w:t>
+              <w:t>19</w:t>
             </w:r>
           </w:hyperlink>
         </w:p>
@@ -429,7 +429,7 @@
             </w:tabs>
             <w:rPr/>
           </w:pPr>
-          <w:hyperlink w:anchor="__RefHeading___Toc3726_844417">
+          <w:hyperlink w:anchor="__RefHeading___Toc5204_1804324697">
             <w:r>
               <w:rPr>
                 <w:webHidden/>
@@ -437,7 +437,7 @@
               </w:rPr>
               <w:t>7.1 Организация</w:t>
               <w:tab/>
-              <w:t>19</w:t>
+              <w:t>20</w:t>
             </w:r>
           </w:hyperlink>
         </w:p>
@@ -450,7 +450,7 @@
             </w:tabs>
             <w:rPr/>
           </w:pPr>
-          <w:hyperlink w:anchor="__RefHeading___Toc3728_844417">
+          <w:hyperlink w:anchor="__RefHeading___Toc5206_1804324697">
             <w:r>
               <w:rPr>
                 <w:webHidden/>
@@ -458,7 +458,7 @@
               </w:rPr>
               <w:t>7.2 Отпуска и режим работы</w:t>
               <w:tab/>
-              <w:t>21</w:t>
+              <w:t>22</w:t>
             </w:r>
           </w:hyperlink>
         </w:p>
@@ -471,7 +471,7 @@
             </w:tabs>
             <w:rPr/>
           </w:pPr>
-          <w:hyperlink w:anchor="__RefHeading___Toc3730_844417">
+          <w:hyperlink w:anchor="__RefHeading___Toc5208_1804324697">
             <w:r>
               <w:rPr>
                 <w:webHidden/>
@@ -479,7 +479,7 @@
               </w:rPr>
               <w:t>7.3 Служебные данные</w:t>
               <w:tab/>
-              <w:t>21</w:t>
+              <w:t>22</w:t>
             </w:r>
           </w:hyperlink>
         </w:p>
@@ -492,7 +492,7 @@
             </w:tabs>
             <w:rPr/>
           </w:pPr>
-          <w:hyperlink w:anchor="__RefHeading___Toc3732_844417">
+          <w:hyperlink w:anchor="__RefHeading___Toc5210_1804324697">
             <w:r>
               <w:rPr>
                 <w:webHidden/>
@@ -500,7 +500,7 @@
               </w:rPr>
               <w:t>7.4 Кадровый учёт</w:t>
               <w:tab/>
-              <w:t>22</w:t>
+              <w:t>23</w:t>
             </w:r>
           </w:hyperlink>
         </w:p>
@@ -513,7 +513,7 @@
             </w:tabs>
             <w:rPr/>
           </w:pPr>
-          <w:hyperlink w:anchor="__RefHeading___Toc3734_844417">
+          <w:hyperlink w:anchor="__RefHeading___Toc5212_1804324697">
             <w:r>
               <w:rPr>
                 <w:webHidden/>
@@ -521,7 +521,7 @@
               </w:rPr>
               <w:t>7.5 Жизненный цикл заявки</w:t>
               <w:tab/>
-              <w:t>22</w:t>
+              <w:t>23</w:t>
             </w:r>
           </w:hyperlink>
         </w:p>
@@ -534,7 +534,7 @@
             </w:tabs>
             <w:rPr/>
           </w:pPr>
-          <w:hyperlink w:anchor="__RefHeading___Toc3736_844417">
+          <w:hyperlink w:anchor="__RefHeading___Toc5214_1804324697">
             <w:r>
               <w:rPr>
                 <w:webHidden/>
@@ -542,7 +542,7 @@
               </w:rPr>
               <w:t>8 Ключевые сценарии</w:t>
               <w:tab/>
-              <w:t>23</w:t>
+              <w:t>24</w:t>
             </w:r>
           </w:hyperlink>
         </w:p>
@@ -555,7 +555,7 @@
             </w:tabs>
             <w:rPr/>
           </w:pPr>
-          <w:hyperlink w:anchor="__RefHeading___Toc3738_844417">
+          <w:hyperlink w:anchor="__RefHeading___Toc5216_1804324697">
             <w:r>
               <w:rPr>
                 <w:webHidden/>
@@ -563,7 +563,7 @@
               </w:rPr>
               <w:t>8.1 Вход и продление сессии</w:t>
               <w:tab/>
-              <w:t>23</w:t>
+              <w:t>24</w:t>
             </w:r>
           </w:hyperlink>
         </w:p>
@@ -576,7 +576,7 @@
             </w:tabs>
             <w:rPr/>
           </w:pPr>
-          <w:hyperlink w:anchor="__RefHeading___Toc3740_844417">
+          <w:hyperlink w:anchor="__RefHeading___Toc5218_1804324697">
             <w:r>
               <w:rPr>
                 <w:webHidden/>
@@ -584,7 +584,7 @@
               </w:rPr>
               <w:t>8.2 Подача заявки</w:t>
               <w:tab/>
-              <w:t>24</w:t>
+              <w:t>25</w:t>
             </w:r>
           </w:hyperlink>
         </w:p>
@@ -597,7 +597,7 @@
             </w:tabs>
             <w:rPr/>
           </w:pPr>
-          <w:hyperlink w:anchor="__RefHeading___Toc3742_844417">
+          <w:hyperlink w:anchor="__RefHeading___Toc5220_1804324697">
             <w:r>
               <w:rPr>
                 <w:webHidden/>
@@ -605,7 +605,7 @@
               </w:rPr>
               <w:t>8.3 Согласование и отклонение</w:t>
               <w:tab/>
-              <w:t>25</w:t>
+              <w:t>26</w:t>
             </w:r>
           </w:hyperlink>
         </w:p>
@@ -618,7 +618,7 @@
             </w:tabs>
             <w:rPr/>
           </w:pPr>
-          <w:hyperlink w:anchor="__RefHeading___Toc3744_844417">
+          <w:hyperlink w:anchor="__RefHeading___Toc5222_1804324697">
             <w:r>
               <w:rPr>
                 <w:webHidden/>
@@ -626,7 +626,7 @@
               </w:rPr>
               <w:t>8.4 Построение графика</w:t>
               <w:tab/>
-              <w:t>26</w:t>
+              <w:t>27</w:t>
             </w:r>
           </w:hyperlink>
         </w:p>
@@ -639,7 +639,7 @@
             </w:tabs>
             <w:rPr/>
           </w:pPr>
-          <w:hyperlink w:anchor="__RefHeading___Toc3746_844417">
+          <w:hyperlink w:anchor="__RefHeading___Toc5224_1804324697">
             <w:r>
               <w:rPr>
                 <w:webHidden/>
@@ -647,7 +647,7 @@
               </w:rPr>
               <w:t>9 Безопасность</w:t>
               <w:tab/>
-              <w:t>27</w:t>
+              <w:t>28</w:t>
             </w:r>
           </w:hyperlink>
         </w:p>
@@ -660,7 +660,7 @@
             </w:tabs>
             <w:rPr/>
           </w:pPr>
-          <w:hyperlink w:anchor="__RefHeading___Toc3748_844417">
+          <w:hyperlink w:anchor="__RefHeading___Toc5226_1804324697">
             <w:r>
               <w:rPr>
                 <w:webHidden/>
@@ -668,7 +668,7 @@
               </w:rPr>
               <w:t>9.1 Аутентификация и сессии</w:t>
               <w:tab/>
-              <w:t>27</w:t>
+              <w:t>28</w:t>
             </w:r>
           </w:hyperlink>
         </w:p>
@@ -681,7 +681,7 @@
             </w:tabs>
             <w:rPr/>
           </w:pPr>
-          <w:hyperlink w:anchor="__RefHeading___Toc3750_844417">
+          <w:hyperlink w:anchor="__RefHeading___Toc5228_1804324697">
             <w:r>
               <w:rPr>
                 <w:webHidden/>
@@ -689,7 +689,7 @@
               </w:rPr>
               <w:t>9.2 Защита запросов</w:t>
               <w:tab/>
-              <w:t>28</w:t>
+              <w:t>29</w:t>
             </w:r>
           </w:hyperlink>
         </w:p>
@@ -702,7 +702,7 @@
             </w:tabs>
             <w:rPr/>
           </w:pPr>
-          <w:hyperlink w:anchor="__RefHeading___Toc3752_844417">
+          <w:hyperlink w:anchor="__RefHeading___Toc5230_1804324697">
             <w:r>
               <w:rPr>
                 <w:webHidden/>
@@ -710,7 +710,7 @@
               </w:rPr>
               <w:t>9.3 Модель авторизации</w:t>
               <w:tab/>
-              <w:t>28</w:t>
+              <w:t>29</w:t>
             </w:r>
           </w:hyperlink>
         </w:p>
@@ -723,7 +723,7 @@
             </w:tabs>
             <w:rPr/>
           </w:pPr>
-          <w:hyperlink w:anchor="__RefHeading___Toc3754_844417">
+          <w:hyperlink w:anchor="__RefHeading___Toc5232_1804324697">
             <w:r>
               <w:rPr>
                 <w:webHidden/>
@@ -731,7 +731,7 @@
               </w:rPr>
               <w:t>9.4 Журналирование и аудит</w:t>
               <w:tab/>
-              <w:t>29</w:t>
+              <w:t>30</w:t>
             </w:r>
           </w:hyperlink>
         </w:p>
@@ -744,7 +744,7 @@
             </w:tabs>
             <w:rPr/>
           </w:pPr>
-          <w:hyperlink w:anchor="__RefHeading___Toc3756_844417">
+          <w:hyperlink w:anchor="__RefHeading___Toc5234_1804324697">
             <w:r>
               <w:rPr>
                 <w:webHidden/>
@@ -752,7 +752,7 @@
               </w:rPr>
               <w:t>9.5 Чек-лист безопасности</w:t>
               <w:tab/>
-              <w:t>29</w:t>
+              <w:t>30</w:t>
             </w:r>
           </w:hyperlink>
         </w:p>
@@ -765,7 +765,7 @@
             </w:tabs>
             <w:rPr/>
           </w:pPr>
-          <w:hyperlink w:anchor="__RefHeading___Toc3758_844417">
+          <w:hyperlink w:anchor="__RefHeading___Toc5236_1804324697">
             <w:r>
               <w:rPr>
                 <w:webHidden/>
@@ -773,7 +773,7 @@
               </w:rPr>
               <w:t>10 Программный интерфейс</w:t>
               <w:tab/>
-              <w:t>32</w:t>
+              <w:t>33</w:t>
             </w:r>
           </w:hyperlink>
         </w:p>
@@ -786,7 +786,7 @@
             </w:tabs>
             <w:rPr/>
           </w:pPr>
-          <w:hyperlink w:anchor="__RefHeading___Toc3760_844417">
+          <w:hyperlink w:anchor="__RefHeading___Toc5238_1804324697">
             <w:r>
               <w:rPr>
                 <w:webHidden/>
@@ -794,7 +794,7 @@
               </w:rPr>
               <w:t>11 Наблюдаемость и эксплуатация</w:t>
               <w:tab/>
-              <w:t>33</w:t>
+              <w:t>34</w:t>
             </w:r>
           </w:hyperlink>
         </w:p>
@@ -807,7 +807,7 @@
             </w:tabs>
             <w:rPr/>
           </w:pPr>
-          <w:hyperlink w:anchor="__RefHeading___Toc3762_844417">
+          <w:hyperlink w:anchor="__RefHeading___Toc5240_1804324697">
             <w:r>
               <w:rPr>
                 <w:webHidden/>
@@ -815,7 +815,7 @@
               </w:rPr>
               <w:t>12 Технологический стек</w:t>
               <w:tab/>
-              <w:t>34</w:t>
+              <w:t>35</w:t>
             </w:r>
           </w:hyperlink>
         </w:p>
@@ -828,7 +828,7 @@
             </w:tabs>
             <w:rPr/>
           </w:pPr>
-          <w:hyperlink w:anchor="__RefHeading___Toc3764_844417">
+          <w:hyperlink w:anchor="__RefHeading___Toc5242_1804324697">
             <w:r>
               <w:rPr>
                 <w:webHidden/>
@@ -836,7 +836,7 @@
               </w:rPr>
               <w:t>13 Ключевые решения</w:t>
               <w:tab/>
-              <w:t>35</w:t>
+              <w:t>36</w:t>
             </w:r>
           </w:hyperlink>
         </w:p>
@@ -849,7 +849,7 @@
             </w:tabs>
             <w:rPr/>
           </w:pPr>
-          <w:hyperlink w:anchor="__RefHeading___Toc3766_844417">
+          <w:hyperlink w:anchor="__RefHeading___Toc5244_1804324697">
             <w:r>
               <w:rPr>
                 <w:webHidden/>
@@ -857,7 +857,7 @@
               </w:rPr>
               <w:t>14 План развития</w:t>
               <w:tab/>
-              <w:t>37</w:t>
+              <w:t>38</w:t>
             </w:r>
           </w:hyperlink>
           <w:r>
@@ -874,7 +874,7 @@
         <w:pStyle w:val="Heading1"/>
         <w:rPr/>
       </w:pPr>
-      <w:bookmarkStart w:id="0" w:name="__RefHeading___Toc3694_844417"/>
+      <w:bookmarkStart w:id="0" w:name="__RefHeading___Toc5172_1804324697"/>
       <w:bookmarkStart w:id="1" w:name="о-документе"/>
       <w:bookmarkEnd w:id="0"/>
       <w:r>
@@ -896,7 +896,7 @@
       </w:pPr>
       <w:r>
         <w:rPr/>
-        <w:t>Документ описывает архитектуру «Планировщика отпусков» версии 0.5.0: назначение и границы системы, состав компонентов и их взаимодействие, модель данных, программный интерфейс, механизмы безопасности, развёртывание, эксплуатацию и план развития. Документ предназначен для архитекторов, разработчиков, инженеров сопровождения и службы информационной безопасности.</w:t>
+        <w:t>Документ описывает архитектуру «Планировщика отпусков» версии 1.0.0: назначение и границы системы, состав компонентов и их взаимодействие, модель данных, программный интерфейс, механизмы безопасности, развёртывание, эксплуатацию и план развития. Документ предназначен для архитекторов, разработчиков, инженеров сопровождения и службы информационной безопасности.</w:t>
       </w:r>
     </w:p>
     <w:tbl>
@@ -1512,7 +1512,7 @@
         <w:rPr>
           <w:rStyle w:val="VerbatimChar"/>
         </w:rPr>
-        <w:t>v0.5.0</w:t>
+        <w:t>v1.0.0</w:t>
       </w:r>
       <w:r>
         <w:rPr/>
@@ -1545,7 +1545,7 @@
         <w:pStyle w:val="Heading1"/>
         <w:rPr/>
       </w:pPr>
-      <w:bookmarkStart w:id="2" w:name="__RefHeading___Toc3696_844417"/>
+      <w:bookmarkStart w:id="2" w:name="__RefHeading___Toc5174_1804324697"/>
       <w:bookmarkEnd w:id="2"/>
       <w:r>
         <w:rPr>
@@ -1564,7 +1564,7 @@
         <w:pStyle w:val="Heading2"/>
         <w:rPr/>
       </w:pPr>
-      <w:bookmarkStart w:id="3" w:name="__RefHeading___Toc3698_844417"/>
+      <w:bookmarkStart w:id="3" w:name="__RefHeading___Toc5176_1804324697"/>
       <w:bookmarkStart w:id="4" w:name="назначение-и-класс-системы"/>
       <w:bookmarkEnd w:id="3"/>
       <w:r>
@@ -1673,7 +1673,7 @@
         <w:pStyle w:val="Heading2"/>
         <w:rPr/>
       </w:pPr>
-      <w:bookmarkStart w:id="6" w:name="__RefHeading___Toc3700_844417"/>
+      <w:bookmarkStart w:id="6" w:name="__RefHeading___Toc5178_1804324697"/>
       <w:bookmarkStart w:id="7" w:name="архитектурные-принципы"/>
       <w:bookmarkEnd w:id="6"/>
       <w:r>
@@ -1871,7 +1871,7 @@
         <w:pStyle w:val="Heading2"/>
         <w:rPr/>
       </w:pPr>
-      <w:bookmarkStart w:id="8" w:name="__RefHeading___Toc3702_844417"/>
+      <w:bookmarkStart w:id="8" w:name="__RefHeading___Toc5180_1804324697"/>
       <w:bookmarkEnd w:id="8"/>
       <w:r>
         <w:rPr>
@@ -2045,7 +2045,7 @@
                 <w:szCs w:val="24"/>
                 <w:lang w:val="en-US" w:eastAsia="en-US" w:bidi="ar-SA"/>
               </w:rPr>
-              <w:t>82 / 7 954</w:t>
+              <w:t>85 / 8 283</w:t>
             </w:r>
           </w:p>
         </w:tc>
@@ -2252,7 +2252,7 @@
                 <w:szCs w:val="24"/>
                 <w:lang w:val="en-US" w:eastAsia="en-US" w:bidi="ar-SA"/>
               </w:rPr>
-              <w:t>50 / 14 437</w:t>
+              <w:t>50 / 14 502</w:t>
             </w:r>
           </w:p>
         </w:tc>
@@ -2390,7 +2390,7 @@
                 <w:szCs w:val="24"/>
                 <w:lang w:val="en-US" w:eastAsia="en-US" w:bidi="ar-SA"/>
               </w:rPr>
-              <w:t>23 / 194</w:t>
+              <w:t>28 / 222</w:t>
             </w:r>
           </w:p>
         </w:tc>
@@ -2459,7 +2459,7 @@
                 <w:szCs w:val="24"/>
                 <w:lang w:val="en-US" w:eastAsia="en-US" w:bidi="ar-SA"/>
               </w:rPr>
-              <w:t>9 / 44</w:t>
+              <w:t>11 / 53</w:t>
             </w:r>
             <w:bookmarkStart w:id="9" w:name="общие-сведения"/>
             <w:bookmarkStart w:id="10" w:name="показатели-кодовой-базы"/>
@@ -2474,7 +2474,7 @@
         <w:pStyle w:val="Heading1"/>
         <w:rPr/>
       </w:pPr>
-      <w:bookmarkStart w:id="11" w:name="__RefHeading___Toc3704_844417"/>
+      <w:bookmarkStart w:id="11" w:name="__RefHeading___Toc5182_1804324697"/>
       <w:bookmarkEnd w:id="11"/>
       <w:r>
         <w:rPr>
@@ -3187,7 +3187,7 @@
         <w:pStyle w:val="Heading1"/>
         <w:rPr/>
       </w:pPr>
-      <w:bookmarkStart w:id="12" w:name="__RefHeading___Toc3706_844417"/>
+      <w:bookmarkStart w:id="12" w:name="__RefHeading___Toc5184_1804324697"/>
       <w:bookmarkEnd w:id="12"/>
       <w:r>
         <w:rPr>
@@ -3206,7 +3206,7 @@
         <w:pStyle w:val="Heading2"/>
         <w:rPr/>
       </w:pPr>
-      <w:bookmarkStart w:id="13" w:name="__RefHeading___Toc3708_844417"/>
+      <w:bookmarkStart w:id="13" w:name="__RefHeading___Toc5186_1804324697"/>
       <w:bookmarkStart w:id="14" w:name="состав-контейнеров"/>
       <w:bookmarkEnd w:id="13"/>
       <w:r>
@@ -4350,7 +4350,7 @@
         <w:pStyle w:val="Heading2"/>
         <w:rPr/>
       </w:pPr>
-      <w:bookmarkStart w:id="16" w:name="__RefHeading___Toc3710_844417"/>
+      <w:bookmarkStart w:id="16" w:name="__RefHeading___Toc5188_1804324697"/>
       <w:bookmarkStart w:id="17" w:name="поставка-и-окружения"/>
       <w:bookmarkEnd w:id="16"/>
       <w:r>
@@ -4457,7 +4457,7 @@
         <w:pStyle w:val="Heading2"/>
         <w:rPr/>
       </w:pPr>
-      <w:bookmarkStart w:id="18" w:name="__RefHeading___Toc3712_844417"/>
+      <w:bookmarkStart w:id="18" w:name="__RefHeading___Toc5190_1804324697"/>
       <w:bookmarkEnd w:id="18"/>
       <w:r>
         <w:rPr>
@@ -4598,7 +4598,7 @@
                 <w:szCs w:val="24"/>
                 <w:lang w:val="en-US" w:eastAsia="en-US" w:bidi="ar-SA"/>
               </w:rPr>
-              <w:t>До 1000 пользователей</w:t>
+              <w:t>До 2000 сотрудников</w:t>
             </w:r>
           </w:p>
         </w:tc>
@@ -4631,7 +4631,7 @@
                 <w:szCs w:val="24"/>
                 <w:lang w:val="en-US" w:eastAsia="en-US" w:bidi="ar-SA"/>
               </w:rPr>
-              <w:t xml:space="preserve">Один сервер: 2 vCPU, 4 ГБ ОЗУ, PostgreSQL в том же compose, </w:t>
+              <w:t>Один сервер «всё на одном узле»: проверено 1 vCPU (API и PostgreSQL на одном ядре) — рабочий день в разгар кампании и вход всей организации за 15 минут в требованиях (p95 чтения 48 и 74 мс); рекомендуется 2 vCPU, 4 ГБ ОЗУ — запас на вход, выгрузки и копирование (</w:t>
             </w:r>
             <w:r>
               <w:rPr>
@@ -4641,7 +4641,16 @@
                 <w:szCs w:val="24"/>
                 <w:lang w:val="en-US" w:eastAsia="en-US" w:bidi="ar-SA"/>
               </w:rPr>
-              <w:t>WEB_CONCURRENCY=auto</w:t>
+              <w:t>docs/performance/report-v1.0.0.md</w:t>
+            </w:r>
+            <w:r>
+              <w:rPr>
+                <w:kern w:val="0"/>
+                <w:sz w:val="18"/>
+                <w:szCs w:val="24"/>
+                <w:lang w:val="en-US" w:eastAsia="en-US" w:bidi="ar-SA"/>
+              </w:rPr>
+              <w:t>)</w:t>
             </w:r>
           </w:p>
         </w:tc>
@@ -4874,7 +4883,7 @@
                 <w:szCs w:val="24"/>
                 <w:lang w:val="en-US" w:eastAsia="en-US" w:bidi="ar-SA"/>
               </w:rPr>
-              <w:t>); тяжёлые чтения ограничены периодом и фильтром по отделу; выгрузка XLSX пишется потоком и уступает процессор другим запросам</w:t>
+              <w:t>); тяжёлые чтения ограничены периодом и фильтром по отделу; выгрузка XLSX пишется потоком и уступает процессор другим запросам; после изменения данных открытые вкладки перечитывают график вразброс за 10 с, а одинаковые запросы «в полёте» считаются один раз; форма Т-7 собирается в отдельном потоке (v1.0.0)</w:t>
             </w:r>
           </w:p>
         </w:tc>
@@ -5533,7 +5542,7 @@
         <w:pStyle w:val="Heading1"/>
         <w:rPr/>
       </w:pPr>
-      <w:bookmarkStart w:id="20" w:name="__RefHeading___Toc3714_844417"/>
+      <w:bookmarkStart w:id="20" w:name="__RefHeading___Toc5192_1804324697"/>
       <w:bookmarkEnd w:id="20"/>
       <w:r>
         <w:rPr>
@@ -5552,7 +5561,7 @@
         <w:pStyle w:val="Heading2"/>
         <w:rPr/>
       </w:pPr>
-      <w:bookmarkStart w:id="21" w:name="__RefHeading___Toc3716_844417"/>
+      <w:bookmarkStart w:id="21" w:name="__RefHeading___Toc5194_1804324697"/>
       <w:bookmarkEnd w:id="21"/>
       <w:r>
         <w:rPr>
@@ -7559,7 +7568,7 @@
         <w:pStyle w:val="Heading2"/>
         <w:rPr/>
       </w:pPr>
-      <w:bookmarkStart w:id="23" w:name="__RefHeading___Toc3718_844417"/>
+      <w:bookmarkStart w:id="23" w:name="__RefHeading___Toc5196_1804324697"/>
       <w:bookmarkEnd w:id="23"/>
       <w:r>
         <w:rPr>
@@ -7989,7 +7998,7 @@
         <w:pStyle w:val="Heading2"/>
         <w:rPr/>
       </w:pPr>
-      <w:bookmarkStart w:id="24" w:name="__RefHeading___Toc3720_844417"/>
+      <w:bookmarkStart w:id="24" w:name="__RefHeading___Toc5198_1804324697"/>
       <w:bookmarkStart w:id="25" w:name="обработка-запроса"/>
       <w:bookmarkEnd w:id="24"/>
       <w:r>
@@ -8126,7 +8135,7 @@
         <w:pStyle w:val="Heading1"/>
         <w:rPr/>
       </w:pPr>
-      <w:bookmarkStart w:id="26" w:name="__RefHeading___Toc3722_844417"/>
+      <w:bookmarkStart w:id="26" w:name="__RefHeading___Toc5200_1804324697"/>
       <w:bookmarkStart w:id="27" w:name="клиентская-часть"/>
       <w:bookmarkEnd w:id="26"/>
       <w:r>
@@ -8903,7 +8912,7 @@
         <w:pStyle w:val="Heading1"/>
         <w:rPr/>
       </w:pPr>
-      <w:bookmarkStart w:id="29" w:name="__RefHeading___Toc3724_844417"/>
+      <w:bookmarkStart w:id="29" w:name="__RefHeading___Toc5202_1804324697"/>
       <w:bookmarkStart w:id="30" w:name="модель-данных"/>
       <w:bookmarkEnd w:id="29"/>
       <w:r>
@@ -8943,7 +8952,7 @@
         <w:pStyle w:val="Heading2"/>
         <w:rPr/>
       </w:pPr>
-      <w:bookmarkStart w:id="31" w:name="__RefHeading___Toc3726_844417"/>
+      <w:bookmarkStart w:id="31" w:name="__RefHeading___Toc5204_1804324697"/>
       <w:bookmarkStart w:id="32" w:name="организация"/>
       <w:bookmarkEnd w:id="31"/>
       <w:r>
@@ -9021,7 +9030,7 @@
         <w:pStyle w:val="Heading2"/>
         <w:rPr/>
       </w:pPr>
-      <w:bookmarkStart w:id="34" w:name="__RefHeading___Toc3728_844417"/>
+      <w:bookmarkStart w:id="34" w:name="__RefHeading___Toc5206_1804324697"/>
       <w:bookmarkStart w:id="35" w:name="отпуска-и-режим-работы"/>
       <w:bookmarkEnd w:id="34"/>
       <w:r>
@@ -9099,7 +9108,7 @@
         <w:pStyle w:val="Heading2"/>
         <w:rPr/>
       </w:pPr>
-      <w:bookmarkStart w:id="37" w:name="__RefHeading___Toc3730_844417"/>
+      <w:bookmarkStart w:id="37" w:name="__RefHeading___Toc5208_1804324697"/>
       <w:bookmarkStart w:id="38" w:name="служебные-данные"/>
       <w:bookmarkEnd w:id="37"/>
       <w:r>
@@ -9177,7 +9186,7 @@
         <w:pStyle w:val="Heading2"/>
         <w:rPr/>
       </w:pPr>
-      <w:bookmarkStart w:id="40" w:name="__RefHeading___Toc3732_844417"/>
+      <w:bookmarkStart w:id="40" w:name="__RefHeading___Toc5210_1804324697"/>
       <w:bookmarkStart w:id="41" w:name="кадровый-учёт"/>
       <w:bookmarkEnd w:id="40"/>
       <w:r>
@@ -9255,7 +9264,7 @@
         <w:pStyle w:val="Heading2"/>
         <w:rPr/>
       </w:pPr>
-      <w:bookmarkStart w:id="43" w:name="__RefHeading___Toc3734_844417"/>
+      <w:bookmarkStart w:id="43" w:name="__RefHeading___Toc5212_1804324697"/>
       <w:bookmarkStart w:id="44" w:name="жизненный-цикл-заявки"/>
       <w:bookmarkEnd w:id="43"/>
       <w:r>
@@ -9335,7 +9344,7 @@
         <w:pStyle w:val="Heading1"/>
         <w:rPr/>
       </w:pPr>
-      <w:bookmarkStart w:id="47" w:name="__RefHeading___Toc3736_844417"/>
+      <w:bookmarkStart w:id="47" w:name="__RefHeading___Toc5214_1804324697"/>
       <w:bookmarkStart w:id="48" w:name="ключевые-сценарии"/>
       <w:bookmarkEnd w:id="47"/>
       <w:r>
@@ -9355,7 +9364,7 @@
         <w:pStyle w:val="Heading2"/>
         <w:rPr/>
       </w:pPr>
-      <w:bookmarkStart w:id="49" w:name="__RefHeading___Toc3738_844417"/>
+      <w:bookmarkStart w:id="49" w:name="__RefHeading___Toc5216_1804324697"/>
       <w:bookmarkStart w:id="50" w:name="вход-и-продление-сессии"/>
       <w:bookmarkEnd w:id="49"/>
       <w:r>
@@ -9433,7 +9442,7 @@
         <w:pStyle w:val="Heading2"/>
         <w:rPr/>
       </w:pPr>
-      <w:bookmarkStart w:id="52" w:name="__RefHeading___Toc3740_844417"/>
+      <w:bookmarkStart w:id="52" w:name="__RefHeading___Toc5218_1804324697"/>
       <w:bookmarkStart w:id="53" w:name="подача-заявки"/>
       <w:bookmarkEnd w:id="52"/>
       <w:r>
@@ -9511,7 +9520,7 @@
         <w:pStyle w:val="Heading2"/>
         <w:rPr/>
       </w:pPr>
-      <w:bookmarkStart w:id="55" w:name="__RefHeading___Toc3742_844417"/>
+      <w:bookmarkStart w:id="55" w:name="__RefHeading___Toc5220_1804324697"/>
       <w:bookmarkStart w:id="56" w:name="согласование-и-отклонение"/>
       <w:bookmarkEnd w:id="55"/>
       <w:r>
@@ -9589,7 +9598,7 @@
         <w:pStyle w:val="Heading2"/>
         <w:rPr/>
       </w:pPr>
-      <w:bookmarkStart w:id="58" w:name="__RefHeading___Toc3744_844417"/>
+      <w:bookmarkStart w:id="58" w:name="__RefHeading___Toc5222_1804324697"/>
       <w:bookmarkStart w:id="59" w:name="построение-графика"/>
       <w:bookmarkEnd w:id="58"/>
       <w:r>
@@ -9669,7 +9678,7 @@
         <w:pStyle w:val="Heading1"/>
         <w:rPr/>
       </w:pPr>
-      <w:bookmarkStart w:id="62" w:name="__RefHeading___Toc3746_844417"/>
+      <w:bookmarkStart w:id="62" w:name="__RefHeading___Toc5224_1804324697"/>
       <w:bookmarkStart w:id="63" w:name="безопасность"/>
       <w:bookmarkEnd w:id="62"/>
       <w:r>
@@ -9689,7 +9698,7 @@
         <w:pStyle w:val="Heading2"/>
         <w:rPr/>
       </w:pPr>
-      <w:bookmarkStart w:id="64" w:name="__RefHeading___Toc3748_844417"/>
+      <w:bookmarkStart w:id="64" w:name="__RefHeading___Toc5226_1804324697"/>
       <w:bookmarkEnd w:id="64"/>
       <w:r>
         <w:rPr>
@@ -11182,7 +11191,7 @@
         <w:pStyle w:val="Heading2"/>
         <w:rPr/>
       </w:pPr>
-      <w:bookmarkStart w:id="66" w:name="__RefHeading___Toc3750_844417"/>
+      <w:bookmarkStart w:id="66" w:name="__RefHeading___Toc5228_1804324697"/>
       <w:bookmarkEnd w:id="66"/>
       <w:r>
         <w:rPr>
@@ -11331,7 +11340,7 @@
         <w:pStyle w:val="Heading2"/>
         <w:rPr/>
       </w:pPr>
-      <w:bookmarkStart w:id="67" w:name="__RefHeading___Toc3752_844417"/>
+      <w:bookmarkStart w:id="67" w:name="__RefHeading___Toc5230_1804324697"/>
       <w:bookmarkStart w:id="68" w:name="модель-авторизации"/>
       <w:bookmarkEnd w:id="67"/>
       <w:r>
@@ -11902,7 +11911,7 @@
         <w:pStyle w:val="Heading2"/>
         <w:rPr/>
       </w:pPr>
-      <w:bookmarkStart w:id="69" w:name="__RefHeading___Toc3754_844417"/>
+      <w:bookmarkStart w:id="69" w:name="__RefHeading___Toc5232_1804324697"/>
       <w:bookmarkStart w:id="70" w:name="журналирование-и-аудит"/>
       <w:bookmarkEnd w:id="69"/>
       <w:r>
@@ -11973,7 +11982,7 @@
         <w:pStyle w:val="Heading2"/>
         <w:rPr/>
       </w:pPr>
-      <w:bookmarkStart w:id="71" w:name="__RefHeading___Toc3756_844417"/>
+      <w:bookmarkStart w:id="71" w:name="__RefHeading___Toc5234_1804324697"/>
       <w:bookmarkStart w:id="72" w:name="чек-лист-безопасности"/>
       <w:bookmarkEnd w:id="71"/>
       <w:r>
@@ -14881,7 +14890,7 @@
         <w:pStyle w:val="Heading1"/>
         <w:rPr/>
       </w:pPr>
-      <w:bookmarkStart w:id="73" w:name="__RefHeading___Toc3758_844417"/>
+      <w:bookmarkStart w:id="73" w:name="__RefHeading___Toc5236_1804324697"/>
       <w:bookmarkEnd w:id="73"/>
       <w:r>
         <w:rPr>
@@ -15591,7 +15600,7 @@
         <w:pStyle w:val="Heading1"/>
         <w:rPr/>
       </w:pPr>
-      <w:bookmarkStart w:id="75" w:name="__RefHeading___Toc3760_844417"/>
+      <w:bookmarkStart w:id="75" w:name="__RefHeading___Toc5238_1804324697"/>
       <w:bookmarkEnd w:id="75"/>
       <w:r>
         <w:rPr>
@@ -16560,7 +16569,7 @@
         <w:pStyle w:val="Heading1"/>
         <w:rPr/>
       </w:pPr>
-      <w:bookmarkStart w:id="76" w:name="__RefHeading___Toc3762_844417"/>
+      <w:bookmarkStart w:id="76" w:name="__RefHeading___Toc5240_1804324697"/>
       <w:bookmarkEnd w:id="76"/>
       <w:r>
         <w:rPr>
@@ -17159,7 +17168,7 @@
         <w:pStyle w:val="Heading1"/>
         <w:rPr/>
       </w:pPr>
-      <w:bookmarkStart w:id="77" w:name="__RefHeading___Toc3764_844417"/>
+      <w:bookmarkStart w:id="77" w:name="__RefHeading___Toc5242_1804324697"/>
       <w:bookmarkEnd w:id="77"/>
       <w:r>
         <w:rPr>
@@ -18891,7 +18900,7 @@
         <w:pStyle w:val="Heading1"/>
         <w:rPr/>
       </w:pPr>
-      <w:bookmarkStart w:id="78" w:name="__RefHeading___Toc3766_844417"/>
+      <w:bookmarkStart w:id="78" w:name="__RefHeading___Toc5244_1804324697"/>
       <w:bookmarkEnd w:id="78"/>
       <w:r>
         <w:rPr>
@@ -19574,8 +19583,6 @@
             </w:pPr>
             <w:r>
               <w:rPr>
-                <w:b/>
-                <w:bCs/>
                 <w:kern w:val="0"/>
                 <w:sz w:val="18"/>
                 <w:szCs w:val="24"/>
@@ -19647,7 +19654,7 @@
                 <w:szCs w:val="24"/>
                 <w:lang w:val="en-US" w:eastAsia="en-US" w:bidi="ar-SA"/>
               </w:rPr>
-              <w:t>текущая</w:t>
+              <w:t>выпущена</w:t>
             </w:r>
           </w:p>
         </w:tc>
@@ -19678,6 +19685,8 @@
             </w:pPr>
             <w:r>
               <w:rPr>
+                <w:b/>
+                <w:bCs/>
                 <w:kern w:val="0"/>
                 <w:sz w:val="18"/>
                 <w:szCs w:val="24"/>
@@ -19716,7 +19725,7 @@
                 <w:szCs w:val="24"/>
                 <w:lang w:val="en-US" w:eastAsia="en-US" w:bidi="ar-SA"/>
               </w:rPr>
-              <w:t>Приёмка HR и ИБ, комплект для реестра отечественного ПО</w:t>
+              <w:t>Приёмка HR и ИБ; масштаб 1000–2000: модель рабочего дня, сайзинг, пики, длительная работа, отладка и узкие места; комплект для реестра российского ПО и регламенты эксплуатации</w:t>
             </w:r>
           </w:p>
         </w:tc>
@@ -19749,7 +19758,7 @@
                 <w:szCs w:val="24"/>
                 <w:lang w:val="en-US" w:eastAsia="en-US" w:bidi="ar-SA"/>
               </w:rPr>
-              <w:t>план</w:t>
+              <w:t>выпущена</w:t>
             </w:r>
             <w:bookmarkStart w:id="79" w:name="план-развития"/>
             <w:bookmarkEnd w:id="79"/>
@@ -19801,7 +19810,7 @@
         <w:color w:val="8A92A6"/>
         <w:sz w:val="16"/>
       </w:rPr>
-      <w:t xml:space="preserve">Планировщик отпусков 0.6.0 · Описание архитектуры · стр. </w:t>
+      <w:t xml:space="preserve">Планировщик отпусков 1.0.0 · Описание архитектуры · стр. </w:t>
     </w:r>
     <w:r>
       <w:rPr/>
@@ -19817,7 +19826,7 @@
     </w:r>
     <w:r>
       <w:rPr/>
-      <w:t>37</w:t>
+      <w:t>38</w:t>
     </w:r>
     <w:r>
       <w:rPr/>
@@ -19840,7 +19849,7 @@
         <w:color w:val="8A92A6"/>
         <w:sz w:val="16"/>
       </w:rPr>
-      <w:t xml:space="preserve">Планировщик отпусков 0.6.0 · Описание архитектуры · стр. </w:t>
+      <w:t xml:space="preserve">Планировщик отпусков 1.0.0 · Описание архитектуры · стр. </w:t>
     </w:r>
     <w:r>
       <w:rPr/>
@@ -19856,7 +19865,7 @@
     </w:r>
     <w:r>
       <w:rPr/>
-      <w:t>37</w:t>
+      <w:t>38</w:t>
     </w:r>
     <w:r>
       <w:rPr/>

--- a/docs/docx/01-architecture.docx
+++ b/docs/docx/01-architecture.docx
@@ -23,7 +23,7 @@
       </w:pPr>
       <w:r>
         <w:rPr/>
-        <w:t>Планировщик отпусков 1.0.0 · Платформа, компоненты, решения и план развития</w:t>
+        <w:t>Планировщик отпусков 1.1.0 · Платформа, компоненты, решения и план развития</w:t>
       </w:r>
     </w:p>
     <w:p>
@@ -93,7 +93,7 @@
             </w:rPr>
             <w:fldChar w:fldCharType="separate"/>
           </w:r>
-          <w:hyperlink w:anchor="__RefHeading___Toc5172_1804324697">
+          <w:hyperlink w:anchor="__RefHeading___Toc3781_3125385251">
             <w:r>
               <w:rPr>
                 <w:webHidden/>
@@ -114,7 +114,7 @@
             </w:tabs>
             <w:rPr/>
           </w:pPr>
-          <w:hyperlink w:anchor="__RefHeading___Toc5174_1804324697">
+          <w:hyperlink w:anchor="__RefHeading___Toc3783_3125385251">
             <w:r>
               <w:rPr>
                 <w:webHidden/>
@@ -135,7 +135,7 @@
             </w:tabs>
             <w:rPr/>
           </w:pPr>
-          <w:hyperlink w:anchor="__RefHeading___Toc5176_1804324697">
+          <w:hyperlink w:anchor="__RefHeading___Toc3785_3125385251">
             <w:r>
               <w:rPr>
                 <w:webHidden/>
@@ -156,7 +156,7 @@
             </w:tabs>
             <w:rPr/>
           </w:pPr>
-          <w:hyperlink w:anchor="__RefHeading___Toc5178_1804324697">
+          <w:hyperlink w:anchor="__RefHeading___Toc3787_3125385251">
             <w:r>
               <w:rPr>
                 <w:webHidden/>
@@ -177,7 +177,7 @@
             </w:tabs>
             <w:rPr/>
           </w:pPr>
-          <w:hyperlink w:anchor="__RefHeading___Toc5180_1804324697">
+          <w:hyperlink w:anchor="__RefHeading___Toc3789_3125385251">
             <w:r>
               <w:rPr>
                 <w:webHidden/>
@@ -198,7 +198,7 @@
             </w:tabs>
             <w:rPr/>
           </w:pPr>
-          <w:hyperlink w:anchor="__RefHeading___Toc5182_1804324697">
+          <w:hyperlink w:anchor="__RefHeading___Toc3791_3125385251">
             <w:r>
               <w:rPr>
                 <w:webHidden/>
@@ -219,7 +219,7 @@
             </w:tabs>
             <w:rPr/>
           </w:pPr>
-          <w:hyperlink w:anchor="__RefHeading___Toc5184_1804324697">
+          <w:hyperlink w:anchor="__RefHeading___Toc3793_3125385251">
             <w:r>
               <w:rPr>
                 <w:webHidden/>
@@ -240,7 +240,7 @@
             </w:tabs>
             <w:rPr/>
           </w:pPr>
-          <w:hyperlink w:anchor="__RefHeading___Toc5186_1804324697">
+          <w:hyperlink w:anchor="__RefHeading___Toc3795_3125385251">
             <w:r>
               <w:rPr>
                 <w:webHidden/>
@@ -261,7 +261,7 @@
             </w:tabs>
             <w:rPr/>
           </w:pPr>
-          <w:hyperlink w:anchor="__RefHeading___Toc5188_1804324697">
+          <w:hyperlink w:anchor="__RefHeading___Toc3797_3125385251">
             <w:r>
               <w:rPr>
                 <w:webHidden/>
@@ -282,7 +282,7 @@
             </w:tabs>
             <w:rPr/>
           </w:pPr>
-          <w:hyperlink w:anchor="__RefHeading___Toc5190_1804324697">
+          <w:hyperlink w:anchor="__RefHeading___Toc3799_3125385251">
             <w:r>
               <w:rPr>
                 <w:webHidden/>
@@ -303,7 +303,7 @@
             </w:tabs>
             <w:rPr/>
           </w:pPr>
-          <w:hyperlink w:anchor="__RefHeading___Toc5192_1804324697">
+          <w:hyperlink w:anchor="__RefHeading___Toc3801_3125385251">
             <w:r>
               <w:rPr>
                 <w:webHidden/>
@@ -324,7 +324,7 @@
             </w:tabs>
             <w:rPr/>
           </w:pPr>
-          <w:hyperlink w:anchor="__RefHeading___Toc5194_1804324697">
+          <w:hyperlink w:anchor="__RefHeading___Toc3803_3125385251">
             <w:r>
               <w:rPr>
                 <w:webHidden/>
@@ -345,7 +345,7 @@
             </w:tabs>
             <w:rPr/>
           </w:pPr>
-          <w:hyperlink w:anchor="__RefHeading___Toc5196_1804324697">
+          <w:hyperlink w:anchor="__RefHeading___Toc3805_3125385251">
             <w:r>
               <w:rPr>
                 <w:webHidden/>
@@ -366,7 +366,7 @@
             </w:tabs>
             <w:rPr/>
           </w:pPr>
-          <w:hyperlink w:anchor="__RefHeading___Toc5198_1804324697">
+          <w:hyperlink w:anchor="__RefHeading___Toc3807_3125385251">
             <w:r>
               <w:rPr>
                 <w:webHidden/>
@@ -387,7 +387,7 @@
             </w:tabs>
             <w:rPr/>
           </w:pPr>
-          <w:hyperlink w:anchor="__RefHeading___Toc5200_1804324697">
+          <w:hyperlink w:anchor="__RefHeading___Toc3809_3125385251">
             <w:r>
               <w:rPr>
                 <w:webHidden/>
@@ -408,7 +408,7 @@
             </w:tabs>
             <w:rPr/>
           </w:pPr>
-          <w:hyperlink w:anchor="__RefHeading___Toc5202_1804324697">
+          <w:hyperlink w:anchor="__RefHeading___Toc3811_3125385251">
             <w:r>
               <w:rPr>
                 <w:webHidden/>
@@ -429,7 +429,7 @@
             </w:tabs>
             <w:rPr/>
           </w:pPr>
-          <w:hyperlink w:anchor="__RefHeading___Toc5204_1804324697">
+          <w:hyperlink w:anchor="__RefHeading___Toc3813_3125385251">
             <w:r>
               <w:rPr>
                 <w:webHidden/>
@@ -450,7 +450,7 @@
             </w:tabs>
             <w:rPr/>
           </w:pPr>
-          <w:hyperlink w:anchor="__RefHeading___Toc5206_1804324697">
+          <w:hyperlink w:anchor="__RefHeading___Toc3815_3125385251">
             <w:r>
               <w:rPr>
                 <w:webHidden/>
@@ -471,7 +471,7 @@
             </w:tabs>
             <w:rPr/>
           </w:pPr>
-          <w:hyperlink w:anchor="__RefHeading___Toc5208_1804324697">
+          <w:hyperlink w:anchor="__RefHeading___Toc3817_3125385251">
             <w:r>
               <w:rPr>
                 <w:webHidden/>
@@ -492,7 +492,7 @@
             </w:tabs>
             <w:rPr/>
           </w:pPr>
-          <w:hyperlink w:anchor="__RefHeading___Toc5210_1804324697">
+          <w:hyperlink w:anchor="__RefHeading___Toc3819_3125385251">
             <w:r>
               <w:rPr>
                 <w:webHidden/>
@@ -513,7 +513,7 @@
             </w:tabs>
             <w:rPr/>
           </w:pPr>
-          <w:hyperlink w:anchor="__RefHeading___Toc5212_1804324697">
+          <w:hyperlink w:anchor="__RefHeading___Toc3821_3125385251">
             <w:r>
               <w:rPr>
                 <w:webHidden/>
@@ -534,7 +534,7 @@
             </w:tabs>
             <w:rPr/>
           </w:pPr>
-          <w:hyperlink w:anchor="__RefHeading___Toc5214_1804324697">
+          <w:hyperlink w:anchor="__RefHeading___Toc3823_3125385251">
             <w:r>
               <w:rPr>
                 <w:webHidden/>
@@ -555,7 +555,7 @@
             </w:tabs>
             <w:rPr/>
           </w:pPr>
-          <w:hyperlink w:anchor="__RefHeading___Toc5216_1804324697">
+          <w:hyperlink w:anchor="__RefHeading___Toc3825_3125385251">
             <w:r>
               <w:rPr>
                 <w:webHidden/>
@@ -576,7 +576,7 @@
             </w:tabs>
             <w:rPr/>
           </w:pPr>
-          <w:hyperlink w:anchor="__RefHeading___Toc5218_1804324697">
+          <w:hyperlink w:anchor="__RefHeading___Toc3827_3125385251">
             <w:r>
               <w:rPr>
                 <w:webHidden/>
@@ -597,7 +597,7 @@
             </w:tabs>
             <w:rPr/>
           </w:pPr>
-          <w:hyperlink w:anchor="__RefHeading___Toc5220_1804324697">
+          <w:hyperlink w:anchor="__RefHeading___Toc3829_3125385251">
             <w:r>
               <w:rPr>
                 <w:webHidden/>
@@ -618,7 +618,7 @@
             </w:tabs>
             <w:rPr/>
           </w:pPr>
-          <w:hyperlink w:anchor="__RefHeading___Toc5222_1804324697">
+          <w:hyperlink w:anchor="__RefHeading___Toc3831_3125385251">
             <w:r>
               <w:rPr>
                 <w:webHidden/>
@@ -639,7 +639,7 @@
             </w:tabs>
             <w:rPr/>
           </w:pPr>
-          <w:hyperlink w:anchor="__RefHeading___Toc5224_1804324697">
+          <w:hyperlink w:anchor="__RefHeading___Toc3833_3125385251">
             <w:r>
               <w:rPr>
                 <w:webHidden/>
@@ -660,7 +660,7 @@
             </w:tabs>
             <w:rPr/>
           </w:pPr>
-          <w:hyperlink w:anchor="__RefHeading___Toc5226_1804324697">
+          <w:hyperlink w:anchor="__RefHeading___Toc3835_3125385251">
             <w:r>
               <w:rPr>
                 <w:webHidden/>
@@ -681,7 +681,7 @@
             </w:tabs>
             <w:rPr/>
           </w:pPr>
-          <w:hyperlink w:anchor="__RefHeading___Toc5228_1804324697">
+          <w:hyperlink w:anchor="__RefHeading___Toc3837_3125385251">
             <w:r>
               <w:rPr>
                 <w:webHidden/>
@@ -702,7 +702,7 @@
             </w:tabs>
             <w:rPr/>
           </w:pPr>
-          <w:hyperlink w:anchor="__RefHeading___Toc5230_1804324697">
+          <w:hyperlink w:anchor="__RefHeading___Toc3839_3125385251">
             <w:r>
               <w:rPr>
                 <w:webHidden/>
@@ -723,7 +723,7 @@
             </w:tabs>
             <w:rPr/>
           </w:pPr>
-          <w:hyperlink w:anchor="__RefHeading___Toc5232_1804324697">
+          <w:hyperlink w:anchor="__RefHeading___Toc3841_3125385251">
             <w:r>
               <w:rPr>
                 <w:webHidden/>
@@ -744,7 +744,7 @@
             </w:tabs>
             <w:rPr/>
           </w:pPr>
-          <w:hyperlink w:anchor="__RefHeading___Toc5234_1804324697">
+          <w:hyperlink w:anchor="__RefHeading___Toc3843_3125385251">
             <w:r>
               <w:rPr>
                 <w:webHidden/>
@@ -765,7 +765,7 @@
             </w:tabs>
             <w:rPr/>
           </w:pPr>
-          <w:hyperlink w:anchor="__RefHeading___Toc5236_1804324697">
+          <w:hyperlink w:anchor="__RefHeading___Toc3845_3125385251">
             <w:r>
               <w:rPr>
                 <w:webHidden/>
@@ -786,7 +786,7 @@
             </w:tabs>
             <w:rPr/>
           </w:pPr>
-          <w:hyperlink w:anchor="__RefHeading___Toc5238_1804324697">
+          <w:hyperlink w:anchor="__RefHeading___Toc3847_3125385251">
             <w:r>
               <w:rPr>
                 <w:webHidden/>
@@ -807,7 +807,7 @@
             </w:tabs>
             <w:rPr/>
           </w:pPr>
-          <w:hyperlink w:anchor="__RefHeading___Toc5240_1804324697">
+          <w:hyperlink w:anchor="__RefHeading___Toc3849_3125385251">
             <w:r>
               <w:rPr>
                 <w:webHidden/>
@@ -828,7 +828,7 @@
             </w:tabs>
             <w:rPr/>
           </w:pPr>
-          <w:hyperlink w:anchor="__RefHeading___Toc5242_1804324697">
+          <w:hyperlink w:anchor="__RefHeading___Toc3851_3125385251">
             <w:r>
               <w:rPr>
                 <w:webHidden/>
@@ -849,7 +849,7 @@
             </w:tabs>
             <w:rPr/>
           </w:pPr>
-          <w:hyperlink w:anchor="__RefHeading___Toc5244_1804324697">
+          <w:hyperlink w:anchor="__RefHeading___Toc3853_3125385251">
             <w:r>
               <w:rPr>
                 <w:webHidden/>
@@ -874,7 +874,7 @@
         <w:pStyle w:val="Heading1"/>
         <w:rPr/>
       </w:pPr>
-      <w:bookmarkStart w:id="0" w:name="__RefHeading___Toc5172_1804324697"/>
+      <w:bookmarkStart w:id="0" w:name="__RefHeading___Toc3781_3125385251"/>
       <w:bookmarkStart w:id="1" w:name="о-документе"/>
       <w:bookmarkEnd w:id="0"/>
       <w:r>
@@ -896,7 +896,7 @@
       </w:pPr>
       <w:r>
         <w:rPr/>
-        <w:t>Документ описывает архитектуру «Планировщика отпусков» версии 1.0.0: назначение и границы системы, состав компонентов и их взаимодействие, модель данных, программный интерфейс, механизмы безопасности, развёртывание, эксплуатацию и план развития. Документ предназначен для архитекторов, разработчиков, инженеров сопровождения и службы информационной безопасности.</w:t>
+        <w:t>Документ описывает архитектуру «Планировщика отпусков» версии 1.1.0: назначение и границы системы, состав компонентов и их взаимодействие, модель данных, программный интерфейс, механизмы безопасности, развёртывание, эксплуатацию и план развития. Документ предназначен для архитекторов, разработчиков, инженеров сопровождения и службы информационной безопасности.</w:t>
       </w:r>
     </w:p>
     <w:tbl>
@@ -1512,7 +1512,7 @@
         <w:rPr>
           <w:rStyle w:val="VerbatimChar"/>
         </w:rPr>
-        <w:t>v1.0.0</w:t>
+        <w:t>v1.1.0</w:t>
       </w:r>
       <w:r>
         <w:rPr/>
@@ -1545,7 +1545,7 @@
         <w:pStyle w:val="Heading1"/>
         <w:rPr/>
       </w:pPr>
-      <w:bookmarkStart w:id="2" w:name="__RefHeading___Toc5174_1804324697"/>
+      <w:bookmarkStart w:id="2" w:name="__RefHeading___Toc3783_3125385251"/>
       <w:bookmarkEnd w:id="2"/>
       <w:r>
         <w:rPr>
@@ -1564,7 +1564,7 @@
         <w:pStyle w:val="Heading2"/>
         <w:rPr/>
       </w:pPr>
-      <w:bookmarkStart w:id="3" w:name="__RefHeading___Toc5176_1804324697"/>
+      <w:bookmarkStart w:id="3" w:name="__RefHeading___Toc3785_3125385251"/>
       <w:bookmarkStart w:id="4" w:name="назначение-и-класс-системы"/>
       <w:bookmarkEnd w:id="3"/>
       <w:r>
@@ -1673,7 +1673,7 @@
         <w:pStyle w:val="Heading2"/>
         <w:rPr/>
       </w:pPr>
-      <w:bookmarkStart w:id="6" w:name="__RefHeading___Toc5178_1804324697"/>
+      <w:bookmarkStart w:id="6" w:name="__RefHeading___Toc3787_3125385251"/>
       <w:bookmarkStart w:id="7" w:name="архитектурные-принципы"/>
       <w:bookmarkEnd w:id="6"/>
       <w:r>
@@ -1871,7 +1871,7 @@
         <w:pStyle w:val="Heading2"/>
         <w:rPr/>
       </w:pPr>
-      <w:bookmarkStart w:id="8" w:name="__RefHeading___Toc5180_1804324697"/>
+      <w:bookmarkStart w:id="8" w:name="__RefHeading___Toc3789_3125385251"/>
       <w:bookmarkEnd w:id="8"/>
       <w:r>
         <w:rPr>
@@ -2045,7 +2045,7 @@
                 <w:szCs w:val="24"/>
                 <w:lang w:val="en-US" w:eastAsia="en-US" w:bidi="ar-SA"/>
               </w:rPr>
-              <w:t>85 / 8 283</w:t>
+              <w:t>92 / 10 098</w:t>
             </w:r>
           </w:p>
         </w:tc>
@@ -2114,7 +2114,7 @@
                 <w:szCs w:val="24"/>
                 <w:lang w:val="en-US" w:eastAsia="en-US" w:bidi="ar-SA"/>
               </w:rPr>
-              <w:t>20 / 83</w:t>
+              <w:t>21 / 88</w:t>
             </w:r>
           </w:p>
         </w:tc>
@@ -2183,7 +2183,7 @@
                 <w:szCs w:val="24"/>
                 <w:lang w:val="en-US" w:eastAsia="en-US" w:bidi="ar-SA"/>
               </w:rPr>
-              <w:t>24 / 12</w:t>
+              <w:t>24 / 13</w:t>
             </w:r>
           </w:p>
         </w:tc>
@@ -2252,7 +2252,7 @@
                 <w:szCs w:val="24"/>
                 <w:lang w:val="en-US" w:eastAsia="en-US" w:bidi="ar-SA"/>
               </w:rPr>
-              <w:t>50 / 14 502</w:t>
+              <w:t>63 / 17 406</w:t>
             </w:r>
           </w:p>
         </w:tc>
@@ -2321,7 +2321,7 @@
                 <w:szCs w:val="24"/>
                 <w:lang w:val="en-US" w:eastAsia="en-US" w:bidi="ar-SA"/>
               </w:rPr>
-              <w:t>13</w:t>
+              <w:t>15</w:t>
             </w:r>
           </w:p>
         </w:tc>
@@ -2390,7 +2390,7 @@
                 <w:szCs w:val="24"/>
                 <w:lang w:val="en-US" w:eastAsia="en-US" w:bidi="ar-SA"/>
               </w:rPr>
-              <w:t>28 / 222</w:t>
+              <w:t>30 / 246</w:t>
             </w:r>
           </w:p>
         </w:tc>
@@ -2459,7 +2459,7 @@
                 <w:szCs w:val="24"/>
                 <w:lang w:val="en-US" w:eastAsia="en-US" w:bidi="ar-SA"/>
               </w:rPr>
-              <w:t>11 / 53</w:t>
+              <w:t>17 / 94</w:t>
             </w:r>
             <w:bookmarkStart w:id="9" w:name="общие-сведения"/>
             <w:bookmarkStart w:id="10" w:name="показатели-кодовой-базы"/>
@@ -2474,7 +2474,7 @@
         <w:pStyle w:val="Heading1"/>
         <w:rPr/>
       </w:pPr>
-      <w:bookmarkStart w:id="11" w:name="__RefHeading___Toc5182_1804324697"/>
+      <w:bookmarkStart w:id="11" w:name="__RefHeading___Toc3791_3125385251"/>
       <w:bookmarkEnd w:id="11"/>
       <w:r>
         <w:rPr>
@@ -3187,7 +3187,7 @@
         <w:pStyle w:val="Heading1"/>
         <w:rPr/>
       </w:pPr>
-      <w:bookmarkStart w:id="12" w:name="__RefHeading___Toc5184_1804324697"/>
+      <w:bookmarkStart w:id="12" w:name="__RefHeading___Toc3793_3125385251"/>
       <w:bookmarkEnd w:id="12"/>
       <w:r>
         <w:rPr>
@@ -3206,7 +3206,7 @@
         <w:pStyle w:val="Heading2"/>
         <w:rPr/>
       </w:pPr>
-      <w:bookmarkStart w:id="13" w:name="__RefHeading___Toc5186_1804324697"/>
+      <w:bookmarkStart w:id="13" w:name="__RefHeading___Toc3795_3125385251"/>
       <w:bookmarkStart w:id="14" w:name="состав-контейнеров"/>
       <w:bookmarkEnd w:id="13"/>
       <w:r>
@@ -4350,7 +4350,7 @@
         <w:pStyle w:val="Heading2"/>
         <w:rPr/>
       </w:pPr>
-      <w:bookmarkStart w:id="16" w:name="__RefHeading___Toc5188_1804324697"/>
+      <w:bookmarkStart w:id="16" w:name="__RefHeading___Toc3797_3125385251"/>
       <w:bookmarkStart w:id="17" w:name="поставка-и-окружения"/>
       <w:bookmarkEnd w:id="16"/>
       <w:r>
@@ -4457,7 +4457,7 @@
         <w:pStyle w:val="Heading2"/>
         <w:rPr/>
       </w:pPr>
-      <w:bookmarkStart w:id="18" w:name="__RefHeading___Toc5190_1804324697"/>
+      <w:bookmarkStart w:id="18" w:name="__RefHeading___Toc3799_3125385251"/>
       <w:bookmarkEnd w:id="18"/>
       <w:r>
         <w:rPr>
@@ -5542,7 +5542,7 @@
         <w:pStyle w:val="Heading1"/>
         <w:rPr/>
       </w:pPr>
-      <w:bookmarkStart w:id="20" w:name="__RefHeading___Toc5192_1804324697"/>
+      <w:bookmarkStart w:id="20" w:name="__RefHeading___Toc3801_3125385251"/>
       <w:bookmarkEnd w:id="20"/>
       <w:r>
         <w:rPr>
@@ -5561,7 +5561,7 @@
         <w:pStyle w:val="Heading2"/>
         <w:rPr/>
       </w:pPr>
-      <w:bookmarkStart w:id="21" w:name="__RefHeading___Toc5194_1804324697"/>
+      <w:bookmarkStart w:id="21" w:name="__RefHeading___Toc3803_3125385251"/>
       <w:bookmarkEnd w:id="21"/>
       <w:r>
         <w:rPr>
@@ -6155,7 +6155,7 @@
                 <w:szCs w:val="24"/>
                 <w:lang w:val="en-US" w:eastAsia="en-US" w:bidi="ar-SA"/>
               </w:rPr>
-              <w:t xml:space="preserve"> — кто решает по заявке (руководитель, руководитель отдела, заместитель, вышестоящий по эскалации); </w:t>
+              <w:t xml:space="preserve"> — кто решает по заявке (руководитель по правилу «По Делу», руководители вышестоящих подразделений, заместитель, вышестоящий по эскалации); </w:t>
             </w:r>
             <w:r>
               <w:rPr>
@@ -6739,7 +6739,7 @@
                 <w:szCs w:val="24"/>
                 <w:lang w:val="en-US" w:eastAsia="en-US" w:bidi="ar-SA"/>
               </w:rPr>
-              <w:t>directories</w:t>
+              <w:t>org</w:t>
             </w:r>
           </w:p>
         </w:tc>
@@ -6772,7 +6772,83 @@
                 <w:szCs w:val="24"/>
                 <w:lang w:val="en-US" w:eastAsia="en-US" w:bidi="ar-SA"/>
               </w:rPr>
-              <w:t>Отделы, проекты, личные группы</w:t>
+              <w:t xml:space="preserve">Структура компании (ADR-018): </w:t>
+            </w:r>
+            <w:r>
+              <w:rPr>
+                <w:rStyle w:val="VerbatimChar"/>
+                <w:kern w:val="0"/>
+                <w:sz w:val="18"/>
+                <w:szCs w:val="24"/>
+                <w:lang w:val="en-US" w:eastAsia="en-US" w:bidi="ar-SA"/>
+              </w:rPr>
+              <w:t>org-tree.ts</w:t>
+            </w:r>
+            <w:r>
+              <w:rPr>
+                <w:kern w:val="0"/>
+                <w:sz w:val="18"/>
+                <w:szCs w:val="24"/>
+                <w:lang w:val="en-US" w:eastAsia="en-US" w:bidi="ar-SA"/>
+              </w:rPr>
+              <w:t xml:space="preserve"> — чистое дерево подразделений (пути, подписи, правило руководителя, область очереди согласования), </w:t>
+            </w:r>
+            <w:r>
+              <w:rPr>
+                <w:rStyle w:val="VerbatimChar"/>
+                <w:kern w:val="0"/>
+                <w:sz w:val="18"/>
+                <w:szCs w:val="24"/>
+                <w:lang w:val="en-US" w:eastAsia="en-US" w:bidi="ar-SA"/>
+              </w:rPr>
+              <w:t>OrgService</w:t>
+            </w:r>
+            <w:r>
+              <w:rPr>
+                <w:kern w:val="0"/>
+                <w:sz w:val="18"/>
+                <w:szCs w:val="24"/>
+                <w:lang w:val="en-US" w:eastAsia="en-US" w:bidi="ar-SA"/>
+              </w:rPr>
+              <w:t xml:space="preserve"> — проверки и изменения дерева, обмен со «По Делу»: структура </w:t>
+            </w:r>
+            <w:r>
+              <w:rPr>
+                <w:rStyle w:val="VerbatimChar"/>
+                <w:kern w:val="0"/>
+                <w:sz w:val="18"/>
+                <w:szCs w:val="24"/>
+                <w:lang w:val="en-US" w:eastAsia="en-US" w:bidi="ar-SA"/>
+              </w:rPr>
+              <w:t>podelu.org-structure</w:t>
+            </w:r>
+            <w:r>
+              <w:rPr>
+                <w:kern w:val="0"/>
+                <w:sz w:val="18"/>
+                <w:szCs w:val="24"/>
+                <w:lang w:val="en-US" w:eastAsia="en-US" w:bidi="ar-SA"/>
+              </w:rPr>
+              <w:t xml:space="preserve">, сотрудники </w:t>
+            </w:r>
+            <w:r>
+              <w:rPr>
+                <w:rStyle w:val="VerbatimChar"/>
+                <w:kern w:val="0"/>
+                <w:sz w:val="18"/>
+                <w:szCs w:val="24"/>
+                <w:lang w:val="en-US" w:eastAsia="en-US" w:bidi="ar-SA"/>
+              </w:rPr>
+              <w:t>podelu.employees</w:t>
+            </w:r>
+            <w:r>
+              <w:rPr>
+                <w:kern w:val="0"/>
+                <w:sz w:val="18"/>
+                <w:szCs w:val="24"/>
+                <w:lang w:val="en-US" w:eastAsia="en-US" w:bidi="ar-SA"/>
+              </w:rPr>
+              <w:t>, быстрый импорт CSV</w:t>
             </w:r>
           </w:p>
         </w:tc>
@@ -6809,7 +6885,7 @@
                 <w:szCs w:val="24"/>
                 <w:lang w:val="en-US" w:eastAsia="en-US" w:bidi="ar-SA"/>
               </w:rPr>
-              <w:t>calendar</w:t>
+              <w:t>directories</w:t>
             </w:r>
           </w:p>
         </w:tc>
@@ -6842,7 +6918,26 @@
                 <w:szCs w:val="24"/>
                 <w:lang w:val="en-US" w:eastAsia="en-US" w:bidi="ar-SA"/>
               </w:rPr>
-              <w:t>Производственный календарь: праздники ст. 112 и переносы выходных; правка кадровой службой</w:t>
+              <w:t xml:space="preserve">Подразделения (через </w:t>
+            </w:r>
+            <w:r>
+              <w:rPr>
+                <w:rStyle w:val="VerbatimChar"/>
+                <w:kern w:val="0"/>
+                <w:sz w:val="18"/>
+                <w:szCs w:val="24"/>
+                <w:lang w:val="en-US" w:eastAsia="en-US" w:bidi="ar-SA"/>
+              </w:rPr>
+              <w:t>OrgService</w:t>
+            </w:r>
+            <w:r>
+              <w:rPr>
+                <w:kern w:val="0"/>
+                <w:sz w:val="18"/>
+                <w:szCs w:val="24"/>
+                <w:lang w:val="en-US" w:eastAsia="en-US" w:bidi="ar-SA"/>
+              </w:rPr>
+              <w:t>), проекты, личные группы</w:t>
             </w:r>
           </w:p>
         </w:tc>
@@ -6879,7 +6974,7 @@
                 <w:szCs w:val="24"/>
                 <w:lang w:val="en-US" w:eastAsia="en-US" w:bidi="ar-SA"/>
               </w:rPr>
-              <w:t>imports</w:t>
+              <w:t>calendar</w:t>
             </w:r>
           </w:p>
         </w:tc>
@@ -6912,26 +7007,7 @@
                 <w:szCs w:val="24"/>
                 <w:lang w:val="en-US" w:eastAsia="en-US" w:bidi="ar-SA"/>
               </w:rPr>
-              <w:t xml:space="preserve">Импорт сотрудников и остатков из XLSX/CSV и JSON; </w:t>
-            </w:r>
-            <w:r>
-              <w:rPr>
-                <w:rStyle w:val="VerbatimChar"/>
-                <w:kern w:val="0"/>
-                <w:sz w:val="18"/>
-                <w:szCs w:val="24"/>
-                <w:lang w:val="en-US" w:eastAsia="en-US" w:bidi="ar-SA"/>
-              </w:rPr>
-              <w:t>plan.ts</w:t>
-            </w:r>
-            <w:r>
-              <w:rPr>
-                <w:kern w:val="0"/>
-                <w:sz w:val="18"/>
-                <w:szCs w:val="24"/>
-                <w:lang w:val="en-US" w:eastAsia="en-US" w:bidi="ar-SA"/>
-              </w:rPr>
-              <w:t xml:space="preserve"> — чистая функция плана</w:t>
+              <w:t>Производственный календарь: праздники ст. 112 и переносы выходных; правка кадровой службой</w:t>
             </w:r>
           </w:p>
         </w:tc>
@@ -6968,7 +7044,7 @@
                 <w:szCs w:val="24"/>
                 <w:lang w:val="en-US" w:eastAsia="en-US" w:bidi="ar-SA"/>
               </w:rPr>
-              <w:t>mail</w:t>
+              <w:t>imports</w:t>
             </w:r>
           </w:p>
         </w:tc>
@@ -7001,7 +7077,26 @@
                 <w:szCs w:val="24"/>
                 <w:lang w:val="en-US" w:eastAsia="en-US" w:bidi="ar-SA"/>
               </w:rPr>
-              <w:t>Письма о заявках (outbox в транзакции события), фоновая отправка с повторами, еженедельная сводка руководителям</w:t>
+              <w:t xml:space="preserve">Импорт сотрудников и остатков из XLSX/CSV и JSON; </w:t>
+            </w:r>
+            <w:r>
+              <w:rPr>
+                <w:rStyle w:val="VerbatimChar"/>
+                <w:kern w:val="0"/>
+                <w:sz w:val="18"/>
+                <w:szCs w:val="24"/>
+                <w:lang w:val="en-US" w:eastAsia="en-US" w:bidi="ar-SA"/>
+              </w:rPr>
+              <w:t>plan.ts</w:t>
+            </w:r>
+            <w:r>
+              <w:rPr>
+                <w:kern w:val="0"/>
+                <w:sz w:val="18"/>
+                <w:szCs w:val="24"/>
+                <w:lang w:val="en-US" w:eastAsia="en-US" w:bidi="ar-SA"/>
+              </w:rPr>
+              <w:t xml:space="preserve"> — чистая функция плана</w:t>
             </w:r>
           </w:p>
         </w:tc>
@@ -7038,6 +7133,76 @@
                 <w:szCs w:val="24"/>
                 <w:lang w:val="en-US" w:eastAsia="en-US" w:bidi="ar-SA"/>
               </w:rPr>
+              <w:t>mail</w:t>
+            </w:r>
+          </w:p>
+        </w:tc>
+        <w:tc>
+          <w:tcPr>
+            <w:tcW w:w="4680" w:type="dxa"/>
+            <w:tcBorders>
+              <w:top w:val="single" w:sz="4" w:space="0" w:color="D6DCEA"/>
+              <w:left w:val="single" w:sz="4" w:space="0" w:color="D6DCEA"/>
+              <w:bottom w:val="single" w:sz="4" w:space="0" w:color="D6DCEA"/>
+              <w:right w:val="single" w:sz="4" w:space="0" w:color="D6DCEA"/>
+            </w:tcBorders>
+          </w:tcPr>
+          <w:p>
+            <w:pPr>
+              <w:pStyle w:val="Compact"/>
+              <w:widowControl/>
+              <w:spacing w:before="36" w:after="40"/>
+              <w:jc w:val="left"/>
+              <w:rPr>
+                <w:kern w:val="0"/>
+                <w:szCs w:val="24"/>
+                <w:lang w:val="en-US" w:eastAsia="en-US" w:bidi="ar-SA"/>
+              </w:rPr>
+            </w:pPr>
+            <w:r>
+              <w:rPr>
+                <w:kern w:val="0"/>
+                <w:sz w:val="18"/>
+                <w:szCs w:val="24"/>
+                <w:lang w:val="en-US" w:eastAsia="en-US" w:bidi="ar-SA"/>
+              </w:rPr>
+              <w:t>Письма о заявках (outbox в транзакции события), фоновая отправка с повторами, еженедельная сводка руководителям</w:t>
+            </w:r>
+          </w:p>
+        </w:tc>
+      </w:tr>
+      <w:tr>
+        <w:trPr/>
+        <w:tc>
+          <w:tcPr>
+            <w:tcW w:w="4679" w:type="dxa"/>
+            <w:tcBorders>
+              <w:top w:val="single" w:sz="4" w:space="0" w:color="D6DCEA"/>
+              <w:left w:val="single" w:sz="4" w:space="0" w:color="D6DCEA"/>
+              <w:bottom w:val="single" w:sz="4" w:space="0" w:color="D6DCEA"/>
+              <w:right w:val="single" w:sz="4" w:space="0" w:color="D6DCEA"/>
+            </w:tcBorders>
+          </w:tcPr>
+          <w:p>
+            <w:pPr>
+              <w:pStyle w:val="Compact"/>
+              <w:widowControl/>
+              <w:spacing w:before="36" w:after="40"/>
+              <w:jc w:val="left"/>
+              <w:rPr>
+                <w:kern w:val="0"/>
+                <w:szCs w:val="24"/>
+                <w:lang w:val="en-US" w:eastAsia="en-US" w:bidi="ar-SA"/>
+              </w:rPr>
+            </w:pPr>
+            <w:r>
+              <w:rPr>
+                <w:rStyle w:val="VerbatimChar"/>
+                <w:kern w:val="0"/>
+                <w:sz w:val="18"/>
+                <w:szCs w:val="24"/>
+                <w:lang w:val="en-US" w:eastAsia="en-US" w:bidi="ar-SA"/>
+              </w:rPr>
               <w:t>settings</w:t>
             </w:r>
           </w:p>
@@ -7071,7 +7236,7 @@
                 <w:szCs w:val="24"/>
                 <w:lang w:val="en-US" w:eastAsia="en-US" w:bidi="ar-SA"/>
               </w:rPr>
-              <w:t>Правила организации: порог конфликта, политика лимита, норма дней, безопасность входа, срок эскалации, срок извещения, реквизиты и подписанты формы Т-7</w:t>
+              <w:t>Правила организации: порог конфликта, политика лимита, норма дней, безопасность входа, срок эскалации, срок извещения, реквизиты и подписанты формы Т-7, глубина и виды уровней структуры</w:t>
             </w:r>
           </w:p>
         </w:tc>
@@ -7568,7 +7733,7 @@
         <w:pStyle w:val="Heading2"/>
         <w:rPr/>
       </w:pPr>
-      <w:bookmarkStart w:id="23" w:name="__RefHeading___Toc5196_1804324697"/>
+      <w:bookmarkStart w:id="23" w:name="__RefHeading___Toc3805_3125385251"/>
       <w:bookmarkEnd w:id="23"/>
       <w:r>
         <w:rPr>
@@ -7998,7 +8163,7 @@
         <w:pStyle w:val="Heading2"/>
         <w:rPr/>
       </w:pPr>
-      <w:bookmarkStart w:id="24" w:name="__RefHeading___Toc5198_1804324697"/>
+      <w:bookmarkStart w:id="24" w:name="__RefHeading___Toc3807_3125385251"/>
       <w:bookmarkStart w:id="25" w:name="обработка-запроса"/>
       <w:bookmarkEnd w:id="24"/>
       <w:r>
@@ -8135,7 +8300,7 @@
         <w:pStyle w:val="Heading1"/>
         <w:rPr/>
       </w:pPr>
-      <w:bookmarkStart w:id="26" w:name="__RefHeading___Toc5200_1804324697"/>
+      <w:bookmarkStart w:id="26" w:name="__RefHeading___Toc3809_3125385251"/>
       <w:bookmarkStart w:id="27" w:name="клиентская-часть"/>
       <w:bookmarkEnd w:id="26"/>
       <w:r>
@@ -8820,7 +8985,76 @@
                 <w:szCs w:val="24"/>
                 <w:lang w:val="en-US" w:eastAsia="en-US" w:bidi="ar-SA"/>
               </w:rPr>
-              <w:t>Сотрудники (учётная запись: блокировка, сеансы, сброс пароля; замещение руководителя), справочники и производственный календарь, правила организации, журнал аудита и журнал входов</w:t>
+              <w:t>Сотрудники (учётная запись: блокировка, сеансы, сброс пароля; замещение руководителя), справочники (дерево подразделений) и производственный календарь, импорт и экспорт в форматах «По Делу», правила организации, журнал аудита и журнал входов</w:t>
+            </w:r>
+          </w:p>
+        </w:tc>
+      </w:tr>
+      <w:tr>
+        <w:trPr/>
+        <w:tc>
+          <w:tcPr>
+            <w:tcW w:w="4679" w:type="dxa"/>
+            <w:tcBorders>
+              <w:top w:val="single" w:sz="4" w:space="0" w:color="D6DCEA"/>
+              <w:left w:val="single" w:sz="4" w:space="0" w:color="D6DCEA"/>
+              <w:bottom w:val="single" w:sz="4" w:space="0" w:color="D6DCEA"/>
+              <w:right w:val="single" w:sz="4" w:space="0" w:color="D6DCEA"/>
+            </w:tcBorders>
+          </w:tcPr>
+          <w:p>
+            <w:pPr>
+              <w:pStyle w:val="Compact"/>
+              <w:widowControl/>
+              <w:spacing w:before="36" w:after="40"/>
+              <w:jc w:val="left"/>
+              <w:rPr>
+                <w:kern w:val="0"/>
+                <w:szCs w:val="24"/>
+                <w:lang w:val="en-US" w:eastAsia="en-US" w:bidi="ar-SA"/>
+              </w:rPr>
+            </w:pPr>
+            <w:r>
+              <w:rPr>
+                <w:kern w:val="0"/>
+                <w:sz w:val="18"/>
+                <w:szCs w:val="24"/>
+                <w:lang w:val="en-US" w:eastAsia="en-US" w:bidi="ar-SA"/>
+              </w:rPr>
+              <w:t>Руководство</w:t>
+            </w:r>
+          </w:p>
+        </w:tc>
+        <w:tc>
+          <w:tcPr>
+            <w:tcW w:w="4680" w:type="dxa"/>
+            <w:tcBorders>
+              <w:top w:val="single" w:sz="4" w:space="0" w:color="D6DCEA"/>
+              <w:left w:val="single" w:sz="4" w:space="0" w:color="D6DCEA"/>
+              <w:bottom w:val="single" w:sz="4" w:space="0" w:color="D6DCEA"/>
+              <w:right w:val="single" w:sz="4" w:space="0" w:color="D6DCEA"/>
+            </w:tcBorders>
+          </w:tcPr>
+          <w:p>
+            <w:pPr>
+              <w:pStyle w:val="Compact"/>
+              <w:widowControl/>
+              <w:spacing w:before="36" w:after="40"/>
+              <w:jc w:val="left"/>
+              <w:rPr>
+                <w:kern w:val="0"/>
+                <w:szCs w:val="24"/>
+                <w:lang w:val="en-US" w:eastAsia="en-US" w:bidi="ar-SA"/>
+              </w:rPr>
+            </w:pPr>
+            <w:r>
+              <w:rPr>
+                <w:kern w:val="0"/>
+                <w:sz w:val="18"/>
+                <w:szCs w:val="24"/>
+                <w:lang w:val="en-US" w:eastAsia="en-US" w:bidi="ar-SA"/>
+              </w:rPr>
+              <w:t>Руководства пользователя и администратора в приложении: оглавление, поиск, главы по ссылке, PDF; знак «?» на экранах ведёт к нужной главе</w:t>
             </w:r>
           </w:p>
         </w:tc>
@@ -8912,7 +9146,7 @@
         <w:pStyle w:val="Heading1"/>
         <w:rPr/>
       </w:pPr>
-      <w:bookmarkStart w:id="29" w:name="__RefHeading___Toc5202_1804324697"/>
+      <w:bookmarkStart w:id="29" w:name="__RefHeading___Toc3811_3125385251"/>
       <w:bookmarkStart w:id="30" w:name="модель-данных"/>
       <w:bookmarkEnd w:id="29"/>
       <w:r>
@@ -8952,7 +9186,7 @@
         <w:pStyle w:val="Heading2"/>
         <w:rPr/>
       </w:pPr>
-      <w:bookmarkStart w:id="31" w:name="__RefHeading___Toc5204_1804324697"/>
+      <w:bookmarkStart w:id="31" w:name="__RefHeading___Toc3813_3125385251"/>
       <w:bookmarkStart w:id="32" w:name="организация"/>
       <w:bookmarkEnd w:id="31"/>
       <w:r>
@@ -9030,7 +9264,7 @@
         <w:pStyle w:val="Heading2"/>
         <w:rPr/>
       </w:pPr>
-      <w:bookmarkStart w:id="34" w:name="__RefHeading___Toc5206_1804324697"/>
+      <w:bookmarkStart w:id="34" w:name="__RefHeading___Toc3815_3125385251"/>
       <w:bookmarkStart w:id="35" w:name="отпуска-и-режим-работы"/>
       <w:bookmarkEnd w:id="34"/>
       <w:r>
@@ -9108,7 +9342,7 @@
         <w:pStyle w:val="Heading2"/>
         <w:rPr/>
       </w:pPr>
-      <w:bookmarkStart w:id="37" w:name="__RefHeading___Toc5208_1804324697"/>
+      <w:bookmarkStart w:id="37" w:name="__RefHeading___Toc3817_3125385251"/>
       <w:bookmarkStart w:id="38" w:name="служебные-данные"/>
       <w:bookmarkEnd w:id="37"/>
       <w:r>
@@ -9186,7 +9420,7 @@
         <w:pStyle w:val="Heading2"/>
         <w:rPr/>
       </w:pPr>
-      <w:bookmarkStart w:id="40" w:name="__RefHeading___Toc5210_1804324697"/>
+      <w:bookmarkStart w:id="40" w:name="__RefHeading___Toc3819_3125385251"/>
       <w:bookmarkStart w:id="41" w:name="кадровый-учёт"/>
       <w:bookmarkEnd w:id="40"/>
       <w:r>
@@ -9264,7 +9498,7 @@
         <w:pStyle w:val="Heading2"/>
         <w:rPr/>
       </w:pPr>
-      <w:bookmarkStart w:id="43" w:name="__RefHeading___Toc5212_1804324697"/>
+      <w:bookmarkStart w:id="43" w:name="__RefHeading___Toc3821_3125385251"/>
       <w:bookmarkStart w:id="44" w:name="жизненный-цикл-заявки"/>
       <w:bookmarkEnd w:id="43"/>
       <w:r>
@@ -9344,7 +9578,7 @@
         <w:pStyle w:val="Heading1"/>
         <w:rPr/>
       </w:pPr>
-      <w:bookmarkStart w:id="47" w:name="__RefHeading___Toc5214_1804324697"/>
+      <w:bookmarkStart w:id="47" w:name="__RefHeading___Toc3823_3125385251"/>
       <w:bookmarkStart w:id="48" w:name="ключевые-сценарии"/>
       <w:bookmarkEnd w:id="47"/>
       <w:r>
@@ -9364,7 +9598,7 @@
         <w:pStyle w:val="Heading2"/>
         <w:rPr/>
       </w:pPr>
-      <w:bookmarkStart w:id="49" w:name="__RefHeading___Toc5216_1804324697"/>
+      <w:bookmarkStart w:id="49" w:name="__RefHeading___Toc3825_3125385251"/>
       <w:bookmarkStart w:id="50" w:name="вход-и-продление-сессии"/>
       <w:bookmarkEnd w:id="49"/>
       <w:r>
@@ -9442,7 +9676,7 @@
         <w:pStyle w:val="Heading2"/>
         <w:rPr/>
       </w:pPr>
-      <w:bookmarkStart w:id="52" w:name="__RefHeading___Toc5218_1804324697"/>
+      <w:bookmarkStart w:id="52" w:name="__RefHeading___Toc3827_3125385251"/>
       <w:bookmarkStart w:id="53" w:name="подача-заявки"/>
       <w:bookmarkEnd w:id="52"/>
       <w:r>
@@ -9520,7 +9754,7 @@
         <w:pStyle w:val="Heading2"/>
         <w:rPr/>
       </w:pPr>
-      <w:bookmarkStart w:id="55" w:name="__RefHeading___Toc5220_1804324697"/>
+      <w:bookmarkStart w:id="55" w:name="__RefHeading___Toc3829_3125385251"/>
       <w:bookmarkStart w:id="56" w:name="согласование-и-отклонение"/>
       <w:bookmarkEnd w:id="55"/>
       <w:r>
@@ -9598,7 +9832,7 @@
         <w:pStyle w:val="Heading2"/>
         <w:rPr/>
       </w:pPr>
-      <w:bookmarkStart w:id="58" w:name="__RefHeading___Toc5222_1804324697"/>
+      <w:bookmarkStart w:id="58" w:name="__RefHeading___Toc3831_3125385251"/>
       <w:bookmarkStart w:id="59" w:name="построение-графика"/>
       <w:bookmarkEnd w:id="58"/>
       <w:r>
@@ -9678,7 +9912,7 @@
         <w:pStyle w:val="Heading1"/>
         <w:rPr/>
       </w:pPr>
-      <w:bookmarkStart w:id="62" w:name="__RefHeading___Toc5224_1804324697"/>
+      <w:bookmarkStart w:id="62" w:name="__RefHeading___Toc3833_3125385251"/>
       <w:bookmarkStart w:id="63" w:name="безопасность"/>
       <w:bookmarkEnd w:id="62"/>
       <w:r>
@@ -9698,7 +9932,7 @@
         <w:pStyle w:val="Heading2"/>
         <w:rPr/>
       </w:pPr>
-      <w:bookmarkStart w:id="64" w:name="__RefHeading___Toc5226_1804324697"/>
+      <w:bookmarkStart w:id="64" w:name="__RefHeading___Toc3835_3125385251"/>
       <w:bookmarkEnd w:id="64"/>
       <w:r>
         <w:rPr>
@@ -11191,7 +11425,7 @@
         <w:pStyle w:val="Heading2"/>
         <w:rPr/>
       </w:pPr>
-      <w:bookmarkStart w:id="66" w:name="__RefHeading___Toc5228_1804324697"/>
+      <w:bookmarkStart w:id="66" w:name="__RefHeading___Toc3837_3125385251"/>
       <w:bookmarkEnd w:id="66"/>
       <w:r>
         <w:rPr>
@@ -11340,7 +11574,7 @@
         <w:pStyle w:val="Heading2"/>
         <w:rPr/>
       </w:pPr>
-      <w:bookmarkStart w:id="67" w:name="__RefHeading___Toc5230_1804324697"/>
+      <w:bookmarkStart w:id="67" w:name="__RefHeading___Toc3839_3125385251"/>
       <w:bookmarkStart w:id="68" w:name="модель-авторизации"/>
       <w:bookmarkEnd w:id="67"/>
       <w:r>
@@ -11911,7 +12145,7 @@
         <w:pStyle w:val="Heading2"/>
         <w:rPr/>
       </w:pPr>
-      <w:bookmarkStart w:id="69" w:name="__RefHeading___Toc5232_1804324697"/>
+      <w:bookmarkStart w:id="69" w:name="__RefHeading___Toc3841_3125385251"/>
       <w:bookmarkStart w:id="70" w:name="журналирование-и-аудит"/>
       <w:bookmarkEnd w:id="69"/>
       <w:r>
@@ -11982,7 +12216,7 @@
         <w:pStyle w:val="Heading2"/>
         <w:rPr/>
       </w:pPr>
-      <w:bookmarkStart w:id="71" w:name="__RefHeading___Toc5234_1804324697"/>
+      <w:bookmarkStart w:id="71" w:name="__RefHeading___Toc3843_3125385251"/>
       <w:bookmarkStart w:id="72" w:name="чек-лист-безопасности"/>
       <w:bookmarkEnd w:id="71"/>
       <w:r>
@@ -14890,7 +15124,7 @@
         <w:pStyle w:val="Heading1"/>
         <w:rPr/>
       </w:pPr>
-      <w:bookmarkStart w:id="73" w:name="__RefHeading___Toc5236_1804324697"/>
+      <w:bookmarkStart w:id="73" w:name="__RefHeading___Toc3845_3125385251"/>
       <w:bookmarkEnd w:id="73"/>
       <w:r>
         <w:rPr>
@@ -15600,7 +15834,7 @@
         <w:pStyle w:val="Heading1"/>
         <w:rPr/>
       </w:pPr>
-      <w:bookmarkStart w:id="75" w:name="__RefHeading___Toc5238_1804324697"/>
+      <w:bookmarkStart w:id="75" w:name="__RefHeading___Toc3847_3125385251"/>
       <w:bookmarkEnd w:id="75"/>
       <w:r>
         <w:rPr>
@@ -16569,7 +16803,7 @@
         <w:pStyle w:val="Heading1"/>
         <w:rPr/>
       </w:pPr>
-      <w:bookmarkStart w:id="76" w:name="__RefHeading___Toc5240_1804324697"/>
+      <w:bookmarkStart w:id="76" w:name="__RefHeading___Toc3849_3125385251"/>
       <w:bookmarkEnd w:id="76"/>
       <w:r>
         <w:rPr>
@@ -17168,7 +17402,7 @@
         <w:pStyle w:val="Heading1"/>
         <w:rPr/>
       </w:pPr>
-      <w:bookmarkStart w:id="77" w:name="__RefHeading___Toc5242_1804324697"/>
+      <w:bookmarkStart w:id="77" w:name="__RefHeading___Toc3851_3125385251"/>
       <w:bookmarkEnd w:id="77"/>
       <w:r>
         <w:rPr>
@@ -18900,7 +19134,7 @@
         <w:pStyle w:val="Heading1"/>
         <w:rPr/>
       </w:pPr>
-      <w:bookmarkStart w:id="78" w:name="__RefHeading___Toc5244_1804324697"/>
+      <w:bookmarkStart w:id="78" w:name="__RefHeading___Toc3853_3125385251"/>
       <w:bookmarkEnd w:id="78"/>
       <w:r>
         <w:rPr>
@@ -19685,6 +19919,108 @@
             </w:pPr>
             <w:r>
               <w:rPr>
+                <w:kern w:val="0"/>
+                <w:sz w:val="18"/>
+                <w:szCs w:val="24"/>
+                <w:lang w:val="en-US" w:eastAsia="en-US" w:bidi="ar-SA"/>
+              </w:rPr>
+              <w:t>v1.0.0</w:t>
+            </w:r>
+          </w:p>
+        </w:tc>
+        <w:tc>
+          <w:tcPr>
+            <w:tcW w:w="3120" w:type="dxa"/>
+            <w:tcBorders>
+              <w:top w:val="single" w:sz="4" w:space="0" w:color="D6DCEA"/>
+              <w:left w:val="single" w:sz="4" w:space="0" w:color="D6DCEA"/>
+              <w:bottom w:val="single" w:sz="4" w:space="0" w:color="D6DCEA"/>
+              <w:right w:val="single" w:sz="4" w:space="0" w:color="D6DCEA"/>
+            </w:tcBorders>
+          </w:tcPr>
+          <w:p>
+            <w:pPr>
+              <w:pStyle w:val="Compact"/>
+              <w:widowControl/>
+              <w:spacing w:before="36" w:after="40"/>
+              <w:jc w:val="left"/>
+              <w:rPr>
+                <w:kern w:val="0"/>
+                <w:szCs w:val="24"/>
+                <w:lang w:val="en-US" w:eastAsia="en-US" w:bidi="ar-SA"/>
+              </w:rPr>
+            </w:pPr>
+            <w:r>
+              <w:rPr>
+                <w:kern w:val="0"/>
+                <w:sz w:val="18"/>
+                <w:szCs w:val="24"/>
+                <w:lang w:val="en-US" w:eastAsia="en-US" w:bidi="ar-SA"/>
+              </w:rPr>
+              <w:t>Приёмка HR и ИБ; масштаб 1000–2000: модель рабочего дня, сайзинг, пики, длительная работа, отладка и узкие места; комплект для реестра российского ПО и регламенты эксплуатации</w:t>
+            </w:r>
+          </w:p>
+        </w:tc>
+        <w:tc>
+          <w:tcPr>
+            <w:tcW w:w="3120" w:type="dxa"/>
+            <w:tcBorders>
+              <w:top w:val="single" w:sz="4" w:space="0" w:color="D6DCEA"/>
+              <w:left w:val="single" w:sz="4" w:space="0" w:color="D6DCEA"/>
+              <w:bottom w:val="single" w:sz="4" w:space="0" w:color="D6DCEA"/>
+              <w:right w:val="single" w:sz="4" w:space="0" w:color="D6DCEA"/>
+            </w:tcBorders>
+          </w:tcPr>
+          <w:p>
+            <w:pPr>
+              <w:pStyle w:val="Compact"/>
+              <w:widowControl/>
+              <w:spacing w:before="36" w:after="40"/>
+              <w:jc w:val="left"/>
+              <w:rPr>
+                <w:kern w:val="0"/>
+                <w:szCs w:val="24"/>
+                <w:lang w:val="en-US" w:eastAsia="en-US" w:bidi="ar-SA"/>
+              </w:rPr>
+            </w:pPr>
+            <w:r>
+              <w:rPr>
+                <w:kern w:val="0"/>
+                <w:sz w:val="18"/>
+                <w:szCs w:val="24"/>
+                <w:lang w:val="en-US" w:eastAsia="en-US" w:bidi="ar-SA"/>
+              </w:rPr>
+              <w:t>выпущена</w:t>
+            </w:r>
+          </w:p>
+        </w:tc>
+      </w:tr>
+      <w:tr>
+        <w:trPr/>
+        <w:tc>
+          <w:tcPr>
+            <w:tcW w:w="3120" w:type="dxa"/>
+            <w:tcBorders>
+              <w:top w:val="single" w:sz="4" w:space="0" w:color="D6DCEA"/>
+              <w:left w:val="single" w:sz="4" w:space="0" w:color="D6DCEA"/>
+              <w:bottom w:val="single" w:sz="4" w:space="0" w:color="D6DCEA"/>
+              <w:right w:val="single" w:sz="4" w:space="0" w:color="D6DCEA"/>
+            </w:tcBorders>
+          </w:tcPr>
+          <w:p>
+            <w:pPr>
+              <w:pStyle w:val="Compact"/>
+              <w:widowControl/>
+              <w:spacing w:before="36" w:after="40"/>
+              <w:jc w:val="left"/>
+              <w:rPr>
+                <w:kern w:val="0"/>
+                <w:szCs w:val="24"/>
+                <w:lang w:val="en-US" w:eastAsia="en-US" w:bidi="ar-SA"/>
+              </w:rPr>
+            </w:pPr>
+            <w:r>
+              <w:rPr>
                 <w:b/>
                 <w:bCs/>
                 <w:kern w:val="0"/>
@@ -19692,7 +20028,7 @@
                 <w:szCs w:val="24"/>
                 <w:lang w:val="en-US" w:eastAsia="en-US" w:bidi="ar-SA"/>
               </w:rPr>
-              <w:t>v1.0.0</w:t>
+              <w:t>v1.1.0</w:t>
             </w:r>
           </w:p>
         </w:tc>
@@ -19725,7 +20061,7 @@
                 <w:szCs w:val="24"/>
                 <w:lang w:val="en-US" w:eastAsia="en-US" w:bidi="ar-SA"/>
               </w:rPr>
-              <w:t>Приёмка HR и ИБ; масштаб 1000–2000: модель рабочего дня, сайзинг, пики, длительная работа, отладка и узкие места; комплект для реестра российского ПО и регламенты эксплуатации</w:t>
+              <w:t>Единообразие с «По Делу»: дерево подразделений и правило руководителя, импорт и экспорт структуры и сотрудников в форматах «По Делу», руководство в приложении, ревизия интерфейса</w:t>
             </w:r>
           </w:p>
         </w:tc>
@@ -19759,6 +20095,108 @@
                 <w:lang w:val="en-US" w:eastAsia="en-US" w:bidi="ar-SA"/>
               </w:rPr>
               <w:t>выпущена</w:t>
+            </w:r>
+          </w:p>
+        </w:tc>
+      </w:tr>
+      <w:tr>
+        <w:trPr/>
+        <w:tc>
+          <w:tcPr>
+            <w:tcW w:w="3120" w:type="dxa"/>
+            <w:tcBorders>
+              <w:top w:val="single" w:sz="4" w:space="0" w:color="D6DCEA"/>
+              <w:left w:val="single" w:sz="4" w:space="0" w:color="D6DCEA"/>
+              <w:bottom w:val="single" w:sz="4" w:space="0" w:color="D6DCEA"/>
+              <w:right w:val="single" w:sz="4" w:space="0" w:color="D6DCEA"/>
+            </w:tcBorders>
+          </w:tcPr>
+          <w:p>
+            <w:pPr>
+              <w:pStyle w:val="Compact"/>
+              <w:widowControl/>
+              <w:spacing w:before="36" w:after="40"/>
+              <w:jc w:val="left"/>
+              <w:rPr>
+                <w:kern w:val="0"/>
+                <w:szCs w:val="24"/>
+                <w:lang w:val="en-US" w:eastAsia="en-US" w:bidi="ar-SA"/>
+              </w:rPr>
+            </w:pPr>
+            <w:r>
+              <w:rPr>
+                <w:kern w:val="0"/>
+                <w:sz w:val="18"/>
+                <w:szCs w:val="24"/>
+                <w:lang w:val="en-US" w:eastAsia="en-US" w:bidi="ar-SA"/>
+              </w:rPr>
+              <w:t>v1.2.0</w:t>
+            </w:r>
+          </w:p>
+        </w:tc>
+        <w:tc>
+          <w:tcPr>
+            <w:tcW w:w="3120" w:type="dxa"/>
+            <w:tcBorders>
+              <w:top w:val="single" w:sz="4" w:space="0" w:color="D6DCEA"/>
+              <w:left w:val="single" w:sz="4" w:space="0" w:color="D6DCEA"/>
+              <w:bottom w:val="single" w:sz="4" w:space="0" w:color="D6DCEA"/>
+              <w:right w:val="single" w:sz="4" w:space="0" w:color="D6DCEA"/>
+            </w:tcBorders>
+          </w:tcPr>
+          <w:p>
+            <w:pPr>
+              <w:pStyle w:val="Compact"/>
+              <w:widowControl/>
+              <w:spacing w:before="36" w:after="40"/>
+              <w:jc w:val="left"/>
+              <w:rPr>
+                <w:kern w:val="0"/>
+                <w:szCs w:val="24"/>
+                <w:lang w:val="en-US" w:eastAsia="en-US" w:bidi="ar-SA"/>
+              </w:rPr>
+            </w:pPr>
+            <w:r>
+              <w:rPr>
+                <w:kern w:val="0"/>
+                <w:sz w:val="18"/>
+                <w:szCs w:val="24"/>
+                <w:lang w:val="en-US" w:eastAsia="en-US" w:bidi="ar-SA"/>
+              </w:rPr>
+              <w:t>Синхронизация структуры с Active Directory</w:t>
+            </w:r>
+          </w:p>
+        </w:tc>
+        <w:tc>
+          <w:tcPr>
+            <w:tcW w:w="3120" w:type="dxa"/>
+            <w:tcBorders>
+              <w:top w:val="single" w:sz="4" w:space="0" w:color="D6DCEA"/>
+              <w:left w:val="single" w:sz="4" w:space="0" w:color="D6DCEA"/>
+              <w:bottom w:val="single" w:sz="4" w:space="0" w:color="D6DCEA"/>
+              <w:right w:val="single" w:sz="4" w:space="0" w:color="D6DCEA"/>
+            </w:tcBorders>
+          </w:tcPr>
+          <w:p>
+            <w:pPr>
+              <w:pStyle w:val="Compact"/>
+              <w:widowControl/>
+              <w:spacing w:before="36" w:after="40"/>
+              <w:jc w:val="left"/>
+              <w:rPr>
+                <w:kern w:val="0"/>
+                <w:szCs w:val="24"/>
+                <w:lang w:val="en-US" w:eastAsia="en-US" w:bidi="ar-SA"/>
+              </w:rPr>
+            </w:pPr>
+            <w:r>
+              <w:rPr>
+                <w:kern w:val="0"/>
+                <w:sz w:val="18"/>
+                <w:szCs w:val="24"/>
+                <w:lang w:val="en-US" w:eastAsia="en-US" w:bidi="ar-SA"/>
+              </w:rPr>
+              <w:t>план</w:t>
             </w:r>
             <w:bookmarkStart w:id="79" w:name="план-развития"/>
             <w:bookmarkEnd w:id="79"/>
@@ -19810,7 +20248,7 @@
         <w:color w:val="8A92A6"/>
         <w:sz w:val="16"/>
       </w:rPr>
-      <w:t xml:space="preserve">Планировщик отпусков 1.0.0 · Описание архитектуры · стр. </w:t>
+      <w:t xml:space="preserve">Планировщик отпусков 1.1.0 · Описание архитектуры · стр. </w:t>
     </w:r>
     <w:r>
       <w:rPr/>
@@ -19826,7 +20264,7 @@
     </w:r>
     <w:r>
       <w:rPr/>
-      <w:t>38</w:t>
+      <w:t>39</w:t>
     </w:r>
     <w:r>
       <w:rPr/>
@@ -19849,7 +20287,7 @@
         <w:color w:val="8A92A6"/>
         <w:sz w:val="16"/>
       </w:rPr>
-      <w:t xml:space="preserve">Планировщик отпусков 1.0.0 · Описание архитектуры · стр. </w:t>
+      <w:t xml:space="preserve">Планировщик отпусков 1.1.0 · Описание архитектуры · стр. </w:t>
     </w:r>
     <w:r>
       <w:rPr/>
@@ -19865,7 +20303,7 @@
     </w:r>
     <w:r>
       <w:rPr/>
-      <w:t>38</w:t>
+      <w:t>39</w:t>
     </w:r>
     <w:r>
       <w:rPr/>
